--- a/Notes1.docx
+++ b/Notes1.docx
@@ -3194,43 +3194,7 @@
           <w:szCs w:val="24"/>
           <w:lang w:val="en-IN"/>
         </w:rPr>
-        <w:t>{Name: “</w:t>
-      </w:r>
-      <w:r>
-        <w:rPr>
-          <w:color w:val="000000" w:themeColor="text1"/>
-          <w:sz w:val="24"/>
-          <w:szCs w:val="24"/>
-          <w:lang w:val="en-IN"/>
-        </w:rPr>
-        <w:t>Sindhu</w:t>
-      </w:r>
-      <w:r>
-        <w:rPr>
-          <w:color w:val="000000" w:themeColor="text1"/>
-          <w:sz w:val="24"/>
-          <w:szCs w:val="24"/>
-          <w:lang w:val="en-IN"/>
-        </w:rPr>
-        <w:t>”, Age: 2</w:t>
-      </w:r>
-      <w:r>
-        <w:rPr>
-          <w:color w:val="000000" w:themeColor="text1"/>
-          <w:sz w:val="24"/>
-          <w:szCs w:val="24"/>
-          <w:lang w:val="en-IN"/>
-        </w:rPr>
-        <w:t>3</w:t>
-      </w:r>
-      <w:r>
-        <w:rPr>
-          <w:color w:val="000000" w:themeColor="text1"/>
-          <w:sz w:val="24"/>
-          <w:szCs w:val="24"/>
-          <w:lang w:val="en-IN"/>
-        </w:rPr>
-        <w:t xml:space="preserve">, Course: </w:t>
+        <w:t xml:space="preserve">{Name: “Sindhu”, Age: 23, Course: </w:t>
       </w:r>
       <w:r>
         <w:rPr>
@@ -3287,52 +3251,7 @@
           <w:szCs w:val="24"/>
           <w:lang w:val="en-IN"/>
         </w:rPr>
-        <w:t xml:space="preserve">                                             </w:t>
-      </w:r>
-      <w:r>
-        <w:rPr>
-          <w:color w:val="000000" w:themeColor="text1"/>
-          <w:sz w:val="24"/>
-          <w:szCs w:val="24"/>
-          <w:lang w:val="en-IN"/>
-        </w:rPr>
-        <w:t xml:space="preserve">  Persion</w:t>
-      </w:r>
-      <w:r>
-        <w:rPr>
-          <w:color w:val="000000" w:themeColor="text1"/>
-          <w:sz w:val="24"/>
-          <w:szCs w:val="24"/>
-          <w:lang w:val="en-IN"/>
-        </w:rPr>
-        <w:t>3</w:t>
-      </w:r>
-      <w:r>
-        <w:rPr>
-          <w:color w:val="000000" w:themeColor="text1"/>
-          <w:sz w:val="24"/>
-          <w:szCs w:val="24"/>
-          <w:lang w:val="en-IN"/>
-        </w:rPr>
-        <w:t>: {Name: “</w:t>
-      </w:r>
-      <w:r>
-        <w:rPr>
-          <w:color w:val="000000" w:themeColor="text1"/>
-          <w:sz w:val="24"/>
-          <w:szCs w:val="24"/>
-          <w:lang w:val="en-IN"/>
-        </w:rPr>
-        <w:t>Mouni</w:t>
-      </w:r>
-      <w:r>
-        <w:rPr>
-          <w:color w:val="000000" w:themeColor="text1"/>
-          <w:sz w:val="24"/>
-          <w:szCs w:val="24"/>
-          <w:lang w:val="en-IN"/>
-        </w:rPr>
-        <w:t xml:space="preserve">”, Age: 23, Course: </w:t>
+        <w:t xml:space="preserve">                                               Persion3: {Name: “Mouni”, Age: 23, Course: </w:t>
       </w:r>
       <w:r>
         <w:rPr>
@@ -3368,16 +3287,7 @@
           <w:szCs w:val="24"/>
           <w:lang w:val="en-IN"/>
         </w:rPr>
-        <w:t>}</w:t>
-      </w:r>
-      <w:r>
-        <w:rPr>
-          <w:color w:val="000000" w:themeColor="text1"/>
-          <w:sz w:val="24"/>
-          <w:szCs w:val="24"/>
-          <w:lang w:val="en-IN"/>
-        </w:rPr>
-        <w:t>};</w:t>
+        <w:t>}};</w:t>
       </w:r>
     </w:p>
     <w:p>
@@ -3555,6 +3465,423 @@
           </wp:inline>
         </w:drawing>
       </w:r>
+    </w:p>
+    <w:p>
+      <w:pPr>
+        <w:pStyle w:val="ListParagraph"/>
+        <w:jc w:val="both"/>
+        <w:rPr>
+          <w:color w:val="000000" w:themeColor="text1"/>
+          <w:sz w:val="24"/>
+          <w:szCs w:val="24"/>
+          <w:lang w:val="en-IN"/>
+        </w:rPr>
+      </w:pPr>
+    </w:p>
+    <w:p>
+      <w:pPr>
+        <w:pStyle w:val="ListParagraph"/>
+        <w:jc w:val="both"/>
+        <w:rPr>
+          <w:color w:val="000000" w:themeColor="text1"/>
+          <w:sz w:val="24"/>
+          <w:szCs w:val="24"/>
+          <w:lang w:val="en-IN"/>
+        </w:rPr>
+      </w:pPr>
+    </w:p>
+    <w:p>
+      <w:pPr>
+        <w:pStyle w:val="ListParagraph"/>
+        <w:jc w:val="both"/>
+        <w:rPr>
+          <w:color w:val="000000" w:themeColor="text1"/>
+          <w:sz w:val="24"/>
+          <w:szCs w:val="24"/>
+          <w:lang w:val="en-IN"/>
+        </w:rPr>
+      </w:pPr>
+    </w:p>
+    <w:p>
+      <w:pPr>
+        <w:pStyle w:val="ListParagraph"/>
+        <w:jc w:val="both"/>
+        <w:rPr>
+          <w:b/>
+          <w:bCs/>
+          <w:color w:val="000000" w:themeColor="text1"/>
+          <w:sz w:val="32"/>
+          <w:szCs w:val="32"/>
+          <w:u w:val="single"/>
+          <w:lang w:val="en-IN"/>
+        </w:rPr>
+      </w:pPr>
+      <w:r>
+        <w:rPr>
+          <w:b/>
+          <w:bCs/>
+          <w:color w:val="000000" w:themeColor="text1"/>
+          <w:sz w:val="32"/>
+          <w:szCs w:val="32"/>
+          <w:u w:val="single"/>
+          <w:lang w:val="en-IN"/>
+        </w:rPr>
+        <w:t>19/05/2025</w:t>
+      </w:r>
+    </w:p>
+    <w:p>
+      <w:pPr>
+        <w:pStyle w:val="ListParagraph"/>
+        <w:jc w:val="both"/>
+        <w:rPr>
+          <w:b/>
+          <w:bCs/>
+          <w:color w:val="000000" w:themeColor="text1"/>
+          <w:sz w:val="32"/>
+          <w:szCs w:val="32"/>
+          <w:u w:val="single"/>
+          <w:lang w:val="en-IN"/>
+        </w:rPr>
+      </w:pPr>
+    </w:p>
+    <w:p>
+      <w:pPr>
+        <w:pStyle w:val="ListParagraph"/>
+        <w:jc w:val="both"/>
+        <w:rPr>
+          <w:b/>
+          <w:bCs/>
+          <w:color w:val="000000" w:themeColor="text1"/>
+          <w:sz w:val="28"/>
+          <w:szCs w:val="28"/>
+          <w:lang w:val="en-IN"/>
+        </w:rPr>
+      </w:pPr>
+      <w:r>
+        <w:rPr>
+          <w:b/>
+          <w:bCs/>
+          <w:color w:val="000000" w:themeColor="text1"/>
+          <w:sz w:val="28"/>
+          <w:szCs w:val="28"/>
+          <w:lang w:val="en-IN"/>
+        </w:rPr>
+        <w:t>Function</w:t>
+      </w:r>
+      <w:r>
+        <w:rPr>
+          <w:b/>
+          <w:bCs/>
+          <w:color w:val="000000" w:themeColor="text1"/>
+          <w:sz w:val="28"/>
+          <w:szCs w:val="28"/>
+          <w:lang w:val="en-IN"/>
+        </w:rPr>
+        <w:t>:</w:t>
+      </w:r>
+    </w:p>
+    <w:p>
+      <w:pPr>
+        <w:pStyle w:val="ListParagraph"/>
+        <w:jc w:val="both"/>
+        <w:rPr>
+          <w:b/>
+          <w:bCs/>
+          <w:color w:val="000000" w:themeColor="text1"/>
+          <w:sz w:val="28"/>
+          <w:szCs w:val="28"/>
+          <w:lang w:val="en-IN"/>
+        </w:rPr>
+      </w:pPr>
+    </w:p>
+    <w:p>
+      <w:pPr>
+        <w:pStyle w:val="ListParagraph"/>
+        <w:jc w:val="both"/>
+        <w:rPr>
+          <w:b/>
+          <w:bCs/>
+          <w:color w:val="000000" w:themeColor="text1"/>
+          <w:sz w:val="28"/>
+          <w:szCs w:val="28"/>
+          <w:lang w:val="en-IN"/>
+        </w:rPr>
+      </w:pPr>
+      <w:r>
+        <w:rPr>
+          <w:noProof/>
+        </w:rPr>
+        <w:drawing>
+          <wp:inline distT="0" distB="0" distL="0" distR="0" wp14:anchorId="08E64F94" wp14:editId="5DC7698B">
+            <wp:extent cx="5433060" cy="3870960"/>
+            <wp:effectExtent l="0" t="0" r="0" b="0"/>
+            <wp:docPr id="782941555" name="Picture 1"/>
+            <wp:cNvGraphicFramePr>
+              <a:graphicFrameLocks xmlns:a="http://schemas.openxmlformats.org/drawingml/2006/main" noChangeAspect="1"/>
+            </wp:cNvGraphicFramePr>
+            <a:graphic xmlns:a="http://schemas.openxmlformats.org/drawingml/2006/main">
+              <a:graphicData uri="http://schemas.openxmlformats.org/drawingml/2006/picture">
+                <pic:pic xmlns:pic="http://schemas.openxmlformats.org/drawingml/2006/picture">
+                  <pic:nvPicPr>
+                    <pic:cNvPr id="0" name="Picture 1"/>
+                    <pic:cNvPicPr>
+                      <a:picLocks noChangeAspect="1" noChangeArrowheads="1"/>
+                    </pic:cNvPicPr>
+                  </pic:nvPicPr>
+                  <pic:blipFill>
+                    <a:blip r:embed="rId10">
+                      <a:extLst>
+                        <a:ext uri="{28A0092B-C50C-407E-A947-70E740481C1C}">
+                          <a14:useLocalDpi xmlns:a14="http://schemas.microsoft.com/office/drawing/2010/main" val="0"/>
+                        </a:ext>
+                      </a:extLst>
+                    </a:blip>
+                    <a:srcRect/>
+                    <a:stretch>
+                      <a:fillRect/>
+                    </a:stretch>
+                  </pic:blipFill>
+                  <pic:spPr bwMode="auto">
+                    <a:xfrm>
+                      <a:off x="0" y="0"/>
+                      <a:ext cx="5433060" cy="3870960"/>
+                    </a:xfrm>
+                    <a:prstGeom prst="rect">
+                      <a:avLst/>
+                    </a:prstGeom>
+                    <a:noFill/>
+                    <a:ln>
+                      <a:noFill/>
+                    </a:ln>
+                  </pic:spPr>
+                </pic:pic>
+              </a:graphicData>
+            </a:graphic>
+          </wp:inline>
+        </w:drawing>
+      </w:r>
+    </w:p>
+    <w:p>
+      <w:pPr>
+        <w:pStyle w:val="ListParagraph"/>
+        <w:jc w:val="both"/>
+        <w:rPr>
+          <w:b/>
+          <w:bCs/>
+          <w:color w:val="000000" w:themeColor="text1"/>
+          <w:sz w:val="28"/>
+          <w:szCs w:val="28"/>
+          <w:lang w:val="en-IN"/>
+        </w:rPr>
+      </w:pPr>
+    </w:p>
+    <w:p>
+      <w:pPr>
+        <w:pStyle w:val="ListParagraph"/>
+        <w:jc w:val="both"/>
+        <w:rPr>
+          <w:b/>
+          <w:bCs/>
+          <w:color w:val="000000" w:themeColor="text1"/>
+          <w:sz w:val="28"/>
+          <w:szCs w:val="28"/>
+          <w:lang w:val="en-IN"/>
+        </w:rPr>
+      </w:pPr>
+      <w:r>
+        <w:rPr>
+          <w:b/>
+          <w:bCs/>
+          <w:color w:val="000000" w:themeColor="text1"/>
+          <w:sz w:val="28"/>
+          <w:szCs w:val="28"/>
+          <w:lang w:val="en-IN"/>
+        </w:rPr>
+        <w:lastRenderedPageBreak/>
+        <w:t>Example:</w:t>
+      </w:r>
+    </w:p>
+    <w:p>
+      <w:pPr>
+        <w:jc w:val="both"/>
+        <w:rPr>
+          <w:color w:val="000000" w:themeColor="text1"/>
+          <w:sz w:val="28"/>
+          <w:szCs w:val="28"/>
+          <w:lang w:val="en-IN"/>
+        </w:rPr>
+      </w:pPr>
+      <w:r>
+        <w:rPr>
+          <w:b/>
+          <w:bCs/>
+          <w:color w:val="000000" w:themeColor="text1"/>
+          <w:sz w:val="28"/>
+          <w:szCs w:val="28"/>
+          <w:lang w:val="en-IN"/>
+        </w:rPr>
+        <w:t xml:space="preserve">                      </w:t>
+      </w:r>
+      <w:r>
+        <w:rPr>
+          <w:color w:val="000000" w:themeColor="text1"/>
+          <w:sz w:val="28"/>
+          <w:szCs w:val="28"/>
+          <w:lang w:val="en-IN"/>
+        </w:rPr>
+        <w:t>Function</w:t>
+      </w:r>
+      <w:r>
+        <w:rPr>
+          <w:color w:val="000000" w:themeColor="text1"/>
+          <w:sz w:val="28"/>
+          <w:szCs w:val="28"/>
+          <w:lang w:val="en-IN"/>
+        </w:rPr>
+        <w:t xml:space="preserve"> studentDetails() {</w:t>
+      </w:r>
+    </w:p>
+    <w:p>
+      <w:pPr>
+        <w:jc w:val="both"/>
+        <w:rPr>
+          <w:color w:val="000000" w:themeColor="text1"/>
+          <w:sz w:val="28"/>
+          <w:szCs w:val="28"/>
+          <w:lang w:val="en-IN"/>
+        </w:rPr>
+      </w:pPr>
+      <w:r>
+        <w:rPr>
+          <w:color w:val="000000" w:themeColor="text1"/>
+          <w:sz w:val="28"/>
+          <w:szCs w:val="28"/>
+          <w:lang w:val="en-IN"/>
+        </w:rPr>
+        <w:t xml:space="preserve">                                       studentName = “Swapna”;</w:t>
+      </w:r>
+    </w:p>
+    <w:p>
+      <w:pPr>
+        <w:jc w:val="both"/>
+        <w:rPr>
+          <w:color w:val="000000" w:themeColor="text1"/>
+          <w:sz w:val="28"/>
+          <w:szCs w:val="28"/>
+          <w:lang w:val="en-IN"/>
+        </w:rPr>
+      </w:pPr>
+      <w:r>
+        <w:rPr>
+          <w:color w:val="000000" w:themeColor="text1"/>
+          <w:sz w:val="28"/>
+          <w:szCs w:val="28"/>
+          <w:lang w:val="en-IN"/>
+        </w:rPr>
+        <w:t xml:space="preserve">                                       console.log(studentName);</w:t>
+      </w:r>
+    </w:p>
+    <w:p>
+      <w:pPr>
+        <w:jc w:val="both"/>
+        <w:rPr>
+          <w:color w:val="000000" w:themeColor="text1"/>
+          <w:sz w:val="28"/>
+          <w:szCs w:val="28"/>
+          <w:lang w:val="en-IN"/>
+        </w:rPr>
+      </w:pPr>
+      <w:r>
+        <w:rPr>
+          <w:color w:val="000000" w:themeColor="text1"/>
+          <w:sz w:val="28"/>
+          <w:szCs w:val="28"/>
+          <w:lang w:val="en-IN"/>
+        </w:rPr>
+        <w:t xml:space="preserve">                                       studentId = 484;</w:t>
+      </w:r>
+    </w:p>
+    <w:p>
+      <w:pPr>
+        <w:jc w:val="both"/>
+        <w:rPr>
+          <w:color w:val="000000" w:themeColor="text1"/>
+          <w:sz w:val="28"/>
+          <w:szCs w:val="28"/>
+          <w:lang w:val="en-IN"/>
+        </w:rPr>
+      </w:pPr>
+      <w:r>
+        <w:rPr>
+          <w:color w:val="000000" w:themeColor="text1"/>
+          <w:sz w:val="28"/>
+          <w:szCs w:val="28"/>
+          <w:lang w:val="en-IN"/>
+        </w:rPr>
+        <w:t xml:space="preserve">                                       console.Id(studentId);</w:t>
+      </w:r>
+    </w:p>
+    <w:p>
+      <w:pPr>
+        <w:jc w:val="both"/>
+        <w:rPr>
+          <w:color w:val="000000" w:themeColor="text1"/>
+          <w:sz w:val="28"/>
+          <w:szCs w:val="28"/>
+          <w:lang w:val="en-IN"/>
+        </w:rPr>
+      </w:pPr>
+      <w:r>
+        <w:rPr>
+          <w:color w:val="000000" w:themeColor="text1"/>
+          <w:sz w:val="28"/>
+          <w:szCs w:val="28"/>
+          <w:lang w:val="en-IN"/>
+        </w:rPr>
+        <w:t xml:space="preserve">                       }</w:t>
+      </w:r>
+    </w:p>
+    <w:p>
+      <w:pPr>
+        <w:jc w:val="both"/>
+        <w:rPr>
+          <w:color w:val="000000" w:themeColor="text1"/>
+          <w:sz w:val="28"/>
+          <w:szCs w:val="28"/>
+          <w:lang w:val="en-IN"/>
+        </w:rPr>
+      </w:pPr>
+      <w:r>
+        <w:rPr>
+          <w:color w:val="000000" w:themeColor="text1"/>
+          <w:sz w:val="28"/>
+          <w:szCs w:val="28"/>
+          <w:lang w:val="en-IN"/>
+        </w:rPr>
+        <w:t xml:space="preserve">                         studentDetails</w:t>
+      </w:r>
+      <w:r>
+        <w:rPr>
+          <w:color w:val="000000" w:themeColor="text1"/>
+          <w:sz w:val="28"/>
+          <w:szCs w:val="28"/>
+          <w:lang w:val="en-IN"/>
+        </w:rPr>
+        <w:t>();</w:t>
+      </w:r>
+    </w:p>
+    <w:p>
+      <w:pPr>
+        <w:jc w:val="both"/>
+        <w:rPr>
+          <w:b/>
+          <w:bCs/>
+          <w:color w:val="000000" w:themeColor="text1"/>
+          <w:sz w:val="28"/>
+          <w:szCs w:val="28"/>
+          <w:lang w:val="en-IN"/>
+        </w:rPr>
+      </w:pPr>
     </w:p>
     <w:sectPr>
       <w:pgSz w:w="11906" w:h="16838"/>
@@ -4387,6 +4714,7 @@
   <w:style w:type="character" w:default="1" w:styleId="DefaultParagraphFont">
     <w:name w:val="Default Paragraph Font"/>
     <w:uiPriority w:val="1"/>
+    <w:semiHidden/>
     <w:unhideWhenUsed/>
   </w:style>
   <w:style w:type="table" w:default="1" w:styleId="TableNormal">

--- a/Notes1.docx
+++ b/Notes1.docx
@@ -5,6 +5,7 @@
     <w:p>
       <w:pPr>
         <w:rPr>
+          <w:rFonts w:ascii="Times New Roman" w:hAnsi="Times New Roman" w:cs="Times New Roman"/>
           <w:color w:val="000000" w:themeColor="text1"/>
           <w:sz w:val="40"/>
           <w:szCs w:val="40"/>
@@ -33,6 +34,7 @@
       </w:r>
       <w:r>
         <w:rPr>
+          <w:rFonts w:ascii="Times New Roman" w:hAnsi="Times New Roman" w:cs="Times New Roman"/>
           <w:b/>
           <w:bCs/>
           <w:color w:val="000000" w:themeColor="text1"/>
@@ -47,6 +49,7 @@
     <w:p>
       <w:pPr>
         <w:rPr>
+          <w:rFonts w:ascii="Times New Roman" w:hAnsi="Times New Roman" w:cs="Times New Roman"/>
           <w:color w:val="000000" w:themeColor="text1"/>
           <w:sz w:val="32"/>
           <w:szCs w:val="32"/>
@@ -58,6 +61,7 @@
     <w:p>
       <w:pPr>
         <w:rPr>
+          <w:rFonts w:ascii="Times New Roman" w:hAnsi="Times New Roman" w:cs="Times New Roman"/>
           <w:color w:val="000000" w:themeColor="text1"/>
           <w:sz w:val="32"/>
           <w:szCs w:val="32"/>
@@ -67,6 +71,7 @@
       </w:pPr>
       <w:r>
         <w:rPr>
+          <w:rFonts w:ascii="Times New Roman" w:hAnsi="Times New Roman" w:cs="Times New Roman"/>
           <w:b/>
           <w:bCs/>
           <w:color w:val="000000" w:themeColor="text1"/>
@@ -81,6 +86,7 @@
     <w:p>
       <w:pPr>
         <w:rPr>
+          <w:rFonts w:ascii="Times New Roman" w:hAnsi="Times New Roman" w:cs="Times New Roman"/>
           <w:color w:val="000000" w:themeColor="text1"/>
           <w:lang w:val="en-IN"/>
         </w:rPr>
@@ -139,8 +145,9 @@
           <w:sz w:val="24"/>
           <w:szCs w:val="24"/>
         </w:rPr>
-        <w:t xml:space="preserve"> is a</w:t>
-      </w:r>
+        <w:t xml:space="preserve"> is </w:t>
+      </w:r>
+      <w:proofErr w:type="gramStart"/>
       <w:r>
         <w:rPr>
           <w:rFonts w:ascii="Times New Roman" w:eastAsia="SimSun" w:hAnsi="Times New Roman" w:cs="Times New Roman"/>
@@ -148,6 +155,16 @@
           <w:sz w:val="24"/>
           <w:szCs w:val="24"/>
         </w:rPr>
+        <w:t>a</w:t>
+      </w:r>
+      <w:proofErr w:type="gramEnd"/>
+      <w:r>
+        <w:rPr>
+          <w:rFonts w:ascii="Times New Roman" w:eastAsia="SimSun" w:hAnsi="Times New Roman" w:cs="Times New Roman"/>
+          <w:color w:val="000000" w:themeColor="text1"/>
+          <w:sz w:val="24"/>
+          <w:szCs w:val="24"/>
+        </w:rPr>
         <w:t xml:space="preserve"> </w:t>
       </w:r>
       <w:r>
@@ -234,16 +251,7 @@
           <w:sz w:val="24"/>
           <w:szCs w:val="24"/>
         </w:rPr>
-        <w:t xml:space="preserve">       </w:t>
-      </w:r>
-      <w:r>
-        <w:rPr>
-          <w:rFonts w:ascii="Times New Roman" w:hAnsi="Times New Roman" w:cs="Times New Roman"/>
-          <w:color w:val="000000" w:themeColor="text1"/>
-          <w:sz w:val="24"/>
-          <w:szCs w:val="24"/>
-        </w:rPr>
-        <w:t>In JavaScript, the console is used to display messages, debug code, and log information to the browser's developer console.</w:t>
+        <w:t xml:space="preserve">       In JavaScript, the console is used to display messages, debug code, and log information to the browser's developer console.</w:t>
       </w:r>
     </w:p>
     <w:p>
@@ -275,8 +283,19 @@
           <w:sz w:val="24"/>
           <w:szCs w:val="24"/>
         </w:rPr>
-        <w:t>The console.log(</w:t>
-      </w:r>
+        <w:t xml:space="preserve">The </w:t>
+      </w:r>
+      <w:proofErr w:type="gramStart"/>
+      <w:r>
+        <w:rPr>
+          <w:rFonts w:ascii="Times New Roman" w:hAnsi="Times New Roman" w:cs="Times New Roman"/>
+          <w:color w:val="000000" w:themeColor="text1"/>
+          <w:sz w:val="24"/>
+          <w:szCs w:val="24"/>
+        </w:rPr>
+        <w:t>console.log(</w:t>
+      </w:r>
+      <w:proofErr w:type="gramEnd"/>
       <w:r>
         <w:rPr>
           <w:rFonts w:ascii="Times New Roman" w:hAnsi="Times New Roman" w:cs="Times New Roman"/>
@@ -319,20 +338,22 @@
           <w:szCs w:val="24"/>
           <w:lang w:val="en-IN"/>
         </w:rPr>
-        <w:t xml:space="preserve">      </w:t>
-      </w:r>
-      <w:r>
-        <w:rPr>
-          <w:rFonts w:ascii="Times New Roman" w:hAnsi="Times New Roman" w:cs="Times New Roman"/>
-          <w:b/>
-          <w:bCs/>
-          <w:color w:val="000000" w:themeColor="text1"/>
-          <w:sz w:val="24"/>
-          <w:szCs w:val="24"/>
-          <w:lang w:val="en-IN"/>
-        </w:rPr>
-        <w:t>Uses of console.log(</w:t>
-      </w:r>
+        <w:t xml:space="preserve">      Uses of </w:t>
+      </w:r>
+      <w:proofErr w:type="gramStart"/>
+      <w:r>
+        <w:rPr>
+          <w:rFonts w:ascii="Times New Roman" w:hAnsi="Times New Roman" w:cs="Times New Roman"/>
+          <w:b/>
+          <w:bCs/>
+          <w:color w:val="000000" w:themeColor="text1"/>
+          <w:sz w:val="24"/>
+          <w:szCs w:val="24"/>
+          <w:lang w:val="en-IN"/>
+        </w:rPr>
+        <w:t>console.log(</w:t>
+      </w:r>
+      <w:proofErr w:type="gramEnd"/>
       <w:r>
         <w:rPr>
           <w:rFonts w:ascii="Times New Roman" w:hAnsi="Times New Roman" w:cs="Times New Roman"/>
@@ -575,7 +596,29 @@
           <w:szCs w:val="24"/>
           <w:lang w:val="en-IN"/>
         </w:rPr>
-        <w:t xml:space="preserve">          Console.log(“Hello World”)</w:t>
+        <w:t xml:space="preserve">          </w:t>
+      </w:r>
+      <w:proofErr w:type="gramStart"/>
+      <w:r>
+        <w:rPr>
+          <w:rFonts w:ascii="Times New Roman" w:hAnsi="Times New Roman" w:cs="Times New Roman"/>
+          <w:color w:val="000000" w:themeColor="text1"/>
+          <w:sz w:val="24"/>
+          <w:szCs w:val="24"/>
+          <w:lang w:val="en-IN"/>
+        </w:rPr>
+        <w:t>Console.log(</w:t>
+      </w:r>
+      <w:proofErr w:type="gramEnd"/>
+      <w:r>
+        <w:rPr>
+          <w:rFonts w:ascii="Times New Roman" w:hAnsi="Times New Roman" w:cs="Times New Roman"/>
+          <w:color w:val="000000" w:themeColor="text1"/>
+          <w:sz w:val="24"/>
+          <w:szCs w:val="24"/>
+          <w:lang w:val="en-IN"/>
+        </w:rPr>
+        <w:t>“Hello World”)</w:t>
       </w:r>
       <w:r>
         <w:rPr>
@@ -653,16 +696,27 @@
           <w:sz w:val="24"/>
           <w:szCs w:val="24"/>
         </w:rPr>
-        <w:t xml:space="preserve">      </w:t>
-      </w:r>
-      <w:r>
-        <w:rPr>
-          <w:rFonts w:ascii="Times New Roman" w:hAnsi="Times New Roman" w:cs="Times New Roman"/>
-          <w:color w:val="000000" w:themeColor="text1"/>
-          <w:sz w:val="24"/>
-          <w:szCs w:val="24"/>
-        </w:rPr>
-        <w:t>The document.write() method in JavaScript is used to write text, HTML, or JavaScript code directly into the HTML document.</w:t>
+        <w:t xml:space="preserve">      The </w:t>
+      </w:r>
+      <w:proofErr w:type="gramStart"/>
+      <w:r>
+        <w:rPr>
+          <w:rFonts w:ascii="Times New Roman" w:hAnsi="Times New Roman" w:cs="Times New Roman"/>
+          <w:color w:val="000000" w:themeColor="text1"/>
+          <w:sz w:val="24"/>
+          <w:szCs w:val="24"/>
+        </w:rPr>
+        <w:t>document.write</w:t>
+      </w:r>
+      <w:proofErr w:type="gramEnd"/>
+      <w:r>
+        <w:rPr>
+          <w:rFonts w:ascii="Times New Roman" w:hAnsi="Times New Roman" w:cs="Times New Roman"/>
+          <w:color w:val="000000" w:themeColor="text1"/>
+          <w:sz w:val="24"/>
+          <w:szCs w:val="24"/>
+        </w:rPr>
+        <w:t>() method in JavaScript is used to write text, HTML, or JavaScript code directly into the HTML document.</w:t>
       </w:r>
     </w:p>
     <w:p>
@@ -829,6 +883,7 @@
       </w:pPr>
       <w:r>
         <w:rPr>
+          <w:rFonts w:ascii="Times New Roman" w:hAnsi="Times New Roman" w:cs="Times New Roman"/>
           <w:noProof/>
         </w:rPr>
         <w:drawing>
@@ -1096,47 +1151,61 @@
           <w:sz w:val="28"/>
           <w:szCs w:val="28"/>
         </w:rPr>
-        <w:t>Difference between var,let, and const</w:t>
-      </w:r>
-      <w:r>
-        <w:rPr>
-          <w:rFonts w:ascii="Times New Roman" w:hAnsi="Times New Roman" w:cs="Times New Roman"/>
-          <w:b/>
-          <w:bCs/>
-          <w:color w:val="000000" w:themeColor="text1"/>
-          <w:sz w:val="28"/>
-          <w:szCs w:val="28"/>
-        </w:rPr>
-        <w:t>:</w:t>
-      </w:r>
-    </w:p>
-    <w:p>
-      <w:pPr>
-        <w:jc w:val="both"/>
-        <w:rPr>
-          <w:rFonts w:ascii="Times New Roman" w:hAnsi="Times New Roman" w:cs="Times New Roman"/>
-          <w:b/>
-          <w:bCs/>
-          <w:color w:val="000000" w:themeColor="text1"/>
-          <w:sz w:val="28"/>
-          <w:szCs w:val="28"/>
-        </w:rPr>
-      </w:pPr>
-    </w:p>
-    <w:p>
-      <w:pPr>
-        <w:jc w:val="both"/>
-        <w:rPr>
-          <w:rFonts w:ascii="Times New Roman" w:hAnsi="Times New Roman" w:cs="Times New Roman"/>
-          <w:b/>
-          <w:bCs/>
-          <w:color w:val="000000" w:themeColor="text1"/>
-          <w:sz w:val="28"/>
-          <w:szCs w:val="28"/>
-        </w:rPr>
-      </w:pPr>
-      <w:r>
-        <w:rPr>
+        <w:t xml:space="preserve">Difference between </w:t>
+      </w:r>
+      <w:proofErr w:type="gramStart"/>
+      <w:r>
+        <w:rPr>
+          <w:rFonts w:ascii="Times New Roman" w:hAnsi="Times New Roman" w:cs="Times New Roman"/>
+          <w:b/>
+          <w:bCs/>
+          <w:color w:val="000000" w:themeColor="text1"/>
+          <w:sz w:val="28"/>
+          <w:szCs w:val="28"/>
+        </w:rPr>
+        <w:t>var,let</w:t>
+      </w:r>
+      <w:proofErr w:type="gramEnd"/>
+      <w:r>
+        <w:rPr>
+          <w:rFonts w:ascii="Times New Roman" w:hAnsi="Times New Roman" w:cs="Times New Roman"/>
+          <w:b/>
+          <w:bCs/>
+          <w:color w:val="000000" w:themeColor="text1"/>
+          <w:sz w:val="28"/>
+          <w:szCs w:val="28"/>
+        </w:rPr>
+        <w:t>, and const:</w:t>
+      </w:r>
+    </w:p>
+    <w:p>
+      <w:pPr>
+        <w:jc w:val="both"/>
+        <w:rPr>
+          <w:rFonts w:ascii="Times New Roman" w:hAnsi="Times New Roman" w:cs="Times New Roman"/>
+          <w:b/>
+          <w:bCs/>
+          <w:color w:val="000000" w:themeColor="text1"/>
+          <w:sz w:val="28"/>
+          <w:szCs w:val="28"/>
+        </w:rPr>
+      </w:pPr>
+    </w:p>
+    <w:p>
+      <w:pPr>
+        <w:jc w:val="both"/>
+        <w:rPr>
+          <w:rFonts w:ascii="Times New Roman" w:hAnsi="Times New Roman" w:cs="Times New Roman"/>
+          <w:b/>
+          <w:bCs/>
+          <w:color w:val="000000" w:themeColor="text1"/>
+          <w:sz w:val="28"/>
+          <w:szCs w:val="28"/>
+        </w:rPr>
+      </w:pPr>
+      <w:r>
+        <w:rPr>
+          <w:rFonts w:ascii="Times New Roman" w:hAnsi="Times New Roman" w:cs="Times New Roman"/>
           <w:noProof/>
         </w:rPr>
         <w:drawing>
@@ -1692,6 +1761,7 @@
       </w:pPr>
       <w:r>
         <w:rPr>
+          <w:rFonts w:ascii="Times New Roman" w:hAnsi="Times New Roman" w:cs="Times New Roman"/>
           <w:noProof/>
         </w:rPr>
         <w:drawing>
@@ -1830,6 +1900,9 @@
         <w:t>:</w:t>
       </w:r>
       <w:r>
+        <w:rPr>
+          <w:rFonts w:ascii="Times New Roman" w:hAnsi="Times New Roman" w:cs="Times New Roman"/>
+        </w:rPr>
         <w:t xml:space="preserve"> </w:t>
       </w:r>
       <w:r>
@@ -1920,6 +1993,7 @@
         </w:numPr>
         <w:jc w:val="both"/>
         <w:rPr>
+          <w:rFonts w:ascii="Times New Roman" w:hAnsi="Times New Roman" w:cs="Times New Roman"/>
           <w:b/>
           <w:bCs/>
           <w:color w:val="000000" w:themeColor="text1"/>
@@ -1952,6 +2026,7 @@
       </w:r>
       <w:r>
         <w:rPr>
+          <w:rFonts w:ascii="Times New Roman" w:hAnsi="Times New Roman" w:cs="Times New Roman"/>
           <w:color w:val="000000" w:themeColor="text1"/>
           <w:sz w:val="24"/>
           <w:szCs w:val="24"/>
@@ -1965,6 +2040,7 @@
         <w:pStyle w:val="ListParagraph"/>
         <w:jc w:val="both"/>
         <w:rPr>
+          <w:rFonts w:ascii="Times New Roman" w:hAnsi="Times New Roman" w:cs="Times New Roman"/>
           <w:color w:val="000000" w:themeColor="text1"/>
           <w:sz w:val="24"/>
           <w:szCs w:val="24"/>
@@ -1984,6 +2060,7 @@
       </w:r>
       <w:r>
         <w:rPr>
+          <w:rFonts w:ascii="Times New Roman" w:hAnsi="Times New Roman" w:cs="Times New Roman"/>
           <w:b/>
           <w:bCs/>
           <w:color w:val="000000" w:themeColor="text1"/>
@@ -1995,21 +2072,13 @@
       </w:r>
       <w:r>
         <w:rPr>
-          <w:color w:val="000000" w:themeColor="text1"/>
-          <w:sz w:val="24"/>
-          <w:szCs w:val="24"/>
-          <w:lang w:val="en-IN"/>
-        </w:rPr>
-        <w:t>let name = “swapna”</w:t>
-      </w:r>
-      <w:r>
-        <w:rPr>
-          <w:color w:val="000000" w:themeColor="text1"/>
-          <w:sz w:val="24"/>
-          <w:szCs w:val="24"/>
-          <w:lang w:val="en-IN"/>
-        </w:rPr>
-        <w:t>;</w:t>
+          <w:rFonts w:ascii="Times New Roman" w:hAnsi="Times New Roman" w:cs="Times New Roman"/>
+          <w:color w:val="000000" w:themeColor="text1"/>
+          <w:sz w:val="24"/>
+          <w:szCs w:val="24"/>
+          <w:lang w:val="en-IN"/>
+        </w:rPr>
+        <w:t>let name = “swapna”;</w:t>
       </w:r>
     </w:p>
     <w:p>
@@ -2017,6 +2086,7 @@
         <w:pStyle w:val="ListParagraph"/>
         <w:jc w:val="both"/>
         <w:rPr>
+          <w:rFonts w:ascii="Times New Roman" w:hAnsi="Times New Roman" w:cs="Times New Roman"/>
           <w:color w:val="000000" w:themeColor="text1"/>
           <w:sz w:val="24"/>
           <w:szCs w:val="24"/>
@@ -2045,6 +2115,7 @@
       </w:r>
       <w:r>
         <w:rPr>
+          <w:rFonts w:ascii="Times New Roman" w:hAnsi="Times New Roman" w:cs="Times New Roman"/>
           <w:color w:val="000000" w:themeColor="text1"/>
           <w:sz w:val="24"/>
           <w:szCs w:val="24"/>
@@ -2062,14 +2133,16 @@
         </w:numPr>
         <w:jc w:val="both"/>
         <w:rPr>
-          <w:color w:val="000000" w:themeColor="text1"/>
-          <w:sz w:val="24"/>
-          <w:szCs w:val="24"/>
-          <w:lang w:val="en-IN"/>
-        </w:rPr>
-      </w:pPr>
-      <w:r>
-        <w:rPr>
+          <w:rFonts w:ascii="Times New Roman" w:hAnsi="Times New Roman" w:cs="Times New Roman"/>
+          <w:color w:val="000000" w:themeColor="text1"/>
+          <w:sz w:val="24"/>
+          <w:szCs w:val="24"/>
+          <w:lang w:val="en-IN"/>
+        </w:rPr>
+      </w:pPr>
+      <w:r>
+        <w:rPr>
+          <w:rFonts w:ascii="Times New Roman" w:hAnsi="Times New Roman" w:cs="Times New Roman"/>
           <w:b/>
           <w:bCs/>
           <w:color w:val="000000" w:themeColor="text1"/>
@@ -2081,21 +2154,13 @@
       </w:r>
       <w:r>
         <w:rPr>
-          <w:color w:val="000000" w:themeColor="text1"/>
-          <w:sz w:val="24"/>
-          <w:szCs w:val="24"/>
-          <w:lang w:val="en-IN"/>
-        </w:rPr>
-        <w:t>: Represents either true or false</w:t>
-      </w:r>
-      <w:r>
-        <w:rPr>
-          <w:color w:val="000000" w:themeColor="text1"/>
-          <w:sz w:val="24"/>
-          <w:szCs w:val="24"/>
-          <w:lang w:val="en-IN"/>
-        </w:rPr>
-        <w:t>.</w:t>
+          <w:rFonts w:ascii="Times New Roman" w:hAnsi="Times New Roman" w:cs="Times New Roman"/>
+          <w:color w:val="000000" w:themeColor="text1"/>
+          <w:sz w:val="24"/>
+          <w:szCs w:val="24"/>
+          <w:lang w:val="en-IN"/>
+        </w:rPr>
+        <w:t>: Represents either true or false.</w:t>
       </w:r>
     </w:p>
     <w:p>
@@ -2103,14 +2168,16 @@
         <w:ind w:left="720"/>
         <w:jc w:val="both"/>
         <w:rPr>
-          <w:color w:val="000000" w:themeColor="text1"/>
-          <w:sz w:val="24"/>
-          <w:szCs w:val="24"/>
-          <w:lang w:val="en-IN"/>
-        </w:rPr>
-      </w:pPr>
-      <w:r>
-        <w:rPr>
+          <w:rFonts w:ascii="Times New Roman" w:hAnsi="Times New Roman" w:cs="Times New Roman"/>
+          <w:color w:val="000000" w:themeColor="text1"/>
+          <w:sz w:val="24"/>
+          <w:szCs w:val="24"/>
+          <w:lang w:val="en-IN"/>
+        </w:rPr>
+      </w:pPr>
+      <w:r>
+        <w:rPr>
+          <w:rFonts w:ascii="Times New Roman" w:hAnsi="Times New Roman" w:cs="Times New Roman"/>
           <w:b/>
           <w:bCs/>
           <w:color w:val="000000" w:themeColor="text1"/>
@@ -2122,6 +2189,7 @@
       </w:r>
       <w:r>
         <w:rPr>
+          <w:rFonts w:ascii="Times New Roman" w:hAnsi="Times New Roman" w:cs="Times New Roman"/>
           <w:color w:val="000000" w:themeColor="text1"/>
           <w:sz w:val="24"/>
           <w:szCs w:val="24"/>
@@ -2135,14 +2203,16 @@
         <w:ind w:left="720"/>
         <w:jc w:val="both"/>
         <w:rPr>
-          <w:color w:val="000000" w:themeColor="text1"/>
-          <w:sz w:val="24"/>
-          <w:szCs w:val="24"/>
-          <w:lang w:val="en-IN"/>
-        </w:rPr>
-      </w:pPr>
-      <w:r>
-        <w:rPr>
+          <w:rFonts w:ascii="Times New Roman" w:hAnsi="Times New Roman" w:cs="Times New Roman"/>
+          <w:color w:val="000000" w:themeColor="text1"/>
+          <w:sz w:val="24"/>
+          <w:szCs w:val="24"/>
+          <w:lang w:val="en-IN"/>
+        </w:rPr>
+      </w:pPr>
+      <w:r>
+        <w:rPr>
+          <w:rFonts w:ascii="Times New Roman" w:hAnsi="Times New Roman" w:cs="Times New Roman"/>
           <w:color w:val="000000" w:themeColor="text1"/>
           <w:sz w:val="24"/>
           <w:szCs w:val="24"/>
@@ -2160,12 +2230,14 @@
         </w:numPr>
         <w:jc w:val="both"/>
         <w:rPr>
-          <w:color w:val="000000" w:themeColor="text1"/>
-          <w:lang w:val="en-IN"/>
-        </w:rPr>
-      </w:pPr>
-      <w:r>
-        <w:rPr>
+          <w:rFonts w:ascii="Times New Roman" w:hAnsi="Times New Roman" w:cs="Times New Roman"/>
+          <w:color w:val="000000" w:themeColor="text1"/>
+          <w:lang w:val="en-IN"/>
+        </w:rPr>
+      </w:pPr>
+      <w:r>
+        <w:rPr>
+          <w:rFonts w:ascii="Times New Roman" w:hAnsi="Times New Roman" w:cs="Times New Roman"/>
           <w:b/>
           <w:bCs/>
           <w:color w:val="000000" w:themeColor="text1"/>
@@ -2177,24 +2249,17 @@
       </w:r>
       <w:r>
         <w:rPr>
-          <w:color w:val="000000" w:themeColor="text1"/>
-          <w:sz w:val="24"/>
-          <w:szCs w:val="24"/>
-          <w:lang w:val="en-IN"/>
-        </w:rPr>
-        <w:t>:</w:t>
-      </w:r>
-      <w:r>
-        <w:rPr>
-          <w:color w:val="000000" w:themeColor="text1"/>
-          <w:sz w:val="24"/>
-          <w:szCs w:val="24"/>
-          <w:lang w:val="en-IN"/>
-        </w:rPr>
-        <w:t xml:space="preserve"> </w:t>
-      </w:r>
-      <w:r>
-        <w:rPr>
+          <w:rFonts w:ascii="Times New Roman" w:hAnsi="Times New Roman" w:cs="Times New Roman"/>
+          <w:color w:val="000000" w:themeColor="text1"/>
+          <w:sz w:val="24"/>
+          <w:szCs w:val="24"/>
+          <w:lang w:val="en-IN"/>
+        </w:rPr>
+        <w:t xml:space="preserve">: </w:t>
+      </w:r>
+      <w:r>
+        <w:rPr>
+          <w:rFonts w:ascii="Times New Roman" w:hAnsi="Times New Roman" w:cs="Times New Roman"/>
           <w:color w:val="000000" w:themeColor="text1"/>
           <w:lang w:val="en-IN"/>
         </w:rPr>
@@ -2206,58 +2271,44 @@
         <w:ind w:left="720"/>
         <w:jc w:val="both"/>
         <w:rPr>
-          <w:color w:val="000000" w:themeColor="text1"/>
-          <w:sz w:val="24"/>
-          <w:szCs w:val="24"/>
-          <w:lang w:val="en-IN"/>
-        </w:rPr>
-      </w:pPr>
-      <w:r>
-        <w:rPr>
-          <w:color w:val="000000" w:themeColor="text1"/>
-          <w:sz w:val="24"/>
-          <w:szCs w:val="24"/>
-          <w:lang w:val="en-IN"/>
-        </w:rPr>
-        <w:t xml:space="preserve">Ex: </w:t>
-      </w:r>
-      <w:r>
-        <w:rPr>
-          <w:color w:val="000000" w:themeColor="text1"/>
-          <w:sz w:val="24"/>
-          <w:szCs w:val="24"/>
-          <w:lang w:val="en-IN"/>
-        </w:rPr>
-        <w:t>let x;</w:t>
-      </w:r>
-    </w:p>
-    <w:p>
-      <w:pPr>
-        <w:jc w:val="both"/>
-        <w:rPr>
-          <w:color w:val="000000" w:themeColor="text1"/>
-          <w:sz w:val="24"/>
-          <w:szCs w:val="24"/>
-          <w:lang w:val="en-IN"/>
-        </w:rPr>
-      </w:pPr>
-      <w:r>
-        <w:rPr>
-          <w:color w:val="000000" w:themeColor="text1"/>
-          <w:sz w:val="24"/>
-          <w:szCs w:val="24"/>
-          <w:lang w:val="en-IN"/>
-        </w:rPr>
-        <w:t xml:space="preserve">                   </w:t>
-      </w:r>
-      <w:r>
-        <w:rPr>
-          <w:color w:val="000000" w:themeColor="text1"/>
-          <w:sz w:val="24"/>
-          <w:szCs w:val="24"/>
-          <w:lang w:val="en-IN"/>
-        </w:rPr>
-        <w:t>console.log(x); // undefined</w:t>
+          <w:rFonts w:ascii="Times New Roman" w:hAnsi="Times New Roman" w:cs="Times New Roman"/>
+          <w:color w:val="000000" w:themeColor="text1"/>
+          <w:sz w:val="24"/>
+          <w:szCs w:val="24"/>
+          <w:lang w:val="en-IN"/>
+        </w:rPr>
+      </w:pPr>
+      <w:r>
+        <w:rPr>
+          <w:rFonts w:ascii="Times New Roman" w:hAnsi="Times New Roman" w:cs="Times New Roman"/>
+          <w:color w:val="000000" w:themeColor="text1"/>
+          <w:sz w:val="24"/>
+          <w:szCs w:val="24"/>
+          <w:lang w:val="en-IN"/>
+        </w:rPr>
+        <w:t>Ex: let x;</w:t>
+      </w:r>
+    </w:p>
+    <w:p>
+      <w:pPr>
+        <w:jc w:val="both"/>
+        <w:rPr>
+          <w:rFonts w:ascii="Times New Roman" w:hAnsi="Times New Roman" w:cs="Times New Roman"/>
+          <w:color w:val="000000" w:themeColor="text1"/>
+          <w:sz w:val="24"/>
+          <w:szCs w:val="24"/>
+          <w:lang w:val="en-IN"/>
+        </w:rPr>
+      </w:pPr>
+      <w:r>
+        <w:rPr>
+          <w:rFonts w:ascii="Times New Roman" w:hAnsi="Times New Roman" w:cs="Times New Roman"/>
+          <w:color w:val="000000" w:themeColor="text1"/>
+          <w:sz w:val="24"/>
+          <w:szCs w:val="24"/>
+          <w:lang w:val="en-IN"/>
+        </w:rPr>
+        <w:t xml:space="preserve">                   console.log(x); // undefined</w:t>
       </w:r>
     </w:p>
     <w:p>
@@ -2269,12 +2320,14 @@
         </w:numPr>
         <w:jc w:val="both"/>
         <w:rPr>
-          <w:color w:val="000000" w:themeColor="text1"/>
-          <w:lang w:val="en-IN"/>
-        </w:rPr>
-      </w:pPr>
-      <w:r>
-        <w:rPr>
+          <w:rFonts w:ascii="Times New Roman" w:hAnsi="Times New Roman" w:cs="Times New Roman"/>
+          <w:color w:val="000000" w:themeColor="text1"/>
+          <w:lang w:val="en-IN"/>
+        </w:rPr>
+      </w:pPr>
+      <w:r>
+        <w:rPr>
+          <w:rFonts w:ascii="Times New Roman" w:hAnsi="Times New Roman" w:cs="Times New Roman"/>
           <w:b/>
           <w:bCs/>
           <w:color w:val="000000" w:themeColor="text1"/>
@@ -2286,6 +2339,7 @@
       </w:r>
       <w:r>
         <w:rPr>
+          <w:rFonts w:ascii="Times New Roman" w:hAnsi="Times New Roman" w:cs="Times New Roman"/>
           <w:color w:val="000000" w:themeColor="text1"/>
           <w:lang w:val="en-IN"/>
         </w:rPr>
@@ -2297,14 +2351,16 @@
         <w:pStyle w:val="ListParagraph"/>
         <w:jc w:val="both"/>
         <w:rPr>
-          <w:color w:val="000000" w:themeColor="text1"/>
-          <w:sz w:val="24"/>
-          <w:szCs w:val="24"/>
-          <w:lang w:val="en-IN"/>
-        </w:rPr>
-      </w:pPr>
-      <w:r>
-        <w:rPr>
+          <w:rFonts w:ascii="Times New Roman" w:hAnsi="Times New Roman" w:cs="Times New Roman"/>
+          <w:color w:val="000000" w:themeColor="text1"/>
+          <w:sz w:val="24"/>
+          <w:szCs w:val="24"/>
+          <w:lang w:val="en-IN"/>
+        </w:rPr>
+      </w:pPr>
+      <w:r>
+        <w:rPr>
+          <w:rFonts w:ascii="Times New Roman" w:hAnsi="Times New Roman" w:cs="Times New Roman"/>
           <w:b/>
           <w:bCs/>
           <w:color w:val="000000" w:themeColor="text1"/>
@@ -2316,6 +2372,7 @@
       </w:r>
       <w:r>
         <w:rPr>
+          <w:rFonts w:ascii="Times New Roman" w:hAnsi="Times New Roman" w:cs="Times New Roman"/>
           <w:color w:val="000000" w:themeColor="text1"/>
           <w:sz w:val="24"/>
           <w:szCs w:val="24"/>
@@ -2329,29 +2386,22 @@
         <w:pStyle w:val="ListParagraph"/>
         <w:jc w:val="both"/>
         <w:rPr>
-          <w:color w:val="000000" w:themeColor="text1"/>
-          <w:sz w:val="24"/>
-          <w:szCs w:val="24"/>
-          <w:lang w:val="en-IN"/>
-        </w:rPr>
-      </w:pPr>
-      <w:r>
-        <w:rPr>
-          <w:color w:val="000000" w:themeColor="text1"/>
-          <w:sz w:val="24"/>
-          <w:szCs w:val="24"/>
-          <w:lang w:val="en-IN"/>
-        </w:rPr>
-        <w:t xml:space="preserve">       Console</w:t>
-      </w:r>
-      <w:r>
-        <w:rPr>
-          <w:color w:val="000000" w:themeColor="text1"/>
-          <w:sz w:val="24"/>
-          <w:szCs w:val="24"/>
-          <w:lang w:val="en-IN"/>
-        </w:rPr>
-        <w:t>.log(data);</w:t>
+          <w:rFonts w:ascii="Times New Roman" w:hAnsi="Times New Roman" w:cs="Times New Roman"/>
+          <w:color w:val="000000" w:themeColor="text1"/>
+          <w:sz w:val="24"/>
+          <w:szCs w:val="24"/>
+          <w:lang w:val="en-IN"/>
+        </w:rPr>
+      </w:pPr>
+      <w:r>
+        <w:rPr>
+          <w:rFonts w:ascii="Times New Roman" w:hAnsi="Times New Roman" w:cs="Times New Roman"/>
+          <w:color w:val="000000" w:themeColor="text1"/>
+          <w:sz w:val="24"/>
+          <w:szCs w:val="24"/>
+          <w:lang w:val="en-IN"/>
+        </w:rPr>
+        <w:t xml:space="preserve">       Console.log(data);</w:t>
       </w:r>
     </w:p>
     <w:p>
@@ -2363,14 +2413,16 @@
         </w:numPr>
         <w:jc w:val="both"/>
         <w:rPr>
-          <w:color w:val="000000" w:themeColor="text1"/>
-          <w:sz w:val="24"/>
-          <w:szCs w:val="24"/>
-          <w:lang w:val="en-IN"/>
-        </w:rPr>
-      </w:pPr>
-      <w:r>
-        <w:rPr>
+          <w:rFonts w:ascii="Times New Roman" w:hAnsi="Times New Roman" w:cs="Times New Roman"/>
+          <w:color w:val="000000" w:themeColor="text1"/>
+          <w:sz w:val="24"/>
+          <w:szCs w:val="24"/>
+          <w:lang w:val="en-IN"/>
+        </w:rPr>
+      </w:pPr>
+      <w:r>
+        <w:rPr>
+          <w:rFonts w:ascii="Times New Roman" w:hAnsi="Times New Roman" w:cs="Times New Roman"/>
           <w:b/>
           <w:bCs/>
           <w:color w:val="000000" w:themeColor="text1"/>
@@ -2382,6 +2434,7 @@
       </w:r>
       <w:r>
         <w:rPr>
+          <w:rFonts w:ascii="Times New Roman" w:hAnsi="Times New Roman" w:cs="Times New Roman"/>
           <w:color w:val="000000" w:themeColor="text1"/>
           <w:sz w:val="24"/>
           <w:szCs w:val="24"/>
@@ -2391,6 +2444,7 @@
       </w:r>
       <w:r>
         <w:rPr>
+          <w:rFonts w:ascii="Times New Roman" w:hAnsi="Times New Roman" w:cs="Times New Roman"/>
           <w:color w:val="000000" w:themeColor="text1"/>
           <w:sz w:val="24"/>
           <w:szCs w:val="24"/>
@@ -2430,7 +2484,7 @@
           <w:tab w:val="left" w:pos="14656"/>
         </w:tabs>
         <w:rPr>
-          <w:rFonts w:ascii="Courier New" w:eastAsia="Times New Roman" w:hAnsi="Courier New" w:cs="Courier New"/>
+          <w:rFonts w:ascii="Times New Roman" w:eastAsia="Times New Roman" w:hAnsi="Times New Roman" w:cs="Times New Roman"/>
           <w:sz w:val="24"/>
           <w:szCs w:val="24"/>
           <w:lang w:val="en-IN" w:eastAsia="en-IN"/>
@@ -2438,29 +2492,18 @@
       </w:pPr>
       <w:r>
         <w:rPr>
-          <w:rFonts w:ascii="Courier New" w:eastAsia="Times New Roman" w:hAnsi="Courier New" w:cs="Courier New"/>
+          <w:rFonts w:ascii="Times New Roman" w:eastAsia="Times New Roman" w:hAnsi="Times New Roman" w:cs="Times New Roman"/>
           <w:b/>
           <w:bCs/>
           <w:sz w:val="24"/>
           <w:szCs w:val="24"/>
           <w:lang w:val="en-IN" w:eastAsia="en-IN"/>
         </w:rPr>
-        <w:t>E</w:t>
-      </w:r>
-      <w:r>
-        <w:rPr>
-          <w:rFonts w:ascii="Courier New" w:eastAsia="Times New Roman" w:hAnsi="Courier New" w:cs="Courier New"/>
-          <w:b/>
-          <w:bCs/>
-          <w:sz w:val="24"/>
-          <w:szCs w:val="24"/>
-          <w:lang w:val="en-IN" w:eastAsia="en-IN"/>
-        </w:rPr>
-        <w:t>x:</w:t>
-      </w:r>
-      <w:r>
-        <w:rPr>
-          <w:rFonts w:ascii="Courier New" w:eastAsia="Times New Roman" w:hAnsi="Courier New" w:cs="Courier New"/>
+        <w:t>Ex:</w:t>
+      </w:r>
+      <w:r>
+        <w:rPr>
+          <w:rFonts w:ascii="Times New Roman" w:eastAsia="Times New Roman" w:hAnsi="Times New Roman" w:cs="Times New Roman"/>
           <w:sz w:val="24"/>
           <w:szCs w:val="24"/>
           <w:lang w:val="en-IN" w:eastAsia="en-IN"/>
@@ -2490,7 +2533,7 @@
           <w:tab w:val="left" w:pos="14656"/>
         </w:tabs>
         <w:rPr>
-          <w:rFonts w:ascii="Courier New" w:eastAsia="Times New Roman" w:hAnsi="Courier New" w:cs="Courier New"/>
+          <w:rFonts w:ascii="Times New Roman" w:eastAsia="Times New Roman" w:hAnsi="Times New Roman" w:cs="Times New Roman"/>
           <w:sz w:val="24"/>
           <w:szCs w:val="24"/>
           <w:lang w:val="en-IN" w:eastAsia="en-IN"/>
@@ -2498,21 +2541,12 @@
       </w:pPr>
       <w:r>
         <w:rPr>
-          <w:rFonts w:ascii="Courier New" w:eastAsia="Times New Roman" w:hAnsi="Courier New" w:cs="Courier New"/>
+          <w:rFonts w:ascii="Times New Roman" w:eastAsia="Times New Roman" w:hAnsi="Times New Roman" w:cs="Times New Roman"/>
           <w:sz w:val="24"/>
           <w:szCs w:val="24"/>
           <w:lang w:val="en-IN" w:eastAsia="en-IN"/>
         </w:rPr>
-        <w:t xml:space="preserve">    Console.l</w:t>
-      </w:r>
-      <w:r>
-        <w:rPr>
-          <w:rFonts w:ascii="Courier New" w:eastAsia="Times New Roman" w:hAnsi="Courier New" w:cs="Courier New"/>
-          <w:sz w:val="24"/>
-          <w:szCs w:val="24"/>
-          <w:lang w:val="en-IN" w:eastAsia="en-IN"/>
-        </w:rPr>
-        <w:t>og(id);</w:t>
+        <w:t xml:space="preserve">    Console.log(id);</w:t>
       </w:r>
     </w:p>
     <w:p>
@@ -2537,7 +2571,7 @@
           <w:tab w:val="left" w:pos="14656"/>
         </w:tabs>
         <w:rPr>
-          <w:rFonts w:ascii="Courier New" w:eastAsia="Times New Roman" w:hAnsi="Courier New" w:cs="Courier New"/>
+          <w:rFonts w:ascii="Times New Roman" w:eastAsia="Times New Roman" w:hAnsi="Times New Roman" w:cs="Times New Roman"/>
           <w:sz w:val="24"/>
           <w:szCs w:val="24"/>
           <w:lang w:val="en-IN" w:eastAsia="en-IN"/>
@@ -2566,7 +2600,7 @@
           <w:tab w:val="left" w:pos="14656"/>
         </w:tabs>
         <w:rPr>
-          <w:rFonts w:ascii="Courier New" w:eastAsia="Times New Roman" w:hAnsi="Courier New" w:cs="Courier New"/>
+          <w:rFonts w:ascii="Times New Roman" w:eastAsia="Times New Roman" w:hAnsi="Times New Roman" w:cs="Times New Roman"/>
           <w:sz w:val="24"/>
           <w:szCs w:val="24"/>
           <w:lang w:val="en-IN" w:eastAsia="en-IN"/>
@@ -2578,6 +2612,7 @@
         <w:pStyle w:val="ListParagraph"/>
         <w:jc w:val="both"/>
         <w:rPr>
+          <w:rFonts w:ascii="Times New Roman" w:hAnsi="Times New Roman" w:cs="Times New Roman"/>
           <w:b/>
           <w:bCs/>
           <w:color w:val="000000" w:themeColor="text1"/>
@@ -2592,6 +2627,7 @@
         <w:pStyle w:val="ListParagraph"/>
         <w:jc w:val="both"/>
         <w:rPr>
+          <w:rFonts w:ascii="Times New Roman" w:hAnsi="Times New Roman" w:cs="Times New Roman"/>
           <w:b/>
           <w:bCs/>
           <w:color w:val="000000" w:themeColor="text1"/>
@@ -2603,6 +2639,7 @@
       </w:pPr>
       <w:r>
         <w:rPr>
+          <w:rFonts w:ascii="Times New Roman" w:hAnsi="Times New Roman" w:cs="Times New Roman"/>
           <w:b/>
           <w:bCs/>
           <w:color w:val="000000" w:themeColor="text1"/>
@@ -2611,7 +2648,6 @@
           <w:u w:val="single"/>
           <w:lang w:val="en-IN"/>
         </w:rPr>
-        <w:lastRenderedPageBreak/>
         <w:t>16/05/2025</w:t>
       </w:r>
     </w:p>
@@ -2620,6 +2656,7 @@
         <w:pStyle w:val="ListParagraph"/>
         <w:jc w:val="both"/>
         <w:rPr>
+          <w:rFonts w:ascii="Times New Roman" w:hAnsi="Times New Roman" w:cs="Times New Roman"/>
           <w:b/>
           <w:bCs/>
           <w:color w:val="000000" w:themeColor="text1"/>
@@ -2635,16 +2672,18 @@
         <w:pStyle w:val="ListParagraph"/>
         <w:jc w:val="both"/>
         <w:rPr>
-          <w:b/>
-          <w:bCs/>
-          <w:color w:val="000000" w:themeColor="text1"/>
-          <w:sz w:val="28"/>
-          <w:szCs w:val="28"/>
-          <w:lang w:val="en-IN"/>
-        </w:rPr>
-      </w:pPr>
-      <w:r>
-        <w:rPr>
+          <w:rFonts w:ascii="Times New Roman" w:hAnsi="Times New Roman" w:cs="Times New Roman"/>
+          <w:b/>
+          <w:bCs/>
+          <w:color w:val="000000" w:themeColor="text1"/>
+          <w:sz w:val="28"/>
+          <w:szCs w:val="28"/>
+          <w:lang w:val="en-IN"/>
+        </w:rPr>
+      </w:pPr>
+      <w:r>
+        <w:rPr>
+          <w:rFonts w:ascii="Times New Roman" w:hAnsi="Times New Roman" w:cs="Times New Roman"/>
           <w:b/>
           <w:bCs/>
           <w:color w:val="000000" w:themeColor="text1"/>
@@ -2660,6 +2699,7 @@
         <w:pStyle w:val="ListParagraph"/>
         <w:jc w:val="both"/>
         <w:rPr>
+          <w:rFonts w:ascii="Times New Roman" w:hAnsi="Times New Roman" w:cs="Times New Roman"/>
           <w:b/>
           <w:bCs/>
           <w:color w:val="000000" w:themeColor="text1"/>
@@ -2674,16 +2714,18 @@
         <w:pStyle w:val="ListParagraph"/>
         <w:jc w:val="both"/>
         <w:rPr>
-          <w:b/>
-          <w:bCs/>
-          <w:color w:val="000000" w:themeColor="text1"/>
-          <w:sz w:val="28"/>
-          <w:szCs w:val="28"/>
-          <w:lang w:val="en-IN"/>
-        </w:rPr>
-      </w:pPr>
-      <w:r>
-        <w:rPr>
+          <w:rFonts w:ascii="Times New Roman" w:hAnsi="Times New Roman" w:cs="Times New Roman"/>
+          <w:b/>
+          <w:bCs/>
+          <w:color w:val="000000" w:themeColor="text1"/>
+          <w:sz w:val="28"/>
+          <w:szCs w:val="28"/>
+          <w:lang w:val="en-IN"/>
+        </w:rPr>
+      </w:pPr>
+      <w:r>
+        <w:rPr>
+          <w:rFonts w:ascii="Times New Roman" w:hAnsi="Times New Roman" w:cs="Times New Roman"/>
           <w:b/>
           <w:bCs/>
           <w:color w:val="000000" w:themeColor="text1"/>
@@ -2699,6 +2741,7 @@
         <w:pStyle w:val="ListParagraph"/>
         <w:jc w:val="both"/>
         <w:rPr>
+          <w:rFonts w:ascii="Times New Roman" w:hAnsi="Times New Roman" w:cs="Times New Roman"/>
           <w:b/>
           <w:bCs/>
           <w:color w:val="000000" w:themeColor="text1"/>
@@ -2709,6 +2752,7 @@
       </w:pPr>
       <w:r>
         <w:rPr>
+          <w:rFonts w:ascii="Times New Roman" w:hAnsi="Times New Roman" w:cs="Times New Roman"/>
           <w:b/>
           <w:bCs/>
           <w:color w:val="000000" w:themeColor="text1"/>
@@ -2720,6 +2764,7 @@
       </w:r>
       <w:r>
         <w:rPr>
+          <w:rFonts w:ascii="Times New Roman" w:hAnsi="Times New Roman" w:cs="Times New Roman"/>
           <w:color w:val="000000" w:themeColor="text1"/>
           <w:sz w:val="24"/>
           <w:szCs w:val="24"/>
@@ -2728,6 +2773,7 @@
       </w:r>
       <w:r>
         <w:rPr>
+          <w:rFonts w:ascii="Times New Roman" w:hAnsi="Times New Roman" w:cs="Times New Roman"/>
           <w:b/>
           <w:bCs/>
           <w:color w:val="000000" w:themeColor="text1"/>
@@ -2742,6 +2788,7 @@
         <w:pStyle w:val="ListParagraph"/>
         <w:jc w:val="both"/>
         <w:rPr>
+          <w:rFonts w:ascii="Times New Roman" w:hAnsi="Times New Roman" w:cs="Times New Roman"/>
           <w:b/>
           <w:bCs/>
           <w:color w:val="000000" w:themeColor="text1"/>
@@ -2756,16 +2803,18 @@
         <w:pStyle w:val="ListParagraph"/>
         <w:jc w:val="both"/>
         <w:rPr>
-          <w:b/>
-          <w:bCs/>
-          <w:color w:val="000000" w:themeColor="text1"/>
-          <w:sz w:val="24"/>
-          <w:szCs w:val="24"/>
-          <w:lang w:val="en-IN"/>
-        </w:rPr>
-      </w:pPr>
-      <w:r>
-        <w:rPr>
+          <w:rFonts w:ascii="Times New Roman" w:hAnsi="Times New Roman" w:cs="Times New Roman"/>
+          <w:b/>
+          <w:bCs/>
+          <w:color w:val="000000" w:themeColor="text1"/>
+          <w:sz w:val="24"/>
+          <w:szCs w:val="24"/>
+          <w:lang w:val="en-IN"/>
+        </w:rPr>
+      </w:pPr>
+      <w:r>
+        <w:rPr>
+          <w:rFonts w:ascii="Times New Roman" w:hAnsi="Times New Roman" w:cs="Times New Roman"/>
           <w:b/>
           <w:bCs/>
           <w:color w:val="000000" w:themeColor="text1"/>
@@ -2781,14 +2830,16 @@
         <w:pStyle w:val="ListParagraph"/>
         <w:jc w:val="both"/>
         <w:rPr>
-          <w:color w:val="000000" w:themeColor="text1"/>
-          <w:sz w:val="24"/>
-          <w:szCs w:val="24"/>
-          <w:lang w:val="en-IN"/>
-        </w:rPr>
-      </w:pPr>
-      <w:r>
-        <w:rPr>
+          <w:rFonts w:ascii="Times New Roman" w:hAnsi="Times New Roman" w:cs="Times New Roman"/>
+          <w:color w:val="000000" w:themeColor="text1"/>
+          <w:sz w:val="24"/>
+          <w:szCs w:val="24"/>
+          <w:lang w:val="en-IN"/>
+        </w:rPr>
+      </w:pPr>
+      <w:r>
+        <w:rPr>
+          <w:rFonts w:ascii="Times New Roman" w:hAnsi="Times New Roman" w:cs="Times New Roman"/>
           <w:b/>
           <w:bCs/>
           <w:color w:val="000000" w:themeColor="text1"/>
@@ -2800,6 +2851,7 @@
       </w:r>
       <w:r>
         <w:rPr>
+          <w:rFonts w:ascii="Times New Roman" w:hAnsi="Times New Roman" w:cs="Times New Roman"/>
           <w:color w:val="000000" w:themeColor="text1"/>
           <w:sz w:val="24"/>
           <w:szCs w:val="24"/>
@@ -2812,6 +2864,7 @@
         <w:pStyle w:val="ListParagraph"/>
         <w:jc w:val="both"/>
         <w:rPr>
+          <w:rFonts w:ascii="Times New Roman" w:hAnsi="Times New Roman" w:cs="Times New Roman"/>
           <w:color w:val="000000" w:themeColor="text1"/>
           <w:sz w:val="24"/>
           <w:szCs w:val="24"/>
@@ -2824,16 +2877,18 @@
         <w:pStyle w:val="ListParagraph"/>
         <w:jc w:val="both"/>
         <w:rPr>
-          <w:b/>
-          <w:bCs/>
-          <w:color w:val="000000" w:themeColor="text1"/>
-          <w:sz w:val="24"/>
-          <w:szCs w:val="24"/>
-          <w:lang w:val="en-IN"/>
-        </w:rPr>
-      </w:pPr>
-      <w:r>
-        <w:rPr>
+          <w:rFonts w:ascii="Times New Roman" w:hAnsi="Times New Roman" w:cs="Times New Roman"/>
+          <w:b/>
+          <w:bCs/>
+          <w:color w:val="000000" w:themeColor="text1"/>
+          <w:sz w:val="24"/>
+          <w:szCs w:val="24"/>
+          <w:lang w:val="en-IN"/>
+        </w:rPr>
+      </w:pPr>
+      <w:r>
+        <w:rPr>
+          <w:rFonts w:ascii="Times New Roman" w:hAnsi="Times New Roman" w:cs="Times New Roman"/>
           <w:noProof/>
         </w:rPr>
         <w:drawing>
@@ -2891,6 +2946,7 @@
         <w:pStyle w:val="ListParagraph"/>
         <w:jc w:val="both"/>
         <w:rPr>
+          <w:rFonts w:ascii="Times New Roman" w:hAnsi="Times New Roman" w:cs="Times New Roman"/>
           <w:b/>
           <w:bCs/>
           <w:color w:val="000000" w:themeColor="text1"/>
@@ -2905,16 +2961,18 @@
         <w:pStyle w:val="ListParagraph"/>
         <w:jc w:val="both"/>
         <w:rPr>
-          <w:b/>
-          <w:bCs/>
-          <w:color w:val="000000" w:themeColor="text1"/>
-          <w:sz w:val="24"/>
-          <w:szCs w:val="24"/>
-          <w:lang w:val="en-IN"/>
-        </w:rPr>
-      </w:pPr>
-      <w:r>
-        <w:rPr>
+          <w:rFonts w:ascii="Times New Roman" w:hAnsi="Times New Roman" w:cs="Times New Roman"/>
+          <w:b/>
+          <w:bCs/>
+          <w:color w:val="000000" w:themeColor="text1"/>
+          <w:sz w:val="24"/>
+          <w:szCs w:val="24"/>
+          <w:lang w:val="en-IN"/>
+        </w:rPr>
+      </w:pPr>
+      <w:r>
+        <w:rPr>
+          <w:rFonts w:ascii="Times New Roman" w:hAnsi="Times New Roman" w:cs="Times New Roman"/>
           <w:b/>
           <w:bCs/>
           <w:color w:val="000000" w:themeColor="text1"/>
@@ -2930,14 +2988,16 @@
         <w:pStyle w:val="ListParagraph"/>
         <w:jc w:val="both"/>
         <w:rPr>
-          <w:color w:val="000000" w:themeColor="text1"/>
-          <w:sz w:val="24"/>
-          <w:szCs w:val="24"/>
-          <w:lang w:val="en-IN"/>
-        </w:rPr>
-      </w:pPr>
-      <w:r>
-        <w:rPr>
+          <w:rFonts w:ascii="Times New Roman" w:hAnsi="Times New Roman" w:cs="Times New Roman"/>
+          <w:color w:val="000000" w:themeColor="text1"/>
+          <w:sz w:val="24"/>
+          <w:szCs w:val="24"/>
+          <w:lang w:val="en-IN"/>
+        </w:rPr>
+      </w:pPr>
+      <w:r>
+        <w:rPr>
+          <w:rFonts w:ascii="Times New Roman" w:hAnsi="Times New Roman" w:cs="Times New Roman"/>
           <w:b/>
           <w:bCs/>
           <w:color w:val="000000" w:themeColor="text1"/>
@@ -2949,6 +3009,7 @@
       </w:r>
       <w:r>
         <w:rPr>
+          <w:rFonts w:ascii="Times New Roman" w:hAnsi="Times New Roman" w:cs="Times New Roman"/>
           <w:color w:val="000000" w:themeColor="text1"/>
           <w:sz w:val="24"/>
           <w:szCs w:val="24"/>
@@ -2962,14 +3023,16 @@
         <w:pStyle w:val="ListParagraph"/>
         <w:jc w:val="both"/>
         <w:rPr>
-          <w:color w:val="000000" w:themeColor="text1"/>
-          <w:sz w:val="24"/>
-          <w:szCs w:val="24"/>
-          <w:lang w:val="en-IN"/>
-        </w:rPr>
-      </w:pPr>
-      <w:r>
-        <w:rPr>
+          <w:rFonts w:ascii="Times New Roman" w:hAnsi="Times New Roman" w:cs="Times New Roman"/>
+          <w:color w:val="000000" w:themeColor="text1"/>
+          <w:sz w:val="24"/>
+          <w:szCs w:val="24"/>
+          <w:lang w:val="en-IN"/>
+        </w:rPr>
+      </w:pPr>
+      <w:r>
+        <w:rPr>
+          <w:rFonts w:ascii="Times New Roman" w:hAnsi="Times New Roman" w:cs="Times New Roman"/>
           <w:color w:val="000000" w:themeColor="text1"/>
           <w:sz w:val="24"/>
           <w:szCs w:val="24"/>
@@ -2983,20 +3046,44 @@
         <w:pStyle w:val="ListParagraph"/>
         <w:jc w:val="both"/>
         <w:rPr>
-          <w:color w:val="000000" w:themeColor="text1"/>
-          <w:sz w:val="24"/>
-          <w:szCs w:val="24"/>
-          <w:lang w:val="en-IN"/>
-        </w:rPr>
-      </w:pPr>
-      <w:r>
-        <w:rPr>
-          <w:color w:val="000000" w:themeColor="text1"/>
-          <w:sz w:val="24"/>
-          <w:szCs w:val="24"/>
-          <w:lang w:val="en-IN"/>
-        </w:rPr>
-        <w:t xml:space="preserve">      Console.log(studentNames[0]);</w:t>
+          <w:rFonts w:ascii="Times New Roman" w:hAnsi="Times New Roman" w:cs="Times New Roman"/>
+          <w:color w:val="000000" w:themeColor="text1"/>
+          <w:sz w:val="24"/>
+          <w:szCs w:val="24"/>
+          <w:lang w:val="en-IN"/>
+        </w:rPr>
+      </w:pPr>
+      <w:r>
+        <w:rPr>
+          <w:rFonts w:ascii="Times New Roman" w:hAnsi="Times New Roman" w:cs="Times New Roman"/>
+          <w:color w:val="000000" w:themeColor="text1"/>
+          <w:sz w:val="24"/>
+          <w:szCs w:val="24"/>
+          <w:lang w:val="en-IN"/>
+        </w:rPr>
+        <w:t xml:space="preserve">      Console.log(</w:t>
+      </w:r>
+      <w:proofErr w:type="gramStart"/>
+      <w:r>
+        <w:rPr>
+          <w:rFonts w:ascii="Times New Roman" w:hAnsi="Times New Roman" w:cs="Times New Roman"/>
+          <w:color w:val="000000" w:themeColor="text1"/>
+          <w:sz w:val="24"/>
+          <w:szCs w:val="24"/>
+          <w:lang w:val="en-IN"/>
+        </w:rPr>
+        <w:t>studentNames[</w:t>
+      </w:r>
+      <w:proofErr w:type="gramEnd"/>
+      <w:r>
+        <w:rPr>
+          <w:rFonts w:ascii="Times New Roman" w:hAnsi="Times New Roman" w:cs="Times New Roman"/>
+          <w:color w:val="000000" w:themeColor="text1"/>
+          <w:sz w:val="24"/>
+          <w:szCs w:val="24"/>
+          <w:lang w:val="en-IN"/>
+        </w:rPr>
+        <w:t>0]);</w:t>
       </w:r>
     </w:p>
     <w:p>
@@ -3004,16 +3091,18 @@
         <w:pStyle w:val="ListParagraph"/>
         <w:jc w:val="both"/>
         <w:rPr>
-          <w:b/>
-          <w:bCs/>
-          <w:color w:val="000000" w:themeColor="text1"/>
-          <w:sz w:val="24"/>
-          <w:szCs w:val="24"/>
-          <w:lang w:val="en-IN"/>
-        </w:rPr>
-      </w:pPr>
-      <w:r>
-        <w:rPr>
+          <w:rFonts w:ascii="Times New Roman" w:hAnsi="Times New Roman" w:cs="Times New Roman"/>
+          <w:b/>
+          <w:bCs/>
+          <w:color w:val="000000" w:themeColor="text1"/>
+          <w:sz w:val="24"/>
+          <w:szCs w:val="24"/>
+          <w:lang w:val="en-IN"/>
+        </w:rPr>
+      </w:pPr>
+      <w:r>
+        <w:rPr>
+          <w:rFonts w:ascii="Times New Roman" w:hAnsi="Times New Roman" w:cs="Times New Roman"/>
           <w:b/>
           <w:bCs/>
           <w:color w:val="000000" w:themeColor="text1"/>
@@ -3029,14 +3118,16 @@
         <w:pStyle w:val="ListParagraph"/>
         <w:jc w:val="both"/>
         <w:rPr>
-          <w:color w:val="000000" w:themeColor="text1"/>
-          <w:sz w:val="24"/>
-          <w:szCs w:val="24"/>
-          <w:lang w:val="en-IN"/>
-        </w:rPr>
-      </w:pPr>
-      <w:r>
-        <w:rPr>
+          <w:rFonts w:ascii="Times New Roman" w:hAnsi="Times New Roman" w:cs="Times New Roman"/>
+          <w:color w:val="000000" w:themeColor="text1"/>
+          <w:sz w:val="24"/>
+          <w:szCs w:val="24"/>
+          <w:lang w:val="en-IN"/>
+        </w:rPr>
+      </w:pPr>
+      <w:r>
+        <w:rPr>
+          <w:rFonts w:ascii="Times New Roman" w:hAnsi="Times New Roman" w:cs="Times New Roman"/>
           <w:b/>
           <w:bCs/>
           <w:color w:val="000000" w:themeColor="text1"/>
@@ -3048,6 +3139,7 @@
       </w:r>
       <w:r>
         <w:rPr>
+          <w:rFonts w:ascii="Times New Roman" w:hAnsi="Times New Roman" w:cs="Times New Roman"/>
           <w:color w:val="000000" w:themeColor="text1"/>
           <w:sz w:val="24"/>
           <w:szCs w:val="24"/>
@@ -3060,6 +3152,7 @@
         <w:pStyle w:val="ListParagraph"/>
         <w:jc w:val="both"/>
         <w:rPr>
+          <w:rFonts w:ascii="Times New Roman" w:hAnsi="Times New Roman" w:cs="Times New Roman"/>
           <w:color w:val="000000" w:themeColor="text1"/>
           <w:sz w:val="24"/>
           <w:szCs w:val="24"/>
@@ -3072,16 +3165,18 @@
         <w:pStyle w:val="ListParagraph"/>
         <w:jc w:val="both"/>
         <w:rPr>
-          <w:b/>
-          <w:bCs/>
-          <w:color w:val="000000" w:themeColor="text1"/>
-          <w:sz w:val="24"/>
-          <w:szCs w:val="24"/>
-          <w:lang w:val="en-IN"/>
-        </w:rPr>
-      </w:pPr>
-      <w:r>
-        <w:rPr>
+          <w:rFonts w:ascii="Times New Roman" w:hAnsi="Times New Roman" w:cs="Times New Roman"/>
+          <w:b/>
+          <w:bCs/>
+          <w:color w:val="000000" w:themeColor="text1"/>
+          <w:sz w:val="24"/>
+          <w:szCs w:val="24"/>
+          <w:lang w:val="en-IN"/>
+        </w:rPr>
+      </w:pPr>
+      <w:r>
+        <w:rPr>
+          <w:rFonts w:ascii="Times New Roman" w:hAnsi="Times New Roman" w:cs="Times New Roman"/>
           <w:b/>
           <w:bCs/>
           <w:color w:val="000000" w:themeColor="text1"/>
@@ -3097,14 +3192,16 @@
         <w:pStyle w:val="ListParagraph"/>
         <w:jc w:val="both"/>
         <w:rPr>
-          <w:color w:val="000000" w:themeColor="text1"/>
-          <w:sz w:val="24"/>
-          <w:szCs w:val="24"/>
-          <w:lang w:val="en-IN"/>
-        </w:rPr>
-      </w:pPr>
-      <w:r>
-        <w:rPr>
+          <w:rFonts w:ascii="Times New Roman" w:hAnsi="Times New Roman" w:cs="Times New Roman"/>
+          <w:color w:val="000000" w:themeColor="text1"/>
+          <w:sz w:val="24"/>
+          <w:szCs w:val="24"/>
+          <w:lang w:val="en-IN"/>
+        </w:rPr>
+      </w:pPr>
+      <w:r>
+        <w:rPr>
+          <w:rFonts w:ascii="Times New Roman" w:hAnsi="Times New Roman" w:cs="Times New Roman"/>
           <w:color w:val="000000" w:themeColor="text1"/>
           <w:sz w:val="24"/>
           <w:szCs w:val="24"/>
@@ -3114,6 +3211,7 @@
       </w:r>
       <w:r>
         <w:rPr>
+          <w:rFonts w:ascii="Times New Roman" w:hAnsi="Times New Roman" w:cs="Times New Roman"/>
           <w:color w:val="000000" w:themeColor="text1"/>
           <w:sz w:val="24"/>
           <w:szCs w:val="24"/>
@@ -3123,6 +3221,7 @@
       </w:r>
       <w:r>
         <w:rPr>
+          <w:rFonts w:ascii="Times New Roman" w:hAnsi="Times New Roman" w:cs="Times New Roman"/>
           <w:color w:val="000000" w:themeColor="text1"/>
           <w:sz w:val="24"/>
           <w:szCs w:val="24"/>
@@ -3132,6 +3231,7 @@
       </w:r>
       <w:r>
         <w:rPr>
+          <w:rFonts w:ascii="Times New Roman" w:hAnsi="Times New Roman" w:cs="Times New Roman"/>
           <w:color w:val="000000" w:themeColor="text1"/>
           <w:sz w:val="24"/>
           <w:szCs w:val="24"/>
@@ -3141,6 +3241,7 @@
       </w:r>
       <w:r>
         <w:rPr>
+          <w:rFonts w:ascii="Times New Roman" w:hAnsi="Times New Roman" w:cs="Times New Roman"/>
           <w:color w:val="000000" w:themeColor="text1"/>
           <w:sz w:val="24"/>
           <w:szCs w:val="24"/>
@@ -3150,6 +3251,7 @@
       </w:r>
       <w:r>
         <w:rPr>
+          <w:rFonts w:ascii="Times New Roman" w:hAnsi="Times New Roman" w:cs="Times New Roman"/>
           <w:color w:val="000000" w:themeColor="text1"/>
           <w:sz w:val="24"/>
           <w:szCs w:val="24"/>
@@ -3159,6 +3261,7 @@
       </w:r>
       <w:r>
         <w:rPr>
+          <w:rFonts w:ascii="Times New Roman" w:hAnsi="Times New Roman" w:cs="Times New Roman"/>
           <w:color w:val="000000" w:themeColor="text1"/>
           <w:sz w:val="24"/>
           <w:szCs w:val="24"/>
@@ -3172,14 +3275,16 @@
         <w:pStyle w:val="ListParagraph"/>
         <w:jc w:val="both"/>
         <w:rPr>
-          <w:color w:val="000000" w:themeColor="text1"/>
-          <w:sz w:val="24"/>
-          <w:szCs w:val="24"/>
-          <w:lang w:val="en-IN"/>
-        </w:rPr>
-      </w:pPr>
-      <w:r>
-        <w:rPr>
+          <w:rFonts w:ascii="Times New Roman" w:hAnsi="Times New Roman" w:cs="Times New Roman"/>
+          <w:color w:val="000000" w:themeColor="text1"/>
+          <w:sz w:val="24"/>
+          <w:szCs w:val="24"/>
+          <w:lang w:val="en-IN"/>
+        </w:rPr>
+      </w:pPr>
+      <w:r>
+        <w:rPr>
+          <w:rFonts w:ascii="Times New Roman" w:hAnsi="Times New Roman" w:cs="Times New Roman"/>
           <w:color w:val="000000" w:themeColor="text1"/>
           <w:sz w:val="24"/>
           <w:szCs w:val="24"/>
@@ -3189,6 +3294,7 @@
       </w:r>
       <w:r>
         <w:rPr>
+          <w:rFonts w:ascii="Times New Roman" w:hAnsi="Times New Roman" w:cs="Times New Roman"/>
           <w:color w:val="000000" w:themeColor="text1"/>
           <w:sz w:val="24"/>
           <w:szCs w:val="24"/>
@@ -3198,6 +3304,7 @@
       </w:r>
       <w:r>
         <w:rPr>
+          <w:rFonts w:ascii="Times New Roman" w:hAnsi="Times New Roman" w:cs="Times New Roman"/>
           <w:color w:val="000000" w:themeColor="text1"/>
           <w:sz w:val="24"/>
           <w:szCs w:val="24"/>
@@ -3207,6 +3314,7 @@
       </w:r>
       <w:r>
         <w:rPr>
+          <w:rFonts w:ascii="Times New Roman" w:hAnsi="Times New Roman" w:cs="Times New Roman"/>
           <w:color w:val="000000" w:themeColor="text1"/>
           <w:sz w:val="24"/>
           <w:szCs w:val="24"/>
@@ -3216,6 +3324,7 @@
       </w:r>
       <w:r>
         <w:rPr>
+          <w:rFonts w:ascii="Times New Roman" w:hAnsi="Times New Roman" w:cs="Times New Roman"/>
           <w:color w:val="000000" w:themeColor="text1"/>
           <w:sz w:val="24"/>
           <w:szCs w:val="24"/>
@@ -3225,6 +3334,7 @@
       </w:r>
       <w:r>
         <w:rPr>
+          <w:rFonts w:ascii="Times New Roman" w:hAnsi="Times New Roman" w:cs="Times New Roman"/>
           <w:color w:val="000000" w:themeColor="text1"/>
           <w:sz w:val="24"/>
           <w:szCs w:val="24"/>
@@ -3238,14 +3348,16 @@
         <w:pStyle w:val="ListParagraph"/>
         <w:jc w:val="both"/>
         <w:rPr>
-          <w:color w:val="000000" w:themeColor="text1"/>
-          <w:sz w:val="24"/>
-          <w:szCs w:val="24"/>
-          <w:lang w:val="en-IN"/>
-        </w:rPr>
-      </w:pPr>
-      <w:r>
-        <w:rPr>
+          <w:rFonts w:ascii="Times New Roman" w:hAnsi="Times New Roman" w:cs="Times New Roman"/>
+          <w:color w:val="000000" w:themeColor="text1"/>
+          <w:sz w:val="24"/>
+          <w:szCs w:val="24"/>
+          <w:lang w:val="en-IN"/>
+        </w:rPr>
+      </w:pPr>
+      <w:r>
+        <w:rPr>
+          <w:rFonts w:ascii="Times New Roman" w:hAnsi="Times New Roman" w:cs="Times New Roman"/>
           <w:color w:val="000000" w:themeColor="text1"/>
           <w:sz w:val="24"/>
           <w:szCs w:val="24"/>
@@ -3255,6 +3367,7 @@
       </w:r>
       <w:r>
         <w:rPr>
+          <w:rFonts w:ascii="Times New Roman" w:hAnsi="Times New Roman" w:cs="Times New Roman"/>
           <w:color w:val="000000" w:themeColor="text1"/>
           <w:sz w:val="24"/>
           <w:szCs w:val="24"/>
@@ -3264,6 +3377,7 @@
       </w:r>
       <w:r>
         <w:rPr>
+          <w:rFonts w:ascii="Times New Roman" w:hAnsi="Times New Roman" w:cs="Times New Roman"/>
           <w:color w:val="000000" w:themeColor="text1"/>
           <w:sz w:val="24"/>
           <w:szCs w:val="24"/>
@@ -3273,6 +3387,7 @@
       </w:r>
       <w:r>
         <w:rPr>
+          <w:rFonts w:ascii="Times New Roman" w:hAnsi="Times New Roman" w:cs="Times New Roman"/>
           <w:color w:val="000000" w:themeColor="text1"/>
           <w:sz w:val="24"/>
           <w:szCs w:val="24"/>
@@ -3282,6 +3397,7 @@
       </w:r>
       <w:r>
         <w:rPr>
+          <w:rFonts w:ascii="Times New Roman" w:hAnsi="Times New Roman" w:cs="Times New Roman"/>
           <w:color w:val="000000" w:themeColor="text1"/>
           <w:sz w:val="24"/>
           <w:szCs w:val="24"/>
@@ -3295,20 +3411,44 @@
         <w:pStyle w:val="ListParagraph"/>
         <w:jc w:val="both"/>
         <w:rPr>
-          <w:color w:val="000000" w:themeColor="text1"/>
-          <w:sz w:val="24"/>
-          <w:szCs w:val="24"/>
-          <w:lang w:val="en-IN"/>
-        </w:rPr>
-      </w:pPr>
-      <w:r>
-        <w:rPr>
-          <w:color w:val="000000" w:themeColor="text1"/>
-          <w:sz w:val="24"/>
-          <w:szCs w:val="24"/>
-          <w:lang w:val="en-IN"/>
-        </w:rPr>
-        <w:t xml:space="preserve">         Console.log(studentDetails[1].Name);</w:t>
+          <w:rFonts w:ascii="Times New Roman" w:hAnsi="Times New Roman" w:cs="Times New Roman"/>
+          <w:color w:val="000000" w:themeColor="text1"/>
+          <w:sz w:val="24"/>
+          <w:szCs w:val="24"/>
+          <w:lang w:val="en-IN"/>
+        </w:rPr>
+      </w:pPr>
+      <w:r>
+        <w:rPr>
+          <w:rFonts w:ascii="Times New Roman" w:hAnsi="Times New Roman" w:cs="Times New Roman"/>
+          <w:color w:val="000000" w:themeColor="text1"/>
+          <w:sz w:val="24"/>
+          <w:szCs w:val="24"/>
+          <w:lang w:val="en-IN"/>
+        </w:rPr>
+        <w:t xml:space="preserve">         Console.log(studentDetails[1</w:t>
+      </w:r>
+      <w:proofErr w:type="gramStart"/>
+      <w:r>
+        <w:rPr>
+          <w:rFonts w:ascii="Times New Roman" w:hAnsi="Times New Roman" w:cs="Times New Roman"/>
+          <w:color w:val="000000" w:themeColor="text1"/>
+          <w:sz w:val="24"/>
+          <w:szCs w:val="24"/>
+          <w:lang w:val="en-IN"/>
+        </w:rPr>
+        <w:t>].Name</w:t>
+      </w:r>
+      <w:proofErr w:type="gramEnd"/>
+      <w:r>
+        <w:rPr>
+          <w:rFonts w:ascii="Times New Roman" w:hAnsi="Times New Roman" w:cs="Times New Roman"/>
+          <w:color w:val="000000" w:themeColor="text1"/>
+          <w:sz w:val="24"/>
+          <w:szCs w:val="24"/>
+          <w:lang w:val="en-IN"/>
+        </w:rPr>
+        <w:t>);</w:t>
       </w:r>
     </w:p>
     <w:p>
@@ -3316,6 +3456,7 @@
         <w:pStyle w:val="ListParagraph"/>
         <w:jc w:val="both"/>
         <w:rPr>
+          <w:rFonts w:ascii="Times New Roman" w:hAnsi="Times New Roman" w:cs="Times New Roman"/>
           <w:b/>
           <w:bCs/>
           <w:color w:val="000000" w:themeColor="text1"/>
@@ -3330,6 +3471,7 @@
         <w:pStyle w:val="ListParagraph"/>
         <w:jc w:val="both"/>
         <w:rPr>
+          <w:rFonts w:ascii="Times New Roman" w:hAnsi="Times New Roman" w:cs="Times New Roman"/>
           <w:b/>
           <w:bCs/>
           <w:color w:val="000000" w:themeColor="text1"/>
@@ -3344,6 +3486,7 @@
         <w:pStyle w:val="ListParagraph"/>
         <w:jc w:val="both"/>
         <w:rPr>
+          <w:rFonts w:ascii="Times New Roman" w:hAnsi="Times New Roman" w:cs="Times New Roman"/>
           <w:b/>
           <w:bCs/>
           <w:color w:val="000000" w:themeColor="text1"/>
@@ -3358,6 +3501,7 @@
         <w:pStyle w:val="ListParagraph"/>
         <w:jc w:val="both"/>
         <w:rPr>
+          <w:rFonts w:ascii="Times New Roman" w:hAnsi="Times New Roman" w:cs="Times New Roman"/>
           <w:b/>
           <w:bCs/>
           <w:color w:val="000000" w:themeColor="text1"/>
@@ -3372,16 +3516,18 @@
         <w:pStyle w:val="ListParagraph"/>
         <w:jc w:val="both"/>
         <w:rPr>
-          <w:b/>
-          <w:bCs/>
-          <w:color w:val="000000" w:themeColor="text1"/>
-          <w:sz w:val="24"/>
-          <w:szCs w:val="24"/>
-          <w:lang w:val="en-IN"/>
-        </w:rPr>
-      </w:pPr>
-      <w:r>
-        <w:rPr>
+          <w:rFonts w:ascii="Times New Roman" w:hAnsi="Times New Roman" w:cs="Times New Roman"/>
+          <w:b/>
+          <w:bCs/>
+          <w:color w:val="000000" w:themeColor="text1"/>
+          <w:sz w:val="24"/>
+          <w:szCs w:val="24"/>
+          <w:lang w:val="en-IN"/>
+        </w:rPr>
+      </w:pPr>
+      <w:r>
+        <w:rPr>
+          <w:rFonts w:ascii="Times New Roman" w:hAnsi="Times New Roman" w:cs="Times New Roman"/>
           <w:b/>
           <w:bCs/>
           <w:color w:val="000000" w:themeColor="text1"/>
@@ -3397,23 +3543,27 @@
         <w:pStyle w:val="ListParagraph"/>
         <w:jc w:val="both"/>
         <w:rPr>
-          <w:color w:val="000000" w:themeColor="text1"/>
-          <w:sz w:val="24"/>
-          <w:szCs w:val="24"/>
-          <w:lang w:val="en-IN"/>
-        </w:rPr>
-      </w:pPr>
-      <w:r>
-        <w:rPr>
-          <w:color w:val="000000" w:themeColor="text1"/>
-          <w:sz w:val="24"/>
-          <w:szCs w:val="24"/>
-          <w:lang w:val="en-IN"/>
-        </w:rPr>
+          <w:rFonts w:ascii="Times New Roman" w:hAnsi="Times New Roman" w:cs="Times New Roman"/>
+          <w:color w:val="000000" w:themeColor="text1"/>
+          <w:sz w:val="24"/>
+          <w:szCs w:val="24"/>
+          <w:lang w:val="en-IN"/>
+        </w:rPr>
+      </w:pPr>
+      <w:r>
+        <w:rPr>
+          <w:rFonts w:ascii="Times New Roman" w:hAnsi="Times New Roman" w:cs="Times New Roman"/>
+          <w:color w:val="000000" w:themeColor="text1"/>
+          <w:sz w:val="24"/>
+          <w:szCs w:val="24"/>
+          <w:lang w:val="en-IN"/>
+        </w:rPr>
+        <w:lastRenderedPageBreak/>
         <w:t xml:space="preserve">       </w:t>
       </w:r>
       <w:r>
         <w:rPr>
+          <w:rFonts w:ascii="Times New Roman" w:hAnsi="Times New Roman" w:cs="Times New Roman"/>
           <w:noProof/>
         </w:rPr>
         <w:drawing>
@@ -3471,6 +3621,7 @@
         <w:pStyle w:val="ListParagraph"/>
         <w:jc w:val="both"/>
         <w:rPr>
+          <w:rFonts w:ascii="Times New Roman" w:hAnsi="Times New Roman" w:cs="Times New Roman"/>
           <w:color w:val="000000" w:themeColor="text1"/>
           <w:sz w:val="24"/>
           <w:szCs w:val="24"/>
@@ -3483,6 +3634,7 @@
         <w:pStyle w:val="ListParagraph"/>
         <w:jc w:val="both"/>
         <w:rPr>
+          <w:rFonts w:ascii="Times New Roman" w:hAnsi="Times New Roman" w:cs="Times New Roman"/>
           <w:color w:val="000000" w:themeColor="text1"/>
           <w:sz w:val="24"/>
           <w:szCs w:val="24"/>
@@ -3495,6 +3647,7 @@
         <w:pStyle w:val="ListParagraph"/>
         <w:jc w:val="both"/>
         <w:rPr>
+          <w:rFonts w:ascii="Times New Roman" w:hAnsi="Times New Roman" w:cs="Times New Roman"/>
           <w:color w:val="000000" w:themeColor="text1"/>
           <w:sz w:val="24"/>
           <w:szCs w:val="24"/>
@@ -3507,6 +3660,7 @@
         <w:pStyle w:val="ListParagraph"/>
         <w:jc w:val="both"/>
         <w:rPr>
+          <w:rFonts w:ascii="Times New Roman" w:hAnsi="Times New Roman" w:cs="Times New Roman"/>
           <w:b/>
           <w:bCs/>
           <w:color w:val="000000" w:themeColor="text1"/>
@@ -3518,6 +3672,7 @@
       </w:pPr>
       <w:r>
         <w:rPr>
+          <w:rFonts w:ascii="Times New Roman" w:hAnsi="Times New Roman" w:cs="Times New Roman"/>
           <w:b/>
           <w:bCs/>
           <w:color w:val="000000" w:themeColor="text1"/>
@@ -3534,6 +3689,7 @@
         <w:pStyle w:val="ListParagraph"/>
         <w:jc w:val="both"/>
         <w:rPr>
+          <w:rFonts w:ascii="Times New Roman" w:hAnsi="Times New Roman" w:cs="Times New Roman"/>
           <w:b/>
           <w:bCs/>
           <w:color w:val="000000" w:themeColor="text1"/>
@@ -3549,35 +3705,26 @@
         <w:pStyle w:val="ListParagraph"/>
         <w:jc w:val="both"/>
         <w:rPr>
-          <w:b/>
-          <w:bCs/>
-          <w:color w:val="000000" w:themeColor="text1"/>
-          <w:sz w:val="28"/>
-          <w:szCs w:val="28"/>
-          <w:lang w:val="en-IN"/>
-        </w:rPr>
-      </w:pPr>
-      <w:r>
-        <w:rPr>
-          <w:b/>
-          <w:bCs/>
-          <w:color w:val="000000" w:themeColor="text1"/>
-          <w:sz w:val="28"/>
-          <w:szCs w:val="28"/>
-          <w:lang w:val="en-IN"/>
-        </w:rPr>
-        <w:t>Function</w:t>
-      </w:r>
-      <w:r>
-        <w:rPr>
-          <w:b/>
-          <w:bCs/>
-          <w:color w:val="000000" w:themeColor="text1"/>
-          <w:sz w:val="28"/>
-          <w:szCs w:val="28"/>
-          <w:lang w:val="en-IN"/>
-        </w:rPr>
-        <w:t>:</w:t>
+          <w:rFonts w:ascii="Times New Roman" w:hAnsi="Times New Roman" w:cs="Times New Roman"/>
+          <w:b/>
+          <w:bCs/>
+          <w:color w:val="000000" w:themeColor="text1"/>
+          <w:sz w:val="28"/>
+          <w:szCs w:val="28"/>
+          <w:lang w:val="en-IN"/>
+        </w:rPr>
+      </w:pPr>
+      <w:r>
+        <w:rPr>
+          <w:rFonts w:ascii="Times New Roman" w:hAnsi="Times New Roman" w:cs="Times New Roman"/>
+          <w:b/>
+          <w:bCs/>
+          <w:color w:val="000000" w:themeColor="text1"/>
+          <w:sz w:val="28"/>
+          <w:szCs w:val="28"/>
+          <w:lang w:val="en-IN"/>
+        </w:rPr>
+        <w:t>Function:</w:t>
       </w:r>
     </w:p>
     <w:p>
@@ -3585,6 +3732,7 @@
         <w:pStyle w:val="ListParagraph"/>
         <w:jc w:val="both"/>
         <w:rPr>
+          <w:rFonts w:ascii="Times New Roman" w:hAnsi="Times New Roman" w:cs="Times New Roman"/>
           <w:b/>
           <w:bCs/>
           <w:color w:val="000000" w:themeColor="text1"/>
@@ -3599,16 +3747,18 @@
         <w:pStyle w:val="ListParagraph"/>
         <w:jc w:val="both"/>
         <w:rPr>
-          <w:b/>
-          <w:bCs/>
-          <w:color w:val="000000" w:themeColor="text1"/>
-          <w:sz w:val="28"/>
-          <w:szCs w:val="28"/>
-          <w:lang w:val="en-IN"/>
-        </w:rPr>
-      </w:pPr>
-      <w:r>
-        <w:rPr>
+          <w:rFonts w:ascii="Times New Roman" w:hAnsi="Times New Roman" w:cs="Times New Roman"/>
+          <w:b/>
+          <w:bCs/>
+          <w:color w:val="000000" w:themeColor="text1"/>
+          <w:sz w:val="28"/>
+          <w:szCs w:val="28"/>
+          <w:lang w:val="en-IN"/>
+        </w:rPr>
+      </w:pPr>
+      <w:r>
+        <w:rPr>
+          <w:rFonts w:ascii="Times New Roman" w:hAnsi="Times New Roman" w:cs="Times New Roman"/>
           <w:noProof/>
         </w:rPr>
         <w:drawing>
@@ -3666,6 +3816,7 @@
         <w:pStyle w:val="ListParagraph"/>
         <w:jc w:val="both"/>
         <w:rPr>
+          <w:rFonts w:ascii="Times New Roman" w:hAnsi="Times New Roman" w:cs="Times New Roman"/>
           <w:b/>
           <w:bCs/>
           <w:color w:val="000000" w:themeColor="text1"/>
@@ -3680,24 +3831,417 @@
         <w:pStyle w:val="ListParagraph"/>
         <w:jc w:val="both"/>
         <w:rPr>
-          <w:b/>
-          <w:bCs/>
-          <w:color w:val="000000" w:themeColor="text1"/>
-          <w:sz w:val="28"/>
-          <w:szCs w:val="28"/>
-          <w:lang w:val="en-IN"/>
-        </w:rPr>
-      </w:pPr>
-      <w:r>
-        <w:rPr>
-          <w:b/>
-          <w:bCs/>
+          <w:rFonts w:ascii="Times New Roman" w:hAnsi="Times New Roman" w:cs="Times New Roman"/>
+          <w:b/>
+          <w:bCs/>
+          <w:color w:val="000000" w:themeColor="text1"/>
+          <w:sz w:val="28"/>
+          <w:szCs w:val="28"/>
+          <w:lang w:val="en-IN"/>
+        </w:rPr>
+      </w:pPr>
+      <w:r>
+        <w:rPr>
+          <w:rFonts w:ascii="Times New Roman" w:hAnsi="Times New Roman" w:cs="Times New Roman"/>
+          <w:b/>
+          <w:bCs/>
+          <w:color w:val="000000" w:themeColor="text1"/>
+          <w:sz w:val="28"/>
+          <w:szCs w:val="28"/>
+          <w:lang w:val="en-IN"/>
+        </w:rPr>
+        <w:t>Example:</w:t>
+      </w:r>
+    </w:p>
+    <w:p>
+      <w:pPr>
+        <w:jc w:val="both"/>
+        <w:rPr>
+          <w:rFonts w:ascii="Times New Roman" w:hAnsi="Times New Roman" w:cs="Times New Roman"/>
+          <w:color w:val="000000" w:themeColor="text1"/>
+          <w:sz w:val="28"/>
+          <w:szCs w:val="28"/>
+          <w:lang w:val="en-IN"/>
+        </w:rPr>
+      </w:pPr>
+      <w:r>
+        <w:rPr>
+          <w:rFonts w:ascii="Times New Roman" w:hAnsi="Times New Roman" w:cs="Times New Roman"/>
+          <w:b/>
+          <w:bCs/>
+          <w:color w:val="000000" w:themeColor="text1"/>
+          <w:sz w:val="28"/>
+          <w:szCs w:val="28"/>
+          <w:lang w:val="en-IN"/>
+        </w:rPr>
+        <w:t xml:space="preserve">                      </w:t>
+      </w:r>
+      <w:r>
+        <w:rPr>
+          <w:rFonts w:ascii="Times New Roman" w:hAnsi="Times New Roman" w:cs="Times New Roman"/>
+          <w:color w:val="000000" w:themeColor="text1"/>
+          <w:sz w:val="28"/>
+          <w:szCs w:val="28"/>
+          <w:lang w:val="en-IN"/>
+        </w:rPr>
+        <w:t xml:space="preserve">Function </w:t>
+      </w:r>
+      <w:proofErr w:type="gramStart"/>
+      <w:r>
+        <w:rPr>
+          <w:rFonts w:ascii="Times New Roman" w:hAnsi="Times New Roman" w:cs="Times New Roman"/>
+          <w:color w:val="000000" w:themeColor="text1"/>
+          <w:sz w:val="28"/>
+          <w:szCs w:val="28"/>
+          <w:lang w:val="en-IN"/>
+        </w:rPr>
+        <w:t>studentDetails(</w:t>
+      </w:r>
+      <w:proofErr w:type="gramEnd"/>
+      <w:r>
+        <w:rPr>
+          <w:rFonts w:ascii="Times New Roman" w:hAnsi="Times New Roman" w:cs="Times New Roman"/>
+          <w:color w:val="000000" w:themeColor="text1"/>
+          <w:sz w:val="28"/>
+          <w:szCs w:val="28"/>
+          <w:lang w:val="en-IN"/>
+        </w:rPr>
+        <w:t>) {</w:t>
+      </w:r>
+    </w:p>
+    <w:p>
+      <w:pPr>
+        <w:jc w:val="both"/>
+        <w:rPr>
+          <w:rFonts w:ascii="Times New Roman" w:hAnsi="Times New Roman" w:cs="Times New Roman"/>
+          <w:color w:val="000000" w:themeColor="text1"/>
+          <w:sz w:val="28"/>
+          <w:szCs w:val="28"/>
+          <w:lang w:val="en-IN"/>
+        </w:rPr>
+      </w:pPr>
+      <w:r>
+        <w:rPr>
+          <w:rFonts w:ascii="Times New Roman" w:hAnsi="Times New Roman" w:cs="Times New Roman"/>
           <w:color w:val="000000" w:themeColor="text1"/>
           <w:sz w:val="28"/>
           <w:szCs w:val="28"/>
           <w:lang w:val="en-IN"/>
         </w:rPr>
         <w:lastRenderedPageBreak/>
+        <w:t xml:space="preserve">                                       studentName = “Swapna”;</w:t>
+      </w:r>
+    </w:p>
+    <w:p>
+      <w:pPr>
+        <w:jc w:val="both"/>
+        <w:rPr>
+          <w:rFonts w:ascii="Times New Roman" w:hAnsi="Times New Roman" w:cs="Times New Roman"/>
+          <w:color w:val="000000" w:themeColor="text1"/>
+          <w:sz w:val="28"/>
+          <w:szCs w:val="28"/>
+          <w:lang w:val="en-IN"/>
+        </w:rPr>
+      </w:pPr>
+      <w:r>
+        <w:rPr>
+          <w:rFonts w:ascii="Times New Roman" w:hAnsi="Times New Roman" w:cs="Times New Roman"/>
+          <w:color w:val="000000" w:themeColor="text1"/>
+          <w:sz w:val="28"/>
+          <w:szCs w:val="28"/>
+          <w:lang w:val="en-IN"/>
+        </w:rPr>
+        <w:t xml:space="preserve">                                       console.log(studentName);</w:t>
+      </w:r>
+    </w:p>
+    <w:p>
+      <w:pPr>
+        <w:jc w:val="both"/>
+        <w:rPr>
+          <w:rFonts w:ascii="Times New Roman" w:hAnsi="Times New Roman" w:cs="Times New Roman"/>
+          <w:color w:val="000000" w:themeColor="text1"/>
+          <w:sz w:val="28"/>
+          <w:szCs w:val="28"/>
+          <w:lang w:val="en-IN"/>
+        </w:rPr>
+      </w:pPr>
+      <w:r>
+        <w:rPr>
+          <w:rFonts w:ascii="Times New Roman" w:hAnsi="Times New Roman" w:cs="Times New Roman"/>
+          <w:color w:val="000000" w:themeColor="text1"/>
+          <w:sz w:val="28"/>
+          <w:szCs w:val="28"/>
+          <w:lang w:val="en-IN"/>
+        </w:rPr>
+        <w:t xml:space="preserve">                                       studentId = 484;</w:t>
+      </w:r>
+    </w:p>
+    <w:p>
+      <w:pPr>
+        <w:jc w:val="both"/>
+        <w:rPr>
+          <w:rFonts w:ascii="Times New Roman" w:hAnsi="Times New Roman" w:cs="Times New Roman"/>
+          <w:color w:val="000000" w:themeColor="text1"/>
+          <w:sz w:val="28"/>
+          <w:szCs w:val="28"/>
+          <w:lang w:val="en-IN"/>
+        </w:rPr>
+      </w:pPr>
+      <w:r>
+        <w:rPr>
+          <w:rFonts w:ascii="Times New Roman" w:hAnsi="Times New Roman" w:cs="Times New Roman"/>
+          <w:color w:val="000000" w:themeColor="text1"/>
+          <w:sz w:val="28"/>
+          <w:szCs w:val="28"/>
+          <w:lang w:val="en-IN"/>
+        </w:rPr>
+        <w:t xml:space="preserve">                                       </w:t>
+      </w:r>
+      <w:proofErr w:type="gramStart"/>
+      <w:r>
+        <w:rPr>
+          <w:rFonts w:ascii="Times New Roman" w:hAnsi="Times New Roman" w:cs="Times New Roman"/>
+          <w:color w:val="000000" w:themeColor="text1"/>
+          <w:sz w:val="28"/>
+          <w:szCs w:val="28"/>
+          <w:lang w:val="en-IN"/>
+        </w:rPr>
+        <w:t>console.Id</w:t>
+      </w:r>
+      <w:proofErr w:type="gramEnd"/>
+      <w:r>
+        <w:rPr>
+          <w:rFonts w:ascii="Times New Roman" w:hAnsi="Times New Roman" w:cs="Times New Roman"/>
+          <w:color w:val="000000" w:themeColor="text1"/>
+          <w:sz w:val="28"/>
+          <w:szCs w:val="28"/>
+          <w:lang w:val="en-IN"/>
+        </w:rPr>
+        <w:t>(studentId);</w:t>
+      </w:r>
+    </w:p>
+    <w:p>
+      <w:pPr>
+        <w:jc w:val="both"/>
+        <w:rPr>
+          <w:rFonts w:ascii="Times New Roman" w:hAnsi="Times New Roman" w:cs="Times New Roman"/>
+          <w:color w:val="000000" w:themeColor="text1"/>
+          <w:sz w:val="28"/>
+          <w:szCs w:val="28"/>
+          <w:lang w:val="en-IN"/>
+        </w:rPr>
+      </w:pPr>
+      <w:r>
+        <w:rPr>
+          <w:rFonts w:ascii="Times New Roman" w:hAnsi="Times New Roman" w:cs="Times New Roman"/>
+          <w:color w:val="000000" w:themeColor="text1"/>
+          <w:sz w:val="28"/>
+          <w:szCs w:val="28"/>
+          <w:lang w:val="en-IN"/>
+        </w:rPr>
+        <w:t xml:space="preserve">                       }</w:t>
+      </w:r>
+    </w:p>
+    <w:p>
+      <w:pPr>
+        <w:jc w:val="both"/>
+        <w:rPr>
+          <w:rFonts w:ascii="Times New Roman" w:hAnsi="Times New Roman" w:cs="Times New Roman"/>
+          <w:color w:val="000000" w:themeColor="text1"/>
+          <w:sz w:val="28"/>
+          <w:szCs w:val="28"/>
+          <w:lang w:val="en-IN"/>
+        </w:rPr>
+      </w:pPr>
+      <w:r>
+        <w:rPr>
+          <w:rFonts w:ascii="Times New Roman" w:hAnsi="Times New Roman" w:cs="Times New Roman"/>
+          <w:color w:val="000000" w:themeColor="text1"/>
+          <w:sz w:val="28"/>
+          <w:szCs w:val="28"/>
+          <w:lang w:val="en-IN"/>
+        </w:rPr>
+        <w:t xml:space="preserve">                         </w:t>
+      </w:r>
+      <w:proofErr w:type="gramStart"/>
+      <w:r>
+        <w:rPr>
+          <w:rFonts w:ascii="Times New Roman" w:hAnsi="Times New Roman" w:cs="Times New Roman"/>
+          <w:color w:val="000000" w:themeColor="text1"/>
+          <w:sz w:val="28"/>
+          <w:szCs w:val="28"/>
+          <w:lang w:val="en-IN"/>
+        </w:rPr>
+        <w:t>studentDetails</w:t>
+      </w:r>
+      <w:r>
+        <w:rPr>
+          <w:rFonts w:ascii="Times New Roman" w:hAnsi="Times New Roman" w:cs="Times New Roman"/>
+          <w:color w:val="000000" w:themeColor="text1"/>
+          <w:sz w:val="28"/>
+          <w:szCs w:val="28"/>
+          <w:lang w:val="en-IN"/>
+        </w:rPr>
+        <w:t>(</w:t>
+      </w:r>
+      <w:proofErr w:type="gramEnd"/>
+      <w:r>
+        <w:rPr>
+          <w:rFonts w:ascii="Times New Roman" w:hAnsi="Times New Roman" w:cs="Times New Roman"/>
+          <w:color w:val="000000" w:themeColor="text1"/>
+          <w:sz w:val="28"/>
+          <w:szCs w:val="28"/>
+          <w:lang w:val="en-IN"/>
+        </w:rPr>
+        <w:t>);</w:t>
+      </w:r>
+    </w:p>
+    <w:p>
+      <w:pPr>
+        <w:jc w:val="both"/>
+        <w:rPr>
+          <w:rFonts w:ascii="Times New Roman" w:hAnsi="Times New Roman" w:cs="Times New Roman"/>
+          <w:color w:val="000000" w:themeColor="text1"/>
+          <w:sz w:val="28"/>
+          <w:szCs w:val="28"/>
+          <w:lang w:val="en-IN"/>
+        </w:rPr>
+      </w:pPr>
+    </w:p>
+    <w:p>
+      <w:pPr>
+        <w:jc w:val="both"/>
+        <w:rPr>
+          <w:rFonts w:ascii="Times New Roman" w:hAnsi="Times New Roman" w:cs="Times New Roman"/>
+          <w:color w:val="000000" w:themeColor="text1"/>
+          <w:sz w:val="28"/>
+          <w:szCs w:val="28"/>
+          <w:lang w:val="en-IN"/>
+        </w:rPr>
+      </w:pPr>
+    </w:p>
+    <w:p>
+      <w:pPr>
+        <w:jc w:val="both"/>
+        <w:rPr>
+          <w:rFonts w:ascii="Times New Roman" w:hAnsi="Times New Roman" w:cs="Times New Roman"/>
+          <w:b/>
+          <w:bCs/>
+          <w:color w:val="000000" w:themeColor="text1"/>
+          <w:sz w:val="32"/>
+          <w:szCs w:val="32"/>
+          <w:u w:val="single"/>
+          <w:lang w:val="en-IN"/>
+        </w:rPr>
+      </w:pPr>
+      <w:r>
+        <w:rPr>
+          <w:rFonts w:ascii="Times New Roman" w:hAnsi="Times New Roman" w:cs="Times New Roman"/>
+          <w:b/>
+          <w:bCs/>
+          <w:color w:val="000000" w:themeColor="text1"/>
+          <w:sz w:val="32"/>
+          <w:szCs w:val="32"/>
+          <w:u w:val="single"/>
+          <w:lang w:val="en-IN"/>
+        </w:rPr>
+        <w:t>20/05/2025</w:t>
+      </w:r>
+    </w:p>
+    <w:p>
+      <w:pPr>
+        <w:jc w:val="both"/>
+        <w:rPr>
+          <w:rFonts w:ascii="Times New Roman" w:hAnsi="Times New Roman" w:cs="Times New Roman"/>
+          <w:b/>
+          <w:bCs/>
+          <w:color w:val="000000" w:themeColor="text1"/>
+          <w:sz w:val="32"/>
+          <w:szCs w:val="32"/>
+          <w:u w:val="single"/>
+          <w:lang w:val="en-IN"/>
+        </w:rPr>
+      </w:pPr>
+    </w:p>
+    <w:p>
+      <w:pPr>
+        <w:jc w:val="both"/>
+        <w:rPr>
+          <w:rFonts w:ascii="Times New Roman" w:hAnsi="Times New Roman" w:cs="Times New Roman"/>
+          <w:b/>
+          <w:bCs/>
+          <w:color w:val="000000" w:themeColor="text1"/>
+          <w:sz w:val="28"/>
+          <w:szCs w:val="28"/>
+          <w:lang w:val="en-IN"/>
+        </w:rPr>
+      </w:pPr>
+      <w:r>
+        <w:rPr>
+          <w:rFonts w:ascii="Times New Roman" w:hAnsi="Times New Roman" w:cs="Times New Roman"/>
+          <w:b/>
+          <w:bCs/>
+          <w:color w:val="000000" w:themeColor="text1"/>
+          <w:sz w:val="28"/>
+          <w:szCs w:val="28"/>
+          <w:lang w:val="en-IN"/>
+        </w:rPr>
+        <w:t>Function Within the Function:</w:t>
+      </w:r>
+    </w:p>
+    <w:p>
+      <w:pPr>
+        <w:jc w:val="both"/>
+        <w:rPr>
+          <w:rFonts w:ascii="Times New Roman" w:hAnsi="Times New Roman" w:cs="Times New Roman"/>
+          <w:color w:val="000000" w:themeColor="text1"/>
+          <w:sz w:val="24"/>
+          <w:szCs w:val="24"/>
+        </w:rPr>
+      </w:pPr>
+      <w:r>
+        <w:rPr>
+          <w:rFonts w:ascii="Times New Roman" w:hAnsi="Times New Roman" w:cs="Times New Roman"/>
+          <w:b/>
+          <w:bCs/>
+          <w:color w:val="000000" w:themeColor="text1"/>
+          <w:sz w:val="28"/>
+          <w:szCs w:val="28"/>
+          <w:lang w:val="en-IN"/>
+        </w:rPr>
+        <w:t xml:space="preserve">                 </w:t>
+      </w:r>
+      <w:r>
+        <w:rPr>
+          <w:rFonts w:ascii="Times New Roman" w:hAnsi="Times New Roman" w:cs="Times New Roman"/>
+          <w:color w:val="000000" w:themeColor="text1"/>
+          <w:sz w:val="24"/>
+          <w:szCs w:val="24"/>
+        </w:rPr>
+        <w:t>In JavaScript, you can define a function within another function—this is called a nested function. The inner (nested) function is scoped to the outer function, meaning it can access the outer function’s variables, but not vice versa.</w:t>
+      </w:r>
+    </w:p>
+    <w:p>
+      <w:pPr>
+        <w:jc w:val="both"/>
+        <w:rPr>
+          <w:rFonts w:ascii="Times New Roman" w:hAnsi="Times New Roman" w:cs="Times New Roman"/>
+          <w:b/>
+          <w:bCs/>
+          <w:color w:val="000000" w:themeColor="text1"/>
+          <w:sz w:val="24"/>
+          <w:szCs w:val="24"/>
+        </w:rPr>
+      </w:pPr>
+      <w:r>
+        <w:rPr>
+          <w:rFonts w:ascii="Times New Roman" w:hAnsi="Times New Roman" w:cs="Times New Roman"/>
+          <w:b/>
+          <w:bCs/>
+          <w:color w:val="000000" w:themeColor="text1"/>
+          <w:sz w:val="24"/>
+          <w:szCs w:val="24"/>
+        </w:rPr>
         <w:t>Example:</w:t>
       </w:r>
     </w:p>
@@ -3705,183 +4249,912 @@
       <w:pPr>
         <w:jc w:val="both"/>
         <w:rPr>
-          <w:color w:val="000000" w:themeColor="text1"/>
-          <w:sz w:val="28"/>
-          <w:szCs w:val="28"/>
-          <w:lang w:val="en-IN"/>
-        </w:rPr>
-      </w:pPr>
-      <w:r>
-        <w:rPr>
-          <w:b/>
-          <w:bCs/>
-          <w:color w:val="000000" w:themeColor="text1"/>
-          <w:sz w:val="28"/>
-          <w:szCs w:val="28"/>
-          <w:lang w:val="en-IN"/>
-        </w:rPr>
-        <w:t xml:space="preserve">                      </w:t>
-      </w:r>
-      <w:r>
-        <w:rPr>
-          <w:color w:val="000000" w:themeColor="text1"/>
-          <w:sz w:val="28"/>
-          <w:szCs w:val="28"/>
-          <w:lang w:val="en-IN"/>
-        </w:rPr>
-        <w:t>Function</w:t>
-      </w:r>
-      <w:r>
-        <w:rPr>
-          <w:color w:val="000000" w:themeColor="text1"/>
-          <w:sz w:val="28"/>
-          <w:szCs w:val="28"/>
-          <w:lang w:val="en-IN"/>
-        </w:rPr>
-        <w:t xml:space="preserve"> studentDetails() {</w:t>
-      </w:r>
-    </w:p>
-    <w:p>
-      <w:pPr>
-        <w:jc w:val="both"/>
-        <w:rPr>
-          <w:color w:val="000000" w:themeColor="text1"/>
-          <w:sz w:val="28"/>
-          <w:szCs w:val="28"/>
-          <w:lang w:val="en-IN"/>
-        </w:rPr>
-      </w:pPr>
-      <w:r>
-        <w:rPr>
-          <w:color w:val="000000" w:themeColor="text1"/>
-          <w:sz w:val="28"/>
-          <w:szCs w:val="28"/>
-          <w:lang w:val="en-IN"/>
-        </w:rPr>
-        <w:t xml:space="preserve">                                       studentName = “Swapna”;</w:t>
-      </w:r>
-    </w:p>
-    <w:p>
-      <w:pPr>
-        <w:jc w:val="both"/>
-        <w:rPr>
-          <w:color w:val="000000" w:themeColor="text1"/>
-          <w:sz w:val="28"/>
-          <w:szCs w:val="28"/>
-          <w:lang w:val="en-IN"/>
-        </w:rPr>
-      </w:pPr>
-      <w:r>
-        <w:rPr>
-          <w:color w:val="000000" w:themeColor="text1"/>
-          <w:sz w:val="28"/>
-          <w:szCs w:val="28"/>
-          <w:lang w:val="en-IN"/>
-        </w:rPr>
-        <w:t xml:space="preserve">                                       console.log(studentName);</w:t>
-      </w:r>
-    </w:p>
-    <w:p>
-      <w:pPr>
-        <w:jc w:val="both"/>
-        <w:rPr>
-          <w:color w:val="000000" w:themeColor="text1"/>
-          <w:sz w:val="28"/>
-          <w:szCs w:val="28"/>
-          <w:lang w:val="en-IN"/>
-        </w:rPr>
-      </w:pPr>
-      <w:r>
-        <w:rPr>
-          <w:color w:val="000000" w:themeColor="text1"/>
-          <w:sz w:val="28"/>
-          <w:szCs w:val="28"/>
-          <w:lang w:val="en-IN"/>
-        </w:rPr>
-        <w:t xml:space="preserve">                                       studentId = 484;</w:t>
-      </w:r>
-    </w:p>
-    <w:p>
-      <w:pPr>
-        <w:jc w:val="both"/>
-        <w:rPr>
-          <w:color w:val="000000" w:themeColor="text1"/>
-          <w:sz w:val="28"/>
-          <w:szCs w:val="28"/>
-          <w:lang w:val="en-IN"/>
-        </w:rPr>
-      </w:pPr>
-      <w:r>
-        <w:rPr>
-          <w:color w:val="000000" w:themeColor="text1"/>
-          <w:sz w:val="28"/>
-          <w:szCs w:val="28"/>
-          <w:lang w:val="en-IN"/>
-        </w:rPr>
-        <w:t xml:space="preserve">                                       console.Id(studentId);</w:t>
-      </w:r>
-    </w:p>
-    <w:p>
-      <w:pPr>
-        <w:jc w:val="both"/>
-        <w:rPr>
-          <w:color w:val="000000" w:themeColor="text1"/>
-          <w:sz w:val="28"/>
-          <w:szCs w:val="28"/>
-          <w:lang w:val="en-IN"/>
-        </w:rPr>
-      </w:pPr>
-      <w:r>
-        <w:rPr>
-          <w:color w:val="000000" w:themeColor="text1"/>
-          <w:sz w:val="28"/>
-          <w:szCs w:val="28"/>
-          <w:lang w:val="en-IN"/>
-        </w:rPr>
-        <w:t xml:space="preserve">                       }</w:t>
-      </w:r>
-    </w:p>
-    <w:p>
-      <w:pPr>
-        <w:jc w:val="both"/>
-        <w:rPr>
-          <w:color w:val="000000" w:themeColor="text1"/>
-          <w:sz w:val="28"/>
-          <w:szCs w:val="28"/>
-          <w:lang w:val="en-IN"/>
-        </w:rPr>
-      </w:pPr>
-      <w:r>
-        <w:rPr>
-          <w:color w:val="000000" w:themeColor="text1"/>
-          <w:sz w:val="28"/>
-          <w:szCs w:val="28"/>
-          <w:lang w:val="en-IN"/>
-        </w:rPr>
-        <w:t xml:space="preserve">                         studentDetails</w:t>
-      </w:r>
-      <w:r>
-        <w:rPr>
-          <w:color w:val="000000" w:themeColor="text1"/>
-          <w:sz w:val="28"/>
-          <w:szCs w:val="28"/>
-          <w:lang w:val="en-IN"/>
-        </w:rPr>
-        <w:t>();</w:t>
-      </w:r>
-    </w:p>
-    <w:p>
-      <w:pPr>
-        <w:jc w:val="both"/>
-        <w:rPr>
-          <w:b/>
-          <w:bCs/>
-          <w:color w:val="000000" w:themeColor="text1"/>
-          <w:sz w:val="28"/>
-          <w:szCs w:val="28"/>
-          <w:lang w:val="en-IN"/>
-        </w:rPr>
-      </w:pPr>
+          <w:rFonts w:ascii="Times New Roman" w:hAnsi="Times New Roman" w:cs="Times New Roman"/>
+          <w:color w:val="000000" w:themeColor="text1"/>
+          <w:sz w:val="24"/>
+          <w:szCs w:val="24"/>
+        </w:rPr>
+      </w:pPr>
+      <w:r>
+        <w:rPr>
+          <w:rFonts w:ascii="Times New Roman" w:hAnsi="Times New Roman" w:cs="Times New Roman"/>
+          <w:b/>
+          <w:bCs/>
+          <w:color w:val="000000" w:themeColor="text1"/>
+          <w:sz w:val="24"/>
+          <w:szCs w:val="24"/>
+        </w:rPr>
+        <w:t xml:space="preserve">            </w:t>
+      </w:r>
+      <w:r>
+        <w:rPr>
+          <w:rFonts w:ascii="Times New Roman" w:hAnsi="Times New Roman" w:cs="Times New Roman"/>
+          <w:color w:val="000000" w:themeColor="text1"/>
+          <w:sz w:val="24"/>
+          <w:szCs w:val="24"/>
+        </w:rPr>
+        <w:t xml:space="preserve">Function </w:t>
+      </w:r>
+      <w:proofErr w:type="gramStart"/>
+      <w:r>
+        <w:rPr>
+          <w:rFonts w:ascii="Times New Roman" w:hAnsi="Times New Roman" w:cs="Times New Roman"/>
+          <w:color w:val="000000" w:themeColor="text1"/>
+          <w:sz w:val="24"/>
+          <w:szCs w:val="24"/>
+        </w:rPr>
+        <w:t>redcolour(</w:t>
+      </w:r>
+      <w:proofErr w:type="gramEnd"/>
+      <w:r>
+        <w:rPr>
+          <w:rFonts w:ascii="Times New Roman" w:hAnsi="Times New Roman" w:cs="Times New Roman"/>
+          <w:color w:val="000000" w:themeColor="text1"/>
+          <w:sz w:val="24"/>
+          <w:szCs w:val="24"/>
+        </w:rPr>
+        <w:t>) {</w:t>
+      </w:r>
+    </w:p>
+    <w:p>
+      <w:pPr>
+        <w:jc w:val="both"/>
+        <w:rPr>
+          <w:rFonts w:ascii="Times New Roman" w:hAnsi="Times New Roman" w:cs="Times New Roman"/>
+          <w:color w:val="000000" w:themeColor="text1"/>
+          <w:sz w:val="24"/>
+          <w:szCs w:val="24"/>
+        </w:rPr>
+      </w:pPr>
+      <w:r>
+        <w:rPr>
+          <w:rFonts w:ascii="Times New Roman" w:hAnsi="Times New Roman" w:cs="Times New Roman"/>
+          <w:color w:val="000000" w:themeColor="text1"/>
+          <w:sz w:val="24"/>
+          <w:szCs w:val="24"/>
+        </w:rPr>
+        <w:t xml:space="preserve">                           </w:t>
+      </w:r>
+      <w:proofErr w:type="gramStart"/>
+      <w:r>
+        <w:rPr>
+          <w:rFonts w:ascii="Times New Roman" w:hAnsi="Times New Roman" w:cs="Times New Roman"/>
+          <w:color w:val="000000" w:themeColor="text1"/>
+          <w:sz w:val="24"/>
+          <w:szCs w:val="24"/>
+        </w:rPr>
+        <w:t>Console.log(</w:t>
+      </w:r>
+      <w:proofErr w:type="gramEnd"/>
+      <w:r>
+        <w:rPr>
+          <w:rFonts w:ascii="Times New Roman" w:hAnsi="Times New Roman" w:cs="Times New Roman"/>
+          <w:color w:val="000000" w:themeColor="text1"/>
+          <w:sz w:val="24"/>
+          <w:szCs w:val="24"/>
+        </w:rPr>
+        <w:t xml:space="preserve">“%c </w:t>
+      </w:r>
+      <w:proofErr w:type="gramStart"/>
+      <w:r>
+        <w:rPr>
+          <w:rFonts w:ascii="Times New Roman" w:hAnsi="Times New Roman" w:cs="Times New Roman"/>
+          <w:color w:val="000000" w:themeColor="text1"/>
+          <w:sz w:val="24"/>
+          <w:szCs w:val="24"/>
+        </w:rPr>
+        <w:t xml:space="preserve">   “</w:t>
+      </w:r>
+      <w:proofErr w:type="gramEnd"/>
+      <w:r>
+        <w:rPr>
+          <w:rFonts w:ascii="Times New Roman" w:hAnsi="Times New Roman" w:cs="Times New Roman"/>
+          <w:color w:val="000000" w:themeColor="text1"/>
+          <w:sz w:val="24"/>
+          <w:szCs w:val="24"/>
+        </w:rPr>
+        <w:t>,</w:t>
+      </w:r>
+      <w:r>
+        <w:rPr>
+          <w:rFonts w:ascii="Times New Roman" w:hAnsi="Times New Roman" w:cs="Times New Roman"/>
+          <w:color w:val="000000" w:themeColor="text1"/>
+          <w:sz w:val="24"/>
+          <w:szCs w:val="24"/>
+        </w:rPr>
+        <w:t xml:space="preserve"> “background-</w:t>
+      </w:r>
+      <w:proofErr w:type="gramStart"/>
+      <w:r>
+        <w:rPr>
+          <w:rFonts w:ascii="Times New Roman" w:hAnsi="Times New Roman" w:cs="Times New Roman"/>
+          <w:color w:val="000000" w:themeColor="text1"/>
+          <w:sz w:val="24"/>
+          <w:szCs w:val="24"/>
+        </w:rPr>
+        <w:t>color:red</w:t>
+      </w:r>
+      <w:proofErr w:type="gramEnd"/>
+      <w:r>
+        <w:rPr>
+          <w:rFonts w:ascii="Times New Roman" w:hAnsi="Times New Roman" w:cs="Times New Roman"/>
+          <w:color w:val="000000" w:themeColor="text1"/>
+          <w:sz w:val="24"/>
+          <w:szCs w:val="24"/>
+        </w:rPr>
+        <w:t>”);</w:t>
+      </w:r>
+    </w:p>
+    <w:p>
+      <w:pPr>
+        <w:jc w:val="both"/>
+        <w:rPr>
+          <w:rFonts w:ascii="Times New Roman" w:hAnsi="Times New Roman" w:cs="Times New Roman"/>
+          <w:color w:val="000000" w:themeColor="text1"/>
+          <w:sz w:val="24"/>
+          <w:szCs w:val="24"/>
+        </w:rPr>
+      </w:pPr>
+      <w:r>
+        <w:rPr>
+          <w:rFonts w:ascii="Times New Roman" w:hAnsi="Times New Roman" w:cs="Times New Roman"/>
+          <w:color w:val="000000" w:themeColor="text1"/>
+          <w:sz w:val="24"/>
+          <w:szCs w:val="24"/>
+        </w:rPr>
+        <w:t>}</w:t>
+      </w:r>
+    </w:p>
+    <w:p>
+      <w:pPr>
+        <w:jc w:val="both"/>
+        <w:rPr>
+          <w:rFonts w:ascii="Times New Roman" w:hAnsi="Times New Roman" w:cs="Times New Roman"/>
+          <w:color w:val="000000" w:themeColor="text1"/>
+          <w:sz w:val="24"/>
+          <w:szCs w:val="24"/>
+        </w:rPr>
+      </w:pPr>
+      <w:proofErr w:type="gramStart"/>
+      <w:r>
+        <w:rPr>
+          <w:rFonts w:ascii="Times New Roman" w:hAnsi="Times New Roman" w:cs="Times New Roman"/>
+          <w:color w:val="000000" w:themeColor="text1"/>
+          <w:sz w:val="24"/>
+          <w:szCs w:val="24"/>
+        </w:rPr>
+        <w:t>Redcolor(</w:t>
+      </w:r>
+      <w:proofErr w:type="gramEnd"/>
+      <w:r>
+        <w:rPr>
+          <w:rFonts w:ascii="Times New Roman" w:hAnsi="Times New Roman" w:cs="Times New Roman"/>
+          <w:color w:val="000000" w:themeColor="text1"/>
+          <w:sz w:val="24"/>
+          <w:szCs w:val="24"/>
+        </w:rPr>
+        <w:t>);</w:t>
+      </w:r>
+    </w:p>
+    <w:p>
+      <w:pPr>
+        <w:jc w:val="both"/>
+        <w:rPr>
+          <w:rFonts w:ascii="Times New Roman" w:hAnsi="Times New Roman" w:cs="Times New Roman"/>
+          <w:color w:val="000000" w:themeColor="text1"/>
+          <w:sz w:val="24"/>
+          <w:szCs w:val="24"/>
+        </w:rPr>
+      </w:pPr>
+    </w:p>
+    <w:p>
+      <w:pPr>
+        <w:jc w:val="both"/>
+        <w:rPr>
+          <w:rFonts w:ascii="Times New Roman" w:hAnsi="Times New Roman" w:cs="Times New Roman"/>
+          <w:color w:val="000000" w:themeColor="text1"/>
+          <w:sz w:val="24"/>
+          <w:szCs w:val="24"/>
+        </w:rPr>
+      </w:pPr>
+      <w:r>
+        <w:rPr>
+          <w:rFonts w:ascii="Times New Roman" w:hAnsi="Times New Roman" w:cs="Times New Roman"/>
+          <w:color w:val="000000" w:themeColor="text1"/>
+          <w:sz w:val="24"/>
+          <w:szCs w:val="24"/>
+        </w:rPr>
+        <w:t xml:space="preserve">Function </w:t>
+      </w:r>
+      <w:proofErr w:type="gramStart"/>
+      <w:r>
+        <w:rPr>
+          <w:rFonts w:ascii="Times New Roman" w:hAnsi="Times New Roman" w:cs="Times New Roman"/>
+          <w:color w:val="000000" w:themeColor="text1"/>
+          <w:sz w:val="24"/>
+          <w:szCs w:val="24"/>
+        </w:rPr>
+        <w:t>firstcolor(</w:t>
+      </w:r>
+      <w:proofErr w:type="gramEnd"/>
+      <w:r>
+        <w:rPr>
+          <w:rFonts w:ascii="Times New Roman" w:hAnsi="Times New Roman" w:cs="Times New Roman"/>
+          <w:color w:val="000000" w:themeColor="text1"/>
+          <w:sz w:val="24"/>
+          <w:szCs w:val="24"/>
+        </w:rPr>
+        <w:t>) {</w:t>
+      </w:r>
+    </w:p>
+    <w:p>
+      <w:pPr>
+        <w:jc w:val="both"/>
+        <w:rPr>
+          <w:rFonts w:ascii="Times New Roman" w:hAnsi="Times New Roman" w:cs="Times New Roman"/>
+          <w:color w:val="000000" w:themeColor="text1"/>
+          <w:sz w:val="24"/>
+          <w:szCs w:val="24"/>
+        </w:rPr>
+      </w:pPr>
+      <w:r>
+        <w:rPr>
+          <w:rFonts w:ascii="Times New Roman" w:hAnsi="Times New Roman" w:cs="Times New Roman"/>
+          <w:color w:val="000000" w:themeColor="text1"/>
+          <w:sz w:val="24"/>
+          <w:szCs w:val="24"/>
+        </w:rPr>
+        <w:t xml:space="preserve">                       </w:t>
+      </w:r>
+      <w:proofErr w:type="gramStart"/>
+      <w:r>
+        <w:rPr>
+          <w:rFonts w:ascii="Times New Roman" w:hAnsi="Times New Roman" w:cs="Times New Roman"/>
+          <w:color w:val="000000" w:themeColor="text1"/>
+          <w:sz w:val="24"/>
+          <w:szCs w:val="24"/>
+        </w:rPr>
+        <w:t>Console.log(</w:t>
+      </w:r>
+      <w:proofErr w:type="gramEnd"/>
+      <w:r>
+        <w:rPr>
+          <w:rFonts w:ascii="Times New Roman" w:hAnsi="Times New Roman" w:cs="Times New Roman"/>
+          <w:color w:val="000000" w:themeColor="text1"/>
+          <w:sz w:val="24"/>
+          <w:szCs w:val="24"/>
+        </w:rPr>
+        <w:t xml:space="preserve">“%c     </w:t>
+      </w:r>
+      <w:proofErr w:type="gramStart"/>
+      <w:r>
+        <w:rPr>
+          <w:rFonts w:ascii="Times New Roman" w:hAnsi="Times New Roman" w:cs="Times New Roman"/>
+          <w:color w:val="000000" w:themeColor="text1"/>
+          <w:sz w:val="24"/>
+          <w:szCs w:val="24"/>
+        </w:rPr>
+        <w:t xml:space="preserve">   “</w:t>
+      </w:r>
+      <w:proofErr w:type="gramEnd"/>
+      <w:r>
+        <w:rPr>
+          <w:rFonts w:ascii="Times New Roman" w:hAnsi="Times New Roman" w:cs="Times New Roman"/>
+          <w:color w:val="000000" w:themeColor="text1"/>
+          <w:sz w:val="24"/>
+          <w:szCs w:val="24"/>
+        </w:rPr>
+        <w:t>, “background-</w:t>
+      </w:r>
+      <w:proofErr w:type="gramStart"/>
+      <w:r>
+        <w:rPr>
+          <w:rFonts w:ascii="Times New Roman" w:hAnsi="Times New Roman" w:cs="Times New Roman"/>
+          <w:color w:val="000000" w:themeColor="text1"/>
+          <w:sz w:val="24"/>
+          <w:szCs w:val="24"/>
+        </w:rPr>
+        <w:t>color:blue</w:t>
+      </w:r>
+      <w:proofErr w:type="gramEnd"/>
+      <w:r>
+        <w:rPr>
+          <w:rFonts w:ascii="Times New Roman" w:hAnsi="Times New Roman" w:cs="Times New Roman"/>
+          <w:color w:val="000000" w:themeColor="text1"/>
+          <w:sz w:val="24"/>
+          <w:szCs w:val="24"/>
+        </w:rPr>
+        <w:t>”);</w:t>
+      </w:r>
+    </w:p>
+    <w:p>
+      <w:pPr>
+        <w:jc w:val="both"/>
+        <w:rPr>
+          <w:rFonts w:ascii="Times New Roman" w:hAnsi="Times New Roman" w:cs="Times New Roman"/>
+          <w:color w:val="000000" w:themeColor="text1"/>
+          <w:sz w:val="24"/>
+          <w:szCs w:val="24"/>
+        </w:rPr>
+      </w:pPr>
+      <w:r>
+        <w:rPr>
+          <w:rFonts w:ascii="Times New Roman" w:hAnsi="Times New Roman" w:cs="Times New Roman"/>
+          <w:color w:val="000000" w:themeColor="text1"/>
+          <w:sz w:val="24"/>
+          <w:szCs w:val="24"/>
+        </w:rPr>
+        <w:t xml:space="preserve">                        </w:t>
+      </w:r>
+      <w:proofErr w:type="gramStart"/>
+      <w:r>
+        <w:rPr>
+          <w:rFonts w:ascii="Times New Roman" w:hAnsi="Times New Roman" w:cs="Times New Roman"/>
+          <w:color w:val="000000" w:themeColor="text1"/>
+          <w:sz w:val="24"/>
+          <w:szCs w:val="24"/>
+        </w:rPr>
+        <w:t>redcolor(</w:t>
+      </w:r>
+      <w:proofErr w:type="gramEnd"/>
+      <w:r>
+        <w:rPr>
+          <w:rFonts w:ascii="Times New Roman" w:hAnsi="Times New Roman" w:cs="Times New Roman"/>
+          <w:color w:val="000000" w:themeColor="text1"/>
+          <w:sz w:val="24"/>
+          <w:szCs w:val="24"/>
+        </w:rPr>
+        <w:t>);</w:t>
+      </w:r>
+    </w:p>
+    <w:p>
+      <w:pPr>
+        <w:jc w:val="both"/>
+        <w:rPr>
+          <w:rFonts w:ascii="Times New Roman" w:hAnsi="Times New Roman" w:cs="Times New Roman"/>
+          <w:color w:val="000000" w:themeColor="text1"/>
+          <w:sz w:val="24"/>
+          <w:szCs w:val="24"/>
+        </w:rPr>
+      </w:pPr>
+      <w:r>
+        <w:rPr>
+          <w:rFonts w:ascii="Times New Roman" w:hAnsi="Times New Roman" w:cs="Times New Roman"/>
+          <w:color w:val="000000" w:themeColor="text1"/>
+          <w:sz w:val="24"/>
+          <w:szCs w:val="24"/>
+        </w:rPr>
+        <w:t>}</w:t>
+      </w:r>
+    </w:p>
+    <w:p>
+      <w:pPr>
+        <w:jc w:val="both"/>
+        <w:rPr>
+          <w:rFonts w:ascii="Times New Roman" w:hAnsi="Times New Roman" w:cs="Times New Roman"/>
+          <w:color w:val="000000" w:themeColor="text1"/>
+          <w:sz w:val="24"/>
+          <w:szCs w:val="24"/>
+        </w:rPr>
+      </w:pPr>
+      <w:proofErr w:type="gramStart"/>
+      <w:r>
+        <w:rPr>
+          <w:rFonts w:ascii="Times New Roman" w:hAnsi="Times New Roman" w:cs="Times New Roman"/>
+          <w:color w:val="000000" w:themeColor="text1"/>
+          <w:sz w:val="24"/>
+          <w:szCs w:val="24"/>
+        </w:rPr>
+        <w:t>Firstcolor(</w:t>
+      </w:r>
+      <w:proofErr w:type="gramEnd"/>
+      <w:r>
+        <w:rPr>
+          <w:rFonts w:ascii="Times New Roman" w:hAnsi="Times New Roman" w:cs="Times New Roman"/>
+          <w:color w:val="000000" w:themeColor="text1"/>
+          <w:sz w:val="24"/>
+          <w:szCs w:val="24"/>
+        </w:rPr>
+        <w:t>);</w:t>
+      </w:r>
+    </w:p>
+    <w:p>
+      <w:pPr>
+        <w:jc w:val="both"/>
+        <w:rPr>
+          <w:rFonts w:ascii="Times New Roman" w:hAnsi="Times New Roman" w:cs="Times New Roman"/>
+          <w:color w:val="000000" w:themeColor="text1"/>
+          <w:sz w:val="24"/>
+          <w:szCs w:val="24"/>
+        </w:rPr>
+      </w:pPr>
+    </w:p>
+    <w:p>
+      <w:pPr>
+        <w:jc w:val="both"/>
+        <w:rPr>
+          <w:rFonts w:ascii="Times New Roman" w:hAnsi="Times New Roman" w:cs="Times New Roman"/>
+          <w:b/>
+          <w:bCs/>
+          <w:color w:val="000000" w:themeColor="text1"/>
+          <w:sz w:val="28"/>
+          <w:szCs w:val="28"/>
+          <w:u w:val="single"/>
+        </w:rPr>
+      </w:pPr>
+      <w:r>
+        <w:rPr>
+          <w:rFonts w:ascii="Times New Roman" w:hAnsi="Times New Roman" w:cs="Times New Roman"/>
+          <w:b/>
+          <w:bCs/>
+          <w:color w:val="000000" w:themeColor="text1"/>
+          <w:sz w:val="28"/>
+          <w:szCs w:val="28"/>
+          <w:u w:val="single"/>
+        </w:rPr>
+        <w:t>Functions&amp; its inputs</w:t>
+      </w:r>
+    </w:p>
+    <w:p>
+      <w:pPr>
+        <w:jc w:val="both"/>
+        <w:rPr>
+          <w:rFonts w:ascii="Times New Roman" w:hAnsi="Times New Roman" w:cs="Times New Roman"/>
+          <w:b/>
+          <w:bCs/>
+          <w:color w:val="000000" w:themeColor="text1"/>
+          <w:sz w:val="28"/>
+          <w:szCs w:val="28"/>
+          <w:u w:val="single"/>
+        </w:rPr>
+      </w:pPr>
+    </w:p>
+    <w:p>
+      <w:pPr>
+        <w:jc w:val="both"/>
+        <w:rPr>
+          <w:rFonts w:ascii="Times New Roman" w:hAnsi="Times New Roman" w:cs="Times New Roman"/>
+          <w:b/>
+          <w:bCs/>
+          <w:color w:val="000000" w:themeColor="text1"/>
+          <w:sz w:val="28"/>
+          <w:szCs w:val="28"/>
+          <w:u w:val="single"/>
+        </w:rPr>
+      </w:pPr>
+      <w:r>
+        <w:rPr>
+          <w:noProof/>
+        </w:rPr>
+        <w:drawing>
+          <wp:inline distT="0" distB="0" distL="0" distR="0" wp14:anchorId="09265257" wp14:editId="4188E341">
+            <wp:extent cx="5997575" cy="3470910"/>
+            <wp:effectExtent l="0" t="0" r="3175" b="0"/>
+            <wp:docPr id="1458414785" name="Picture 1"/>
+            <wp:cNvGraphicFramePr>
+              <a:graphicFrameLocks xmlns:a="http://schemas.openxmlformats.org/drawingml/2006/main" noChangeAspect="1"/>
+            </wp:cNvGraphicFramePr>
+            <a:graphic xmlns:a="http://schemas.openxmlformats.org/drawingml/2006/main">
+              <a:graphicData uri="http://schemas.openxmlformats.org/drawingml/2006/picture">
+                <pic:pic xmlns:pic="http://schemas.openxmlformats.org/drawingml/2006/picture">
+                  <pic:nvPicPr>
+                    <pic:cNvPr id="0" name="Picture 1"/>
+                    <pic:cNvPicPr>
+                      <a:picLocks noChangeAspect="1" noChangeArrowheads="1"/>
+                    </pic:cNvPicPr>
+                  </pic:nvPicPr>
+                  <pic:blipFill>
+                    <a:blip r:embed="rId11">
+                      <a:extLst>
+                        <a:ext uri="{28A0092B-C50C-407E-A947-70E740481C1C}">
+                          <a14:useLocalDpi xmlns:a14="http://schemas.microsoft.com/office/drawing/2010/main" val="0"/>
+                        </a:ext>
+                      </a:extLst>
+                    </a:blip>
+                    <a:srcRect/>
+                    <a:stretch>
+                      <a:fillRect/>
+                    </a:stretch>
+                  </pic:blipFill>
+                  <pic:spPr bwMode="auto">
+                    <a:xfrm>
+                      <a:off x="0" y="0"/>
+                      <a:ext cx="5997575" cy="3470910"/>
+                    </a:xfrm>
+                    <a:prstGeom prst="rect">
+                      <a:avLst/>
+                    </a:prstGeom>
+                    <a:noFill/>
+                    <a:ln>
+                      <a:noFill/>
+                    </a:ln>
+                  </pic:spPr>
+                </pic:pic>
+              </a:graphicData>
+            </a:graphic>
+          </wp:inline>
+        </w:drawing>
+      </w:r>
+    </w:p>
+    <w:p>
+      <w:pPr>
+        <w:jc w:val="both"/>
+        <w:rPr>
+          <w:rFonts w:ascii="Times New Roman" w:hAnsi="Times New Roman" w:cs="Times New Roman"/>
+          <w:b/>
+          <w:bCs/>
+          <w:color w:val="000000" w:themeColor="text1"/>
+          <w:sz w:val="28"/>
+          <w:szCs w:val="28"/>
+          <w:u w:val="single"/>
+        </w:rPr>
+      </w:pPr>
+    </w:p>
+    <w:p>
+      <w:pPr>
+        <w:jc w:val="both"/>
+        <w:rPr>
+          <w:rFonts w:ascii="Times New Roman" w:hAnsi="Times New Roman" w:cs="Times New Roman"/>
+          <w:b/>
+          <w:bCs/>
+          <w:color w:val="000000" w:themeColor="text1"/>
+          <w:sz w:val="28"/>
+          <w:szCs w:val="28"/>
+          <w:u w:val="single"/>
+        </w:rPr>
+      </w:pPr>
+    </w:p>
+    <w:p>
+      <w:pPr>
+        <w:jc w:val="both"/>
+        <w:rPr>
+          <w:rFonts w:ascii="Times New Roman" w:hAnsi="Times New Roman" w:cs="Times New Roman"/>
+          <w:b/>
+          <w:bCs/>
+          <w:color w:val="000000" w:themeColor="text1"/>
+          <w:sz w:val="28"/>
+          <w:szCs w:val="28"/>
+          <w:u w:val="single"/>
+        </w:rPr>
+      </w:pPr>
+      <w:r>
+        <w:rPr>
+          <w:rFonts w:ascii="Times New Roman" w:hAnsi="Times New Roman" w:cs="Times New Roman"/>
+          <w:b/>
+          <w:bCs/>
+          <w:color w:val="000000" w:themeColor="text1"/>
+          <w:sz w:val="28"/>
+          <w:szCs w:val="28"/>
+          <w:u w:val="single"/>
+        </w:rPr>
+        <w:lastRenderedPageBreak/>
+        <w:t xml:space="preserve">Types of </w:t>
+      </w:r>
+      <w:r>
+        <w:rPr>
+          <w:rFonts w:ascii="Times New Roman" w:hAnsi="Times New Roman" w:cs="Times New Roman"/>
+          <w:b/>
+          <w:bCs/>
+          <w:color w:val="000000" w:themeColor="text1"/>
+          <w:sz w:val="28"/>
+          <w:szCs w:val="28"/>
+          <w:u w:val="single"/>
+        </w:rPr>
+        <w:t>Parameters</w:t>
+      </w:r>
+    </w:p>
+    <w:p>
+      <w:pPr>
+        <w:jc w:val="both"/>
+        <w:rPr>
+          <w:rFonts w:ascii="Times New Roman" w:hAnsi="Times New Roman" w:cs="Times New Roman"/>
+          <w:color w:val="000000" w:themeColor="text1"/>
+          <w:sz w:val="28"/>
+          <w:szCs w:val="28"/>
+        </w:rPr>
+      </w:pPr>
+      <w:r>
+        <w:rPr>
+          <w:rFonts w:ascii="Times New Roman" w:hAnsi="Times New Roman" w:cs="Times New Roman"/>
+          <w:color w:val="000000" w:themeColor="text1"/>
+          <w:sz w:val="28"/>
+          <w:szCs w:val="28"/>
+        </w:rPr>
+        <w:t xml:space="preserve">                There are 3 types of input parameters</w:t>
+      </w:r>
+    </w:p>
+    <w:p>
+      <w:pPr>
+        <w:jc w:val="both"/>
+        <w:rPr>
+          <w:rFonts w:ascii="Times New Roman" w:hAnsi="Times New Roman" w:cs="Times New Roman"/>
+          <w:color w:val="000000" w:themeColor="text1"/>
+          <w:sz w:val="28"/>
+          <w:szCs w:val="28"/>
+        </w:rPr>
+      </w:pPr>
+      <w:r>
+        <w:rPr>
+          <w:rFonts w:ascii="Times New Roman" w:hAnsi="Times New Roman" w:cs="Times New Roman"/>
+          <w:color w:val="000000" w:themeColor="text1"/>
+          <w:sz w:val="28"/>
+          <w:szCs w:val="28"/>
+        </w:rPr>
+        <w:t>1.optional Parameter</w:t>
+      </w:r>
+    </w:p>
+    <w:p>
+      <w:pPr>
+        <w:jc w:val="both"/>
+        <w:rPr>
+          <w:rFonts w:ascii="Times New Roman" w:hAnsi="Times New Roman" w:cs="Times New Roman"/>
+          <w:color w:val="000000" w:themeColor="text1"/>
+          <w:sz w:val="28"/>
+          <w:szCs w:val="28"/>
+        </w:rPr>
+      </w:pPr>
+      <w:r>
+        <w:rPr>
+          <w:rFonts w:ascii="Times New Roman" w:hAnsi="Times New Roman" w:cs="Times New Roman"/>
+          <w:color w:val="000000" w:themeColor="text1"/>
+          <w:sz w:val="28"/>
+          <w:szCs w:val="28"/>
+        </w:rPr>
+        <w:t>2.Default Parameter</w:t>
+      </w:r>
+    </w:p>
+    <w:p>
+      <w:pPr>
+        <w:jc w:val="both"/>
+        <w:rPr>
+          <w:rFonts w:ascii="Times New Roman" w:hAnsi="Times New Roman" w:cs="Times New Roman"/>
+          <w:color w:val="000000" w:themeColor="text1"/>
+          <w:sz w:val="28"/>
+          <w:szCs w:val="28"/>
+          <w:lang w:val="en-IN"/>
+        </w:rPr>
+      </w:pPr>
+      <w:r>
+        <w:rPr>
+          <w:rFonts w:ascii="Times New Roman" w:hAnsi="Times New Roman" w:cs="Times New Roman"/>
+          <w:color w:val="000000" w:themeColor="text1"/>
+          <w:sz w:val="28"/>
+          <w:szCs w:val="28"/>
+        </w:rPr>
+        <w:t>3.Rest Parameter</w:t>
+      </w:r>
+    </w:p>
+    <w:p>
+      <w:pPr>
+        <w:jc w:val="both"/>
+        <w:rPr>
+          <w:rFonts w:ascii="Times New Roman" w:hAnsi="Times New Roman" w:cs="Times New Roman"/>
+          <w:color w:val="000000" w:themeColor="text1"/>
+          <w:sz w:val="28"/>
+          <w:szCs w:val="28"/>
+          <w:lang w:val="en-IN"/>
+        </w:rPr>
+      </w:pPr>
+      <w:r>
+        <w:rPr>
+          <w:rFonts w:ascii="Times New Roman" w:hAnsi="Times New Roman" w:cs="Times New Roman"/>
+          <w:color w:val="000000" w:themeColor="text1"/>
+          <w:sz w:val="28"/>
+          <w:szCs w:val="28"/>
+          <w:lang w:val="en-IN"/>
+        </w:rPr>
+        <w:t xml:space="preserve">       </w:t>
+      </w:r>
+    </w:p>
+    <w:p>
+      <w:pPr>
+        <w:jc w:val="both"/>
+        <w:rPr>
+          <w:rFonts w:ascii="Times New Roman" w:hAnsi="Times New Roman" w:cs="Times New Roman"/>
+          <w:color w:val="000000" w:themeColor="text1"/>
+          <w:sz w:val="28"/>
+          <w:szCs w:val="28"/>
+          <w:lang w:val="en-IN"/>
+        </w:rPr>
+      </w:pPr>
+      <w:r>
+        <w:rPr>
+          <w:noProof/>
+        </w:rPr>
+        <w:drawing>
+          <wp:inline distT="0" distB="0" distL="0" distR="0" wp14:anchorId="617AFDE0" wp14:editId="6E15636E">
+            <wp:extent cx="5997575" cy="3558540"/>
+            <wp:effectExtent l="0" t="0" r="3175" b="3810"/>
+            <wp:docPr id="969655094" name="Picture 2"/>
+            <wp:cNvGraphicFramePr>
+              <a:graphicFrameLocks xmlns:a="http://schemas.openxmlformats.org/drawingml/2006/main" noChangeAspect="1"/>
+            </wp:cNvGraphicFramePr>
+            <a:graphic xmlns:a="http://schemas.openxmlformats.org/drawingml/2006/main">
+              <a:graphicData uri="http://schemas.openxmlformats.org/drawingml/2006/picture">
+                <pic:pic xmlns:pic="http://schemas.openxmlformats.org/drawingml/2006/picture">
+                  <pic:nvPicPr>
+                    <pic:cNvPr id="0" name="Picture 3"/>
+                    <pic:cNvPicPr>
+                      <a:picLocks noChangeAspect="1" noChangeArrowheads="1"/>
+                    </pic:cNvPicPr>
+                  </pic:nvPicPr>
+                  <pic:blipFill>
+                    <a:blip r:embed="rId12">
+                      <a:extLst>
+                        <a:ext uri="{28A0092B-C50C-407E-A947-70E740481C1C}">
+                          <a14:useLocalDpi xmlns:a14="http://schemas.microsoft.com/office/drawing/2010/main" val="0"/>
+                        </a:ext>
+                      </a:extLst>
+                    </a:blip>
+                    <a:srcRect/>
+                    <a:stretch>
+                      <a:fillRect/>
+                    </a:stretch>
+                  </pic:blipFill>
+                  <pic:spPr bwMode="auto">
+                    <a:xfrm>
+                      <a:off x="0" y="0"/>
+                      <a:ext cx="5997575" cy="3558540"/>
+                    </a:xfrm>
+                    <a:prstGeom prst="rect">
+                      <a:avLst/>
+                    </a:prstGeom>
+                    <a:noFill/>
+                    <a:ln>
+                      <a:noFill/>
+                    </a:ln>
+                  </pic:spPr>
+                </pic:pic>
+              </a:graphicData>
+            </a:graphic>
+          </wp:inline>
+        </w:drawing>
+      </w:r>
+    </w:p>
+    <w:p>
+      <w:pPr>
+        <w:jc w:val="both"/>
+        <w:rPr>
+          <w:rFonts w:ascii="Times New Roman" w:hAnsi="Times New Roman" w:cs="Times New Roman"/>
+          <w:color w:val="000000" w:themeColor="text1"/>
+          <w:sz w:val="28"/>
+          <w:szCs w:val="28"/>
+          <w:lang w:val="en-IN"/>
+        </w:rPr>
+      </w:pPr>
+    </w:p>
+    <w:p>
+      <w:pPr>
+        <w:jc w:val="both"/>
+        <w:rPr>
+          <w:rFonts w:ascii="Times New Roman" w:hAnsi="Times New Roman" w:cs="Times New Roman"/>
+          <w:b/>
+          <w:bCs/>
+          <w:color w:val="000000" w:themeColor="text1"/>
+          <w:sz w:val="28"/>
+          <w:szCs w:val="28"/>
+          <w:u w:val="single"/>
+          <w:lang w:val="en-IN"/>
+        </w:rPr>
+      </w:pPr>
+      <w:r>
+        <w:rPr>
+          <w:rFonts w:ascii="Times New Roman" w:hAnsi="Times New Roman" w:cs="Times New Roman"/>
+          <w:b/>
+          <w:bCs/>
+          <w:color w:val="000000" w:themeColor="text1"/>
+          <w:sz w:val="28"/>
+          <w:szCs w:val="28"/>
+          <w:u w:val="single"/>
+          <w:lang w:val="en-IN"/>
+        </w:rPr>
+        <w:t xml:space="preserve">Return and </w:t>
+      </w:r>
+      <w:proofErr w:type="gramStart"/>
+      <w:r>
+        <w:rPr>
+          <w:rFonts w:ascii="Times New Roman" w:hAnsi="Times New Roman" w:cs="Times New Roman"/>
+          <w:b/>
+          <w:bCs/>
+          <w:color w:val="000000" w:themeColor="text1"/>
+          <w:sz w:val="28"/>
+          <w:szCs w:val="28"/>
+          <w:u w:val="single"/>
+          <w:lang w:val="en-IN"/>
+        </w:rPr>
+        <w:t>Non-Return</w:t>
+      </w:r>
+      <w:proofErr w:type="gramEnd"/>
+      <w:r>
+        <w:rPr>
+          <w:rFonts w:ascii="Times New Roman" w:hAnsi="Times New Roman" w:cs="Times New Roman"/>
+          <w:b/>
+          <w:bCs/>
+          <w:color w:val="000000" w:themeColor="text1"/>
+          <w:sz w:val="28"/>
+          <w:szCs w:val="28"/>
+          <w:u w:val="single"/>
+          <w:lang w:val="en-IN"/>
+        </w:rPr>
+        <w:t xml:space="preserve"> functions</w:t>
+      </w:r>
+    </w:p>
+    <w:p>
+      <w:pPr>
+        <w:jc w:val="both"/>
+        <w:rPr>
+          <w:rFonts w:ascii="Times New Roman" w:hAnsi="Times New Roman" w:cs="Times New Roman"/>
+          <w:color w:val="000000" w:themeColor="text1"/>
+          <w:sz w:val="28"/>
+          <w:szCs w:val="28"/>
+          <w:lang w:val="en-IN"/>
+        </w:rPr>
+      </w:pPr>
+    </w:p>
+    <w:p>
+      <w:pPr>
+        <w:jc w:val="both"/>
+        <w:rPr>
+          <w:rFonts w:ascii="Times New Roman" w:hAnsi="Times New Roman" w:cs="Times New Roman"/>
+          <w:color w:val="000000" w:themeColor="text1"/>
+          <w:sz w:val="28"/>
+          <w:szCs w:val="28"/>
+          <w:lang w:val="en-IN"/>
+        </w:rPr>
+      </w:pPr>
+      <w:r>
+        <w:rPr>
+          <w:noProof/>
+        </w:rPr>
+        <w:drawing>
+          <wp:inline distT="0" distB="0" distL="0" distR="0" wp14:anchorId="26C46911" wp14:editId="5F121EB3">
+            <wp:extent cx="5997575" cy="3802380"/>
+            <wp:effectExtent l="0" t="0" r="3175" b="7620"/>
+            <wp:docPr id="152688221" name="Picture 3"/>
+            <wp:cNvGraphicFramePr>
+              <a:graphicFrameLocks xmlns:a="http://schemas.openxmlformats.org/drawingml/2006/main" noChangeAspect="1"/>
+            </wp:cNvGraphicFramePr>
+            <a:graphic xmlns:a="http://schemas.openxmlformats.org/drawingml/2006/main">
+              <a:graphicData uri="http://schemas.openxmlformats.org/drawingml/2006/picture">
+                <pic:pic xmlns:pic="http://schemas.openxmlformats.org/drawingml/2006/picture">
+                  <pic:nvPicPr>
+                    <pic:cNvPr id="0" name="Picture 5"/>
+                    <pic:cNvPicPr>
+                      <a:picLocks noChangeAspect="1" noChangeArrowheads="1"/>
+                    </pic:cNvPicPr>
+                  </pic:nvPicPr>
+                  <pic:blipFill>
+                    <a:blip r:embed="rId13">
+                      <a:extLst>
+                        <a:ext uri="{28A0092B-C50C-407E-A947-70E740481C1C}">
+                          <a14:useLocalDpi xmlns:a14="http://schemas.microsoft.com/office/drawing/2010/main" val="0"/>
+                        </a:ext>
+                      </a:extLst>
+                    </a:blip>
+                    <a:srcRect/>
+                    <a:stretch>
+                      <a:fillRect/>
+                    </a:stretch>
+                  </pic:blipFill>
+                  <pic:spPr bwMode="auto">
+                    <a:xfrm>
+                      <a:off x="0" y="0"/>
+                      <a:ext cx="5997575" cy="3802380"/>
+                    </a:xfrm>
+                    <a:prstGeom prst="rect">
+                      <a:avLst/>
+                    </a:prstGeom>
+                    <a:noFill/>
+                    <a:ln>
+                      <a:noFill/>
+                    </a:ln>
+                  </pic:spPr>
+                </pic:pic>
+              </a:graphicData>
+            </a:graphic>
+          </wp:inline>
+        </w:drawing>
+      </w:r>
     </w:p>
     <w:sectPr>
       <w:pgSz w:w="11906" w:h="16838"/>
@@ -4714,7 +5987,6 @@
   <w:style w:type="character" w:default="1" w:styleId="DefaultParagraphFont">
     <w:name w:val="Default Paragraph Font"/>
     <w:uiPriority w:val="1"/>
-    <w:semiHidden/>
     <w:unhideWhenUsed/>
   </w:style>
   <w:style w:type="table" w:default="1" w:styleId="TableNormal">

--- a/Notes1.docx
+++ b/Notes1.docx
@@ -2,6 +2,17 @@
 <file path=word/document.xml><?xml version="1.0" encoding="utf-8"?>
 <w:document xmlns:wpc="http://schemas.microsoft.com/office/word/2010/wordprocessingCanvas" xmlns:cx="http://schemas.microsoft.com/office/drawing/2014/chartex" xmlns:cx1="http://schemas.microsoft.com/office/drawing/2015/9/8/chartex" xmlns:cx2="http://schemas.microsoft.com/office/drawing/2015/10/21/chartex" xmlns:cx3="http://schemas.microsoft.com/office/drawing/2016/5/9/chartex" xmlns:cx4="http://schemas.microsoft.com/office/drawing/2016/5/10/chartex" xmlns:cx5="http://schemas.microsoft.com/office/drawing/2016/5/11/chartex" xmlns:cx6="http://schemas.microsoft.com/office/drawing/2016/5/12/chartex" xmlns:cx7="http://schemas.microsoft.com/office/drawing/2016/5/13/chartex" xmlns:cx8="http://schemas.microsoft.com/office/drawing/2016/5/14/chartex" xmlns:mc="http://schemas.openxmlformats.org/markup-compatibility/2006" xmlns:aink="http://schemas.microsoft.com/office/drawing/2016/ink" xmlns:am3d="http://schemas.microsoft.com/office/drawing/2017/model3d" xmlns:o="urn:schemas-microsoft-com:office:office" xmlns:oel="http://schemas.microsoft.com/office/2019/extlst" xmlns:r="http://schemas.openxmlformats.org/officeDocument/2006/relationships" xmlns:m="http://schemas.openxmlformats.org/officeDocument/2006/math" xmlns:v="urn:schemas-microsoft-com:vml" xmlns:wp14="http://schemas.microsoft.com/office/word/2010/wordprocessingDrawing" xmlns:wp="http://schemas.openxmlformats.org/drawingml/2006/wordprocessingDrawing" xmlns:w10="urn:schemas-microsoft-com:office:word" xmlns:w="http://schemas.openxmlformats.org/wordprocessingml/2006/main" xmlns:w14="http://schemas.microsoft.com/office/word/2010/wordml" xmlns:w15="http://schemas.microsoft.com/office/word/2012/wordml" xmlns:w16cex="http://schemas.microsoft.com/office/word/2018/wordml/cex" xmlns:w16cid="http://schemas.microsoft.com/office/word/2016/wordml/cid" xmlns:w16="http://schemas.microsoft.com/office/word/2018/wordml" xmlns:w16du="http://schemas.microsoft.com/office/word/2023/wordml/word16du" xmlns:w16sdtdh="http://schemas.microsoft.com/office/word/2020/wordml/sdtdatahash" xmlns:w16sdtfl="http://schemas.microsoft.com/office/word/2024/wordml/sdtformatlock" xmlns:w16se="http://schemas.microsoft.com/office/word/2015/wordml/symex" xmlns:wpg="http://schemas.microsoft.com/office/word/2010/wordprocessingGroup" xmlns:wpi="http://schemas.microsoft.com/office/word/2010/wordprocessingInk" xmlns:wne="http://schemas.microsoft.com/office/word/2006/wordml" xmlns:wps="http://schemas.microsoft.com/office/word/2010/wordprocessingShape" mc:Ignorable="w14 w15 w16se w16cid w16 w16cex w16sdtdh w16sdtfl w16du wp14">
   <w:body>
+    <w:p>
+      <w:pPr>
+        <w:rPr>
+          <w:rFonts w:ascii="Times New Roman" w:hAnsi="Times New Roman" w:cs="Times New Roman"/>
+          <w:color w:val="000000" w:themeColor="text1"/>
+          <w:sz w:val="32"/>
+          <w:szCs w:val="32"/>
+          <w:lang w:val="en-IN"/>
+        </w:rPr>
+      </w:pPr>
+    </w:p>
     <w:p>
       <w:pPr>
         <w:rPr>
@@ -973,7 +984,6 @@
           <w:szCs w:val="24"/>
           <w:lang w:val="en-IN"/>
         </w:rPr>
-        <w:lastRenderedPageBreak/>
         <w:t>Variables can store different types of data like numbers, strings, objects, etc.</w:t>
       </w:r>
     </w:p>
@@ -2648,6 +2658,7 @@
           <w:u w:val="single"/>
           <w:lang w:val="en-IN"/>
         </w:rPr>
+        <w:lastRenderedPageBreak/>
         <w:t>16/05/2025</w:t>
       </w:r>
     </w:p>
@@ -3535,6 +3546,7 @@
           <w:szCs w:val="24"/>
           <w:lang w:val="en-IN"/>
         </w:rPr>
+        <w:lastRenderedPageBreak/>
         <w:t xml:space="preserve">                                                                   </w:t>
       </w:r>
     </w:p>
@@ -3558,7 +3570,6 @@
           <w:szCs w:val="24"/>
           <w:lang w:val="en-IN"/>
         </w:rPr>
-        <w:lastRenderedPageBreak/>
         <w:t xml:space="preserve">       </w:t>
       </w:r>
       <w:r>
@@ -3874,6 +3885,7 @@
           <w:szCs w:val="28"/>
           <w:lang w:val="en-IN"/>
         </w:rPr>
+        <w:lastRenderedPageBreak/>
         <w:t xml:space="preserve">                      </w:t>
       </w:r>
       <w:r>
@@ -3928,7 +3940,6 @@
           <w:szCs w:val="28"/>
           <w:lang w:val="en-IN"/>
         </w:rPr>
-        <w:lastRenderedPageBreak/>
         <w:t xml:space="preserve">                                       studentName = “Swapna”;</w:t>
       </w:r>
     </w:p>
@@ -4827,7 +4838,6 @@
           <w:szCs w:val="28"/>
           <w:u w:val="single"/>
         </w:rPr>
-        <w:lastRenderedPageBreak/>
         <w:t xml:space="preserve">Types of </w:t>
       </w:r>
       <w:r>
@@ -5107,9 +5117,9 @@
           <w:noProof/>
         </w:rPr>
         <w:drawing>
-          <wp:inline distT="0" distB="0" distL="0" distR="0" wp14:anchorId="26C46911" wp14:editId="5F121EB3">
-            <wp:extent cx="5997575" cy="3802380"/>
-            <wp:effectExtent l="0" t="0" r="3175" b="7620"/>
+          <wp:inline distT="0" distB="0" distL="0" distR="0" wp14:anchorId="26C46911" wp14:editId="27D01391">
+            <wp:extent cx="5997575" cy="3429000"/>
+            <wp:effectExtent l="0" t="0" r="3175" b="0"/>
             <wp:docPr id="152688221" name="Picture 3"/>
             <wp:cNvGraphicFramePr>
               <a:graphicFrameLocks xmlns:a="http://schemas.openxmlformats.org/drawingml/2006/main" noChangeAspect="1"/>
@@ -5139,7 +5149,7 @@
                   <pic:spPr bwMode="auto">
                     <a:xfrm>
                       <a:off x="0" y="0"/>
-                      <a:ext cx="5997575" cy="3802380"/>
+                      <a:ext cx="5997575" cy="3429000"/>
                     </a:xfrm>
                     <a:prstGeom prst="rect">
                       <a:avLst/>
@@ -5155,6 +5165,1260 @@
           </wp:inline>
         </w:drawing>
       </w:r>
+    </w:p>
+    <w:p>
+      <w:pPr>
+        <w:jc w:val="both"/>
+        <w:rPr>
+          <w:rFonts w:ascii="Times New Roman" w:hAnsi="Times New Roman" w:cs="Times New Roman"/>
+          <w:color w:val="000000" w:themeColor="text1"/>
+          <w:sz w:val="28"/>
+          <w:szCs w:val="28"/>
+          <w:lang w:val="en-IN"/>
+        </w:rPr>
+      </w:pPr>
+    </w:p>
+    <w:p>
+      <w:pPr>
+        <w:jc w:val="both"/>
+        <w:rPr>
+          <w:rFonts w:ascii="Times New Roman" w:hAnsi="Times New Roman" w:cs="Times New Roman"/>
+          <w:b/>
+          <w:bCs/>
+          <w:color w:val="000000" w:themeColor="text1"/>
+          <w:sz w:val="32"/>
+          <w:szCs w:val="32"/>
+          <w:u w:val="single"/>
+          <w:lang w:val="en-IN"/>
+        </w:rPr>
+      </w:pPr>
+      <w:r>
+        <w:rPr>
+          <w:rFonts w:ascii="Times New Roman" w:hAnsi="Times New Roman" w:cs="Times New Roman"/>
+          <w:b/>
+          <w:bCs/>
+          <w:color w:val="000000" w:themeColor="text1"/>
+          <w:sz w:val="32"/>
+          <w:szCs w:val="32"/>
+          <w:u w:val="single"/>
+          <w:lang w:val="en-IN"/>
+        </w:rPr>
+        <w:lastRenderedPageBreak/>
+        <w:t>21/05/2025</w:t>
+      </w:r>
+    </w:p>
+    <w:p>
+      <w:pPr>
+        <w:jc w:val="both"/>
+        <w:rPr>
+          <w:rFonts w:ascii="Times New Roman" w:hAnsi="Times New Roman" w:cs="Times New Roman"/>
+          <w:b/>
+          <w:bCs/>
+          <w:color w:val="000000" w:themeColor="text1"/>
+          <w:sz w:val="32"/>
+          <w:szCs w:val="32"/>
+          <w:u w:val="single"/>
+          <w:lang w:val="en-IN"/>
+        </w:rPr>
+      </w:pPr>
+    </w:p>
+    <w:p>
+      <w:pPr>
+        <w:jc w:val="both"/>
+        <w:rPr>
+          <w:rFonts w:ascii="Times New Roman" w:hAnsi="Times New Roman" w:cs="Times New Roman"/>
+          <w:b/>
+          <w:bCs/>
+          <w:color w:val="000000" w:themeColor="text1"/>
+          <w:sz w:val="32"/>
+          <w:szCs w:val="32"/>
+          <w:lang w:val="en-IN"/>
+        </w:rPr>
+      </w:pPr>
+      <w:r>
+        <w:rPr>
+          <w:rFonts w:ascii="Times New Roman" w:hAnsi="Times New Roman" w:cs="Times New Roman"/>
+          <w:b/>
+          <w:bCs/>
+          <w:color w:val="000000" w:themeColor="text1"/>
+          <w:sz w:val="32"/>
+          <w:szCs w:val="32"/>
+          <w:lang w:val="en-IN"/>
+        </w:rPr>
+        <w:t>Functions&amp; Its Types</w:t>
+      </w:r>
+    </w:p>
+    <w:p>
+      <w:pPr>
+        <w:jc w:val="both"/>
+        <w:rPr>
+          <w:rFonts w:ascii="Times New Roman" w:hAnsi="Times New Roman" w:cs="Times New Roman"/>
+          <w:b/>
+          <w:bCs/>
+          <w:color w:val="000000" w:themeColor="text1"/>
+          <w:sz w:val="32"/>
+          <w:szCs w:val="32"/>
+          <w:lang w:val="en-IN"/>
+        </w:rPr>
+      </w:pPr>
+    </w:p>
+    <w:p>
+      <w:pPr>
+        <w:jc w:val="both"/>
+        <w:rPr>
+          <w:rFonts w:ascii="Times New Roman" w:hAnsi="Times New Roman" w:cs="Times New Roman"/>
+          <w:b/>
+          <w:bCs/>
+          <w:color w:val="000000" w:themeColor="text1"/>
+          <w:sz w:val="32"/>
+          <w:szCs w:val="32"/>
+          <w:lang w:val="en-IN"/>
+        </w:rPr>
+      </w:pPr>
+      <w:r>
+        <w:rPr>
+          <w:noProof/>
+        </w:rPr>
+        <w:drawing>
+          <wp:inline distT="0" distB="0" distL="0" distR="0" wp14:anchorId="777B54A5" wp14:editId="4EC9DDAA">
+            <wp:extent cx="5997575" cy="3460115"/>
+            <wp:effectExtent l="0" t="0" r="3175" b="6985"/>
+            <wp:docPr id="781964550" name="Picture 1"/>
+            <wp:cNvGraphicFramePr>
+              <a:graphicFrameLocks xmlns:a="http://schemas.openxmlformats.org/drawingml/2006/main" noChangeAspect="1"/>
+            </wp:cNvGraphicFramePr>
+            <a:graphic xmlns:a="http://schemas.openxmlformats.org/drawingml/2006/main">
+              <a:graphicData uri="http://schemas.openxmlformats.org/drawingml/2006/picture">
+                <pic:pic xmlns:pic="http://schemas.openxmlformats.org/drawingml/2006/picture">
+                  <pic:nvPicPr>
+                    <pic:cNvPr id="0" name="Picture 1"/>
+                    <pic:cNvPicPr>
+                      <a:picLocks noChangeAspect="1" noChangeArrowheads="1"/>
+                    </pic:cNvPicPr>
+                  </pic:nvPicPr>
+                  <pic:blipFill>
+                    <a:blip r:embed="rId14">
+                      <a:extLst>
+                        <a:ext uri="{28A0092B-C50C-407E-A947-70E740481C1C}">
+                          <a14:useLocalDpi xmlns:a14="http://schemas.microsoft.com/office/drawing/2010/main" val="0"/>
+                        </a:ext>
+                      </a:extLst>
+                    </a:blip>
+                    <a:srcRect/>
+                    <a:stretch>
+                      <a:fillRect/>
+                    </a:stretch>
+                  </pic:blipFill>
+                  <pic:spPr bwMode="auto">
+                    <a:xfrm>
+                      <a:off x="0" y="0"/>
+                      <a:ext cx="5997575" cy="3460115"/>
+                    </a:xfrm>
+                    <a:prstGeom prst="rect">
+                      <a:avLst/>
+                    </a:prstGeom>
+                    <a:noFill/>
+                    <a:ln>
+                      <a:noFill/>
+                    </a:ln>
+                  </pic:spPr>
+                </pic:pic>
+              </a:graphicData>
+            </a:graphic>
+          </wp:inline>
+        </w:drawing>
+      </w:r>
+    </w:p>
+    <w:p>
+      <w:pPr>
+        <w:jc w:val="both"/>
+        <w:rPr>
+          <w:rFonts w:ascii="Times New Roman" w:hAnsi="Times New Roman" w:cs="Times New Roman"/>
+          <w:b/>
+          <w:bCs/>
+          <w:color w:val="000000" w:themeColor="text1"/>
+          <w:sz w:val="32"/>
+          <w:szCs w:val="32"/>
+          <w:lang w:val="en-IN"/>
+        </w:rPr>
+      </w:pPr>
+      <w:r>
+        <w:rPr>
+          <w:rFonts w:ascii="Times New Roman" w:hAnsi="Times New Roman" w:cs="Times New Roman"/>
+          <w:b/>
+          <w:bCs/>
+          <w:color w:val="000000" w:themeColor="text1"/>
+          <w:sz w:val="32"/>
+          <w:szCs w:val="32"/>
+          <w:lang w:val="en-IN"/>
+        </w:rPr>
+        <w:t>Examples:</w:t>
+      </w:r>
+    </w:p>
+    <w:p>
+      <w:pPr>
+        <w:jc w:val="both"/>
+        <w:rPr>
+          <w:rFonts w:ascii="Times New Roman" w:hAnsi="Times New Roman" w:cs="Times New Roman"/>
+          <w:b/>
+          <w:bCs/>
+          <w:color w:val="000000" w:themeColor="text1"/>
+          <w:sz w:val="24"/>
+          <w:szCs w:val="24"/>
+          <w:lang w:val="en-IN"/>
+        </w:rPr>
+      </w:pPr>
+      <w:r>
+        <w:rPr>
+          <w:rFonts w:ascii="Times New Roman" w:hAnsi="Times New Roman" w:cs="Times New Roman"/>
+          <w:b/>
+          <w:bCs/>
+          <w:color w:val="000000" w:themeColor="text1"/>
+          <w:sz w:val="24"/>
+          <w:szCs w:val="24"/>
+          <w:lang w:val="en-IN"/>
+        </w:rPr>
+        <w:t>1.Named Function</w:t>
+      </w:r>
+    </w:p>
+    <w:p>
+      <w:pPr>
+        <w:jc w:val="both"/>
+        <w:rPr>
+          <w:rFonts w:ascii="Times New Roman" w:hAnsi="Times New Roman" w:cs="Times New Roman"/>
+          <w:color w:val="000000" w:themeColor="text1"/>
+          <w:sz w:val="24"/>
+          <w:szCs w:val="24"/>
+          <w:lang w:val="en-IN"/>
+        </w:rPr>
+      </w:pPr>
+      <w:r>
+        <w:rPr>
+          <w:rFonts w:ascii="Times New Roman" w:hAnsi="Times New Roman" w:cs="Times New Roman"/>
+          <w:b/>
+          <w:bCs/>
+          <w:color w:val="000000" w:themeColor="text1"/>
+          <w:sz w:val="24"/>
+          <w:szCs w:val="24"/>
+          <w:lang w:val="en-IN"/>
+        </w:rPr>
+        <w:t xml:space="preserve">             </w:t>
+      </w:r>
+      <w:r>
+        <w:rPr>
+          <w:rFonts w:ascii="Times New Roman" w:hAnsi="Times New Roman" w:cs="Times New Roman"/>
+          <w:color w:val="000000" w:themeColor="text1"/>
+          <w:sz w:val="24"/>
+          <w:szCs w:val="24"/>
+          <w:lang w:val="en-IN"/>
+        </w:rPr>
+        <w:t xml:space="preserve">Function </w:t>
+      </w:r>
+      <w:proofErr w:type="gramStart"/>
+      <w:r>
+        <w:rPr>
+          <w:rFonts w:ascii="Times New Roman" w:hAnsi="Times New Roman" w:cs="Times New Roman"/>
+          <w:color w:val="000000" w:themeColor="text1"/>
+          <w:sz w:val="24"/>
+          <w:szCs w:val="24"/>
+          <w:lang w:val="en-IN"/>
+        </w:rPr>
+        <w:t>showbookDetails(</w:t>
+      </w:r>
+      <w:r>
+        <w:rPr>
+          <w:rFonts w:ascii="Times New Roman" w:hAnsi="Times New Roman" w:cs="Times New Roman"/>
+          <w:color w:val="000000" w:themeColor="text1"/>
+          <w:sz w:val="24"/>
+          <w:szCs w:val="24"/>
+          <w:lang w:val="en-IN"/>
+        </w:rPr>
+        <w:t xml:space="preserve"> </w:t>
+      </w:r>
+      <w:r>
+        <w:rPr>
+          <w:rFonts w:ascii="Times New Roman" w:hAnsi="Times New Roman" w:cs="Times New Roman"/>
+          <w:color w:val="000000" w:themeColor="text1"/>
+          <w:sz w:val="24"/>
+          <w:szCs w:val="24"/>
+          <w:lang w:val="en-IN"/>
+        </w:rPr>
+        <w:t>)</w:t>
+      </w:r>
+      <w:proofErr w:type="gramEnd"/>
+      <w:r>
+        <w:rPr>
+          <w:rFonts w:ascii="Times New Roman" w:hAnsi="Times New Roman" w:cs="Times New Roman"/>
+          <w:color w:val="000000" w:themeColor="text1"/>
+          <w:sz w:val="24"/>
+          <w:szCs w:val="24"/>
+          <w:lang w:val="en-IN"/>
+        </w:rPr>
+        <w:t xml:space="preserve"> {</w:t>
+      </w:r>
+    </w:p>
+    <w:p>
+      <w:pPr>
+        <w:jc w:val="both"/>
+        <w:rPr>
+          <w:rFonts w:ascii="Times New Roman" w:hAnsi="Times New Roman" w:cs="Times New Roman"/>
+          <w:color w:val="000000" w:themeColor="text1"/>
+          <w:sz w:val="24"/>
+          <w:szCs w:val="24"/>
+          <w:lang w:val="en-IN"/>
+        </w:rPr>
+      </w:pPr>
+      <w:r>
+        <w:rPr>
+          <w:rFonts w:ascii="Times New Roman" w:hAnsi="Times New Roman" w:cs="Times New Roman"/>
+          <w:color w:val="000000" w:themeColor="text1"/>
+          <w:sz w:val="24"/>
+          <w:szCs w:val="24"/>
+          <w:lang w:val="en-IN"/>
+        </w:rPr>
+        <w:t xml:space="preserve">                              Let bookName = “Ramayana”;</w:t>
+      </w:r>
+    </w:p>
+    <w:p>
+      <w:pPr>
+        <w:jc w:val="both"/>
+        <w:rPr>
+          <w:rFonts w:ascii="Times New Roman" w:hAnsi="Times New Roman" w:cs="Times New Roman"/>
+          <w:color w:val="000000" w:themeColor="text1"/>
+          <w:sz w:val="24"/>
+          <w:szCs w:val="24"/>
+          <w:lang w:val="en-IN"/>
+        </w:rPr>
+      </w:pPr>
+      <w:r>
+        <w:rPr>
+          <w:rFonts w:ascii="Times New Roman" w:hAnsi="Times New Roman" w:cs="Times New Roman"/>
+          <w:color w:val="000000" w:themeColor="text1"/>
+          <w:sz w:val="24"/>
+          <w:szCs w:val="24"/>
+          <w:lang w:val="en-IN"/>
+        </w:rPr>
+        <w:t xml:space="preserve">                              Console.log(bookName);</w:t>
+      </w:r>
+    </w:p>
+    <w:p>
+      <w:pPr>
+        <w:jc w:val="both"/>
+        <w:rPr>
+          <w:rFonts w:ascii="Times New Roman" w:hAnsi="Times New Roman" w:cs="Times New Roman"/>
+          <w:color w:val="000000" w:themeColor="text1"/>
+          <w:sz w:val="24"/>
+          <w:szCs w:val="24"/>
+          <w:lang w:val="en-IN"/>
+        </w:rPr>
+      </w:pPr>
+      <w:r>
+        <w:rPr>
+          <w:rFonts w:ascii="Times New Roman" w:hAnsi="Times New Roman" w:cs="Times New Roman"/>
+          <w:color w:val="000000" w:themeColor="text1"/>
+          <w:sz w:val="24"/>
+          <w:szCs w:val="24"/>
+          <w:lang w:val="en-IN"/>
+        </w:rPr>
+        <w:t xml:space="preserve">             }</w:t>
+      </w:r>
+    </w:p>
+    <w:p>
+      <w:pPr>
+        <w:jc w:val="both"/>
+        <w:rPr>
+          <w:rFonts w:ascii="Times New Roman" w:hAnsi="Times New Roman" w:cs="Times New Roman"/>
+          <w:color w:val="000000" w:themeColor="text1"/>
+          <w:sz w:val="24"/>
+          <w:szCs w:val="24"/>
+          <w:lang w:val="en-IN"/>
+        </w:rPr>
+      </w:pPr>
+      <w:r>
+        <w:rPr>
+          <w:rFonts w:ascii="Times New Roman" w:hAnsi="Times New Roman" w:cs="Times New Roman"/>
+          <w:color w:val="000000" w:themeColor="text1"/>
+          <w:sz w:val="24"/>
+          <w:szCs w:val="24"/>
+          <w:lang w:val="en-IN"/>
+        </w:rPr>
+        <w:t xml:space="preserve">              </w:t>
+      </w:r>
+      <w:proofErr w:type="gramStart"/>
+      <w:r>
+        <w:rPr>
+          <w:rFonts w:ascii="Times New Roman" w:hAnsi="Times New Roman" w:cs="Times New Roman"/>
+          <w:color w:val="000000" w:themeColor="text1"/>
+          <w:sz w:val="24"/>
+          <w:szCs w:val="24"/>
+          <w:lang w:val="en-IN"/>
+        </w:rPr>
+        <w:t>showbookDetails(</w:t>
+      </w:r>
+      <w:r>
+        <w:rPr>
+          <w:rFonts w:ascii="Times New Roman" w:hAnsi="Times New Roman" w:cs="Times New Roman"/>
+          <w:color w:val="000000" w:themeColor="text1"/>
+          <w:sz w:val="24"/>
+          <w:szCs w:val="24"/>
+          <w:lang w:val="en-IN"/>
+        </w:rPr>
+        <w:t xml:space="preserve"> </w:t>
+      </w:r>
+      <w:r>
+        <w:rPr>
+          <w:rFonts w:ascii="Times New Roman" w:hAnsi="Times New Roman" w:cs="Times New Roman"/>
+          <w:color w:val="000000" w:themeColor="text1"/>
+          <w:sz w:val="24"/>
+          <w:szCs w:val="24"/>
+          <w:lang w:val="en-IN"/>
+        </w:rPr>
+        <w:t>)</w:t>
+      </w:r>
+      <w:proofErr w:type="gramEnd"/>
+      <w:r>
+        <w:rPr>
+          <w:rFonts w:ascii="Times New Roman" w:hAnsi="Times New Roman" w:cs="Times New Roman"/>
+          <w:color w:val="000000" w:themeColor="text1"/>
+          <w:sz w:val="24"/>
+          <w:szCs w:val="24"/>
+          <w:lang w:val="en-IN"/>
+        </w:rPr>
+        <w:t>;</w:t>
+      </w:r>
+    </w:p>
+    <w:p>
+      <w:pPr>
+        <w:jc w:val="both"/>
+        <w:rPr>
+          <w:rFonts w:ascii="Times New Roman" w:hAnsi="Times New Roman" w:cs="Times New Roman"/>
+          <w:color w:val="000000" w:themeColor="text1"/>
+          <w:sz w:val="24"/>
+          <w:szCs w:val="24"/>
+          <w:lang w:val="en-IN"/>
+        </w:rPr>
+      </w:pPr>
+    </w:p>
+    <w:p>
+      <w:pPr>
+        <w:jc w:val="both"/>
+        <w:rPr>
+          <w:rFonts w:ascii="Times New Roman" w:hAnsi="Times New Roman" w:cs="Times New Roman"/>
+          <w:b/>
+          <w:bCs/>
+          <w:color w:val="000000" w:themeColor="text1"/>
+          <w:sz w:val="24"/>
+          <w:szCs w:val="24"/>
+          <w:lang w:val="en-IN"/>
+        </w:rPr>
+      </w:pPr>
+      <w:r>
+        <w:rPr>
+          <w:rFonts w:ascii="Times New Roman" w:hAnsi="Times New Roman" w:cs="Times New Roman"/>
+          <w:b/>
+          <w:bCs/>
+          <w:color w:val="000000" w:themeColor="text1"/>
+          <w:sz w:val="24"/>
+          <w:szCs w:val="24"/>
+          <w:lang w:val="en-IN"/>
+        </w:rPr>
+        <w:t>2.Anonymous function</w:t>
+      </w:r>
+    </w:p>
+    <w:p>
+      <w:pPr>
+        <w:jc w:val="both"/>
+        <w:rPr>
+          <w:rFonts w:ascii="Times New Roman" w:hAnsi="Times New Roman" w:cs="Times New Roman"/>
+          <w:color w:val="000000" w:themeColor="text1"/>
+          <w:sz w:val="24"/>
+          <w:szCs w:val="24"/>
+          <w:lang w:val="en-IN"/>
+        </w:rPr>
+      </w:pPr>
+      <w:r>
+        <w:rPr>
+          <w:rFonts w:ascii="Times New Roman" w:hAnsi="Times New Roman" w:cs="Times New Roman"/>
+          <w:b/>
+          <w:bCs/>
+          <w:color w:val="000000" w:themeColor="text1"/>
+          <w:sz w:val="24"/>
+          <w:szCs w:val="24"/>
+          <w:lang w:val="en-IN"/>
+        </w:rPr>
+        <w:t xml:space="preserve">                </w:t>
+      </w:r>
+      <w:r>
+        <w:rPr>
+          <w:rFonts w:ascii="Times New Roman" w:hAnsi="Times New Roman" w:cs="Times New Roman"/>
+          <w:color w:val="000000" w:themeColor="text1"/>
+          <w:sz w:val="24"/>
+          <w:szCs w:val="24"/>
+          <w:lang w:val="en-IN"/>
+        </w:rPr>
+        <w:t xml:space="preserve">var showmovieDetails = </w:t>
+      </w:r>
+      <w:proofErr w:type="gramStart"/>
+      <w:r>
+        <w:rPr>
+          <w:rFonts w:ascii="Times New Roman" w:hAnsi="Times New Roman" w:cs="Times New Roman"/>
+          <w:color w:val="000000" w:themeColor="text1"/>
+          <w:sz w:val="24"/>
+          <w:szCs w:val="24"/>
+          <w:lang w:val="en-IN"/>
+        </w:rPr>
+        <w:t>function(</w:t>
+      </w:r>
+      <w:proofErr w:type="gramEnd"/>
+      <w:r>
+        <w:rPr>
+          <w:rFonts w:ascii="Times New Roman" w:hAnsi="Times New Roman" w:cs="Times New Roman"/>
+          <w:color w:val="000000" w:themeColor="text1"/>
+          <w:sz w:val="24"/>
+          <w:szCs w:val="24"/>
+          <w:lang w:val="en-IN"/>
+        </w:rPr>
+        <w:t>movie, Actor) {</w:t>
+      </w:r>
+    </w:p>
+    <w:p>
+      <w:pPr>
+        <w:jc w:val="both"/>
+        <w:rPr>
+          <w:rFonts w:ascii="Times New Roman" w:hAnsi="Times New Roman" w:cs="Times New Roman"/>
+          <w:color w:val="000000" w:themeColor="text1"/>
+          <w:sz w:val="24"/>
+          <w:szCs w:val="24"/>
+          <w:lang w:val="en-IN"/>
+        </w:rPr>
+      </w:pPr>
+      <w:r>
+        <w:rPr>
+          <w:rFonts w:ascii="Times New Roman" w:hAnsi="Times New Roman" w:cs="Times New Roman"/>
+          <w:color w:val="000000" w:themeColor="text1"/>
+          <w:sz w:val="24"/>
+          <w:szCs w:val="24"/>
+          <w:lang w:val="en-IN"/>
+        </w:rPr>
+        <w:t xml:space="preserve">                                </w:t>
+      </w:r>
+      <w:proofErr w:type="gramStart"/>
+      <w:r>
+        <w:rPr>
+          <w:rFonts w:ascii="Times New Roman" w:hAnsi="Times New Roman" w:cs="Times New Roman"/>
+          <w:color w:val="000000" w:themeColor="text1"/>
+          <w:sz w:val="24"/>
+          <w:szCs w:val="24"/>
+          <w:lang w:val="en-IN"/>
+        </w:rPr>
+        <w:t>console.log(</w:t>
+      </w:r>
+      <w:proofErr w:type="gramEnd"/>
+      <w:r>
+        <w:rPr>
+          <w:rFonts w:ascii="Times New Roman" w:hAnsi="Times New Roman" w:cs="Times New Roman"/>
+          <w:color w:val="000000" w:themeColor="text1"/>
+          <w:sz w:val="24"/>
+          <w:szCs w:val="24"/>
+          <w:lang w:val="en-IN"/>
+        </w:rPr>
+        <w:t>“movieName:” + movie);</w:t>
+      </w:r>
+    </w:p>
+    <w:p>
+      <w:pPr>
+        <w:jc w:val="both"/>
+        <w:rPr>
+          <w:rFonts w:ascii="Times New Roman" w:hAnsi="Times New Roman" w:cs="Times New Roman"/>
+          <w:color w:val="000000" w:themeColor="text1"/>
+          <w:sz w:val="24"/>
+          <w:szCs w:val="24"/>
+          <w:lang w:val="en-IN"/>
+        </w:rPr>
+      </w:pPr>
+      <w:r>
+        <w:rPr>
+          <w:rFonts w:ascii="Times New Roman" w:hAnsi="Times New Roman" w:cs="Times New Roman"/>
+          <w:color w:val="000000" w:themeColor="text1"/>
+          <w:sz w:val="24"/>
+          <w:szCs w:val="24"/>
+          <w:lang w:val="en-IN"/>
+        </w:rPr>
+        <w:t xml:space="preserve">                                 </w:t>
+      </w:r>
+      <w:proofErr w:type="gramStart"/>
+      <w:r>
+        <w:rPr>
+          <w:rFonts w:ascii="Times New Roman" w:hAnsi="Times New Roman" w:cs="Times New Roman"/>
+          <w:color w:val="000000" w:themeColor="text1"/>
+          <w:sz w:val="24"/>
+          <w:szCs w:val="24"/>
+          <w:lang w:val="en-IN"/>
+        </w:rPr>
+        <w:t>console.log(</w:t>
+      </w:r>
+      <w:proofErr w:type="gramEnd"/>
+      <w:r>
+        <w:rPr>
+          <w:rFonts w:ascii="Times New Roman" w:hAnsi="Times New Roman" w:cs="Times New Roman"/>
+          <w:color w:val="000000" w:themeColor="text1"/>
+          <w:sz w:val="24"/>
+          <w:szCs w:val="24"/>
+          <w:lang w:val="en-IN"/>
+        </w:rPr>
+        <w:t>“actorName:” + Actor);</w:t>
+      </w:r>
+    </w:p>
+    <w:p>
+      <w:pPr>
+        <w:jc w:val="both"/>
+        <w:rPr>
+          <w:rFonts w:ascii="Times New Roman" w:hAnsi="Times New Roman" w:cs="Times New Roman"/>
+          <w:color w:val="000000" w:themeColor="text1"/>
+          <w:sz w:val="24"/>
+          <w:szCs w:val="24"/>
+          <w:lang w:val="en-IN"/>
+        </w:rPr>
+      </w:pPr>
+      <w:r>
+        <w:rPr>
+          <w:rFonts w:ascii="Times New Roman" w:hAnsi="Times New Roman" w:cs="Times New Roman"/>
+          <w:color w:val="000000" w:themeColor="text1"/>
+          <w:sz w:val="24"/>
+          <w:szCs w:val="24"/>
+          <w:lang w:val="en-IN"/>
+        </w:rPr>
+        <w:t xml:space="preserve">                }</w:t>
+      </w:r>
+    </w:p>
+    <w:p>
+      <w:pPr>
+        <w:jc w:val="both"/>
+        <w:rPr>
+          <w:rFonts w:ascii="Times New Roman" w:hAnsi="Times New Roman" w:cs="Times New Roman"/>
+          <w:color w:val="000000" w:themeColor="text1"/>
+          <w:sz w:val="24"/>
+          <w:szCs w:val="24"/>
+          <w:lang w:val="en-IN"/>
+        </w:rPr>
+      </w:pPr>
+      <w:r>
+        <w:rPr>
+          <w:rFonts w:ascii="Times New Roman" w:hAnsi="Times New Roman" w:cs="Times New Roman"/>
+          <w:color w:val="000000" w:themeColor="text1"/>
+          <w:sz w:val="24"/>
+          <w:szCs w:val="24"/>
+          <w:lang w:val="en-IN"/>
+        </w:rPr>
+        <w:t xml:space="preserve">                 </w:t>
+      </w:r>
+      <w:proofErr w:type="gramStart"/>
+      <w:r>
+        <w:rPr>
+          <w:rFonts w:ascii="Times New Roman" w:hAnsi="Times New Roman" w:cs="Times New Roman"/>
+          <w:color w:val="000000" w:themeColor="text1"/>
+          <w:sz w:val="24"/>
+          <w:szCs w:val="24"/>
+          <w:lang w:val="en-IN"/>
+        </w:rPr>
+        <w:t>showmovieDetails</w:t>
+      </w:r>
+      <w:r>
+        <w:rPr>
+          <w:rFonts w:ascii="Times New Roman" w:hAnsi="Times New Roman" w:cs="Times New Roman"/>
+          <w:color w:val="000000" w:themeColor="text1"/>
+          <w:sz w:val="24"/>
+          <w:szCs w:val="24"/>
+          <w:lang w:val="en-IN"/>
+        </w:rPr>
+        <w:t>(</w:t>
+      </w:r>
+      <w:proofErr w:type="gramEnd"/>
+      <w:r>
+        <w:rPr>
+          <w:rFonts w:ascii="Times New Roman" w:hAnsi="Times New Roman" w:cs="Times New Roman"/>
+          <w:color w:val="000000" w:themeColor="text1"/>
+          <w:sz w:val="24"/>
+          <w:szCs w:val="24"/>
+          <w:lang w:val="en-IN"/>
+        </w:rPr>
+        <w:t>“RRR”, “NTR”);</w:t>
+      </w:r>
+    </w:p>
+    <w:p>
+      <w:pPr>
+        <w:jc w:val="both"/>
+        <w:rPr>
+          <w:rFonts w:ascii="Times New Roman" w:hAnsi="Times New Roman" w:cs="Times New Roman"/>
+          <w:color w:val="000000" w:themeColor="text1"/>
+          <w:sz w:val="24"/>
+          <w:szCs w:val="24"/>
+          <w:lang w:val="en-IN"/>
+        </w:rPr>
+      </w:pPr>
+    </w:p>
+    <w:p>
+      <w:pPr>
+        <w:jc w:val="both"/>
+        <w:rPr>
+          <w:rFonts w:ascii="Times New Roman" w:hAnsi="Times New Roman" w:cs="Times New Roman"/>
+          <w:b/>
+          <w:bCs/>
+          <w:color w:val="000000" w:themeColor="text1"/>
+          <w:sz w:val="24"/>
+          <w:szCs w:val="24"/>
+          <w:lang w:val="en-IN"/>
+        </w:rPr>
+      </w:pPr>
+      <w:r>
+        <w:rPr>
+          <w:rFonts w:ascii="Times New Roman" w:hAnsi="Times New Roman" w:cs="Times New Roman"/>
+          <w:b/>
+          <w:bCs/>
+          <w:color w:val="000000" w:themeColor="text1"/>
+          <w:sz w:val="24"/>
+          <w:szCs w:val="24"/>
+          <w:lang w:val="en-IN"/>
+        </w:rPr>
+        <w:t>3.Arrow function</w:t>
+      </w:r>
+    </w:p>
+    <w:p>
+      <w:pPr>
+        <w:jc w:val="both"/>
+        <w:rPr>
+          <w:rFonts w:ascii="Times New Roman" w:hAnsi="Times New Roman" w:cs="Times New Roman"/>
+          <w:color w:val="000000" w:themeColor="text1"/>
+          <w:sz w:val="24"/>
+          <w:szCs w:val="24"/>
+          <w:lang w:val="en-IN"/>
+        </w:rPr>
+      </w:pPr>
+      <w:r>
+        <w:rPr>
+          <w:rFonts w:ascii="Times New Roman" w:hAnsi="Times New Roman" w:cs="Times New Roman"/>
+          <w:b/>
+          <w:bCs/>
+          <w:color w:val="000000" w:themeColor="text1"/>
+          <w:sz w:val="24"/>
+          <w:szCs w:val="24"/>
+          <w:lang w:val="en-IN"/>
+        </w:rPr>
+        <w:t xml:space="preserve">                </w:t>
+      </w:r>
+      <w:r>
+        <w:rPr>
+          <w:rFonts w:ascii="Times New Roman" w:hAnsi="Times New Roman" w:cs="Times New Roman"/>
+          <w:color w:val="000000" w:themeColor="text1"/>
+          <w:sz w:val="24"/>
+          <w:szCs w:val="24"/>
+          <w:lang w:val="en-IN"/>
+        </w:rPr>
+        <w:t xml:space="preserve">let showstudentDetails = (studentName, </w:t>
+      </w:r>
+      <w:proofErr w:type="gramStart"/>
+      <w:r>
+        <w:rPr>
+          <w:rFonts w:ascii="Times New Roman" w:hAnsi="Times New Roman" w:cs="Times New Roman"/>
+          <w:color w:val="000000" w:themeColor="text1"/>
+          <w:sz w:val="24"/>
+          <w:szCs w:val="24"/>
+          <w:lang w:val="en-IN"/>
+        </w:rPr>
+        <w:t>Id )</w:t>
+      </w:r>
+      <w:proofErr w:type="gramEnd"/>
+      <w:r>
+        <w:rPr>
+          <w:rFonts w:ascii="Times New Roman" w:hAnsi="Times New Roman" w:cs="Times New Roman"/>
+          <w:color w:val="000000" w:themeColor="text1"/>
+          <w:sz w:val="24"/>
+          <w:szCs w:val="24"/>
+          <w:lang w:val="en-IN"/>
+        </w:rPr>
+        <w:t xml:space="preserve"> =&gt; {</w:t>
+      </w:r>
+    </w:p>
+    <w:p>
+      <w:pPr>
+        <w:jc w:val="both"/>
+        <w:rPr>
+          <w:rFonts w:ascii="Times New Roman" w:hAnsi="Times New Roman" w:cs="Times New Roman"/>
+          <w:color w:val="000000" w:themeColor="text1"/>
+          <w:sz w:val="24"/>
+          <w:szCs w:val="24"/>
+          <w:lang w:val="en-IN"/>
+        </w:rPr>
+      </w:pPr>
+      <w:r>
+        <w:rPr>
+          <w:rFonts w:ascii="Times New Roman" w:hAnsi="Times New Roman" w:cs="Times New Roman"/>
+          <w:color w:val="000000" w:themeColor="text1"/>
+          <w:sz w:val="24"/>
+          <w:szCs w:val="24"/>
+          <w:lang w:val="en-IN"/>
+        </w:rPr>
+        <w:t xml:space="preserve">                       </w:t>
+      </w:r>
+      <w:proofErr w:type="gramStart"/>
+      <w:r>
+        <w:rPr>
+          <w:rFonts w:ascii="Times New Roman" w:hAnsi="Times New Roman" w:cs="Times New Roman"/>
+          <w:color w:val="000000" w:themeColor="text1"/>
+          <w:sz w:val="24"/>
+          <w:szCs w:val="24"/>
+          <w:lang w:val="en-IN"/>
+        </w:rPr>
+        <w:t>console.log(</w:t>
+      </w:r>
+      <w:proofErr w:type="gramEnd"/>
+      <w:r>
+        <w:rPr>
+          <w:rFonts w:ascii="Times New Roman" w:hAnsi="Times New Roman" w:cs="Times New Roman"/>
+          <w:color w:val="000000" w:themeColor="text1"/>
+          <w:sz w:val="24"/>
+          <w:szCs w:val="24"/>
+          <w:lang w:val="en-IN"/>
+        </w:rPr>
+        <w:t>“studentname:” + studentName);</w:t>
+      </w:r>
+    </w:p>
+    <w:p>
+      <w:pPr>
+        <w:jc w:val="both"/>
+        <w:rPr>
+          <w:rFonts w:ascii="Times New Roman" w:hAnsi="Times New Roman" w:cs="Times New Roman"/>
+          <w:color w:val="000000" w:themeColor="text1"/>
+          <w:sz w:val="24"/>
+          <w:szCs w:val="24"/>
+          <w:lang w:val="en-IN"/>
+        </w:rPr>
+      </w:pPr>
+      <w:r>
+        <w:rPr>
+          <w:rFonts w:ascii="Times New Roman" w:hAnsi="Times New Roman" w:cs="Times New Roman"/>
+          <w:color w:val="000000" w:themeColor="text1"/>
+          <w:sz w:val="24"/>
+          <w:szCs w:val="24"/>
+          <w:lang w:val="en-IN"/>
+        </w:rPr>
+        <w:t xml:space="preserve">                       </w:t>
+      </w:r>
+      <w:proofErr w:type="gramStart"/>
+      <w:r>
+        <w:rPr>
+          <w:rFonts w:ascii="Times New Roman" w:hAnsi="Times New Roman" w:cs="Times New Roman"/>
+          <w:color w:val="000000" w:themeColor="text1"/>
+          <w:sz w:val="24"/>
+          <w:szCs w:val="24"/>
+          <w:lang w:val="en-IN"/>
+        </w:rPr>
+        <w:t>console.log(</w:t>
+      </w:r>
+      <w:proofErr w:type="gramEnd"/>
+      <w:r>
+        <w:rPr>
+          <w:rFonts w:ascii="Times New Roman" w:hAnsi="Times New Roman" w:cs="Times New Roman"/>
+          <w:color w:val="000000" w:themeColor="text1"/>
+          <w:sz w:val="24"/>
+          <w:szCs w:val="24"/>
+          <w:lang w:val="en-IN"/>
+        </w:rPr>
+        <w:t>“studentId:” + Id);</w:t>
+      </w:r>
+    </w:p>
+    <w:p>
+      <w:pPr>
+        <w:jc w:val="both"/>
+        <w:rPr>
+          <w:rFonts w:ascii="Times New Roman" w:hAnsi="Times New Roman" w:cs="Times New Roman"/>
+          <w:color w:val="000000" w:themeColor="text1"/>
+          <w:sz w:val="24"/>
+          <w:szCs w:val="24"/>
+          <w:lang w:val="en-IN"/>
+        </w:rPr>
+      </w:pPr>
+      <w:r>
+        <w:rPr>
+          <w:rFonts w:ascii="Times New Roman" w:hAnsi="Times New Roman" w:cs="Times New Roman"/>
+          <w:color w:val="000000" w:themeColor="text1"/>
+          <w:sz w:val="24"/>
+          <w:szCs w:val="24"/>
+          <w:lang w:val="en-IN"/>
+        </w:rPr>
+        <w:t xml:space="preserve">                 }</w:t>
+      </w:r>
+    </w:p>
+    <w:p>
+      <w:pPr>
+        <w:jc w:val="both"/>
+        <w:rPr>
+          <w:rFonts w:ascii="Times New Roman" w:hAnsi="Times New Roman" w:cs="Times New Roman"/>
+          <w:color w:val="000000" w:themeColor="text1"/>
+          <w:sz w:val="24"/>
+          <w:szCs w:val="24"/>
+          <w:lang w:val="en-IN"/>
+        </w:rPr>
+      </w:pPr>
+      <w:r>
+        <w:rPr>
+          <w:rFonts w:ascii="Times New Roman" w:hAnsi="Times New Roman" w:cs="Times New Roman"/>
+          <w:color w:val="000000" w:themeColor="text1"/>
+          <w:sz w:val="24"/>
+          <w:szCs w:val="24"/>
+          <w:lang w:val="en-IN"/>
+        </w:rPr>
+        <w:t xml:space="preserve">                  </w:t>
+      </w:r>
+      <w:proofErr w:type="gramStart"/>
+      <w:r>
+        <w:rPr>
+          <w:rFonts w:ascii="Times New Roman" w:hAnsi="Times New Roman" w:cs="Times New Roman"/>
+          <w:color w:val="000000" w:themeColor="text1"/>
+          <w:sz w:val="24"/>
+          <w:szCs w:val="24"/>
+          <w:lang w:val="en-IN"/>
+        </w:rPr>
+        <w:t>showstudentDetails(</w:t>
+      </w:r>
+      <w:proofErr w:type="gramEnd"/>
+      <w:r>
+        <w:rPr>
+          <w:rFonts w:ascii="Times New Roman" w:hAnsi="Times New Roman" w:cs="Times New Roman"/>
+          <w:color w:val="000000" w:themeColor="text1"/>
+          <w:sz w:val="24"/>
+          <w:szCs w:val="24"/>
+          <w:lang w:val="en-IN"/>
+        </w:rPr>
+        <w:t>“Swapna”, “4B4”);</w:t>
+      </w:r>
+    </w:p>
+    <w:p>
+      <w:pPr>
+        <w:jc w:val="both"/>
+        <w:rPr>
+          <w:rFonts w:ascii="Times New Roman" w:hAnsi="Times New Roman" w:cs="Times New Roman"/>
+          <w:b/>
+          <w:bCs/>
+          <w:color w:val="000000" w:themeColor="text1"/>
+          <w:sz w:val="24"/>
+          <w:szCs w:val="24"/>
+          <w:lang w:val="en-IN"/>
+        </w:rPr>
+      </w:pPr>
+      <w:r>
+        <w:rPr>
+          <w:rFonts w:ascii="Times New Roman" w:hAnsi="Times New Roman" w:cs="Times New Roman"/>
+          <w:b/>
+          <w:bCs/>
+          <w:color w:val="000000" w:themeColor="text1"/>
+          <w:sz w:val="24"/>
+          <w:szCs w:val="24"/>
+          <w:lang w:val="en-IN"/>
+        </w:rPr>
+        <w:t>4.setTimeout</w:t>
+      </w:r>
+    </w:p>
+    <w:p>
+      <w:pPr>
+        <w:jc w:val="both"/>
+        <w:rPr>
+          <w:rFonts w:ascii="Times New Roman" w:hAnsi="Times New Roman" w:cs="Times New Roman"/>
+          <w:b/>
+          <w:bCs/>
+          <w:color w:val="000000" w:themeColor="text1"/>
+          <w:sz w:val="24"/>
+          <w:szCs w:val="24"/>
+          <w:lang w:val="en-IN"/>
+        </w:rPr>
+      </w:pPr>
+      <w:r>
+        <w:rPr>
+          <w:rFonts w:ascii="Times New Roman" w:hAnsi="Times New Roman" w:cs="Times New Roman"/>
+          <w:b/>
+          <w:bCs/>
+          <w:color w:val="000000" w:themeColor="text1"/>
+          <w:sz w:val="24"/>
+          <w:szCs w:val="24"/>
+          <w:lang w:val="en-IN"/>
+        </w:rPr>
+        <w:t xml:space="preserve">              </w:t>
+      </w:r>
+      <w:proofErr w:type="gramStart"/>
+      <w:r>
+        <w:rPr>
+          <w:rFonts w:ascii="Times New Roman" w:hAnsi="Times New Roman" w:cs="Times New Roman"/>
+          <w:b/>
+          <w:bCs/>
+          <w:color w:val="000000" w:themeColor="text1"/>
+          <w:sz w:val="24"/>
+          <w:szCs w:val="24"/>
+          <w:lang w:val="en-IN"/>
+        </w:rPr>
+        <w:t>setTimeout(function( )</w:t>
+      </w:r>
+      <w:proofErr w:type="gramEnd"/>
+      <w:r>
+        <w:rPr>
+          <w:rFonts w:ascii="Times New Roman" w:hAnsi="Times New Roman" w:cs="Times New Roman"/>
+          <w:b/>
+          <w:bCs/>
+          <w:color w:val="000000" w:themeColor="text1"/>
+          <w:sz w:val="24"/>
+          <w:szCs w:val="24"/>
+          <w:lang w:val="en-IN"/>
+        </w:rPr>
+        <w:t xml:space="preserve"> {</w:t>
+      </w:r>
+    </w:p>
+    <w:p>
+      <w:pPr>
+        <w:jc w:val="both"/>
+        <w:rPr>
+          <w:rFonts w:ascii="Times New Roman" w:hAnsi="Times New Roman" w:cs="Times New Roman"/>
+          <w:b/>
+          <w:bCs/>
+          <w:color w:val="000000" w:themeColor="text1"/>
+          <w:sz w:val="24"/>
+          <w:szCs w:val="24"/>
+          <w:lang w:val="en-IN"/>
+        </w:rPr>
+      </w:pPr>
+      <w:r>
+        <w:rPr>
+          <w:rFonts w:ascii="Times New Roman" w:hAnsi="Times New Roman" w:cs="Times New Roman"/>
+          <w:b/>
+          <w:bCs/>
+          <w:color w:val="000000" w:themeColor="text1"/>
+          <w:sz w:val="24"/>
+          <w:szCs w:val="24"/>
+          <w:lang w:val="en-IN"/>
+        </w:rPr>
+        <w:t xml:space="preserve">                      console.log(“Test);</w:t>
+      </w:r>
+    </w:p>
+    <w:p>
+      <w:pPr>
+        <w:jc w:val="both"/>
+        <w:rPr>
+          <w:rFonts w:ascii="Times New Roman" w:hAnsi="Times New Roman" w:cs="Times New Roman"/>
+          <w:b/>
+          <w:bCs/>
+          <w:color w:val="000000" w:themeColor="text1"/>
+          <w:sz w:val="24"/>
+          <w:szCs w:val="24"/>
+          <w:lang w:val="en-IN"/>
+        </w:rPr>
+      </w:pPr>
+      <w:r>
+        <w:rPr>
+          <w:rFonts w:ascii="Times New Roman" w:hAnsi="Times New Roman" w:cs="Times New Roman"/>
+          <w:b/>
+          <w:bCs/>
+          <w:color w:val="000000" w:themeColor="text1"/>
+          <w:sz w:val="24"/>
+          <w:szCs w:val="24"/>
+          <w:lang w:val="en-IN"/>
+        </w:rPr>
+        <w:t xml:space="preserve">               },5000);</w:t>
+      </w:r>
+    </w:p>
+    <w:p>
+      <w:pPr>
+        <w:jc w:val="both"/>
+        <w:rPr>
+          <w:rFonts w:ascii="Times New Roman" w:hAnsi="Times New Roman" w:cs="Times New Roman"/>
+          <w:b/>
+          <w:bCs/>
+          <w:color w:val="000000" w:themeColor="text1"/>
+          <w:sz w:val="24"/>
+          <w:szCs w:val="24"/>
+          <w:lang w:val="en-IN"/>
+        </w:rPr>
+      </w:pPr>
+    </w:p>
+    <w:p>
+      <w:pPr>
+        <w:jc w:val="both"/>
+        <w:rPr>
+          <w:rFonts w:ascii="Times New Roman" w:hAnsi="Times New Roman" w:cs="Times New Roman"/>
+          <w:b/>
+          <w:bCs/>
+          <w:color w:val="000000" w:themeColor="text1"/>
+          <w:sz w:val="24"/>
+          <w:szCs w:val="24"/>
+          <w:lang w:val="en-IN"/>
+        </w:rPr>
+      </w:pPr>
+      <w:r>
+        <w:rPr>
+          <w:rFonts w:ascii="Times New Roman" w:hAnsi="Times New Roman" w:cs="Times New Roman"/>
+          <w:b/>
+          <w:bCs/>
+          <w:color w:val="000000" w:themeColor="text1"/>
+          <w:sz w:val="24"/>
+          <w:szCs w:val="24"/>
+          <w:lang w:val="en-IN"/>
+        </w:rPr>
+        <w:t xml:space="preserve">                             (or)</w:t>
+      </w:r>
+    </w:p>
+    <w:p>
+      <w:pPr>
+        <w:jc w:val="both"/>
+        <w:rPr>
+          <w:rFonts w:ascii="Times New Roman" w:hAnsi="Times New Roman" w:cs="Times New Roman"/>
+          <w:b/>
+          <w:bCs/>
+          <w:color w:val="000000" w:themeColor="text1"/>
+          <w:sz w:val="24"/>
+          <w:szCs w:val="24"/>
+          <w:lang w:val="en-IN"/>
+        </w:rPr>
+      </w:pPr>
+      <w:r>
+        <w:rPr>
+          <w:rFonts w:ascii="Times New Roman" w:hAnsi="Times New Roman" w:cs="Times New Roman"/>
+          <w:b/>
+          <w:bCs/>
+          <w:color w:val="000000" w:themeColor="text1"/>
+          <w:sz w:val="24"/>
+          <w:szCs w:val="24"/>
+          <w:lang w:val="en-IN"/>
+        </w:rPr>
+        <w:lastRenderedPageBreak/>
+        <w:t xml:space="preserve">               </w:t>
+      </w:r>
+      <w:proofErr w:type="gramStart"/>
+      <w:r>
+        <w:rPr>
+          <w:rFonts w:ascii="Times New Roman" w:hAnsi="Times New Roman" w:cs="Times New Roman"/>
+          <w:b/>
+          <w:bCs/>
+          <w:color w:val="000000" w:themeColor="text1"/>
+          <w:sz w:val="24"/>
+          <w:szCs w:val="24"/>
+          <w:lang w:val="en-IN"/>
+        </w:rPr>
+        <w:t>setTimeout(function( )</w:t>
+      </w:r>
+      <w:proofErr w:type="gramEnd"/>
+      <w:r>
+        <w:rPr>
+          <w:rFonts w:ascii="Times New Roman" w:hAnsi="Times New Roman" w:cs="Times New Roman"/>
+          <w:b/>
+          <w:bCs/>
+          <w:color w:val="000000" w:themeColor="text1"/>
+          <w:sz w:val="24"/>
+          <w:szCs w:val="24"/>
+          <w:lang w:val="en-IN"/>
+        </w:rPr>
+        <w:t xml:space="preserve"> </w:t>
+      </w:r>
+      <w:r>
+        <w:rPr>
+          <w:rFonts w:ascii="Times New Roman" w:hAnsi="Times New Roman" w:cs="Times New Roman"/>
+          <w:b/>
+          <w:bCs/>
+          <w:color w:val="000000" w:themeColor="text1"/>
+          <w:sz w:val="24"/>
+          <w:szCs w:val="24"/>
+          <w:lang w:val="en-IN"/>
+        </w:rPr>
+        <w:t>=</w:t>
+      </w:r>
+      <w:proofErr w:type="gramStart"/>
+      <w:r>
+        <w:rPr>
+          <w:rFonts w:ascii="Times New Roman" w:hAnsi="Times New Roman" w:cs="Times New Roman"/>
+          <w:b/>
+          <w:bCs/>
+          <w:color w:val="000000" w:themeColor="text1"/>
+          <w:sz w:val="24"/>
+          <w:szCs w:val="24"/>
+          <w:lang w:val="en-IN"/>
+        </w:rPr>
+        <w:t>&gt;</w:t>
+      </w:r>
+      <w:r>
+        <w:rPr>
+          <w:rFonts w:ascii="Times New Roman" w:hAnsi="Times New Roman" w:cs="Times New Roman"/>
+          <w:b/>
+          <w:bCs/>
+          <w:color w:val="000000" w:themeColor="text1"/>
+          <w:sz w:val="24"/>
+          <w:szCs w:val="24"/>
+          <w:lang w:val="en-IN"/>
+        </w:rPr>
+        <w:t>{</w:t>
+      </w:r>
+      <w:proofErr w:type="gramEnd"/>
+    </w:p>
+    <w:p>
+      <w:pPr>
+        <w:jc w:val="both"/>
+        <w:rPr>
+          <w:rFonts w:ascii="Times New Roman" w:hAnsi="Times New Roman" w:cs="Times New Roman"/>
+          <w:b/>
+          <w:bCs/>
+          <w:color w:val="000000" w:themeColor="text1"/>
+          <w:sz w:val="24"/>
+          <w:szCs w:val="24"/>
+          <w:lang w:val="en-IN"/>
+        </w:rPr>
+      </w:pPr>
+      <w:r>
+        <w:rPr>
+          <w:rFonts w:ascii="Times New Roman" w:hAnsi="Times New Roman" w:cs="Times New Roman"/>
+          <w:b/>
+          <w:bCs/>
+          <w:color w:val="000000" w:themeColor="text1"/>
+          <w:sz w:val="24"/>
+          <w:szCs w:val="24"/>
+          <w:lang w:val="en-IN"/>
+        </w:rPr>
+        <w:t xml:space="preserve">                      console.log(“Test);</w:t>
+      </w:r>
+    </w:p>
+    <w:p>
+      <w:pPr>
+        <w:jc w:val="both"/>
+        <w:rPr>
+          <w:rFonts w:ascii="Times New Roman" w:hAnsi="Times New Roman" w:cs="Times New Roman"/>
+          <w:b/>
+          <w:bCs/>
+          <w:color w:val="000000" w:themeColor="text1"/>
+          <w:sz w:val="24"/>
+          <w:szCs w:val="24"/>
+          <w:lang w:val="en-IN"/>
+        </w:rPr>
+      </w:pPr>
+      <w:r>
+        <w:rPr>
+          <w:rFonts w:ascii="Times New Roman" w:hAnsi="Times New Roman" w:cs="Times New Roman"/>
+          <w:b/>
+          <w:bCs/>
+          <w:color w:val="000000" w:themeColor="text1"/>
+          <w:sz w:val="24"/>
+          <w:szCs w:val="24"/>
+          <w:lang w:val="en-IN"/>
+        </w:rPr>
+        <w:t xml:space="preserve">               },5000);</w:t>
+      </w:r>
+    </w:p>
+    <w:p>
+      <w:pPr>
+        <w:jc w:val="both"/>
+        <w:rPr>
+          <w:rFonts w:ascii="Times New Roman" w:hAnsi="Times New Roman" w:cs="Times New Roman"/>
+          <w:b/>
+          <w:bCs/>
+          <w:color w:val="000000" w:themeColor="text1"/>
+          <w:sz w:val="24"/>
+          <w:szCs w:val="24"/>
+          <w:lang w:val="en-IN"/>
+        </w:rPr>
+      </w:pPr>
     </w:p>
     <w:sectPr>
       <w:pgSz w:w="11906" w:h="16838"/>
@@ -5987,6 +7251,7 @@
   <w:style w:type="character" w:default="1" w:styleId="DefaultParagraphFont">
     <w:name w:val="Default Paragraph Font"/>
     <w:uiPriority w:val="1"/>
+    <w:semiHidden/>
     <w:unhideWhenUsed/>
   </w:style>
   <w:style w:type="table" w:default="1" w:styleId="TableNormal">

--- a/Notes1.docx
+++ b/Notes1.docx
@@ -43,6 +43,7 @@
         </w:rPr>
         <w:t xml:space="preserve"> </w:t>
       </w:r>
+      <w:proofErr w:type="spellStart"/>
       <w:r>
         <w:rPr>
           <w:rFonts w:ascii="Times New Roman" w:hAnsi="Times New Roman" w:cs="Times New Roman"/>
@@ -56,6 +57,7 @@
         </w:rPr>
         <w:t>Javascript</w:t>
       </w:r>
+      <w:proofErr w:type="spellEnd"/>
     </w:p>
     <w:p>
       <w:pPr>
@@ -113,17 +115,31 @@
           <w:szCs w:val="24"/>
         </w:rPr>
       </w:pPr>
-      <w:r>
-        <w:rPr>
-          <w:rFonts w:ascii="Times New Roman" w:hAnsi="Times New Roman" w:cs="Times New Roman"/>
-          <w:b/>
-          <w:bCs/>
-          <w:color w:val="000000" w:themeColor="text1"/>
-          <w:sz w:val="28"/>
-          <w:szCs w:val="28"/>
-          <w:lang w:val="en-IN"/>
-        </w:rPr>
-        <w:t>Javascript:</w:t>
+      <w:proofErr w:type="spellStart"/>
+      <w:r>
+        <w:rPr>
+          <w:rFonts w:ascii="Times New Roman" w:hAnsi="Times New Roman" w:cs="Times New Roman"/>
+          <w:b/>
+          <w:bCs/>
+          <w:color w:val="000000" w:themeColor="text1"/>
+          <w:sz w:val="28"/>
+          <w:szCs w:val="28"/>
+          <w:lang w:val="en-IN"/>
+        </w:rPr>
+        <w:t>Javascript</w:t>
+      </w:r>
+      <w:proofErr w:type="spellEnd"/>
+      <w:r>
+        <w:rPr>
+          <w:rFonts w:ascii="Times New Roman" w:hAnsi="Times New Roman" w:cs="Times New Roman"/>
+          <w:b/>
+          <w:bCs/>
+          <w:color w:val="000000" w:themeColor="text1"/>
+          <w:sz w:val="28"/>
+          <w:szCs w:val="28"/>
+          <w:lang w:val="en-IN"/>
+        </w:rPr>
+        <w:t>:</w:t>
       </w:r>
       <w:r>
         <w:rPr>
@@ -677,17 +693,31 @@
           <w:lang w:val="en-IN"/>
         </w:rPr>
       </w:pPr>
-      <w:r>
-        <w:rPr>
-          <w:rFonts w:ascii="Times New Roman" w:hAnsi="Times New Roman" w:cs="Times New Roman"/>
-          <w:b/>
-          <w:bCs/>
-          <w:color w:val="000000" w:themeColor="text1"/>
-          <w:sz w:val="28"/>
-          <w:szCs w:val="28"/>
-          <w:lang w:val="en-IN"/>
-        </w:rPr>
-        <w:t>Document.write(----)</w:t>
+      <w:proofErr w:type="spellStart"/>
+      <w:r>
+        <w:rPr>
+          <w:rFonts w:ascii="Times New Roman" w:hAnsi="Times New Roman" w:cs="Times New Roman"/>
+          <w:b/>
+          <w:bCs/>
+          <w:color w:val="000000" w:themeColor="text1"/>
+          <w:sz w:val="28"/>
+          <w:szCs w:val="28"/>
+          <w:lang w:val="en-IN"/>
+        </w:rPr>
+        <w:t>Document.write</w:t>
+      </w:r>
+      <w:proofErr w:type="spellEnd"/>
+      <w:r>
+        <w:rPr>
+          <w:rFonts w:ascii="Times New Roman" w:hAnsi="Times New Roman" w:cs="Times New Roman"/>
+          <w:b/>
+          <w:bCs/>
+          <w:color w:val="000000" w:themeColor="text1"/>
+          <w:sz w:val="28"/>
+          <w:szCs w:val="28"/>
+          <w:lang w:val="en-IN"/>
+        </w:rPr>
+        <w:t>(----)</w:t>
       </w:r>
     </w:p>
     <w:p>
@@ -709,6 +739,7 @@
         </w:rPr>
         <w:t xml:space="preserve">      The </w:t>
       </w:r>
+      <w:proofErr w:type="spellStart"/>
       <w:proofErr w:type="gramStart"/>
       <w:r>
         <w:rPr>
@@ -719,6 +750,7 @@
         </w:rPr>
         <w:t>document.write</w:t>
       </w:r>
+      <w:proofErr w:type="spellEnd"/>
       <w:proofErr w:type="gramEnd"/>
       <w:r>
         <w:rPr>
@@ -784,14 +816,25 @@
           <w:szCs w:val="24"/>
         </w:rPr>
       </w:pPr>
-      <w:r>
-        <w:rPr>
-          <w:rFonts w:ascii="Times New Roman" w:hAnsi="Times New Roman" w:cs="Times New Roman"/>
-          <w:color w:val="000000" w:themeColor="text1"/>
-          <w:sz w:val="24"/>
-          <w:szCs w:val="24"/>
-        </w:rPr>
-        <w:t>Document.write(“Hello”);</w:t>
+      <w:proofErr w:type="spellStart"/>
+      <w:r>
+        <w:rPr>
+          <w:rFonts w:ascii="Times New Roman" w:hAnsi="Times New Roman" w:cs="Times New Roman"/>
+          <w:color w:val="000000" w:themeColor="text1"/>
+          <w:sz w:val="24"/>
+          <w:szCs w:val="24"/>
+        </w:rPr>
+        <w:t>Document.write</w:t>
+      </w:r>
+      <w:proofErr w:type="spellEnd"/>
+      <w:r>
+        <w:rPr>
+          <w:rFonts w:ascii="Times New Roman" w:hAnsi="Times New Roman" w:cs="Times New Roman"/>
+          <w:color w:val="000000" w:themeColor="text1"/>
+          <w:sz w:val="24"/>
+          <w:szCs w:val="24"/>
+        </w:rPr>
+        <w:t>(“Hello”);</w:t>
       </w:r>
     </w:p>
     <w:p>
@@ -1011,7 +1054,29 @@
           <w:szCs w:val="24"/>
           <w:lang w:val="en-IN"/>
         </w:rPr>
-        <w:t>JavaScript uses var, let, and const to declare variables.</w:t>
+        <w:t xml:space="preserve">JavaScript uses var, let, and </w:t>
+      </w:r>
+      <w:proofErr w:type="spellStart"/>
+      <w:r>
+        <w:rPr>
+          <w:rFonts w:ascii="Times New Roman" w:hAnsi="Times New Roman" w:cs="Times New Roman"/>
+          <w:color w:val="000000" w:themeColor="text1"/>
+          <w:sz w:val="24"/>
+          <w:szCs w:val="24"/>
+          <w:lang w:val="en-IN"/>
+        </w:rPr>
+        <w:t>const</w:t>
+      </w:r>
+      <w:proofErr w:type="spellEnd"/>
+      <w:r>
+        <w:rPr>
+          <w:rFonts w:ascii="Times New Roman" w:hAnsi="Times New Roman" w:cs="Times New Roman"/>
+          <w:color w:val="000000" w:themeColor="text1"/>
+          <w:sz w:val="24"/>
+          <w:szCs w:val="24"/>
+          <w:lang w:val="en-IN"/>
+        </w:rPr>
+        <w:t xml:space="preserve"> to declare variables.</w:t>
       </w:r>
     </w:p>
     <w:p>
@@ -1038,7 +1103,29 @@
           <w:szCs w:val="24"/>
           <w:lang w:val="en-IN"/>
         </w:rPr>
-        <w:t>The value of a variable can change (except when declared with const).</w:t>
+        <w:t xml:space="preserve">The value of a variable can change (except when declared with </w:t>
+      </w:r>
+      <w:proofErr w:type="spellStart"/>
+      <w:r>
+        <w:rPr>
+          <w:rFonts w:ascii="Times New Roman" w:hAnsi="Times New Roman" w:cs="Times New Roman"/>
+          <w:color w:val="000000" w:themeColor="text1"/>
+          <w:sz w:val="24"/>
+          <w:szCs w:val="24"/>
+          <w:lang w:val="en-IN"/>
+        </w:rPr>
+        <w:t>const</w:t>
+      </w:r>
+      <w:proofErr w:type="spellEnd"/>
+      <w:r>
+        <w:rPr>
+          <w:rFonts w:ascii="Times New Roman" w:hAnsi="Times New Roman" w:cs="Times New Roman"/>
+          <w:color w:val="000000" w:themeColor="text1"/>
+          <w:sz w:val="24"/>
+          <w:szCs w:val="24"/>
+          <w:lang w:val="en-IN"/>
+        </w:rPr>
+        <w:t>).</w:t>
       </w:r>
     </w:p>
     <w:p>
@@ -1163,6 +1250,7 @@
         </w:rPr>
         <w:t xml:space="preserve">Difference between </w:t>
       </w:r>
+      <w:proofErr w:type="spellStart"/>
       <w:proofErr w:type="gramStart"/>
       <w:r>
         <w:rPr>
@@ -1175,6 +1263,7 @@
         </w:rPr>
         <w:t>var,let</w:t>
       </w:r>
+      <w:proofErr w:type="spellEnd"/>
       <w:proofErr w:type="gramEnd"/>
       <w:r>
         <w:rPr>
@@ -2088,7 +2177,29 @@
           <w:szCs w:val="24"/>
           <w:lang w:val="en-IN"/>
         </w:rPr>
-        <w:t>let name = “swapna”;</w:t>
+        <w:t>let name = “</w:t>
+      </w:r>
+      <w:proofErr w:type="spellStart"/>
+      <w:r>
+        <w:rPr>
+          <w:rFonts w:ascii="Times New Roman" w:hAnsi="Times New Roman" w:cs="Times New Roman"/>
+          <w:color w:val="000000" w:themeColor="text1"/>
+          <w:sz w:val="24"/>
+          <w:szCs w:val="24"/>
+          <w:lang w:val="en-IN"/>
+        </w:rPr>
+        <w:t>swapna</w:t>
+      </w:r>
+      <w:proofErr w:type="spellEnd"/>
+      <w:r>
+        <w:rPr>
+          <w:rFonts w:ascii="Times New Roman" w:hAnsi="Times New Roman" w:cs="Times New Roman"/>
+          <w:color w:val="000000" w:themeColor="text1"/>
+          <w:sz w:val="24"/>
+          <w:szCs w:val="24"/>
+          <w:lang w:val="en-IN"/>
+        </w:rPr>
+        <w:t>”;</w:t>
       </w:r>
     </w:p>
     <w:p>
@@ -2205,7 +2316,29 @@
           <w:szCs w:val="24"/>
           <w:lang w:val="en-IN"/>
         </w:rPr>
-        <w:t xml:space="preserve"> let isStudent = true;</w:t>
+        <w:t xml:space="preserve"> let </w:t>
+      </w:r>
+      <w:proofErr w:type="spellStart"/>
+      <w:r>
+        <w:rPr>
+          <w:rFonts w:ascii="Times New Roman" w:hAnsi="Times New Roman" w:cs="Times New Roman"/>
+          <w:color w:val="000000" w:themeColor="text1"/>
+          <w:sz w:val="24"/>
+          <w:szCs w:val="24"/>
+          <w:lang w:val="en-IN"/>
+        </w:rPr>
+        <w:t>isStudent</w:t>
+      </w:r>
+      <w:proofErr w:type="spellEnd"/>
+      <w:r>
+        <w:rPr>
+          <w:rFonts w:ascii="Times New Roman" w:hAnsi="Times New Roman" w:cs="Times New Roman"/>
+          <w:color w:val="000000" w:themeColor="text1"/>
+          <w:sz w:val="24"/>
+          <w:szCs w:val="24"/>
+          <w:lang w:val="en-IN"/>
+        </w:rPr>
+        <w:t xml:space="preserve"> = true;</w:t>
       </w:r>
     </w:p>
     <w:p>
@@ -2228,7 +2361,29 @@
           <w:szCs w:val="24"/>
           <w:lang w:val="en-IN"/>
         </w:rPr>
-        <w:t xml:space="preserve">      Console.log(isStudent);</w:t>
+        <w:t xml:space="preserve">      Console.log(</w:t>
+      </w:r>
+      <w:proofErr w:type="spellStart"/>
+      <w:r>
+        <w:rPr>
+          <w:rFonts w:ascii="Times New Roman" w:hAnsi="Times New Roman" w:cs="Times New Roman"/>
+          <w:color w:val="000000" w:themeColor="text1"/>
+          <w:sz w:val="24"/>
+          <w:szCs w:val="24"/>
+          <w:lang w:val="en-IN"/>
+        </w:rPr>
+        <w:t>isStudent</w:t>
+      </w:r>
+      <w:proofErr w:type="spellEnd"/>
+      <w:r>
+        <w:rPr>
+          <w:rFonts w:ascii="Times New Roman" w:hAnsi="Times New Roman" w:cs="Times New Roman"/>
+          <w:color w:val="000000" w:themeColor="text1"/>
+          <w:sz w:val="24"/>
+          <w:szCs w:val="24"/>
+          <w:lang w:val="en-IN"/>
+        </w:rPr>
+        <w:t>);</w:t>
       </w:r>
     </w:p>
     <w:p>
@@ -3026,7 +3181,29 @@
           <w:szCs w:val="24"/>
           <w:lang w:val="en-IN"/>
         </w:rPr>
-        <w:t>Let studentNames = [“Swapna”, “Sindhu”, “Sandya”, “Mouni”, “Madhu”];</w:t>
+        <w:t xml:space="preserve">Let </w:t>
+      </w:r>
+      <w:proofErr w:type="spellStart"/>
+      <w:r>
+        <w:rPr>
+          <w:rFonts w:ascii="Times New Roman" w:hAnsi="Times New Roman" w:cs="Times New Roman"/>
+          <w:color w:val="000000" w:themeColor="text1"/>
+          <w:sz w:val="24"/>
+          <w:szCs w:val="24"/>
+          <w:lang w:val="en-IN"/>
+        </w:rPr>
+        <w:t>studentNames</w:t>
+      </w:r>
+      <w:proofErr w:type="spellEnd"/>
+      <w:r>
+        <w:rPr>
+          <w:rFonts w:ascii="Times New Roman" w:hAnsi="Times New Roman" w:cs="Times New Roman"/>
+          <w:color w:val="000000" w:themeColor="text1"/>
+          <w:sz w:val="24"/>
+          <w:szCs w:val="24"/>
+          <w:lang w:val="en-IN"/>
+        </w:rPr>
+        <w:t xml:space="preserve"> = [“Swapna”, “Sindhu”, “Sandya”, “Mouni”, “Madhu”];</w:t>
       </w:r>
     </w:p>
     <w:p>
@@ -3049,7 +3226,29 @@
           <w:szCs w:val="24"/>
           <w:lang w:val="en-IN"/>
         </w:rPr>
-        <w:t xml:space="preserve">      Console.log(studentNames);</w:t>
+        <w:t xml:space="preserve">      Console.log(</w:t>
+      </w:r>
+      <w:proofErr w:type="spellStart"/>
+      <w:r>
+        <w:rPr>
+          <w:rFonts w:ascii="Times New Roman" w:hAnsi="Times New Roman" w:cs="Times New Roman"/>
+          <w:color w:val="000000" w:themeColor="text1"/>
+          <w:sz w:val="24"/>
+          <w:szCs w:val="24"/>
+          <w:lang w:val="en-IN"/>
+        </w:rPr>
+        <w:t>studentNames</w:t>
+      </w:r>
+      <w:proofErr w:type="spellEnd"/>
+      <w:r>
+        <w:rPr>
+          <w:rFonts w:ascii="Times New Roman" w:hAnsi="Times New Roman" w:cs="Times New Roman"/>
+          <w:color w:val="000000" w:themeColor="text1"/>
+          <w:sz w:val="24"/>
+          <w:szCs w:val="24"/>
+          <w:lang w:val="en-IN"/>
+        </w:rPr>
+        <w:t>);</w:t>
       </w:r>
     </w:p>
     <w:p>
@@ -3074,6 +3273,7 @@
         </w:rPr>
         <w:t xml:space="preserve">      Console.log(</w:t>
       </w:r>
+      <w:proofErr w:type="spellStart"/>
       <w:proofErr w:type="gramStart"/>
       <w:r>
         <w:rPr>
@@ -3083,7 +3283,18 @@
           <w:szCs w:val="24"/>
           <w:lang w:val="en-IN"/>
         </w:rPr>
-        <w:t>studentNames[</w:t>
+        <w:t>studentNames</w:t>
+      </w:r>
+      <w:proofErr w:type="spellEnd"/>
+      <w:r>
+        <w:rPr>
+          <w:rFonts w:ascii="Times New Roman" w:hAnsi="Times New Roman" w:cs="Times New Roman"/>
+          <w:color w:val="000000" w:themeColor="text1"/>
+          <w:sz w:val="24"/>
+          <w:szCs w:val="24"/>
+          <w:lang w:val="en-IN"/>
+        </w:rPr>
+        <w:t>[</w:t>
       </w:r>
       <w:proofErr w:type="gramEnd"/>
       <w:r>
@@ -3220,6 +3431,7 @@
         </w:rPr>
         <w:t xml:space="preserve">        let </w:t>
       </w:r>
+      <w:proofErr w:type="spellStart"/>
       <w:r>
         <w:rPr>
           <w:rFonts w:ascii="Times New Roman" w:hAnsi="Times New Roman" w:cs="Times New Roman"/>
@@ -3238,7 +3450,18 @@
           <w:szCs w:val="24"/>
           <w:lang w:val="en-IN"/>
         </w:rPr>
-        <w:t xml:space="preserve">tudentDetails = {Persion1: {Name: “Swapna”, Age: 22, Course: </w:t>
+        <w:t>tudentDetails</w:t>
+      </w:r>
+      <w:proofErr w:type="spellEnd"/>
+      <w:r>
+        <w:rPr>
+          <w:rFonts w:ascii="Times New Roman" w:hAnsi="Times New Roman" w:cs="Times New Roman"/>
+          <w:color w:val="000000" w:themeColor="text1"/>
+          <w:sz w:val="24"/>
+          <w:szCs w:val="24"/>
+          <w:lang w:val="en-IN"/>
+        </w:rPr>
+        <w:t xml:space="preserve"> = {Persion1: {Name: “Swapna”, Age: 22, Course: </w:t>
       </w:r>
       <w:r>
         <w:rPr>
@@ -3437,7 +3660,29 @@
           <w:szCs w:val="24"/>
           <w:lang w:val="en-IN"/>
         </w:rPr>
-        <w:t xml:space="preserve">         Console.log(studentDetails[1</w:t>
+        <w:t xml:space="preserve">         Console.log(</w:t>
+      </w:r>
+      <w:proofErr w:type="spellStart"/>
+      <w:r>
+        <w:rPr>
+          <w:rFonts w:ascii="Times New Roman" w:hAnsi="Times New Roman" w:cs="Times New Roman"/>
+          <w:color w:val="000000" w:themeColor="text1"/>
+          <w:sz w:val="24"/>
+          <w:szCs w:val="24"/>
+          <w:lang w:val="en-IN"/>
+        </w:rPr>
+        <w:t>studentDetails</w:t>
+      </w:r>
+      <w:proofErr w:type="spellEnd"/>
+      <w:r>
+        <w:rPr>
+          <w:rFonts w:ascii="Times New Roman" w:hAnsi="Times New Roman" w:cs="Times New Roman"/>
+          <w:color w:val="000000" w:themeColor="text1"/>
+          <w:sz w:val="24"/>
+          <w:szCs w:val="24"/>
+          <w:lang w:val="en-IN"/>
+        </w:rPr>
+        <w:t>[1</w:t>
       </w:r>
       <w:proofErr w:type="gramStart"/>
       <w:r>
@@ -3898,6 +4143,7 @@
         </w:rPr>
         <w:t xml:space="preserve">Function </w:t>
       </w:r>
+      <w:proofErr w:type="spellStart"/>
       <w:proofErr w:type="gramStart"/>
       <w:r>
         <w:rPr>
@@ -3907,7 +4153,18 @@
           <w:szCs w:val="28"/>
           <w:lang w:val="en-IN"/>
         </w:rPr>
-        <w:t>studentDetails(</w:t>
+        <w:t>studentDetails</w:t>
+      </w:r>
+      <w:proofErr w:type="spellEnd"/>
+      <w:r>
+        <w:rPr>
+          <w:rFonts w:ascii="Times New Roman" w:hAnsi="Times New Roman" w:cs="Times New Roman"/>
+          <w:color w:val="000000" w:themeColor="text1"/>
+          <w:sz w:val="28"/>
+          <w:szCs w:val="28"/>
+          <w:lang w:val="en-IN"/>
+        </w:rPr>
+        <w:t>(</w:t>
       </w:r>
       <w:proofErr w:type="gramEnd"/>
       <w:r>
@@ -3940,74 +4197,141 @@
           <w:szCs w:val="28"/>
           <w:lang w:val="en-IN"/>
         </w:rPr>
-        <w:t xml:space="preserve">                                       studentName = “Swapna”;</w:t>
-      </w:r>
-    </w:p>
-    <w:p>
-      <w:pPr>
-        <w:jc w:val="both"/>
-        <w:rPr>
-          <w:rFonts w:ascii="Times New Roman" w:hAnsi="Times New Roman" w:cs="Times New Roman"/>
-          <w:color w:val="000000" w:themeColor="text1"/>
-          <w:sz w:val="28"/>
-          <w:szCs w:val="28"/>
-          <w:lang w:val="en-IN"/>
-        </w:rPr>
-      </w:pPr>
-      <w:r>
-        <w:rPr>
-          <w:rFonts w:ascii="Times New Roman" w:hAnsi="Times New Roman" w:cs="Times New Roman"/>
-          <w:color w:val="000000" w:themeColor="text1"/>
-          <w:sz w:val="28"/>
-          <w:szCs w:val="28"/>
-          <w:lang w:val="en-IN"/>
-        </w:rPr>
-        <w:t xml:space="preserve">                                       console.log(studentName);</w:t>
-      </w:r>
-    </w:p>
-    <w:p>
-      <w:pPr>
-        <w:jc w:val="both"/>
-        <w:rPr>
-          <w:rFonts w:ascii="Times New Roman" w:hAnsi="Times New Roman" w:cs="Times New Roman"/>
-          <w:color w:val="000000" w:themeColor="text1"/>
-          <w:sz w:val="28"/>
-          <w:szCs w:val="28"/>
-          <w:lang w:val="en-IN"/>
-        </w:rPr>
-      </w:pPr>
-      <w:r>
-        <w:rPr>
-          <w:rFonts w:ascii="Times New Roman" w:hAnsi="Times New Roman" w:cs="Times New Roman"/>
-          <w:color w:val="000000" w:themeColor="text1"/>
-          <w:sz w:val="28"/>
-          <w:szCs w:val="28"/>
-          <w:lang w:val="en-IN"/>
-        </w:rPr>
-        <w:t xml:space="preserve">                                       studentId = 484;</w:t>
-      </w:r>
-    </w:p>
-    <w:p>
-      <w:pPr>
-        <w:jc w:val="both"/>
-        <w:rPr>
-          <w:rFonts w:ascii="Times New Roman" w:hAnsi="Times New Roman" w:cs="Times New Roman"/>
-          <w:color w:val="000000" w:themeColor="text1"/>
-          <w:sz w:val="28"/>
-          <w:szCs w:val="28"/>
-          <w:lang w:val="en-IN"/>
-        </w:rPr>
-      </w:pPr>
-      <w:r>
-        <w:rPr>
-          <w:rFonts w:ascii="Times New Roman" w:hAnsi="Times New Roman" w:cs="Times New Roman"/>
-          <w:color w:val="000000" w:themeColor="text1"/>
-          <w:sz w:val="28"/>
-          <w:szCs w:val="28"/>
-          <w:lang w:val="en-IN"/>
-        </w:rPr>
         <w:t xml:space="preserve">                                       </w:t>
       </w:r>
+      <w:proofErr w:type="spellStart"/>
+      <w:r>
+        <w:rPr>
+          <w:rFonts w:ascii="Times New Roman" w:hAnsi="Times New Roman" w:cs="Times New Roman"/>
+          <w:color w:val="000000" w:themeColor="text1"/>
+          <w:sz w:val="28"/>
+          <w:szCs w:val="28"/>
+          <w:lang w:val="en-IN"/>
+        </w:rPr>
+        <w:t>studentName</w:t>
+      </w:r>
+      <w:proofErr w:type="spellEnd"/>
+      <w:r>
+        <w:rPr>
+          <w:rFonts w:ascii="Times New Roman" w:hAnsi="Times New Roman" w:cs="Times New Roman"/>
+          <w:color w:val="000000" w:themeColor="text1"/>
+          <w:sz w:val="28"/>
+          <w:szCs w:val="28"/>
+          <w:lang w:val="en-IN"/>
+        </w:rPr>
+        <w:t xml:space="preserve"> = “Swapna”;</w:t>
+      </w:r>
+    </w:p>
+    <w:p>
+      <w:pPr>
+        <w:jc w:val="both"/>
+        <w:rPr>
+          <w:rFonts w:ascii="Times New Roman" w:hAnsi="Times New Roman" w:cs="Times New Roman"/>
+          <w:color w:val="000000" w:themeColor="text1"/>
+          <w:sz w:val="28"/>
+          <w:szCs w:val="28"/>
+          <w:lang w:val="en-IN"/>
+        </w:rPr>
+      </w:pPr>
+      <w:r>
+        <w:rPr>
+          <w:rFonts w:ascii="Times New Roman" w:hAnsi="Times New Roman" w:cs="Times New Roman"/>
+          <w:color w:val="000000" w:themeColor="text1"/>
+          <w:sz w:val="28"/>
+          <w:szCs w:val="28"/>
+          <w:lang w:val="en-IN"/>
+        </w:rPr>
+        <w:t xml:space="preserve">                                       console.log(</w:t>
+      </w:r>
+      <w:proofErr w:type="spellStart"/>
+      <w:r>
+        <w:rPr>
+          <w:rFonts w:ascii="Times New Roman" w:hAnsi="Times New Roman" w:cs="Times New Roman"/>
+          <w:color w:val="000000" w:themeColor="text1"/>
+          <w:sz w:val="28"/>
+          <w:szCs w:val="28"/>
+          <w:lang w:val="en-IN"/>
+        </w:rPr>
+        <w:t>studentName</w:t>
+      </w:r>
+      <w:proofErr w:type="spellEnd"/>
+      <w:r>
+        <w:rPr>
+          <w:rFonts w:ascii="Times New Roman" w:hAnsi="Times New Roman" w:cs="Times New Roman"/>
+          <w:color w:val="000000" w:themeColor="text1"/>
+          <w:sz w:val="28"/>
+          <w:szCs w:val="28"/>
+          <w:lang w:val="en-IN"/>
+        </w:rPr>
+        <w:t>);</w:t>
+      </w:r>
+    </w:p>
+    <w:p>
+      <w:pPr>
+        <w:jc w:val="both"/>
+        <w:rPr>
+          <w:rFonts w:ascii="Times New Roman" w:hAnsi="Times New Roman" w:cs="Times New Roman"/>
+          <w:color w:val="000000" w:themeColor="text1"/>
+          <w:sz w:val="28"/>
+          <w:szCs w:val="28"/>
+          <w:lang w:val="en-IN"/>
+        </w:rPr>
+      </w:pPr>
+      <w:r>
+        <w:rPr>
+          <w:rFonts w:ascii="Times New Roman" w:hAnsi="Times New Roman" w:cs="Times New Roman"/>
+          <w:color w:val="000000" w:themeColor="text1"/>
+          <w:sz w:val="28"/>
+          <w:szCs w:val="28"/>
+          <w:lang w:val="en-IN"/>
+        </w:rPr>
+        <w:t xml:space="preserve">                                       </w:t>
+      </w:r>
+      <w:proofErr w:type="spellStart"/>
+      <w:r>
+        <w:rPr>
+          <w:rFonts w:ascii="Times New Roman" w:hAnsi="Times New Roman" w:cs="Times New Roman"/>
+          <w:color w:val="000000" w:themeColor="text1"/>
+          <w:sz w:val="28"/>
+          <w:szCs w:val="28"/>
+          <w:lang w:val="en-IN"/>
+        </w:rPr>
+        <w:t>studentId</w:t>
+      </w:r>
+      <w:proofErr w:type="spellEnd"/>
+      <w:r>
+        <w:rPr>
+          <w:rFonts w:ascii="Times New Roman" w:hAnsi="Times New Roman" w:cs="Times New Roman"/>
+          <w:color w:val="000000" w:themeColor="text1"/>
+          <w:sz w:val="28"/>
+          <w:szCs w:val="28"/>
+          <w:lang w:val="en-IN"/>
+        </w:rPr>
+        <w:t xml:space="preserve"> = 484;</w:t>
+      </w:r>
+    </w:p>
+    <w:p>
+      <w:pPr>
+        <w:jc w:val="both"/>
+        <w:rPr>
+          <w:rFonts w:ascii="Times New Roman" w:hAnsi="Times New Roman" w:cs="Times New Roman"/>
+          <w:color w:val="000000" w:themeColor="text1"/>
+          <w:sz w:val="28"/>
+          <w:szCs w:val="28"/>
+          <w:lang w:val="en-IN"/>
+        </w:rPr>
+      </w:pPr>
+      <w:r>
+        <w:rPr>
+          <w:rFonts w:ascii="Times New Roman" w:hAnsi="Times New Roman" w:cs="Times New Roman"/>
+          <w:color w:val="000000" w:themeColor="text1"/>
+          <w:sz w:val="28"/>
+          <w:szCs w:val="28"/>
+          <w:lang w:val="en-IN"/>
+        </w:rPr>
+        <w:t xml:space="preserve">                                       </w:t>
+      </w:r>
+      <w:proofErr w:type="spellStart"/>
       <w:proofErr w:type="gramStart"/>
       <w:r>
         <w:rPr>
@@ -4019,6 +4343,7 @@
         </w:rPr>
         <w:t>console.Id</w:t>
       </w:r>
+      <w:proofErr w:type="spellEnd"/>
       <w:proofErr w:type="gramEnd"/>
       <w:r>
         <w:rPr>
@@ -4028,7 +4353,29 @@
           <w:szCs w:val="28"/>
           <w:lang w:val="en-IN"/>
         </w:rPr>
-        <w:t>(studentId);</w:t>
+        <w:t>(</w:t>
+      </w:r>
+      <w:proofErr w:type="spellStart"/>
+      <w:r>
+        <w:rPr>
+          <w:rFonts w:ascii="Times New Roman" w:hAnsi="Times New Roman" w:cs="Times New Roman"/>
+          <w:color w:val="000000" w:themeColor="text1"/>
+          <w:sz w:val="28"/>
+          <w:szCs w:val="28"/>
+          <w:lang w:val="en-IN"/>
+        </w:rPr>
+        <w:t>studentId</w:t>
+      </w:r>
+      <w:proofErr w:type="spellEnd"/>
+      <w:r>
+        <w:rPr>
+          <w:rFonts w:ascii="Times New Roman" w:hAnsi="Times New Roman" w:cs="Times New Roman"/>
+          <w:color w:val="000000" w:themeColor="text1"/>
+          <w:sz w:val="28"/>
+          <w:szCs w:val="28"/>
+          <w:lang w:val="en-IN"/>
+        </w:rPr>
+        <w:t>);</w:t>
       </w:r>
     </w:p>
     <w:p>
@@ -4074,6 +4421,7 @@
         </w:rPr>
         <w:t xml:space="preserve">                         </w:t>
       </w:r>
+      <w:proofErr w:type="spellStart"/>
       <w:proofErr w:type="gramStart"/>
       <w:r>
         <w:rPr>
@@ -4085,6 +4433,7 @@
         </w:rPr>
         <w:t>studentDetails</w:t>
       </w:r>
+      <w:proofErr w:type="spellEnd"/>
       <w:r>
         <w:rPr>
           <w:rFonts w:ascii="Times New Roman" w:hAnsi="Times New Roman" w:cs="Times New Roman"/>
@@ -4286,6 +4635,7 @@
         </w:rPr>
         <w:t xml:space="preserve">Function </w:t>
       </w:r>
+      <w:proofErr w:type="spellStart"/>
       <w:proofErr w:type="gramStart"/>
       <w:r>
         <w:rPr>
@@ -4294,7 +4644,17 @@
           <w:sz w:val="24"/>
           <w:szCs w:val="24"/>
         </w:rPr>
-        <w:t>redcolour(</w:t>
+        <w:t>redcolour</w:t>
+      </w:r>
+      <w:proofErr w:type="spellEnd"/>
+      <w:r>
+        <w:rPr>
+          <w:rFonts w:ascii="Times New Roman" w:hAnsi="Times New Roman" w:cs="Times New Roman"/>
+          <w:color w:val="000000" w:themeColor="text1"/>
+          <w:sz w:val="24"/>
+          <w:szCs w:val="24"/>
+        </w:rPr>
+        <w:t>(</w:t>
       </w:r>
       <w:proofErr w:type="gramEnd"/>
       <w:r>
@@ -4373,7 +4733,17 @@
           <w:sz w:val="24"/>
           <w:szCs w:val="24"/>
         </w:rPr>
-        <w:t xml:space="preserve"> “background-</w:t>
+        <w:t xml:space="preserve"> “</w:t>
+      </w:r>
+      <w:proofErr w:type="spellStart"/>
+      <w:r>
+        <w:rPr>
+          <w:rFonts w:ascii="Times New Roman" w:hAnsi="Times New Roman" w:cs="Times New Roman"/>
+          <w:color w:val="000000" w:themeColor="text1"/>
+          <w:sz w:val="24"/>
+          <w:szCs w:val="24"/>
+        </w:rPr>
+        <w:t>background-</w:t>
       </w:r>
       <w:proofErr w:type="gramStart"/>
       <w:r>
@@ -4385,6 +4755,7 @@
         </w:rPr>
         <w:t>color:red</w:t>
       </w:r>
+      <w:proofErr w:type="spellEnd"/>
       <w:proofErr w:type="gramEnd"/>
       <w:r>
         <w:rPr>
@@ -4426,6 +4797,7 @@
           <w:szCs w:val="24"/>
         </w:rPr>
       </w:pPr>
+      <w:proofErr w:type="spellStart"/>
       <w:proofErr w:type="gramStart"/>
       <w:r>
         <w:rPr>
@@ -4434,7 +4806,17 @@
           <w:sz w:val="24"/>
           <w:szCs w:val="24"/>
         </w:rPr>
-        <w:t>Redcolor(</w:t>
+        <w:t>Redcolor</w:t>
+      </w:r>
+      <w:proofErr w:type="spellEnd"/>
+      <w:r>
+        <w:rPr>
+          <w:rFonts w:ascii="Times New Roman" w:hAnsi="Times New Roman" w:cs="Times New Roman"/>
+          <w:color w:val="000000" w:themeColor="text1"/>
+          <w:sz w:val="24"/>
+          <w:szCs w:val="24"/>
+        </w:rPr>
+        <w:t>(</w:t>
       </w:r>
       <w:proofErr w:type="gramEnd"/>
       <w:r>
@@ -4477,6 +4859,7 @@
         </w:rPr>
         <w:t xml:space="preserve">Function </w:t>
       </w:r>
+      <w:proofErr w:type="spellStart"/>
       <w:proofErr w:type="gramStart"/>
       <w:r>
         <w:rPr>
@@ -4485,7 +4868,17 @@
           <w:sz w:val="24"/>
           <w:szCs w:val="24"/>
         </w:rPr>
-        <w:t>firstcolor(</w:t>
+        <w:t>firstcolor</w:t>
+      </w:r>
+      <w:proofErr w:type="spellEnd"/>
+      <w:r>
+        <w:rPr>
+          <w:rFonts w:ascii="Times New Roman" w:hAnsi="Times New Roman" w:cs="Times New Roman"/>
+          <w:color w:val="000000" w:themeColor="text1"/>
+          <w:sz w:val="24"/>
+          <w:szCs w:val="24"/>
+        </w:rPr>
+        <w:t>(</w:t>
       </w:r>
       <w:proofErr w:type="gramEnd"/>
       <w:r>
@@ -4555,7 +4948,17 @@
           <w:sz w:val="24"/>
           <w:szCs w:val="24"/>
         </w:rPr>
-        <w:t>, “background-</w:t>
+        <w:t>, “</w:t>
+      </w:r>
+      <w:proofErr w:type="spellStart"/>
+      <w:r>
+        <w:rPr>
+          <w:rFonts w:ascii="Times New Roman" w:hAnsi="Times New Roman" w:cs="Times New Roman"/>
+          <w:color w:val="000000" w:themeColor="text1"/>
+          <w:sz w:val="24"/>
+          <w:szCs w:val="24"/>
+        </w:rPr>
+        <w:t>background-</w:t>
       </w:r>
       <w:proofErr w:type="gramStart"/>
       <w:r>
@@ -4567,6 +4970,7 @@
         </w:rPr>
         <w:t>color:blue</w:t>
       </w:r>
+      <w:proofErr w:type="spellEnd"/>
       <w:proofErr w:type="gramEnd"/>
       <w:r>
         <w:rPr>
@@ -4597,6 +5001,7 @@
         </w:rPr>
         <w:t xml:space="preserve">                        </w:t>
       </w:r>
+      <w:proofErr w:type="spellStart"/>
       <w:proofErr w:type="gramStart"/>
       <w:r>
         <w:rPr>
@@ -4605,7 +5010,17 @@
           <w:sz w:val="24"/>
           <w:szCs w:val="24"/>
         </w:rPr>
-        <w:t>redcolor(</w:t>
+        <w:t>redcolor</w:t>
+      </w:r>
+      <w:proofErr w:type="spellEnd"/>
+      <w:r>
+        <w:rPr>
+          <w:rFonts w:ascii="Times New Roman" w:hAnsi="Times New Roman" w:cs="Times New Roman"/>
+          <w:color w:val="000000" w:themeColor="text1"/>
+          <w:sz w:val="24"/>
+          <w:szCs w:val="24"/>
+        </w:rPr>
+        <w:t>(</w:t>
       </w:r>
       <w:proofErr w:type="gramEnd"/>
       <w:r>
@@ -4648,6 +5063,7 @@
           <w:szCs w:val="24"/>
         </w:rPr>
       </w:pPr>
+      <w:proofErr w:type="spellStart"/>
       <w:proofErr w:type="gramStart"/>
       <w:r>
         <w:rPr>
@@ -4656,7 +5072,17 @@
           <w:sz w:val="24"/>
           <w:szCs w:val="24"/>
         </w:rPr>
-        <w:t>Firstcolor(</w:t>
+        <w:t>Firstcolor</w:t>
+      </w:r>
+      <w:proofErr w:type="spellEnd"/>
+      <w:r>
+        <w:rPr>
+          <w:rFonts w:ascii="Times New Roman" w:hAnsi="Times New Roman" w:cs="Times New Roman"/>
+          <w:color w:val="000000" w:themeColor="text1"/>
+          <w:sz w:val="24"/>
+          <w:szCs w:val="24"/>
+        </w:rPr>
+        <w:t>(</w:t>
       </w:r>
       <w:proofErr w:type="gramEnd"/>
       <w:r>
@@ -5414,6 +5840,7 @@
         </w:rPr>
         <w:t xml:space="preserve">Function </w:t>
       </w:r>
+      <w:proofErr w:type="spellStart"/>
       <w:proofErr w:type="gramStart"/>
       <w:r>
         <w:rPr>
@@ -5423,7 +5850,18 @@
           <w:szCs w:val="24"/>
           <w:lang w:val="en-IN"/>
         </w:rPr>
-        <w:t>showbookDetails(</w:t>
+        <w:t>showbookDetails</w:t>
+      </w:r>
+      <w:proofErr w:type="spellEnd"/>
+      <w:r>
+        <w:rPr>
+          <w:rFonts w:ascii="Times New Roman" w:hAnsi="Times New Roman" w:cs="Times New Roman"/>
+          <w:color w:val="000000" w:themeColor="text1"/>
+          <w:sz w:val="24"/>
+          <w:szCs w:val="24"/>
+          <w:lang w:val="en-IN"/>
+        </w:rPr>
+        <w:t>(</w:t>
       </w:r>
       <w:r>
         <w:rPr>
@@ -5476,29 +5914,73 @@
           <w:szCs w:val="24"/>
           <w:lang w:val="en-IN"/>
         </w:rPr>
-        <w:t xml:space="preserve">                              Let bookName = “Ramayana”;</w:t>
-      </w:r>
-    </w:p>
-    <w:p>
-      <w:pPr>
-        <w:jc w:val="both"/>
-        <w:rPr>
-          <w:rFonts w:ascii="Times New Roman" w:hAnsi="Times New Roman" w:cs="Times New Roman"/>
-          <w:color w:val="000000" w:themeColor="text1"/>
-          <w:sz w:val="24"/>
-          <w:szCs w:val="24"/>
-          <w:lang w:val="en-IN"/>
-        </w:rPr>
-      </w:pPr>
-      <w:r>
-        <w:rPr>
-          <w:rFonts w:ascii="Times New Roman" w:hAnsi="Times New Roman" w:cs="Times New Roman"/>
-          <w:color w:val="000000" w:themeColor="text1"/>
-          <w:sz w:val="24"/>
-          <w:szCs w:val="24"/>
-          <w:lang w:val="en-IN"/>
-        </w:rPr>
-        <w:t xml:space="preserve">                              Console.log(bookName);</w:t>
+        <w:t xml:space="preserve">                              Let </w:t>
+      </w:r>
+      <w:proofErr w:type="spellStart"/>
+      <w:r>
+        <w:rPr>
+          <w:rFonts w:ascii="Times New Roman" w:hAnsi="Times New Roman" w:cs="Times New Roman"/>
+          <w:color w:val="000000" w:themeColor="text1"/>
+          <w:sz w:val="24"/>
+          <w:szCs w:val="24"/>
+          <w:lang w:val="en-IN"/>
+        </w:rPr>
+        <w:t>bookName</w:t>
+      </w:r>
+      <w:proofErr w:type="spellEnd"/>
+      <w:r>
+        <w:rPr>
+          <w:rFonts w:ascii="Times New Roman" w:hAnsi="Times New Roman" w:cs="Times New Roman"/>
+          <w:color w:val="000000" w:themeColor="text1"/>
+          <w:sz w:val="24"/>
+          <w:szCs w:val="24"/>
+          <w:lang w:val="en-IN"/>
+        </w:rPr>
+        <w:t xml:space="preserve"> = “Ramayana”;</w:t>
+      </w:r>
+    </w:p>
+    <w:p>
+      <w:pPr>
+        <w:jc w:val="both"/>
+        <w:rPr>
+          <w:rFonts w:ascii="Times New Roman" w:hAnsi="Times New Roman" w:cs="Times New Roman"/>
+          <w:color w:val="000000" w:themeColor="text1"/>
+          <w:sz w:val="24"/>
+          <w:szCs w:val="24"/>
+          <w:lang w:val="en-IN"/>
+        </w:rPr>
+      </w:pPr>
+      <w:r>
+        <w:rPr>
+          <w:rFonts w:ascii="Times New Roman" w:hAnsi="Times New Roman" w:cs="Times New Roman"/>
+          <w:color w:val="000000" w:themeColor="text1"/>
+          <w:sz w:val="24"/>
+          <w:szCs w:val="24"/>
+          <w:lang w:val="en-IN"/>
+        </w:rPr>
+        <w:t xml:space="preserve">                              Console.log(</w:t>
+      </w:r>
+      <w:proofErr w:type="spellStart"/>
+      <w:r>
+        <w:rPr>
+          <w:rFonts w:ascii="Times New Roman" w:hAnsi="Times New Roman" w:cs="Times New Roman"/>
+          <w:color w:val="000000" w:themeColor="text1"/>
+          <w:sz w:val="24"/>
+          <w:szCs w:val="24"/>
+          <w:lang w:val="en-IN"/>
+        </w:rPr>
+        <w:t>bookName</w:t>
+      </w:r>
+      <w:proofErr w:type="spellEnd"/>
+      <w:r>
+        <w:rPr>
+          <w:rFonts w:ascii="Times New Roman" w:hAnsi="Times New Roman" w:cs="Times New Roman"/>
+          <w:color w:val="000000" w:themeColor="text1"/>
+          <w:sz w:val="24"/>
+          <w:szCs w:val="24"/>
+          <w:lang w:val="en-IN"/>
+        </w:rPr>
+        <w:t>);</w:t>
       </w:r>
     </w:p>
     <w:p>
@@ -5544,6 +6026,7 @@
         </w:rPr>
         <w:t xml:space="preserve">              </w:t>
       </w:r>
+      <w:proofErr w:type="spellStart"/>
       <w:proofErr w:type="gramStart"/>
       <w:r>
         <w:rPr>
@@ -5553,7 +6036,18 @@
           <w:szCs w:val="24"/>
           <w:lang w:val="en-IN"/>
         </w:rPr>
-        <w:t>showbookDetails(</w:t>
+        <w:t>showbookDetails</w:t>
+      </w:r>
+      <w:proofErr w:type="spellEnd"/>
+      <w:r>
+        <w:rPr>
+          <w:rFonts w:ascii="Times New Roman" w:hAnsi="Times New Roman" w:cs="Times New Roman"/>
+          <w:color w:val="000000" w:themeColor="text1"/>
+          <w:sz w:val="24"/>
+          <w:szCs w:val="24"/>
+          <w:lang w:val="en-IN"/>
+        </w:rPr>
+        <w:t>(</w:t>
       </w:r>
       <w:r>
         <w:rPr>
@@ -5656,7 +6150,29 @@
           <w:szCs w:val="24"/>
           <w:lang w:val="en-IN"/>
         </w:rPr>
-        <w:t xml:space="preserve">var showmovieDetails = </w:t>
+        <w:t xml:space="preserve">var </w:t>
+      </w:r>
+      <w:proofErr w:type="spellStart"/>
+      <w:r>
+        <w:rPr>
+          <w:rFonts w:ascii="Times New Roman" w:hAnsi="Times New Roman" w:cs="Times New Roman"/>
+          <w:color w:val="000000" w:themeColor="text1"/>
+          <w:sz w:val="24"/>
+          <w:szCs w:val="24"/>
+          <w:lang w:val="en-IN"/>
+        </w:rPr>
+        <w:t>showmovieDetails</w:t>
+      </w:r>
+      <w:proofErr w:type="spellEnd"/>
+      <w:r>
+        <w:rPr>
+          <w:rFonts w:ascii="Times New Roman" w:hAnsi="Times New Roman" w:cs="Times New Roman"/>
+          <w:color w:val="000000" w:themeColor="text1"/>
+          <w:sz w:val="24"/>
+          <w:szCs w:val="24"/>
+          <w:lang w:val="en-IN"/>
+        </w:rPr>
+        <w:t xml:space="preserve"> = </w:t>
       </w:r>
       <w:proofErr w:type="gramStart"/>
       <w:r>
@@ -5722,7 +6238,29 @@
           <w:szCs w:val="24"/>
           <w:lang w:val="en-IN"/>
         </w:rPr>
-        <w:t>“movieName:” + movie);</w:t>
+        <w:t>“</w:t>
+      </w:r>
+      <w:proofErr w:type="spellStart"/>
+      <w:r>
+        <w:rPr>
+          <w:rFonts w:ascii="Times New Roman" w:hAnsi="Times New Roman" w:cs="Times New Roman"/>
+          <w:color w:val="000000" w:themeColor="text1"/>
+          <w:sz w:val="24"/>
+          <w:szCs w:val="24"/>
+          <w:lang w:val="en-IN"/>
+        </w:rPr>
+        <w:t>movieName</w:t>
+      </w:r>
+      <w:proofErr w:type="spellEnd"/>
+      <w:r>
+        <w:rPr>
+          <w:rFonts w:ascii="Times New Roman" w:hAnsi="Times New Roman" w:cs="Times New Roman"/>
+          <w:color w:val="000000" w:themeColor="text1"/>
+          <w:sz w:val="24"/>
+          <w:szCs w:val="24"/>
+          <w:lang w:val="en-IN"/>
+        </w:rPr>
+        <w:t>:” + movie);</w:t>
       </w:r>
     </w:p>
     <w:p>
@@ -5766,7 +6304,29 @@
           <w:szCs w:val="24"/>
           <w:lang w:val="en-IN"/>
         </w:rPr>
-        <w:t>“actorName:” + Actor);</w:t>
+        <w:t>“</w:t>
+      </w:r>
+      <w:proofErr w:type="spellStart"/>
+      <w:r>
+        <w:rPr>
+          <w:rFonts w:ascii="Times New Roman" w:hAnsi="Times New Roman" w:cs="Times New Roman"/>
+          <w:color w:val="000000" w:themeColor="text1"/>
+          <w:sz w:val="24"/>
+          <w:szCs w:val="24"/>
+          <w:lang w:val="en-IN"/>
+        </w:rPr>
+        <w:t>actorName</w:t>
+      </w:r>
+      <w:proofErr w:type="spellEnd"/>
+      <w:r>
+        <w:rPr>
+          <w:rFonts w:ascii="Times New Roman" w:hAnsi="Times New Roman" w:cs="Times New Roman"/>
+          <w:color w:val="000000" w:themeColor="text1"/>
+          <w:sz w:val="24"/>
+          <w:szCs w:val="24"/>
+          <w:lang w:val="en-IN"/>
+        </w:rPr>
+        <w:t>:” + Actor);</w:t>
       </w:r>
     </w:p>
     <w:p>
@@ -5812,6 +6372,7 @@
         </w:rPr>
         <w:t xml:space="preserve">                 </w:t>
       </w:r>
+      <w:proofErr w:type="spellStart"/>
       <w:proofErr w:type="gramStart"/>
       <w:r>
         <w:rPr>
@@ -5823,6 +6384,7 @@
         </w:rPr>
         <w:t>showmovieDetails</w:t>
       </w:r>
+      <w:proofErr w:type="spellEnd"/>
       <w:r>
         <w:rPr>
           <w:rFonts w:ascii="Times New Roman" w:hAnsi="Times New Roman" w:cs="Times New Roman"/>
@@ -5914,7 +6476,51 @@
           <w:szCs w:val="24"/>
           <w:lang w:val="en-IN"/>
         </w:rPr>
-        <w:t xml:space="preserve">let showstudentDetails = (studentName, </w:t>
+        <w:t xml:space="preserve">let </w:t>
+      </w:r>
+      <w:proofErr w:type="spellStart"/>
+      <w:r>
+        <w:rPr>
+          <w:rFonts w:ascii="Times New Roman" w:hAnsi="Times New Roman" w:cs="Times New Roman"/>
+          <w:color w:val="000000" w:themeColor="text1"/>
+          <w:sz w:val="24"/>
+          <w:szCs w:val="24"/>
+          <w:lang w:val="en-IN"/>
+        </w:rPr>
+        <w:t>showstudentDetails</w:t>
+      </w:r>
+      <w:proofErr w:type="spellEnd"/>
+      <w:r>
+        <w:rPr>
+          <w:rFonts w:ascii="Times New Roman" w:hAnsi="Times New Roman" w:cs="Times New Roman"/>
+          <w:color w:val="000000" w:themeColor="text1"/>
+          <w:sz w:val="24"/>
+          <w:szCs w:val="24"/>
+          <w:lang w:val="en-IN"/>
+        </w:rPr>
+        <w:t xml:space="preserve"> = (</w:t>
+      </w:r>
+      <w:proofErr w:type="spellStart"/>
+      <w:r>
+        <w:rPr>
+          <w:rFonts w:ascii="Times New Roman" w:hAnsi="Times New Roman" w:cs="Times New Roman"/>
+          <w:color w:val="000000" w:themeColor="text1"/>
+          <w:sz w:val="24"/>
+          <w:szCs w:val="24"/>
+          <w:lang w:val="en-IN"/>
+        </w:rPr>
+        <w:t>studentName</w:t>
+      </w:r>
+      <w:proofErr w:type="spellEnd"/>
+      <w:r>
+        <w:rPr>
+          <w:rFonts w:ascii="Times New Roman" w:hAnsi="Times New Roman" w:cs="Times New Roman"/>
+          <w:color w:val="000000" w:themeColor="text1"/>
+          <w:sz w:val="24"/>
+          <w:szCs w:val="24"/>
+          <w:lang w:val="en-IN"/>
+        </w:rPr>
+        <w:t xml:space="preserve">, </w:t>
       </w:r>
       <w:proofErr w:type="gramStart"/>
       <w:r>
@@ -5980,7 +6586,51 @@
           <w:szCs w:val="24"/>
           <w:lang w:val="en-IN"/>
         </w:rPr>
-        <w:t>“studentname:” + studentName);</w:t>
+        <w:t>“</w:t>
+      </w:r>
+      <w:proofErr w:type="spellStart"/>
+      <w:r>
+        <w:rPr>
+          <w:rFonts w:ascii="Times New Roman" w:hAnsi="Times New Roman" w:cs="Times New Roman"/>
+          <w:color w:val="000000" w:themeColor="text1"/>
+          <w:sz w:val="24"/>
+          <w:szCs w:val="24"/>
+          <w:lang w:val="en-IN"/>
+        </w:rPr>
+        <w:t>studentname</w:t>
+      </w:r>
+      <w:proofErr w:type="spellEnd"/>
+      <w:r>
+        <w:rPr>
+          <w:rFonts w:ascii="Times New Roman" w:hAnsi="Times New Roman" w:cs="Times New Roman"/>
+          <w:color w:val="000000" w:themeColor="text1"/>
+          <w:sz w:val="24"/>
+          <w:szCs w:val="24"/>
+          <w:lang w:val="en-IN"/>
+        </w:rPr>
+        <w:t xml:space="preserve">:” + </w:t>
+      </w:r>
+      <w:proofErr w:type="spellStart"/>
+      <w:r>
+        <w:rPr>
+          <w:rFonts w:ascii="Times New Roman" w:hAnsi="Times New Roman" w:cs="Times New Roman"/>
+          <w:color w:val="000000" w:themeColor="text1"/>
+          <w:sz w:val="24"/>
+          <w:szCs w:val="24"/>
+          <w:lang w:val="en-IN"/>
+        </w:rPr>
+        <w:t>studentName</w:t>
+      </w:r>
+      <w:proofErr w:type="spellEnd"/>
+      <w:r>
+        <w:rPr>
+          <w:rFonts w:ascii="Times New Roman" w:hAnsi="Times New Roman" w:cs="Times New Roman"/>
+          <w:color w:val="000000" w:themeColor="text1"/>
+          <w:sz w:val="24"/>
+          <w:szCs w:val="24"/>
+          <w:lang w:val="en-IN"/>
+        </w:rPr>
+        <w:t>);</w:t>
       </w:r>
     </w:p>
     <w:p>
@@ -6024,7 +6674,29 @@
           <w:szCs w:val="24"/>
           <w:lang w:val="en-IN"/>
         </w:rPr>
-        <w:t>“studentId:” + Id);</w:t>
+        <w:t>“</w:t>
+      </w:r>
+      <w:proofErr w:type="spellStart"/>
+      <w:r>
+        <w:rPr>
+          <w:rFonts w:ascii="Times New Roman" w:hAnsi="Times New Roman" w:cs="Times New Roman"/>
+          <w:color w:val="000000" w:themeColor="text1"/>
+          <w:sz w:val="24"/>
+          <w:szCs w:val="24"/>
+          <w:lang w:val="en-IN"/>
+        </w:rPr>
+        <w:t>studentId</w:t>
+      </w:r>
+      <w:proofErr w:type="spellEnd"/>
+      <w:r>
+        <w:rPr>
+          <w:rFonts w:ascii="Times New Roman" w:hAnsi="Times New Roman" w:cs="Times New Roman"/>
+          <w:color w:val="000000" w:themeColor="text1"/>
+          <w:sz w:val="24"/>
+          <w:szCs w:val="24"/>
+          <w:lang w:val="en-IN"/>
+        </w:rPr>
+        <w:t>:” + Id);</w:t>
       </w:r>
     </w:p>
     <w:p>
@@ -6070,6 +6742,7 @@
         </w:rPr>
         <w:t xml:space="preserve">                  </w:t>
       </w:r>
+      <w:proofErr w:type="spellStart"/>
       <w:proofErr w:type="gramStart"/>
       <w:r>
         <w:rPr>
@@ -6079,7 +6752,18 @@
           <w:szCs w:val="24"/>
           <w:lang w:val="en-IN"/>
         </w:rPr>
-        <w:t>showstudentDetails(</w:t>
+        <w:t>showstudentDetails</w:t>
+      </w:r>
+      <w:proofErr w:type="spellEnd"/>
+      <w:r>
+        <w:rPr>
+          <w:rFonts w:ascii="Times New Roman" w:hAnsi="Times New Roman" w:cs="Times New Roman"/>
+          <w:color w:val="000000" w:themeColor="text1"/>
+          <w:sz w:val="24"/>
+          <w:szCs w:val="24"/>
+          <w:lang w:val="en-IN"/>
+        </w:rPr>
+        <w:t>(</w:t>
       </w:r>
       <w:proofErr w:type="gramEnd"/>
       <w:r>
@@ -6144,6 +6828,7 @@
         </w:rPr>
         <w:t xml:space="preserve">              </w:t>
       </w:r>
+      <w:proofErr w:type="spellStart"/>
       <w:proofErr w:type="gramStart"/>
       <w:r>
         <w:rPr>
@@ -6155,7 +6840,20 @@
           <w:szCs w:val="24"/>
           <w:lang w:val="en-IN"/>
         </w:rPr>
-        <w:t>setTimeout(function( )</w:t>
+        <w:t>setTimeout</w:t>
+      </w:r>
+      <w:proofErr w:type="spellEnd"/>
+      <w:r>
+        <w:rPr>
+          <w:rFonts w:ascii="Times New Roman" w:hAnsi="Times New Roman" w:cs="Times New Roman"/>
+          <w:b/>
+          <w:bCs/>
+          <w:color w:val="000000" w:themeColor="text1"/>
+          <w:sz w:val="24"/>
+          <w:szCs w:val="24"/>
+          <w:lang w:val="en-IN"/>
+        </w:rPr>
+        <w:t>(function( )</w:t>
       </w:r>
       <w:proofErr w:type="gramEnd"/>
       <w:r>
@@ -6289,6 +6987,7 @@
         <w:lastRenderedPageBreak/>
         <w:t xml:space="preserve">               </w:t>
       </w:r>
+      <w:proofErr w:type="spellStart"/>
       <w:proofErr w:type="gramStart"/>
       <w:r>
         <w:rPr>
@@ -6300,7 +6999,20 @@
           <w:szCs w:val="24"/>
           <w:lang w:val="en-IN"/>
         </w:rPr>
-        <w:t>setTimeout(function( )</w:t>
+        <w:t>setTimeout</w:t>
+      </w:r>
+      <w:proofErr w:type="spellEnd"/>
+      <w:r>
+        <w:rPr>
+          <w:rFonts w:ascii="Times New Roman" w:hAnsi="Times New Roman" w:cs="Times New Roman"/>
+          <w:b/>
+          <w:bCs/>
+          <w:color w:val="000000" w:themeColor="text1"/>
+          <w:sz w:val="24"/>
+          <w:szCs w:val="24"/>
+          <w:lang w:val="en-IN"/>
+        </w:rPr>
+        <w:t>(function( )</w:t>
       </w:r>
       <w:proofErr w:type="gramEnd"/>
       <w:r>
@@ -6313,19 +7025,7 @@
           <w:szCs w:val="24"/>
           <w:lang w:val="en-IN"/>
         </w:rPr>
-        <w:t xml:space="preserve"> </w:t>
-      </w:r>
-      <w:r>
-        <w:rPr>
-          <w:rFonts w:ascii="Times New Roman" w:hAnsi="Times New Roman" w:cs="Times New Roman"/>
-          <w:b/>
-          <w:bCs/>
-          <w:color w:val="000000" w:themeColor="text1"/>
-          <w:sz w:val="24"/>
-          <w:szCs w:val="24"/>
-          <w:lang w:val="en-IN"/>
-        </w:rPr>
-        <w:t>=</w:t>
+        <w:t xml:space="preserve"> =</w:t>
       </w:r>
       <w:proofErr w:type="gramStart"/>
       <w:r>
@@ -6338,19 +7038,7 @@
           <w:szCs w:val="24"/>
           <w:lang w:val="en-IN"/>
         </w:rPr>
-        <w:t>&gt;</w:t>
-      </w:r>
-      <w:r>
-        <w:rPr>
-          <w:rFonts w:ascii="Times New Roman" w:hAnsi="Times New Roman" w:cs="Times New Roman"/>
-          <w:b/>
-          <w:bCs/>
-          <w:color w:val="000000" w:themeColor="text1"/>
-          <w:sz w:val="24"/>
-          <w:szCs w:val="24"/>
-          <w:lang w:val="en-IN"/>
-        </w:rPr>
-        <w:t>{</w:t>
+        <w:t>&gt;{</w:t>
       </w:r>
       <w:proofErr w:type="gramEnd"/>
     </w:p>
@@ -6419,6 +7107,475 @@
           <w:lang w:val="en-IN"/>
         </w:rPr>
       </w:pPr>
+    </w:p>
+    <w:p>
+      <w:pPr>
+        <w:jc w:val="both"/>
+        <w:rPr>
+          <w:rFonts w:ascii="Times New Roman" w:hAnsi="Times New Roman" w:cs="Times New Roman"/>
+          <w:b/>
+          <w:bCs/>
+          <w:color w:val="000000" w:themeColor="text1"/>
+          <w:sz w:val="32"/>
+          <w:szCs w:val="32"/>
+          <w:u w:val="single"/>
+          <w:lang w:val="en-IN"/>
+        </w:rPr>
+      </w:pPr>
+      <w:r>
+        <w:rPr>
+          <w:rFonts w:ascii="Times New Roman" w:hAnsi="Times New Roman" w:cs="Times New Roman"/>
+          <w:b/>
+          <w:bCs/>
+          <w:color w:val="000000" w:themeColor="text1"/>
+          <w:sz w:val="32"/>
+          <w:szCs w:val="32"/>
+          <w:u w:val="single"/>
+          <w:lang w:val="en-IN"/>
+        </w:rPr>
+        <w:t>22/05/2025</w:t>
+      </w:r>
+    </w:p>
+    <w:p>
+      <w:pPr>
+        <w:jc w:val="both"/>
+        <w:rPr>
+          <w:rFonts w:ascii="Times New Roman" w:hAnsi="Times New Roman" w:cs="Times New Roman"/>
+          <w:b/>
+          <w:bCs/>
+          <w:color w:val="000000" w:themeColor="text1"/>
+          <w:sz w:val="32"/>
+          <w:szCs w:val="32"/>
+          <w:u w:val="single"/>
+          <w:lang w:val="en-IN"/>
+        </w:rPr>
+      </w:pPr>
+    </w:p>
+    <w:p>
+      <w:pPr>
+        <w:jc w:val="both"/>
+        <w:rPr>
+          <w:rFonts w:ascii="Times New Roman" w:hAnsi="Times New Roman" w:cs="Times New Roman"/>
+          <w:b/>
+          <w:bCs/>
+          <w:color w:val="000000" w:themeColor="text1"/>
+          <w:sz w:val="28"/>
+          <w:szCs w:val="28"/>
+          <w:lang w:val="en-IN"/>
+        </w:rPr>
+      </w:pPr>
+      <w:r>
+        <w:rPr>
+          <w:rFonts w:ascii="Times New Roman" w:hAnsi="Times New Roman" w:cs="Times New Roman"/>
+          <w:b/>
+          <w:bCs/>
+          <w:color w:val="000000" w:themeColor="text1"/>
+          <w:sz w:val="28"/>
+          <w:szCs w:val="28"/>
+          <w:lang w:val="en-IN"/>
+        </w:rPr>
+        <w:t>Execution Context</w:t>
+      </w:r>
+      <w:r>
+        <w:rPr>
+          <w:rFonts w:ascii="Times New Roman" w:hAnsi="Times New Roman" w:cs="Times New Roman"/>
+          <w:b/>
+          <w:bCs/>
+          <w:color w:val="000000" w:themeColor="text1"/>
+          <w:sz w:val="28"/>
+          <w:szCs w:val="28"/>
+          <w:lang w:val="en-IN"/>
+        </w:rPr>
+        <w:t xml:space="preserve"> – Global vs Local</w:t>
+      </w:r>
+    </w:p>
+    <w:p>
+      <w:pPr>
+        <w:jc w:val="both"/>
+        <w:rPr>
+          <w:rFonts w:ascii="Times New Roman" w:hAnsi="Times New Roman" w:cs="Times New Roman"/>
+          <w:b/>
+          <w:bCs/>
+          <w:color w:val="000000" w:themeColor="text1"/>
+          <w:sz w:val="32"/>
+          <w:szCs w:val="32"/>
+          <w:u w:val="single"/>
+          <w:lang w:val="en-IN"/>
+        </w:rPr>
+      </w:pPr>
+    </w:p>
+    <w:p>
+      <w:pPr>
+        <w:jc w:val="both"/>
+        <w:rPr>
+          <w:rFonts w:ascii="Times New Roman" w:hAnsi="Times New Roman" w:cs="Times New Roman"/>
+          <w:b/>
+          <w:bCs/>
+          <w:color w:val="000000" w:themeColor="text1"/>
+          <w:sz w:val="32"/>
+          <w:szCs w:val="32"/>
+          <w:u w:val="single"/>
+          <w:lang w:val="en-IN"/>
+        </w:rPr>
+      </w:pPr>
+      <w:r>
+        <w:rPr>
+          <w:noProof/>
+        </w:rPr>
+        <w:drawing>
+          <wp:inline distT="0" distB="0" distL="0" distR="0" wp14:anchorId="494C1C63" wp14:editId="25D0D460">
+            <wp:extent cx="5997575" cy="3474720"/>
+            <wp:effectExtent l="0" t="0" r="3175" b="0"/>
+            <wp:docPr id="1102650558" name="Picture 1"/>
+            <wp:cNvGraphicFramePr>
+              <a:graphicFrameLocks xmlns:a="http://schemas.openxmlformats.org/drawingml/2006/main" noChangeAspect="1"/>
+            </wp:cNvGraphicFramePr>
+            <a:graphic xmlns:a="http://schemas.openxmlformats.org/drawingml/2006/main">
+              <a:graphicData uri="http://schemas.openxmlformats.org/drawingml/2006/picture">
+                <pic:pic xmlns:pic="http://schemas.openxmlformats.org/drawingml/2006/picture">
+                  <pic:nvPicPr>
+                    <pic:cNvPr id="0" name="Picture 1"/>
+                    <pic:cNvPicPr>
+                      <a:picLocks noChangeAspect="1" noChangeArrowheads="1"/>
+                    </pic:cNvPicPr>
+                  </pic:nvPicPr>
+                  <pic:blipFill>
+                    <a:blip r:embed="rId15">
+                      <a:extLst>
+                        <a:ext uri="{28A0092B-C50C-407E-A947-70E740481C1C}">
+                          <a14:useLocalDpi xmlns:a14="http://schemas.microsoft.com/office/drawing/2010/main" val="0"/>
+                        </a:ext>
+                      </a:extLst>
+                    </a:blip>
+                    <a:srcRect/>
+                    <a:stretch>
+                      <a:fillRect/>
+                    </a:stretch>
+                  </pic:blipFill>
+                  <pic:spPr bwMode="auto">
+                    <a:xfrm>
+                      <a:off x="0" y="0"/>
+                      <a:ext cx="5997575" cy="3474720"/>
+                    </a:xfrm>
+                    <a:prstGeom prst="rect">
+                      <a:avLst/>
+                    </a:prstGeom>
+                    <a:noFill/>
+                    <a:ln>
+                      <a:noFill/>
+                    </a:ln>
+                  </pic:spPr>
+                </pic:pic>
+              </a:graphicData>
+            </a:graphic>
+          </wp:inline>
+        </w:drawing>
+      </w:r>
+    </w:p>
+    <w:p>
+      <w:pPr>
+        <w:jc w:val="both"/>
+        <w:rPr>
+          <w:rFonts w:ascii="Times New Roman" w:hAnsi="Times New Roman" w:cs="Times New Roman"/>
+          <w:b/>
+          <w:bCs/>
+          <w:color w:val="000000" w:themeColor="text1"/>
+          <w:sz w:val="32"/>
+          <w:szCs w:val="32"/>
+          <w:u w:val="single"/>
+          <w:lang w:val="en-IN"/>
+        </w:rPr>
+      </w:pPr>
+    </w:p>
+    <w:p>
+      <w:pPr>
+        <w:jc w:val="both"/>
+        <w:rPr>
+          <w:rFonts w:ascii="Times New Roman" w:hAnsi="Times New Roman" w:cs="Times New Roman"/>
+          <w:b/>
+          <w:bCs/>
+          <w:color w:val="000000" w:themeColor="text1"/>
+          <w:sz w:val="32"/>
+          <w:szCs w:val="32"/>
+          <w:u w:val="single"/>
+          <w:lang w:val="en-IN"/>
+        </w:rPr>
+      </w:pPr>
+      <w:r>
+        <w:rPr>
+          <w:noProof/>
+        </w:rPr>
+        <w:drawing>
+          <wp:inline distT="0" distB="0" distL="0" distR="0" wp14:anchorId="5594D6E6" wp14:editId="4C47CC04">
+            <wp:extent cx="5997575" cy="3840480"/>
+            <wp:effectExtent l="0" t="0" r="3175" b="7620"/>
+            <wp:docPr id="1823769980" name="Picture 2"/>
+            <wp:cNvGraphicFramePr>
+              <a:graphicFrameLocks xmlns:a="http://schemas.openxmlformats.org/drawingml/2006/main" noChangeAspect="1"/>
+            </wp:cNvGraphicFramePr>
+            <a:graphic xmlns:a="http://schemas.openxmlformats.org/drawingml/2006/main">
+              <a:graphicData uri="http://schemas.openxmlformats.org/drawingml/2006/picture">
+                <pic:pic xmlns:pic="http://schemas.openxmlformats.org/drawingml/2006/picture">
+                  <pic:nvPicPr>
+                    <pic:cNvPr id="0" name="Picture 3"/>
+                    <pic:cNvPicPr>
+                      <a:picLocks noChangeAspect="1" noChangeArrowheads="1"/>
+                    </pic:cNvPicPr>
+                  </pic:nvPicPr>
+                  <pic:blipFill>
+                    <a:blip r:embed="rId16">
+                      <a:extLst>
+                        <a:ext uri="{28A0092B-C50C-407E-A947-70E740481C1C}">
+                          <a14:useLocalDpi xmlns:a14="http://schemas.microsoft.com/office/drawing/2010/main" val="0"/>
+                        </a:ext>
+                      </a:extLst>
+                    </a:blip>
+                    <a:srcRect/>
+                    <a:stretch>
+                      <a:fillRect/>
+                    </a:stretch>
+                  </pic:blipFill>
+                  <pic:spPr bwMode="auto">
+                    <a:xfrm>
+                      <a:off x="0" y="0"/>
+                      <a:ext cx="5997575" cy="3840480"/>
+                    </a:xfrm>
+                    <a:prstGeom prst="rect">
+                      <a:avLst/>
+                    </a:prstGeom>
+                    <a:noFill/>
+                    <a:ln>
+                      <a:noFill/>
+                    </a:ln>
+                  </pic:spPr>
+                </pic:pic>
+              </a:graphicData>
+            </a:graphic>
+          </wp:inline>
+        </w:drawing>
+      </w:r>
+    </w:p>
+    <w:p>
+      <w:pPr>
+        <w:jc w:val="both"/>
+        <w:rPr>
+          <w:rFonts w:ascii="Times New Roman" w:hAnsi="Times New Roman" w:cs="Times New Roman"/>
+          <w:b/>
+          <w:bCs/>
+          <w:color w:val="000000" w:themeColor="text1"/>
+          <w:sz w:val="32"/>
+          <w:szCs w:val="32"/>
+          <w:u w:val="single"/>
+          <w:lang w:val="en-IN"/>
+        </w:rPr>
+      </w:pPr>
+    </w:p>
+    <w:p>
+      <w:pPr>
+        <w:jc w:val="both"/>
+        <w:rPr>
+          <w:rFonts w:ascii="Times New Roman" w:hAnsi="Times New Roman" w:cs="Times New Roman"/>
+          <w:b/>
+          <w:bCs/>
+          <w:color w:val="000000" w:themeColor="text1"/>
+          <w:sz w:val="32"/>
+          <w:szCs w:val="32"/>
+          <w:u w:val="single"/>
+          <w:lang w:val="en-IN"/>
+        </w:rPr>
+      </w:pPr>
+    </w:p>
+    <w:p>
+      <w:pPr>
+        <w:jc w:val="both"/>
+        <w:rPr>
+          <w:rFonts w:ascii="Times New Roman" w:hAnsi="Times New Roman" w:cs="Times New Roman"/>
+          <w:b/>
+          <w:bCs/>
+          <w:color w:val="000000" w:themeColor="text1"/>
+          <w:sz w:val="32"/>
+          <w:szCs w:val="32"/>
+          <w:u w:val="single"/>
+          <w:lang w:val="en-IN"/>
+        </w:rPr>
+      </w:pPr>
+      <w:r>
+        <w:rPr>
+          <w:noProof/>
+        </w:rPr>
+        <w:drawing>
+          <wp:inline distT="0" distB="0" distL="0" distR="0" wp14:anchorId="5034C56F" wp14:editId="1C7BAF81">
+            <wp:extent cx="5997575" cy="3470910"/>
+            <wp:effectExtent l="0" t="0" r="3175" b="0"/>
+            <wp:docPr id="139674596" name="Picture 3"/>
+            <wp:cNvGraphicFramePr>
+              <a:graphicFrameLocks xmlns:a="http://schemas.openxmlformats.org/drawingml/2006/main" noChangeAspect="1"/>
+            </wp:cNvGraphicFramePr>
+            <a:graphic xmlns:a="http://schemas.openxmlformats.org/drawingml/2006/main">
+              <a:graphicData uri="http://schemas.openxmlformats.org/drawingml/2006/picture">
+                <pic:pic xmlns:pic="http://schemas.openxmlformats.org/drawingml/2006/picture">
+                  <pic:nvPicPr>
+                    <pic:cNvPr id="0" name="Picture 5"/>
+                    <pic:cNvPicPr>
+                      <a:picLocks noChangeAspect="1" noChangeArrowheads="1"/>
+                    </pic:cNvPicPr>
+                  </pic:nvPicPr>
+                  <pic:blipFill>
+                    <a:blip r:embed="rId17">
+                      <a:extLst>
+                        <a:ext uri="{28A0092B-C50C-407E-A947-70E740481C1C}">
+                          <a14:useLocalDpi xmlns:a14="http://schemas.microsoft.com/office/drawing/2010/main" val="0"/>
+                        </a:ext>
+                      </a:extLst>
+                    </a:blip>
+                    <a:srcRect/>
+                    <a:stretch>
+                      <a:fillRect/>
+                    </a:stretch>
+                  </pic:blipFill>
+                  <pic:spPr bwMode="auto">
+                    <a:xfrm>
+                      <a:off x="0" y="0"/>
+                      <a:ext cx="5997575" cy="3470910"/>
+                    </a:xfrm>
+                    <a:prstGeom prst="rect">
+                      <a:avLst/>
+                    </a:prstGeom>
+                    <a:noFill/>
+                    <a:ln>
+                      <a:noFill/>
+                    </a:ln>
+                  </pic:spPr>
+                </pic:pic>
+              </a:graphicData>
+            </a:graphic>
+          </wp:inline>
+        </w:drawing>
+      </w:r>
+    </w:p>
+    <w:p>
+      <w:pPr>
+        <w:jc w:val="both"/>
+        <w:rPr>
+          <w:rFonts w:ascii="Times New Roman" w:hAnsi="Times New Roman" w:cs="Times New Roman"/>
+          <w:b/>
+          <w:bCs/>
+          <w:color w:val="000000" w:themeColor="text1"/>
+          <w:sz w:val="32"/>
+          <w:szCs w:val="32"/>
+          <w:u w:val="single"/>
+          <w:lang w:val="en-IN"/>
+        </w:rPr>
+      </w:pPr>
+    </w:p>
+    <w:p>
+      <w:pPr>
+        <w:jc w:val="both"/>
+        <w:rPr>
+          <w:rFonts w:ascii="Times New Roman" w:hAnsi="Times New Roman" w:cs="Times New Roman"/>
+          <w:b/>
+          <w:bCs/>
+          <w:color w:val="000000" w:themeColor="text1"/>
+          <w:sz w:val="28"/>
+          <w:szCs w:val="28"/>
+          <w:lang w:val="en-IN"/>
+        </w:rPr>
+      </w:pPr>
+      <w:r>
+        <w:rPr>
+          <w:rFonts w:ascii="Times New Roman" w:hAnsi="Times New Roman" w:cs="Times New Roman"/>
+          <w:b/>
+          <w:bCs/>
+          <w:color w:val="000000" w:themeColor="text1"/>
+          <w:sz w:val="28"/>
+          <w:szCs w:val="28"/>
+          <w:lang w:val="en-IN"/>
+        </w:rPr>
+        <w:t>Scope chain</w:t>
+      </w:r>
+    </w:p>
+    <w:p>
+      <w:pPr>
+        <w:jc w:val="both"/>
+        <w:rPr>
+          <w:rFonts w:ascii="Times New Roman" w:hAnsi="Times New Roman" w:cs="Times New Roman"/>
+          <w:b/>
+          <w:bCs/>
+          <w:color w:val="000000" w:themeColor="text1"/>
+          <w:sz w:val="32"/>
+          <w:szCs w:val="32"/>
+          <w:u w:val="single"/>
+          <w:lang w:val="en-IN"/>
+        </w:rPr>
+      </w:pPr>
+    </w:p>
+    <w:p>
+      <w:pPr>
+        <w:jc w:val="both"/>
+        <w:rPr>
+          <w:rFonts w:ascii="Times New Roman" w:hAnsi="Times New Roman" w:cs="Times New Roman"/>
+          <w:b/>
+          <w:bCs/>
+          <w:color w:val="000000" w:themeColor="text1"/>
+          <w:sz w:val="32"/>
+          <w:szCs w:val="32"/>
+          <w:u w:val="single"/>
+          <w:lang w:val="en-IN"/>
+        </w:rPr>
+      </w:pPr>
+      <w:r>
+        <w:rPr>
+          <w:noProof/>
+        </w:rPr>
+        <w:drawing>
+          <wp:inline distT="0" distB="0" distL="0" distR="0" wp14:anchorId="30BE8F2E" wp14:editId="3014520B">
+            <wp:extent cx="5997575" cy="3313430"/>
+            <wp:effectExtent l="0" t="0" r="3175" b="1270"/>
+            <wp:docPr id="532054501" name="Picture 4"/>
+            <wp:cNvGraphicFramePr>
+              <a:graphicFrameLocks xmlns:a="http://schemas.openxmlformats.org/drawingml/2006/main" noChangeAspect="1"/>
+            </wp:cNvGraphicFramePr>
+            <a:graphic xmlns:a="http://schemas.openxmlformats.org/drawingml/2006/main">
+              <a:graphicData uri="http://schemas.openxmlformats.org/drawingml/2006/picture">
+                <pic:pic xmlns:pic="http://schemas.openxmlformats.org/drawingml/2006/picture">
+                  <pic:nvPicPr>
+                    <pic:cNvPr id="0" name="Picture 7"/>
+                    <pic:cNvPicPr>
+                      <a:picLocks noChangeAspect="1" noChangeArrowheads="1"/>
+                    </pic:cNvPicPr>
+                  </pic:nvPicPr>
+                  <pic:blipFill>
+                    <a:blip r:embed="rId18">
+                      <a:extLst>
+                        <a:ext uri="{28A0092B-C50C-407E-A947-70E740481C1C}">
+                          <a14:useLocalDpi xmlns:a14="http://schemas.microsoft.com/office/drawing/2010/main" val="0"/>
+                        </a:ext>
+                      </a:extLst>
+                    </a:blip>
+                    <a:srcRect/>
+                    <a:stretch>
+                      <a:fillRect/>
+                    </a:stretch>
+                  </pic:blipFill>
+                  <pic:spPr bwMode="auto">
+                    <a:xfrm>
+                      <a:off x="0" y="0"/>
+                      <a:ext cx="5997575" cy="3313430"/>
+                    </a:xfrm>
+                    <a:prstGeom prst="rect">
+                      <a:avLst/>
+                    </a:prstGeom>
+                    <a:noFill/>
+                    <a:ln>
+                      <a:noFill/>
+                    </a:ln>
+                  </pic:spPr>
+                </pic:pic>
+              </a:graphicData>
+            </a:graphic>
+          </wp:inline>
+        </w:drawing>
+      </w:r>
     </w:p>
     <w:sectPr>
       <w:pgSz w:w="11906" w:h="16838"/>

--- a/Notes1.docx
+++ b/Notes1.docx
@@ -7404,8 +7404,8 @@
           <w:noProof/>
         </w:rPr>
         <w:drawing>
-          <wp:inline distT="0" distB="0" distL="0" distR="0" wp14:anchorId="5034C56F" wp14:editId="1C7BAF81">
-            <wp:extent cx="5997575" cy="3470910"/>
+          <wp:inline distT="0" distB="0" distL="0" distR="0" wp14:anchorId="5034C56F" wp14:editId="21E49652">
+            <wp:extent cx="5997575" cy="4152900"/>
             <wp:effectExtent l="0" t="0" r="3175" b="0"/>
             <wp:docPr id="139674596" name="Picture 3"/>
             <wp:cNvGraphicFramePr>
@@ -7436,7 +7436,7 @@
                   <pic:spPr bwMode="auto">
                     <a:xfrm>
                       <a:off x="0" y="0"/>
-                      <a:ext cx="5997575" cy="3470910"/>
+                      <a:ext cx="5997575" cy="4152900"/>
                     </a:xfrm>
                     <a:prstGeom prst="rect">
                       <a:avLst/>
@@ -7528,9 +7528,9 @@
           <w:noProof/>
         </w:rPr>
         <w:drawing>
-          <wp:inline distT="0" distB="0" distL="0" distR="0" wp14:anchorId="30BE8F2E" wp14:editId="3014520B">
-            <wp:extent cx="5997575" cy="3313430"/>
-            <wp:effectExtent l="0" t="0" r="3175" b="1270"/>
+          <wp:inline distT="0" distB="0" distL="0" distR="0" wp14:anchorId="30BE8F2E" wp14:editId="533D2861">
+            <wp:extent cx="5997575" cy="3749040"/>
+            <wp:effectExtent l="0" t="0" r="3175" b="3810"/>
             <wp:docPr id="532054501" name="Picture 4"/>
             <wp:cNvGraphicFramePr>
               <a:graphicFrameLocks xmlns:a="http://schemas.openxmlformats.org/drawingml/2006/main" noChangeAspect="1"/>
@@ -7560,7 +7560,294 @@
                   <pic:spPr bwMode="auto">
                     <a:xfrm>
                       <a:off x="0" y="0"/>
-                      <a:ext cx="5997575" cy="3313430"/>
+                      <a:ext cx="5997575" cy="3749040"/>
+                    </a:xfrm>
+                    <a:prstGeom prst="rect">
+                      <a:avLst/>
+                    </a:prstGeom>
+                    <a:noFill/>
+                    <a:ln>
+                      <a:noFill/>
+                    </a:ln>
+                  </pic:spPr>
+                </pic:pic>
+              </a:graphicData>
+            </a:graphic>
+          </wp:inline>
+        </w:drawing>
+      </w:r>
+    </w:p>
+    <w:p>
+      <w:pPr>
+        <w:jc w:val="both"/>
+        <w:rPr>
+          <w:rFonts w:ascii="Times New Roman" w:hAnsi="Times New Roman" w:cs="Times New Roman"/>
+          <w:b/>
+          <w:bCs/>
+          <w:color w:val="000000" w:themeColor="text1"/>
+          <w:sz w:val="32"/>
+          <w:szCs w:val="32"/>
+          <w:u w:val="single"/>
+          <w:lang w:val="en-IN"/>
+        </w:rPr>
+      </w:pPr>
+    </w:p>
+    <w:p>
+      <w:pPr>
+        <w:jc w:val="both"/>
+        <w:rPr>
+          <w:rFonts w:ascii="Times New Roman" w:hAnsi="Times New Roman" w:cs="Times New Roman"/>
+          <w:b/>
+          <w:bCs/>
+          <w:color w:val="000000" w:themeColor="text1"/>
+          <w:sz w:val="32"/>
+          <w:szCs w:val="32"/>
+          <w:u w:val="single"/>
+          <w:lang w:val="en-IN"/>
+        </w:rPr>
+      </w:pPr>
+      <w:r>
+        <w:rPr>
+          <w:rFonts w:ascii="Times New Roman" w:hAnsi="Times New Roman" w:cs="Times New Roman"/>
+          <w:b/>
+          <w:bCs/>
+          <w:color w:val="000000" w:themeColor="text1"/>
+          <w:sz w:val="32"/>
+          <w:szCs w:val="32"/>
+          <w:u w:val="single"/>
+          <w:lang w:val="en-IN"/>
+        </w:rPr>
+        <w:lastRenderedPageBreak/>
+        <w:t>23/05/2025</w:t>
+      </w:r>
+    </w:p>
+    <w:p>
+      <w:pPr>
+        <w:jc w:val="both"/>
+        <w:rPr>
+          <w:rFonts w:ascii="Times New Roman" w:hAnsi="Times New Roman" w:cs="Times New Roman"/>
+          <w:b/>
+          <w:bCs/>
+          <w:color w:val="000000" w:themeColor="text1"/>
+          <w:sz w:val="32"/>
+          <w:szCs w:val="32"/>
+          <w:u w:val="single"/>
+          <w:lang w:val="en-IN"/>
+        </w:rPr>
+      </w:pPr>
+    </w:p>
+    <w:p>
+      <w:pPr>
+        <w:jc w:val="both"/>
+        <w:rPr>
+          <w:rFonts w:ascii="Times New Roman" w:hAnsi="Times New Roman" w:cs="Times New Roman"/>
+          <w:b/>
+          <w:bCs/>
+          <w:color w:val="000000" w:themeColor="text1"/>
+          <w:sz w:val="28"/>
+          <w:szCs w:val="28"/>
+          <w:lang w:val="en-IN"/>
+        </w:rPr>
+      </w:pPr>
+      <w:r>
+        <w:rPr>
+          <w:rFonts w:ascii="Times New Roman" w:hAnsi="Times New Roman" w:cs="Times New Roman"/>
+          <w:b/>
+          <w:bCs/>
+          <w:color w:val="000000" w:themeColor="text1"/>
+          <w:sz w:val="28"/>
+          <w:szCs w:val="28"/>
+          <w:lang w:val="en-IN"/>
+        </w:rPr>
+        <w:t>Overview of Debugging</w:t>
+      </w:r>
+    </w:p>
+    <w:p>
+      <w:pPr>
+        <w:jc w:val="both"/>
+        <w:rPr>
+          <w:rFonts w:ascii="Times New Roman" w:hAnsi="Times New Roman" w:cs="Times New Roman"/>
+          <w:b/>
+          <w:bCs/>
+          <w:color w:val="000000" w:themeColor="text1"/>
+          <w:sz w:val="28"/>
+          <w:szCs w:val="28"/>
+          <w:lang w:val="en-IN"/>
+        </w:rPr>
+      </w:pPr>
+    </w:p>
+    <w:p>
+      <w:pPr>
+        <w:jc w:val="both"/>
+        <w:rPr>
+          <w:rFonts w:ascii="Times New Roman" w:hAnsi="Times New Roman" w:cs="Times New Roman"/>
+          <w:b/>
+          <w:bCs/>
+          <w:color w:val="000000" w:themeColor="text1"/>
+          <w:sz w:val="28"/>
+          <w:szCs w:val="28"/>
+          <w:lang w:val="en-IN"/>
+        </w:rPr>
+      </w:pPr>
+      <w:r>
+        <w:rPr>
+          <w:noProof/>
+        </w:rPr>
+        <w:drawing>
+          <wp:inline distT="0" distB="0" distL="0" distR="0" wp14:anchorId="2C6D0F29" wp14:editId="22897FFB">
+            <wp:extent cx="5997575" cy="3474720"/>
+            <wp:effectExtent l="0" t="0" r="3175" b="0"/>
+            <wp:docPr id="279608274" name="Picture 1"/>
+            <wp:cNvGraphicFramePr>
+              <a:graphicFrameLocks xmlns:a="http://schemas.openxmlformats.org/drawingml/2006/main" noChangeAspect="1"/>
+            </wp:cNvGraphicFramePr>
+            <a:graphic xmlns:a="http://schemas.openxmlformats.org/drawingml/2006/main">
+              <a:graphicData uri="http://schemas.openxmlformats.org/drawingml/2006/picture">
+                <pic:pic xmlns:pic="http://schemas.openxmlformats.org/drawingml/2006/picture">
+                  <pic:nvPicPr>
+                    <pic:cNvPr id="0" name="Picture 1"/>
+                    <pic:cNvPicPr>
+                      <a:picLocks noChangeAspect="1" noChangeArrowheads="1"/>
+                    </pic:cNvPicPr>
+                  </pic:nvPicPr>
+                  <pic:blipFill>
+                    <a:blip r:embed="rId19">
+                      <a:extLst>
+                        <a:ext uri="{28A0092B-C50C-407E-A947-70E740481C1C}">
+                          <a14:useLocalDpi xmlns:a14="http://schemas.microsoft.com/office/drawing/2010/main" val="0"/>
+                        </a:ext>
+                      </a:extLst>
+                    </a:blip>
+                    <a:srcRect/>
+                    <a:stretch>
+                      <a:fillRect/>
+                    </a:stretch>
+                  </pic:blipFill>
+                  <pic:spPr bwMode="auto">
+                    <a:xfrm>
+                      <a:off x="0" y="0"/>
+                      <a:ext cx="5997575" cy="3474720"/>
+                    </a:xfrm>
+                    <a:prstGeom prst="rect">
+                      <a:avLst/>
+                    </a:prstGeom>
+                    <a:noFill/>
+                    <a:ln>
+                      <a:noFill/>
+                    </a:ln>
+                  </pic:spPr>
+                </pic:pic>
+              </a:graphicData>
+            </a:graphic>
+          </wp:inline>
+        </w:drawing>
+      </w:r>
+    </w:p>
+    <w:p>
+      <w:pPr>
+        <w:jc w:val="both"/>
+        <w:rPr>
+          <w:rFonts w:ascii="Times New Roman" w:hAnsi="Times New Roman" w:cs="Times New Roman"/>
+          <w:b/>
+          <w:bCs/>
+          <w:color w:val="000000" w:themeColor="text1"/>
+          <w:sz w:val="28"/>
+          <w:szCs w:val="28"/>
+          <w:lang w:val="en-IN"/>
+        </w:rPr>
+      </w:pPr>
+    </w:p>
+    <w:p>
+      <w:pPr>
+        <w:jc w:val="both"/>
+        <w:rPr>
+          <w:rFonts w:ascii="Times New Roman" w:hAnsi="Times New Roman" w:cs="Times New Roman"/>
+          <w:b/>
+          <w:bCs/>
+          <w:color w:val="000000" w:themeColor="text1"/>
+          <w:sz w:val="28"/>
+          <w:szCs w:val="28"/>
+          <w:lang w:val="en-IN"/>
+        </w:rPr>
+      </w:pPr>
+      <w:r>
+        <w:rPr>
+          <w:rFonts w:ascii="Times New Roman" w:hAnsi="Times New Roman" w:cs="Times New Roman"/>
+          <w:b/>
+          <w:bCs/>
+          <w:color w:val="000000" w:themeColor="text1"/>
+          <w:sz w:val="28"/>
+          <w:szCs w:val="28"/>
+          <w:lang w:val="en-IN"/>
+        </w:rPr>
+        <w:t>Debugging Techniques</w:t>
+      </w:r>
+    </w:p>
+    <w:p>
+      <w:pPr>
+        <w:jc w:val="both"/>
+        <w:rPr>
+          <w:rFonts w:ascii="Times New Roman" w:hAnsi="Times New Roman" w:cs="Times New Roman"/>
+          <w:b/>
+          <w:bCs/>
+          <w:color w:val="000000" w:themeColor="text1"/>
+          <w:sz w:val="28"/>
+          <w:szCs w:val="28"/>
+          <w:lang w:val="en-IN"/>
+        </w:rPr>
+      </w:pPr>
+    </w:p>
+    <w:p>
+      <w:pPr>
+        <w:jc w:val="both"/>
+        <w:rPr>
+          <w:rFonts w:ascii="Times New Roman" w:hAnsi="Times New Roman" w:cs="Times New Roman"/>
+          <w:b/>
+          <w:bCs/>
+          <w:color w:val="000000" w:themeColor="text1"/>
+          <w:sz w:val="28"/>
+          <w:szCs w:val="28"/>
+          <w:lang w:val="en-IN"/>
+        </w:rPr>
+      </w:pPr>
+      <w:r>
+        <w:rPr>
+          <w:noProof/>
+        </w:rPr>
+        <w:drawing>
+          <wp:inline distT="0" distB="0" distL="0" distR="0" wp14:anchorId="16346FBF" wp14:editId="0F866E70">
+            <wp:extent cx="5997575" cy="3707130"/>
+            <wp:effectExtent l="0" t="0" r="3175" b="7620"/>
+            <wp:docPr id="42216513" name="Picture 2"/>
+            <wp:cNvGraphicFramePr>
+              <a:graphicFrameLocks xmlns:a="http://schemas.openxmlformats.org/drawingml/2006/main" noChangeAspect="1"/>
+            </wp:cNvGraphicFramePr>
+            <a:graphic xmlns:a="http://schemas.openxmlformats.org/drawingml/2006/main">
+              <a:graphicData uri="http://schemas.openxmlformats.org/drawingml/2006/picture">
+                <pic:pic xmlns:pic="http://schemas.openxmlformats.org/drawingml/2006/picture">
+                  <pic:nvPicPr>
+                    <pic:cNvPr id="0" name="Picture 3"/>
+                    <pic:cNvPicPr>
+                      <a:picLocks noChangeAspect="1" noChangeArrowheads="1"/>
+                    </pic:cNvPicPr>
+                  </pic:nvPicPr>
+                  <pic:blipFill>
+                    <a:blip r:embed="rId20">
+                      <a:extLst>
+                        <a:ext uri="{28A0092B-C50C-407E-A947-70E740481C1C}">
+                          <a14:useLocalDpi xmlns:a14="http://schemas.microsoft.com/office/drawing/2010/main" val="0"/>
+                        </a:ext>
+                      </a:extLst>
+                    </a:blip>
+                    <a:srcRect/>
+                    <a:stretch>
+                      <a:fillRect/>
+                    </a:stretch>
+                  </pic:blipFill>
+                  <pic:spPr bwMode="auto">
+                    <a:xfrm>
+                      <a:off x="0" y="0"/>
+                      <a:ext cx="5997575" cy="3707130"/>
                     </a:xfrm>
                     <a:prstGeom prst="rect">
                       <a:avLst/>

--- a/Notes1.docx
+++ b/Notes1.docx
@@ -7848,6 +7848,323 @@
                     <a:xfrm>
                       <a:off x="0" y="0"/>
                       <a:ext cx="5997575" cy="3707130"/>
+                    </a:xfrm>
+                    <a:prstGeom prst="rect">
+                      <a:avLst/>
+                    </a:prstGeom>
+                    <a:noFill/>
+                    <a:ln>
+                      <a:noFill/>
+                    </a:ln>
+                  </pic:spPr>
+                </pic:pic>
+              </a:graphicData>
+            </a:graphic>
+          </wp:inline>
+        </w:drawing>
+      </w:r>
+    </w:p>
+    <w:p>
+      <w:pPr>
+        <w:jc w:val="both"/>
+        <w:rPr>
+          <w:rFonts w:ascii="Times New Roman" w:hAnsi="Times New Roman" w:cs="Times New Roman"/>
+          <w:b/>
+          <w:bCs/>
+          <w:color w:val="000000" w:themeColor="text1"/>
+          <w:sz w:val="28"/>
+          <w:szCs w:val="28"/>
+          <w:lang w:val="en-IN"/>
+        </w:rPr>
+      </w:pPr>
+    </w:p>
+    <w:p>
+      <w:pPr>
+        <w:jc w:val="both"/>
+        <w:rPr>
+          <w:rFonts w:ascii="Times New Roman" w:hAnsi="Times New Roman" w:cs="Times New Roman"/>
+          <w:b/>
+          <w:bCs/>
+          <w:color w:val="000000" w:themeColor="text1"/>
+          <w:sz w:val="28"/>
+          <w:szCs w:val="28"/>
+          <w:lang w:val="en-IN"/>
+        </w:rPr>
+      </w:pPr>
+    </w:p>
+    <w:p>
+      <w:pPr>
+        <w:jc w:val="both"/>
+        <w:rPr>
+          <w:rFonts w:ascii="Times New Roman" w:hAnsi="Times New Roman" w:cs="Times New Roman"/>
+          <w:b/>
+          <w:bCs/>
+          <w:color w:val="000000" w:themeColor="text1"/>
+          <w:sz w:val="28"/>
+          <w:szCs w:val="28"/>
+          <w:lang w:val="en-IN"/>
+        </w:rPr>
+      </w:pPr>
+    </w:p>
+    <w:p>
+      <w:pPr>
+        <w:jc w:val="both"/>
+        <w:rPr>
+          <w:rFonts w:ascii="Times New Roman" w:hAnsi="Times New Roman" w:cs="Times New Roman"/>
+          <w:b/>
+          <w:bCs/>
+          <w:color w:val="000000" w:themeColor="text1"/>
+          <w:sz w:val="32"/>
+          <w:szCs w:val="32"/>
+          <w:u w:val="single"/>
+          <w:lang w:val="en-IN"/>
+        </w:rPr>
+      </w:pPr>
+      <w:r>
+        <w:rPr>
+          <w:rFonts w:ascii="Times New Roman" w:hAnsi="Times New Roman" w:cs="Times New Roman"/>
+          <w:b/>
+          <w:bCs/>
+          <w:color w:val="000000" w:themeColor="text1"/>
+          <w:sz w:val="32"/>
+          <w:szCs w:val="32"/>
+          <w:u w:val="single"/>
+          <w:lang w:val="en-IN"/>
+        </w:rPr>
+        <w:lastRenderedPageBreak/>
+        <w:t>26/05/2025</w:t>
+      </w:r>
+    </w:p>
+    <w:p>
+      <w:pPr>
+        <w:jc w:val="both"/>
+        <w:rPr>
+          <w:rFonts w:ascii="Times New Roman" w:hAnsi="Times New Roman" w:cs="Times New Roman"/>
+          <w:b/>
+          <w:bCs/>
+          <w:color w:val="000000" w:themeColor="text1"/>
+          <w:sz w:val="32"/>
+          <w:szCs w:val="32"/>
+          <w:u w:val="single"/>
+          <w:lang w:val="en-IN"/>
+        </w:rPr>
+      </w:pPr>
+    </w:p>
+    <w:p>
+      <w:pPr>
+        <w:jc w:val="both"/>
+        <w:rPr>
+          <w:rFonts w:ascii="Times New Roman" w:hAnsi="Times New Roman" w:cs="Times New Roman"/>
+          <w:b/>
+          <w:bCs/>
+          <w:color w:val="000000" w:themeColor="text1"/>
+          <w:sz w:val="28"/>
+          <w:szCs w:val="28"/>
+          <w:lang w:val="en-IN"/>
+        </w:rPr>
+      </w:pPr>
+      <w:r>
+        <w:rPr>
+          <w:rFonts w:ascii="Times New Roman" w:hAnsi="Times New Roman" w:cs="Times New Roman"/>
+          <w:b/>
+          <w:bCs/>
+          <w:color w:val="000000" w:themeColor="text1"/>
+          <w:sz w:val="28"/>
+          <w:szCs w:val="28"/>
+          <w:lang w:val="en-IN"/>
+        </w:rPr>
+        <w:t>Members of complex Data Types</w:t>
+      </w:r>
+    </w:p>
+    <w:p>
+      <w:pPr>
+        <w:jc w:val="both"/>
+        <w:rPr>
+          <w:rFonts w:ascii="Times New Roman" w:hAnsi="Times New Roman" w:cs="Times New Roman"/>
+          <w:b/>
+          <w:bCs/>
+          <w:color w:val="000000" w:themeColor="text1"/>
+          <w:sz w:val="28"/>
+          <w:szCs w:val="28"/>
+          <w:lang w:val="en-IN"/>
+        </w:rPr>
+      </w:pPr>
+    </w:p>
+    <w:p>
+      <w:pPr>
+        <w:jc w:val="both"/>
+        <w:rPr>
+          <w:rFonts w:ascii="Times New Roman" w:hAnsi="Times New Roman" w:cs="Times New Roman"/>
+          <w:b/>
+          <w:bCs/>
+          <w:color w:val="000000" w:themeColor="text1"/>
+          <w:sz w:val="32"/>
+          <w:szCs w:val="32"/>
+          <w:u w:val="single"/>
+          <w:lang w:val="en-IN"/>
+        </w:rPr>
+      </w:pPr>
+      <w:r>
+        <w:rPr>
+          <w:noProof/>
+        </w:rPr>
+        <w:drawing>
+          <wp:inline distT="0" distB="0" distL="0" distR="0" wp14:anchorId="189A9046" wp14:editId="63558E18">
+            <wp:extent cx="5997575" cy="3543300"/>
+            <wp:effectExtent l="0" t="0" r="3175" b="0"/>
+            <wp:docPr id="729162585" name="Picture 1"/>
+            <wp:cNvGraphicFramePr>
+              <a:graphicFrameLocks xmlns:a="http://schemas.openxmlformats.org/drawingml/2006/main" noChangeAspect="1"/>
+            </wp:cNvGraphicFramePr>
+            <a:graphic xmlns:a="http://schemas.openxmlformats.org/drawingml/2006/main">
+              <a:graphicData uri="http://schemas.openxmlformats.org/drawingml/2006/picture">
+                <pic:pic xmlns:pic="http://schemas.openxmlformats.org/drawingml/2006/picture">
+                  <pic:nvPicPr>
+                    <pic:cNvPr id="0" name="Picture 1"/>
+                    <pic:cNvPicPr>
+                      <a:picLocks noChangeAspect="1" noChangeArrowheads="1"/>
+                    </pic:cNvPicPr>
+                  </pic:nvPicPr>
+                  <pic:blipFill>
+                    <a:blip r:embed="rId21">
+                      <a:extLst>
+                        <a:ext uri="{28A0092B-C50C-407E-A947-70E740481C1C}">
+                          <a14:useLocalDpi xmlns:a14="http://schemas.microsoft.com/office/drawing/2010/main" val="0"/>
+                        </a:ext>
+                      </a:extLst>
+                    </a:blip>
+                    <a:srcRect/>
+                    <a:stretch>
+                      <a:fillRect/>
+                    </a:stretch>
+                  </pic:blipFill>
+                  <pic:spPr bwMode="auto">
+                    <a:xfrm>
+                      <a:off x="0" y="0"/>
+                      <a:ext cx="5997575" cy="3543300"/>
+                    </a:xfrm>
+                    <a:prstGeom prst="rect">
+                      <a:avLst/>
+                    </a:prstGeom>
+                    <a:noFill/>
+                    <a:ln>
+                      <a:noFill/>
+                    </a:ln>
+                  </pic:spPr>
+                </pic:pic>
+              </a:graphicData>
+            </a:graphic>
+          </wp:inline>
+        </w:drawing>
+      </w:r>
+    </w:p>
+    <w:p>
+      <w:pPr>
+        <w:jc w:val="both"/>
+        <w:rPr>
+          <w:rFonts w:ascii="Times New Roman" w:hAnsi="Times New Roman" w:cs="Times New Roman"/>
+          <w:b/>
+          <w:bCs/>
+          <w:color w:val="000000" w:themeColor="text1"/>
+          <w:sz w:val="32"/>
+          <w:szCs w:val="32"/>
+          <w:u w:val="single"/>
+          <w:lang w:val="en-IN"/>
+        </w:rPr>
+      </w:pPr>
+    </w:p>
+    <w:p>
+      <w:pPr>
+        <w:jc w:val="both"/>
+        <w:rPr>
+          <w:rFonts w:ascii="Times New Roman" w:hAnsi="Times New Roman" w:cs="Times New Roman"/>
+          <w:b/>
+          <w:bCs/>
+          <w:color w:val="000000" w:themeColor="text1"/>
+          <w:sz w:val="28"/>
+          <w:szCs w:val="28"/>
+          <w:lang w:val="en-IN"/>
+        </w:rPr>
+      </w:pPr>
+      <w:r>
+        <w:rPr>
+          <w:rFonts w:ascii="Times New Roman" w:hAnsi="Times New Roman" w:cs="Times New Roman"/>
+          <w:b/>
+          <w:bCs/>
+          <w:color w:val="000000" w:themeColor="text1"/>
+          <w:sz w:val="28"/>
+          <w:szCs w:val="28"/>
+          <w:lang w:val="en-IN"/>
+        </w:rPr>
+        <w:t>This keyword</w:t>
+      </w:r>
+    </w:p>
+    <w:p>
+      <w:pPr>
+        <w:jc w:val="both"/>
+        <w:rPr>
+          <w:rFonts w:ascii="Times New Roman" w:hAnsi="Times New Roman" w:cs="Times New Roman"/>
+          <w:b/>
+          <w:bCs/>
+          <w:color w:val="000000" w:themeColor="text1"/>
+          <w:sz w:val="28"/>
+          <w:szCs w:val="28"/>
+          <w:lang w:val="en-IN"/>
+        </w:rPr>
+      </w:pPr>
+    </w:p>
+    <w:p>
+      <w:pPr>
+        <w:jc w:val="both"/>
+        <w:rPr>
+          <w:rFonts w:ascii="Times New Roman" w:hAnsi="Times New Roman" w:cs="Times New Roman"/>
+          <w:b/>
+          <w:bCs/>
+          <w:color w:val="000000" w:themeColor="text1"/>
+          <w:sz w:val="32"/>
+          <w:szCs w:val="32"/>
+          <w:u w:val="single"/>
+          <w:lang w:val="en-IN"/>
+        </w:rPr>
+      </w:pPr>
+      <w:r>
+        <w:rPr>
+          <w:noProof/>
+        </w:rPr>
+        <w:drawing>
+          <wp:inline distT="0" distB="0" distL="0" distR="0" wp14:anchorId="3686791A" wp14:editId="63C21A97">
+            <wp:extent cx="5997575" cy="3954780"/>
+            <wp:effectExtent l="0" t="0" r="3175" b="7620"/>
+            <wp:docPr id="220409808" name="Picture 2"/>
+            <wp:cNvGraphicFramePr>
+              <a:graphicFrameLocks xmlns:a="http://schemas.openxmlformats.org/drawingml/2006/main" noChangeAspect="1"/>
+            </wp:cNvGraphicFramePr>
+            <a:graphic xmlns:a="http://schemas.openxmlformats.org/drawingml/2006/main">
+              <a:graphicData uri="http://schemas.openxmlformats.org/drawingml/2006/picture">
+                <pic:pic xmlns:pic="http://schemas.openxmlformats.org/drawingml/2006/picture">
+                  <pic:nvPicPr>
+                    <pic:cNvPr id="0" name="Picture 3"/>
+                    <pic:cNvPicPr>
+                      <a:picLocks noChangeAspect="1" noChangeArrowheads="1"/>
+                    </pic:cNvPicPr>
+                  </pic:nvPicPr>
+                  <pic:blipFill>
+                    <a:blip r:embed="rId22">
+                      <a:extLst>
+                        <a:ext uri="{28A0092B-C50C-407E-A947-70E740481C1C}">
+                          <a14:useLocalDpi xmlns:a14="http://schemas.microsoft.com/office/drawing/2010/main" val="0"/>
+                        </a:ext>
+                      </a:extLst>
+                    </a:blip>
+                    <a:srcRect/>
+                    <a:stretch>
+                      <a:fillRect/>
+                    </a:stretch>
+                  </pic:blipFill>
+                  <pic:spPr bwMode="auto">
+                    <a:xfrm>
+                      <a:off x="0" y="0"/>
+                      <a:ext cx="5997575" cy="3954780"/>
                     </a:xfrm>
                     <a:prstGeom prst="rect">
                       <a:avLst/>

--- a/Notes1.docx
+++ b/Notes1.docx
@@ -8180,6 +8180,708 @@
           </wp:inline>
         </w:drawing>
       </w:r>
+    </w:p>
+    <w:p>
+      <w:pPr>
+        <w:jc w:val="both"/>
+        <w:rPr>
+          <w:rFonts w:ascii="Times New Roman" w:hAnsi="Times New Roman" w:cs="Times New Roman"/>
+          <w:b/>
+          <w:bCs/>
+          <w:color w:val="000000" w:themeColor="text1"/>
+          <w:sz w:val="32"/>
+          <w:szCs w:val="32"/>
+          <w:u w:val="single"/>
+          <w:lang w:val="en-IN"/>
+        </w:rPr>
+      </w:pPr>
+    </w:p>
+    <w:p>
+      <w:pPr>
+        <w:jc w:val="both"/>
+        <w:rPr>
+          <w:rFonts w:ascii="Times New Roman" w:hAnsi="Times New Roman" w:cs="Times New Roman"/>
+          <w:b/>
+          <w:bCs/>
+          <w:color w:val="000000" w:themeColor="text1"/>
+          <w:sz w:val="32"/>
+          <w:szCs w:val="32"/>
+          <w:u w:val="single"/>
+          <w:lang w:val="en-IN"/>
+        </w:rPr>
+      </w:pPr>
+      <w:r>
+        <w:rPr>
+          <w:rFonts w:ascii="Times New Roman" w:hAnsi="Times New Roman" w:cs="Times New Roman"/>
+          <w:b/>
+          <w:bCs/>
+          <w:color w:val="000000" w:themeColor="text1"/>
+          <w:sz w:val="32"/>
+          <w:szCs w:val="32"/>
+          <w:u w:val="single"/>
+          <w:lang w:val="en-IN"/>
+        </w:rPr>
+        <w:lastRenderedPageBreak/>
+        <w:t>27/05/2025</w:t>
+      </w:r>
+    </w:p>
+    <w:p>
+      <w:pPr>
+        <w:jc w:val="both"/>
+        <w:rPr>
+          <w:rFonts w:ascii="Times New Roman" w:hAnsi="Times New Roman" w:cs="Times New Roman"/>
+          <w:b/>
+          <w:bCs/>
+          <w:color w:val="000000" w:themeColor="text1"/>
+          <w:sz w:val="32"/>
+          <w:szCs w:val="32"/>
+          <w:u w:val="single"/>
+          <w:lang w:val="en-IN"/>
+        </w:rPr>
+      </w:pPr>
+    </w:p>
+    <w:p>
+      <w:pPr>
+        <w:jc w:val="both"/>
+        <w:rPr>
+          <w:rFonts w:ascii="Times New Roman" w:hAnsi="Times New Roman" w:cs="Times New Roman"/>
+          <w:b/>
+          <w:bCs/>
+          <w:color w:val="000000" w:themeColor="text1"/>
+          <w:sz w:val="32"/>
+          <w:szCs w:val="32"/>
+          <w:lang w:val="en-IN"/>
+        </w:rPr>
+      </w:pPr>
+      <w:r>
+        <w:rPr>
+          <w:rFonts w:ascii="Times New Roman" w:hAnsi="Times New Roman" w:cs="Times New Roman"/>
+          <w:b/>
+          <w:bCs/>
+          <w:color w:val="000000" w:themeColor="text1"/>
+          <w:sz w:val="32"/>
+          <w:szCs w:val="32"/>
+          <w:lang w:val="en-IN"/>
+        </w:rPr>
+        <w:t>Property members</w:t>
+      </w:r>
+    </w:p>
+    <w:p>
+      <w:pPr>
+        <w:jc w:val="both"/>
+        <w:rPr>
+          <w:rFonts w:ascii="Times New Roman" w:hAnsi="Times New Roman" w:cs="Times New Roman"/>
+          <w:b/>
+          <w:bCs/>
+          <w:color w:val="000000" w:themeColor="text1"/>
+          <w:sz w:val="32"/>
+          <w:szCs w:val="32"/>
+          <w:lang w:val="en-IN"/>
+        </w:rPr>
+      </w:pPr>
+    </w:p>
+    <w:p>
+      <w:pPr>
+        <w:jc w:val="both"/>
+        <w:rPr>
+          <w:rFonts w:ascii="Times New Roman" w:hAnsi="Times New Roman" w:cs="Times New Roman"/>
+          <w:b/>
+          <w:bCs/>
+          <w:color w:val="000000" w:themeColor="text1"/>
+          <w:sz w:val="32"/>
+          <w:szCs w:val="32"/>
+          <w:u w:val="single"/>
+          <w:lang w:val="en-IN"/>
+        </w:rPr>
+      </w:pPr>
+      <w:r>
+        <w:rPr>
+          <w:noProof/>
+        </w:rPr>
+        <w:drawing>
+          <wp:inline distT="0" distB="0" distL="0" distR="0" wp14:anchorId="5613BA9A" wp14:editId="4B20CFB8">
+            <wp:extent cx="5997575" cy="3482340"/>
+            <wp:effectExtent l="0" t="0" r="3175" b="3810"/>
+            <wp:docPr id="1432792807" name="Picture 1"/>
+            <wp:cNvGraphicFramePr>
+              <a:graphicFrameLocks xmlns:a="http://schemas.openxmlformats.org/drawingml/2006/main" noChangeAspect="1"/>
+            </wp:cNvGraphicFramePr>
+            <a:graphic xmlns:a="http://schemas.openxmlformats.org/drawingml/2006/main">
+              <a:graphicData uri="http://schemas.openxmlformats.org/drawingml/2006/picture">
+                <pic:pic xmlns:pic="http://schemas.openxmlformats.org/drawingml/2006/picture">
+                  <pic:nvPicPr>
+                    <pic:cNvPr id="0" name="Picture 1"/>
+                    <pic:cNvPicPr>
+                      <a:picLocks noChangeAspect="1" noChangeArrowheads="1"/>
+                    </pic:cNvPicPr>
+                  </pic:nvPicPr>
+                  <pic:blipFill>
+                    <a:blip r:embed="rId23">
+                      <a:extLst>
+                        <a:ext uri="{28A0092B-C50C-407E-A947-70E740481C1C}">
+                          <a14:useLocalDpi xmlns:a14="http://schemas.microsoft.com/office/drawing/2010/main" val="0"/>
+                        </a:ext>
+                      </a:extLst>
+                    </a:blip>
+                    <a:srcRect/>
+                    <a:stretch>
+                      <a:fillRect/>
+                    </a:stretch>
+                  </pic:blipFill>
+                  <pic:spPr bwMode="auto">
+                    <a:xfrm>
+                      <a:off x="0" y="0"/>
+                      <a:ext cx="5997575" cy="3482340"/>
+                    </a:xfrm>
+                    <a:prstGeom prst="rect">
+                      <a:avLst/>
+                    </a:prstGeom>
+                    <a:noFill/>
+                    <a:ln>
+                      <a:noFill/>
+                    </a:ln>
+                  </pic:spPr>
+                </pic:pic>
+              </a:graphicData>
+            </a:graphic>
+          </wp:inline>
+        </w:drawing>
+      </w:r>
+    </w:p>
+    <w:p>
+      <w:pPr>
+        <w:jc w:val="both"/>
+        <w:rPr>
+          <w:rFonts w:ascii="Times New Roman" w:hAnsi="Times New Roman" w:cs="Times New Roman"/>
+          <w:b/>
+          <w:bCs/>
+          <w:color w:val="000000" w:themeColor="text1"/>
+          <w:sz w:val="32"/>
+          <w:szCs w:val="32"/>
+          <w:u w:val="single"/>
+          <w:lang w:val="en-IN"/>
+        </w:rPr>
+      </w:pPr>
+    </w:p>
+    <w:p>
+      <w:pPr>
+        <w:jc w:val="both"/>
+        <w:rPr>
+          <w:rFonts w:ascii="Times New Roman" w:hAnsi="Times New Roman" w:cs="Times New Roman"/>
+          <w:b/>
+          <w:bCs/>
+          <w:color w:val="000000" w:themeColor="text1"/>
+          <w:sz w:val="32"/>
+          <w:szCs w:val="32"/>
+          <w:lang w:val="en-IN"/>
+        </w:rPr>
+      </w:pPr>
+      <w:r>
+        <w:rPr>
+          <w:rFonts w:ascii="Times New Roman" w:hAnsi="Times New Roman" w:cs="Times New Roman"/>
+          <w:b/>
+          <w:bCs/>
+          <w:color w:val="000000" w:themeColor="text1"/>
+          <w:sz w:val="32"/>
+          <w:szCs w:val="32"/>
+          <w:lang w:val="en-IN"/>
+        </w:rPr>
+        <w:t>Method members</w:t>
+      </w:r>
+    </w:p>
+    <w:p>
+      <w:pPr>
+        <w:jc w:val="both"/>
+        <w:rPr>
+          <w:rFonts w:ascii="Times New Roman" w:hAnsi="Times New Roman" w:cs="Times New Roman"/>
+          <w:b/>
+          <w:bCs/>
+          <w:color w:val="000000" w:themeColor="text1"/>
+          <w:sz w:val="32"/>
+          <w:szCs w:val="32"/>
+          <w:lang w:val="en-IN"/>
+        </w:rPr>
+      </w:pPr>
+    </w:p>
+    <w:p>
+      <w:pPr>
+        <w:jc w:val="both"/>
+        <w:rPr>
+          <w:rFonts w:ascii="Times New Roman" w:hAnsi="Times New Roman" w:cs="Times New Roman"/>
+          <w:b/>
+          <w:bCs/>
+          <w:color w:val="000000" w:themeColor="text1"/>
+          <w:sz w:val="32"/>
+          <w:szCs w:val="32"/>
+          <w:u w:val="single"/>
+          <w:lang w:val="en-IN"/>
+        </w:rPr>
+      </w:pPr>
+      <w:r>
+        <w:rPr>
+          <w:noProof/>
+        </w:rPr>
+        <w:drawing>
+          <wp:inline distT="0" distB="0" distL="0" distR="0" wp14:anchorId="49E6D6F8" wp14:editId="56E55839">
+            <wp:extent cx="5997575" cy="3528060"/>
+            <wp:effectExtent l="0" t="0" r="3175" b="0"/>
+            <wp:docPr id="777351938" name="Picture 2"/>
+            <wp:cNvGraphicFramePr>
+              <a:graphicFrameLocks xmlns:a="http://schemas.openxmlformats.org/drawingml/2006/main" noChangeAspect="1"/>
+            </wp:cNvGraphicFramePr>
+            <a:graphic xmlns:a="http://schemas.openxmlformats.org/drawingml/2006/main">
+              <a:graphicData uri="http://schemas.openxmlformats.org/drawingml/2006/picture">
+                <pic:pic xmlns:pic="http://schemas.openxmlformats.org/drawingml/2006/picture">
+                  <pic:nvPicPr>
+                    <pic:cNvPr id="0" name="Picture 3"/>
+                    <pic:cNvPicPr>
+                      <a:picLocks noChangeAspect="1" noChangeArrowheads="1"/>
+                    </pic:cNvPicPr>
+                  </pic:nvPicPr>
+                  <pic:blipFill>
+                    <a:blip r:embed="rId24">
+                      <a:extLst>
+                        <a:ext uri="{28A0092B-C50C-407E-A947-70E740481C1C}">
+                          <a14:useLocalDpi xmlns:a14="http://schemas.microsoft.com/office/drawing/2010/main" val="0"/>
+                        </a:ext>
+                      </a:extLst>
+                    </a:blip>
+                    <a:srcRect/>
+                    <a:stretch>
+                      <a:fillRect/>
+                    </a:stretch>
+                  </pic:blipFill>
+                  <pic:spPr bwMode="auto">
+                    <a:xfrm>
+                      <a:off x="0" y="0"/>
+                      <a:ext cx="5997575" cy="3528060"/>
+                    </a:xfrm>
+                    <a:prstGeom prst="rect">
+                      <a:avLst/>
+                    </a:prstGeom>
+                    <a:noFill/>
+                    <a:ln>
+                      <a:noFill/>
+                    </a:ln>
+                  </pic:spPr>
+                </pic:pic>
+              </a:graphicData>
+            </a:graphic>
+          </wp:inline>
+        </w:drawing>
+      </w:r>
+    </w:p>
+    <w:p>
+      <w:pPr>
+        <w:jc w:val="both"/>
+        <w:rPr>
+          <w:rFonts w:ascii="Times New Roman" w:hAnsi="Times New Roman" w:cs="Times New Roman"/>
+          <w:b/>
+          <w:bCs/>
+          <w:color w:val="000000" w:themeColor="text1"/>
+          <w:sz w:val="32"/>
+          <w:szCs w:val="32"/>
+          <w:u w:val="single"/>
+          <w:lang w:val="en-IN"/>
+        </w:rPr>
+      </w:pPr>
+    </w:p>
+    <w:p>
+      <w:pPr>
+        <w:jc w:val="both"/>
+        <w:rPr>
+          <w:rFonts w:ascii="Times New Roman" w:hAnsi="Times New Roman" w:cs="Times New Roman"/>
+          <w:b/>
+          <w:bCs/>
+          <w:color w:val="000000" w:themeColor="text1"/>
+          <w:sz w:val="32"/>
+          <w:szCs w:val="32"/>
+          <w:u w:val="single"/>
+          <w:lang w:val="en-IN"/>
+        </w:rPr>
+      </w:pPr>
+    </w:p>
+    <w:p>
+      <w:pPr>
+        <w:jc w:val="both"/>
+        <w:rPr>
+          <w:rFonts w:ascii="Times New Roman" w:hAnsi="Times New Roman" w:cs="Times New Roman"/>
+          <w:b/>
+          <w:bCs/>
+          <w:color w:val="000000" w:themeColor="text1"/>
+          <w:sz w:val="32"/>
+          <w:szCs w:val="32"/>
+          <w:u w:val="single"/>
+          <w:lang w:val="en-IN"/>
+        </w:rPr>
+      </w:pPr>
+      <w:r>
+        <w:rPr>
+          <w:rFonts w:ascii="Times New Roman" w:hAnsi="Times New Roman" w:cs="Times New Roman"/>
+          <w:b/>
+          <w:bCs/>
+          <w:color w:val="000000" w:themeColor="text1"/>
+          <w:sz w:val="32"/>
+          <w:szCs w:val="32"/>
+          <w:u w:val="single"/>
+          <w:lang w:val="en-IN"/>
+        </w:rPr>
+        <w:lastRenderedPageBreak/>
+        <w:t>28/05/2025</w:t>
+      </w:r>
+    </w:p>
+    <w:p>
+      <w:pPr>
+        <w:jc w:val="both"/>
+        <w:rPr>
+          <w:rFonts w:ascii="Times New Roman" w:hAnsi="Times New Roman" w:cs="Times New Roman"/>
+          <w:b/>
+          <w:bCs/>
+          <w:color w:val="000000" w:themeColor="text1"/>
+          <w:sz w:val="32"/>
+          <w:szCs w:val="32"/>
+          <w:lang w:val="en-IN"/>
+        </w:rPr>
+      </w:pPr>
+    </w:p>
+    <w:p>
+      <w:pPr>
+        <w:jc w:val="both"/>
+        <w:rPr>
+          <w:rFonts w:ascii="Times New Roman" w:hAnsi="Times New Roman" w:cs="Times New Roman"/>
+          <w:b/>
+          <w:bCs/>
+          <w:color w:val="000000" w:themeColor="text1"/>
+          <w:sz w:val="32"/>
+          <w:szCs w:val="32"/>
+          <w:lang w:val="en-IN"/>
+        </w:rPr>
+      </w:pPr>
+      <w:r>
+        <w:rPr>
+          <w:rFonts w:ascii="Times New Roman" w:hAnsi="Times New Roman" w:cs="Times New Roman"/>
+          <w:b/>
+          <w:bCs/>
+          <w:color w:val="000000" w:themeColor="text1"/>
+          <w:sz w:val="32"/>
+          <w:szCs w:val="32"/>
+          <w:lang w:val="en-IN"/>
+        </w:rPr>
+        <w:t>Conditional statements</w:t>
+      </w:r>
+      <w:r>
+        <w:rPr>
+          <w:rFonts w:ascii="Times New Roman" w:hAnsi="Times New Roman" w:cs="Times New Roman"/>
+          <w:b/>
+          <w:bCs/>
+          <w:color w:val="000000" w:themeColor="text1"/>
+          <w:sz w:val="32"/>
+          <w:szCs w:val="32"/>
+          <w:lang w:val="en-IN"/>
+        </w:rPr>
+        <w:t xml:space="preserve"> </w:t>
+      </w:r>
+      <w:r>
+        <w:rPr>
+          <w:rFonts w:ascii="Times New Roman" w:hAnsi="Times New Roman" w:cs="Times New Roman"/>
+          <w:b/>
+          <w:bCs/>
+          <w:color w:val="000000" w:themeColor="text1"/>
+          <w:sz w:val="32"/>
+          <w:szCs w:val="32"/>
+          <w:lang w:val="en-IN"/>
+        </w:rPr>
+        <w:t>(if, else if, else)</w:t>
+      </w:r>
+    </w:p>
+    <w:p>
+      <w:pPr>
+        <w:jc w:val="both"/>
+        <w:rPr>
+          <w:rFonts w:ascii="Times New Roman" w:hAnsi="Times New Roman" w:cs="Times New Roman"/>
+          <w:b/>
+          <w:bCs/>
+          <w:color w:val="000000" w:themeColor="text1"/>
+          <w:sz w:val="32"/>
+          <w:szCs w:val="32"/>
+          <w:lang w:val="en-IN"/>
+        </w:rPr>
+      </w:pPr>
+    </w:p>
+    <w:p>
+      <w:pPr>
+        <w:jc w:val="both"/>
+        <w:rPr>
+          <w:rFonts w:ascii="Times New Roman" w:hAnsi="Times New Roman" w:cs="Times New Roman"/>
+          <w:b/>
+          <w:bCs/>
+          <w:color w:val="000000" w:themeColor="text1"/>
+          <w:sz w:val="32"/>
+          <w:szCs w:val="32"/>
+          <w:u w:val="single"/>
+          <w:lang w:val="en-IN"/>
+        </w:rPr>
+      </w:pPr>
+      <w:r>
+        <w:rPr>
+          <w:noProof/>
+        </w:rPr>
+        <w:drawing>
+          <wp:inline distT="0" distB="0" distL="0" distR="0" wp14:anchorId="15227B67" wp14:editId="1A3512B3">
+            <wp:extent cx="5997575" cy="3276600"/>
+            <wp:effectExtent l="0" t="0" r="3175" b="0"/>
+            <wp:docPr id="2085911467" name="Picture 3"/>
+            <wp:cNvGraphicFramePr>
+              <a:graphicFrameLocks xmlns:a="http://schemas.openxmlformats.org/drawingml/2006/main" noChangeAspect="1"/>
+            </wp:cNvGraphicFramePr>
+            <a:graphic xmlns:a="http://schemas.openxmlformats.org/drawingml/2006/main">
+              <a:graphicData uri="http://schemas.openxmlformats.org/drawingml/2006/picture">
+                <pic:pic xmlns:pic="http://schemas.openxmlformats.org/drawingml/2006/picture">
+                  <pic:nvPicPr>
+                    <pic:cNvPr id="0" name="Picture 5"/>
+                    <pic:cNvPicPr>
+                      <a:picLocks noChangeAspect="1" noChangeArrowheads="1"/>
+                    </pic:cNvPicPr>
+                  </pic:nvPicPr>
+                  <pic:blipFill>
+                    <a:blip r:embed="rId25">
+                      <a:extLst>
+                        <a:ext uri="{28A0092B-C50C-407E-A947-70E740481C1C}">
+                          <a14:useLocalDpi xmlns:a14="http://schemas.microsoft.com/office/drawing/2010/main" val="0"/>
+                        </a:ext>
+                      </a:extLst>
+                    </a:blip>
+                    <a:srcRect/>
+                    <a:stretch>
+                      <a:fillRect/>
+                    </a:stretch>
+                  </pic:blipFill>
+                  <pic:spPr bwMode="auto">
+                    <a:xfrm>
+                      <a:off x="0" y="0"/>
+                      <a:ext cx="5997575" cy="3276600"/>
+                    </a:xfrm>
+                    <a:prstGeom prst="rect">
+                      <a:avLst/>
+                    </a:prstGeom>
+                    <a:noFill/>
+                    <a:ln>
+                      <a:noFill/>
+                    </a:ln>
+                  </pic:spPr>
+                </pic:pic>
+              </a:graphicData>
+            </a:graphic>
+          </wp:inline>
+        </w:drawing>
+      </w:r>
+    </w:p>
+    <w:p>
+      <w:pPr>
+        <w:jc w:val="both"/>
+        <w:rPr>
+          <w:rFonts w:ascii="Times New Roman" w:hAnsi="Times New Roman" w:cs="Times New Roman"/>
+          <w:b/>
+          <w:bCs/>
+          <w:color w:val="000000" w:themeColor="text1"/>
+          <w:sz w:val="32"/>
+          <w:szCs w:val="32"/>
+          <w:u w:val="single"/>
+          <w:lang w:val="en-IN"/>
+        </w:rPr>
+      </w:pPr>
+    </w:p>
+    <w:p>
+      <w:pPr>
+        <w:jc w:val="both"/>
+        <w:rPr>
+          <w:rFonts w:ascii="Times New Roman" w:hAnsi="Times New Roman" w:cs="Times New Roman"/>
+          <w:b/>
+          <w:bCs/>
+          <w:color w:val="000000" w:themeColor="text1"/>
+          <w:sz w:val="32"/>
+          <w:szCs w:val="32"/>
+          <w:lang w:val="en-IN"/>
+        </w:rPr>
+      </w:pPr>
+      <w:r>
+        <w:rPr>
+          <w:rFonts w:ascii="Times New Roman" w:hAnsi="Times New Roman" w:cs="Times New Roman"/>
+          <w:b/>
+          <w:bCs/>
+          <w:color w:val="000000" w:themeColor="text1"/>
+          <w:sz w:val="32"/>
+          <w:szCs w:val="32"/>
+          <w:lang w:val="en-IN"/>
+        </w:rPr>
+        <w:t>Conditional Statements</w:t>
+      </w:r>
+      <w:r>
+        <w:rPr>
+          <w:rFonts w:ascii="Times New Roman" w:hAnsi="Times New Roman" w:cs="Times New Roman"/>
+          <w:b/>
+          <w:bCs/>
+          <w:color w:val="000000" w:themeColor="text1"/>
+          <w:sz w:val="32"/>
+          <w:szCs w:val="32"/>
+          <w:lang w:val="en-IN"/>
+        </w:rPr>
+        <w:t xml:space="preserve"> </w:t>
+      </w:r>
+      <w:r>
+        <w:rPr>
+          <w:rFonts w:ascii="Times New Roman" w:hAnsi="Times New Roman" w:cs="Times New Roman"/>
+          <w:b/>
+          <w:bCs/>
+          <w:color w:val="000000" w:themeColor="text1"/>
+          <w:sz w:val="32"/>
+          <w:szCs w:val="32"/>
+          <w:lang w:val="en-IN"/>
+        </w:rPr>
+        <w:t>(Switch case)</w:t>
+      </w:r>
+    </w:p>
+    <w:p>
+      <w:pPr>
+        <w:jc w:val="both"/>
+        <w:rPr>
+          <w:rFonts w:ascii="Times New Roman" w:hAnsi="Times New Roman" w:cs="Times New Roman"/>
+          <w:b/>
+          <w:bCs/>
+          <w:color w:val="000000" w:themeColor="text1"/>
+          <w:sz w:val="32"/>
+          <w:szCs w:val="32"/>
+          <w:lang w:val="en-IN"/>
+        </w:rPr>
+      </w:pPr>
+    </w:p>
+    <w:p>
+      <w:pPr>
+        <w:jc w:val="both"/>
+        <w:rPr>
+          <w:rFonts w:ascii="Times New Roman" w:hAnsi="Times New Roman" w:cs="Times New Roman"/>
+          <w:b/>
+          <w:bCs/>
+          <w:color w:val="000000" w:themeColor="text1"/>
+          <w:sz w:val="32"/>
+          <w:szCs w:val="32"/>
+          <w:u w:val="single"/>
+          <w:lang w:val="en-IN"/>
+        </w:rPr>
+      </w:pPr>
+      <w:r>
+        <w:rPr>
+          <w:noProof/>
+        </w:rPr>
+        <w:drawing>
+          <wp:inline distT="0" distB="0" distL="0" distR="0" wp14:anchorId="7CB48022" wp14:editId="521F2F2A">
+            <wp:extent cx="5997575" cy="3695700"/>
+            <wp:effectExtent l="0" t="0" r="3175" b="0"/>
+            <wp:docPr id="391174975" name="Picture 4"/>
+            <wp:cNvGraphicFramePr>
+              <a:graphicFrameLocks xmlns:a="http://schemas.openxmlformats.org/drawingml/2006/main" noChangeAspect="1"/>
+            </wp:cNvGraphicFramePr>
+            <a:graphic xmlns:a="http://schemas.openxmlformats.org/drawingml/2006/main">
+              <a:graphicData uri="http://schemas.openxmlformats.org/drawingml/2006/picture">
+                <pic:pic xmlns:pic="http://schemas.openxmlformats.org/drawingml/2006/picture">
+                  <pic:nvPicPr>
+                    <pic:cNvPr id="0" name="Picture 7"/>
+                    <pic:cNvPicPr>
+                      <a:picLocks noChangeAspect="1" noChangeArrowheads="1"/>
+                    </pic:cNvPicPr>
+                  </pic:nvPicPr>
+                  <pic:blipFill>
+                    <a:blip r:embed="rId26">
+                      <a:extLst>
+                        <a:ext uri="{28A0092B-C50C-407E-A947-70E740481C1C}">
+                          <a14:useLocalDpi xmlns:a14="http://schemas.microsoft.com/office/drawing/2010/main" val="0"/>
+                        </a:ext>
+                      </a:extLst>
+                    </a:blip>
+                    <a:srcRect/>
+                    <a:stretch>
+                      <a:fillRect/>
+                    </a:stretch>
+                  </pic:blipFill>
+                  <pic:spPr bwMode="auto">
+                    <a:xfrm>
+                      <a:off x="0" y="0"/>
+                      <a:ext cx="5997575" cy="3695700"/>
+                    </a:xfrm>
+                    <a:prstGeom prst="rect">
+                      <a:avLst/>
+                    </a:prstGeom>
+                    <a:noFill/>
+                    <a:ln>
+                      <a:noFill/>
+                    </a:ln>
+                  </pic:spPr>
+                </pic:pic>
+              </a:graphicData>
+            </a:graphic>
+          </wp:inline>
+        </w:drawing>
+      </w:r>
+    </w:p>
+    <w:p>
+      <w:pPr>
+        <w:jc w:val="both"/>
+        <w:rPr>
+          <w:rFonts w:ascii="Times New Roman" w:hAnsi="Times New Roman" w:cs="Times New Roman"/>
+          <w:b/>
+          <w:bCs/>
+          <w:color w:val="000000" w:themeColor="text1"/>
+          <w:sz w:val="32"/>
+          <w:szCs w:val="32"/>
+          <w:u w:val="single"/>
+          <w:lang w:val="en-IN"/>
+        </w:rPr>
+      </w:pPr>
+    </w:p>
+    <w:p>
+      <w:pPr>
+        <w:jc w:val="both"/>
+        <w:rPr>
+          <w:rFonts w:ascii="Times New Roman" w:hAnsi="Times New Roman" w:cs="Times New Roman"/>
+          <w:b/>
+          <w:bCs/>
+          <w:color w:val="000000" w:themeColor="text1"/>
+          <w:sz w:val="32"/>
+          <w:szCs w:val="32"/>
+          <w:u w:val="single"/>
+          <w:lang w:val="en-IN"/>
+        </w:rPr>
+      </w:pPr>
+    </w:p>
+    <w:p>
+      <w:pPr>
+        <w:jc w:val="both"/>
+        <w:rPr>
+          <w:rFonts w:ascii="Times New Roman" w:hAnsi="Times New Roman" w:cs="Times New Roman"/>
+          <w:b/>
+          <w:bCs/>
+          <w:color w:val="000000" w:themeColor="text1"/>
+          <w:sz w:val="32"/>
+          <w:szCs w:val="32"/>
+          <w:u w:val="single"/>
+          <w:lang w:val="en-IN"/>
+        </w:rPr>
+      </w:pPr>
+    </w:p>
+    <w:p>
+      <w:pPr>
+        <w:jc w:val="both"/>
+        <w:rPr>
+          <w:rFonts w:ascii="Times New Roman" w:hAnsi="Times New Roman" w:cs="Times New Roman"/>
+          <w:b/>
+          <w:bCs/>
+          <w:color w:val="000000" w:themeColor="text1"/>
+          <w:sz w:val="32"/>
+          <w:szCs w:val="32"/>
+          <w:u w:val="single"/>
+          <w:lang w:val="en-IN"/>
+        </w:rPr>
+      </w:pPr>
     </w:p>
     <w:sectPr>
       <w:pgSz w:w="11906" w:h="16838"/>

--- a/Notes1.docx
+++ b/Notes1.docx
@@ -8882,6 +8882,143 @@
           <w:lang w:val="en-IN"/>
         </w:rPr>
       </w:pPr>
+      <w:r>
+        <w:rPr>
+          <w:rFonts w:ascii="Times New Roman" w:hAnsi="Times New Roman" w:cs="Times New Roman"/>
+          <w:b/>
+          <w:bCs/>
+          <w:color w:val="000000" w:themeColor="text1"/>
+          <w:sz w:val="32"/>
+          <w:szCs w:val="32"/>
+          <w:u w:val="single"/>
+          <w:lang w:val="en-IN"/>
+        </w:rPr>
+        <w:lastRenderedPageBreak/>
+        <w:t>30/05/2025</w:t>
+      </w:r>
+    </w:p>
+    <w:p>
+      <w:pPr>
+        <w:jc w:val="both"/>
+        <w:rPr>
+          <w:rFonts w:ascii="Times New Roman" w:hAnsi="Times New Roman" w:cs="Times New Roman"/>
+          <w:b/>
+          <w:bCs/>
+          <w:color w:val="000000" w:themeColor="text1"/>
+          <w:sz w:val="32"/>
+          <w:szCs w:val="32"/>
+          <w:u w:val="single"/>
+          <w:lang w:val="en-IN"/>
+        </w:rPr>
+      </w:pPr>
+    </w:p>
+    <w:p>
+      <w:pPr>
+        <w:jc w:val="both"/>
+        <w:rPr>
+          <w:rFonts w:ascii="Times New Roman" w:hAnsi="Times New Roman" w:cs="Times New Roman"/>
+          <w:b/>
+          <w:bCs/>
+          <w:color w:val="000000" w:themeColor="text1"/>
+          <w:sz w:val="28"/>
+          <w:szCs w:val="28"/>
+          <w:lang w:val="en-IN"/>
+        </w:rPr>
+      </w:pPr>
+      <w:r>
+        <w:rPr>
+          <w:rFonts w:ascii="Times New Roman" w:hAnsi="Times New Roman" w:cs="Times New Roman"/>
+          <w:b/>
+          <w:bCs/>
+          <w:color w:val="000000" w:themeColor="text1"/>
+          <w:sz w:val="28"/>
+          <w:szCs w:val="28"/>
+          <w:lang w:val="en-IN"/>
+        </w:rPr>
+        <w:t>Comparison and Logical operators</w:t>
+      </w:r>
+    </w:p>
+    <w:p>
+      <w:pPr>
+        <w:jc w:val="both"/>
+        <w:rPr>
+          <w:rFonts w:ascii="Times New Roman" w:hAnsi="Times New Roman" w:cs="Times New Roman"/>
+          <w:b/>
+          <w:bCs/>
+          <w:color w:val="000000" w:themeColor="text1"/>
+          <w:sz w:val="28"/>
+          <w:szCs w:val="28"/>
+          <w:lang w:val="en-IN"/>
+        </w:rPr>
+      </w:pPr>
+    </w:p>
+    <w:p>
+      <w:pPr>
+        <w:jc w:val="both"/>
+        <w:rPr>
+          <w:rFonts w:ascii="Times New Roman" w:hAnsi="Times New Roman" w:cs="Times New Roman"/>
+          <w:b/>
+          <w:bCs/>
+          <w:color w:val="000000" w:themeColor="text1"/>
+          <w:sz w:val="32"/>
+          <w:szCs w:val="32"/>
+          <w:u w:val="single"/>
+          <w:lang w:val="en-IN"/>
+        </w:rPr>
+      </w:pPr>
+      <w:r>
+        <w:rPr>
+          <w:noProof/>
+        </w:rPr>
+        <w:drawing>
+          <wp:inline distT="0" distB="0" distL="0" distR="0" wp14:anchorId="2DAE8B67" wp14:editId="5F1E3AD8">
+            <wp:extent cx="5997575" cy="3869055"/>
+            <wp:effectExtent l="0" t="0" r="3175" b="0"/>
+            <wp:docPr id="1535704578" name="Picture 1"/>
+            <wp:cNvGraphicFramePr>
+              <a:graphicFrameLocks xmlns:a="http://schemas.openxmlformats.org/drawingml/2006/main" noChangeAspect="1"/>
+            </wp:cNvGraphicFramePr>
+            <a:graphic xmlns:a="http://schemas.openxmlformats.org/drawingml/2006/main">
+              <a:graphicData uri="http://schemas.openxmlformats.org/drawingml/2006/picture">
+                <pic:pic xmlns:pic="http://schemas.openxmlformats.org/drawingml/2006/picture">
+                  <pic:nvPicPr>
+                    <pic:cNvPr id="0" name="Picture 1"/>
+                    <pic:cNvPicPr>
+                      <a:picLocks noChangeAspect="1" noChangeArrowheads="1"/>
+                    </pic:cNvPicPr>
+                  </pic:nvPicPr>
+                  <pic:blipFill>
+                    <a:blip r:embed="rId27">
+                      <a:extLst>
+                        <a:ext uri="{28A0092B-C50C-407E-A947-70E740481C1C}">
+                          <a14:useLocalDpi xmlns:a14="http://schemas.microsoft.com/office/drawing/2010/main" val="0"/>
+                        </a:ext>
+                      </a:extLst>
+                    </a:blip>
+                    <a:srcRect/>
+                    <a:stretch>
+                      <a:fillRect/>
+                    </a:stretch>
+                  </pic:blipFill>
+                  <pic:spPr bwMode="auto">
+                    <a:xfrm>
+                      <a:off x="0" y="0"/>
+                      <a:ext cx="5997575" cy="3869055"/>
+                    </a:xfrm>
+                    <a:prstGeom prst="rect">
+                      <a:avLst/>
+                    </a:prstGeom>
+                    <a:noFill/>
+                    <a:ln>
+                      <a:noFill/>
+                    </a:ln>
+                  </pic:spPr>
+                </pic:pic>
+              </a:graphicData>
+            </a:graphic>
+          </wp:inline>
+        </w:drawing>
+      </w:r>
     </w:p>
     <w:sectPr>
       <w:pgSz w:w="11906" w:h="16838"/>

--- a/Notes1.docx
+++ b/Notes1.docx
@@ -43,7 +43,6 @@
         </w:rPr>
         <w:t xml:space="preserve"> </w:t>
       </w:r>
-      <w:proofErr w:type="spellStart"/>
       <w:r>
         <w:rPr>
           <w:rFonts w:ascii="Times New Roman" w:hAnsi="Times New Roman" w:cs="Times New Roman"/>
@@ -57,7 +56,6 @@
         </w:rPr>
         <w:t>Javascript</w:t>
       </w:r>
-      <w:proofErr w:type="spellEnd"/>
     </w:p>
     <w:p>
       <w:pPr>
@@ -115,31 +113,17 @@
           <w:szCs w:val="24"/>
         </w:rPr>
       </w:pPr>
-      <w:proofErr w:type="spellStart"/>
-      <w:r>
-        <w:rPr>
-          <w:rFonts w:ascii="Times New Roman" w:hAnsi="Times New Roman" w:cs="Times New Roman"/>
-          <w:b/>
-          <w:bCs/>
-          <w:color w:val="000000" w:themeColor="text1"/>
-          <w:sz w:val="28"/>
-          <w:szCs w:val="28"/>
-          <w:lang w:val="en-IN"/>
-        </w:rPr>
-        <w:t>Javascript</w:t>
-      </w:r>
-      <w:proofErr w:type="spellEnd"/>
-      <w:r>
-        <w:rPr>
-          <w:rFonts w:ascii="Times New Roman" w:hAnsi="Times New Roman" w:cs="Times New Roman"/>
-          <w:b/>
-          <w:bCs/>
-          <w:color w:val="000000" w:themeColor="text1"/>
-          <w:sz w:val="28"/>
-          <w:szCs w:val="28"/>
-          <w:lang w:val="en-IN"/>
-        </w:rPr>
-        <w:t>:</w:t>
+      <w:r>
+        <w:rPr>
+          <w:rFonts w:ascii="Times New Roman" w:hAnsi="Times New Roman" w:cs="Times New Roman"/>
+          <w:b/>
+          <w:bCs/>
+          <w:color w:val="000000" w:themeColor="text1"/>
+          <w:sz w:val="28"/>
+          <w:szCs w:val="28"/>
+          <w:lang w:val="en-IN"/>
+        </w:rPr>
+        <w:t>Javascript:</w:t>
       </w:r>
       <w:r>
         <w:rPr>
@@ -172,9 +156,8 @@
           <w:sz w:val="24"/>
           <w:szCs w:val="24"/>
         </w:rPr>
-        <w:t xml:space="preserve"> is </w:t>
-      </w:r>
-      <w:proofErr w:type="gramStart"/>
+        <w:t xml:space="preserve"> is a</w:t>
+      </w:r>
       <w:r>
         <w:rPr>
           <w:rFonts w:ascii="Times New Roman" w:eastAsia="SimSun" w:hAnsi="Times New Roman" w:cs="Times New Roman"/>
@@ -182,9 +165,8 @@
           <w:sz w:val="24"/>
           <w:szCs w:val="24"/>
         </w:rPr>
-        <w:t>a</w:t>
-      </w:r>
-      <w:proofErr w:type="gramEnd"/>
+        <w:t xml:space="preserve"> </w:t>
+      </w:r>
       <w:r>
         <w:rPr>
           <w:rFonts w:ascii="Times New Roman" w:eastAsia="SimSun" w:hAnsi="Times New Roman" w:cs="Times New Roman"/>
@@ -192,47 +174,38 @@
           <w:sz w:val="24"/>
           <w:szCs w:val="24"/>
         </w:rPr>
-        <w:t xml:space="preserve"> </w:t>
-      </w:r>
-      <w:r>
+        <w:t>interpreted programming language used to create dynamic and interactive content on websites.</w:t>
+      </w:r>
+    </w:p>
+    <w:p>
+      <w:pPr>
+        <w:jc w:val="both"/>
         <w:rPr>
           <w:rFonts w:ascii="Times New Roman" w:eastAsia="SimSun" w:hAnsi="Times New Roman" w:cs="Times New Roman"/>
           <w:color w:val="000000" w:themeColor="text1"/>
           <w:sz w:val="24"/>
           <w:szCs w:val="24"/>
         </w:rPr>
-        <w:t>interpreted programming language used to create dynamic and interactive content on websites.</w:t>
-      </w:r>
-    </w:p>
-    <w:p>
-      <w:pPr>
-        <w:jc w:val="both"/>
+      </w:pPr>
+      <w:r>
         <w:rPr>
           <w:rFonts w:ascii="Times New Roman" w:eastAsia="SimSun" w:hAnsi="Times New Roman" w:cs="Times New Roman"/>
           <w:color w:val="000000" w:themeColor="text1"/>
           <w:sz w:val="24"/>
           <w:szCs w:val="24"/>
         </w:rPr>
-      </w:pPr>
-      <w:r>
+        <w:t xml:space="preserve">            It runs in the browser and allows developers to control webpage behavior, respond to user actions, and manipulate HTML and CSS.</w:t>
+      </w:r>
+    </w:p>
+    <w:p>
+      <w:pPr>
+        <w:jc w:val="both"/>
         <w:rPr>
           <w:rFonts w:ascii="Times New Roman" w:eastAsia="SimSun" w:hAnsi="Times New Roman" w:cs="Times New Roman"/>
           <w:color w:val="000000" w:themeColor="text1"/>
           <w:sz w:val="24"/>
           <w:szCs w:val="24"/>
         </w:rPr>
-        <w:t xml:space="preserve">            It runs in the browser and allows developers to control webpage behavior, respond to user actions, and manipulate HTML and CSS.</w:t>
-      </w:r>
-    </w:p>
-    <w:p>
-      <w:pPr>
-        <w:jc w:val="both"/>
-        <w:rPr>
-          <w:rFonts w:ascii="Times New Roman" w:eastAsia="SimSun" w:hAnsi="Times New Roman" w:cs="Times New Roman"/>
-          <w:color w:val="000000" w:themeColor="text1"/>
-          <w:sz w:val="24"/>
-          <w:szCs w:val="24"/>
-        </w:rPr>
       </w:pPr>
     </w:p>
     <w:p>
@@ -310,19 +283,8 @@
           <w:sz w:val="24"/>
           <w:szCs w:val="24"/>
         </w:rPr>
-        <w:t xml:space="preserve">The </w:t>
-      </w:r>
-      <w:proofErr w:type="gramStart"/>
-      <w:r>
-        <w:rPr>
-          <w:rFonts w:ascii="Times New Roman" w:hAnsi="Times New Roman" w:cs="Times New Roman"/>
-          <w:color w:val="000000" w:themeColor="text1"/>
-          <w:sz w:val="24"/>
-          <w:szCs w:val="24"/>
-        </w:rPr>
-        <w:t>console.log(</w:t>
-      </w:r>
-      <w:proofErr w:type="gramEnd"/>
+        <w:t>The console.log(</w:t>
+      </w:r>
       <w:r>
         <w:rPr>
           <w:rFonts w:ascii="Times New Roman" w:hAnsi="Times New Roman" w:cs="Times New Roman"/>
@@ -365,22 +327,8 @@
           <w:szCs w:val="24"/>
           <w:lang w:val="en-IN"/>
         </w:rPr>
-        <w:t xml:space="preserve">      Uses of </w:t>
-      </w:r>
-      <w:proofErr w:type="gramStart"/>
-      <w:r>
-        <w:rPr>
-          <w:rFonts w:ascii="Times New Roman" w:hAnsi="Times New Roman" w:cs="Times New Roman"/>
-          <w:b/>
-          <w:bCs/>
-          <w:color w:val="000000" w:themeColor="text1"/>
-          <w:sz w:val="24"/>
-          <w:szCs w:val="24"/>
-          <w:lang w:val="en-IN"/>
-        </w:rPr>
-        <w:t>console.log(</w:t>
-      </w:r>
-      <w:proofErr w:type="gramEnd"/>
+        <w:t xml:space="preserve">      Uses of console.log(</w:t>
+      </w:r>
       <w:r>
         <w:rPr>
           <w:rFonts w:ascii="Times New Roman" w:hAnsi="Times New Roman" w:cs="Times New Roman"/>
@@ -623,29 +571,7 @@
           <w:szCs w:val="24"/>
           <w:lang w:val="en-IN"/>
         </w:rPr>
-        <w:t xml:space="preserve">          </w:t>
-      </w:r>
-      <w:proofErr w:type="gramStart"/>
-      <w:r>
-        <w:rPr>
-          <w:rFonts w:ascii="Times New Roman" w:hAnsi="Times New Roman" w:cs="Times New Roman"/>
-          <w:color w:val="000000" w:themeColor="text1"/>
-          <w:sz w:val="24"/>
-          <w:szCs w:val="24"/>
-          <w:lang w:val="en-IN"/>
-        </w:rPr>
-        <w:t>Console.log(</w:t>
-      </w:r>
-      <w:proofErr w:type="gramEnd"/>
-      <w:r>
-        <w:rPr>
-          <w:rFonts w:ascii="Times New Roman" w:hAnsi="Times New Roman" w:cs="Times New Roman"/>
-          <w:color w:val="000000" w:themeColor="text1"/>
-          <w:sz w:val="24"/>
-          <w:szCs w:val="24"/>
-          <w:lang w:val="en-IN"/>
-        </w:rPr>
-        <w:t>“Hello World”)</w:t>
+        <w:t xml:space="preserve">          Console.log(“Hello World”)</w:t>
       </w:r>
       <w:r>
         <w:rPr>
@@ -693,73 +619,37 @@
           <w:lang w:val="en-IN"/>
         </w:rPr>
       </w:pPr>
-      <w:proofErr w:type="spellStart"/>
-      <w:r>
-        <w:rPr>
-          <w:rFonts w:ascii="Times New Roman" w:hAnsi="Times New Roman" w:cs="Times New Roman"/>
-          <w:b/>
-          <w:bCs/>
-          <w:color w:val="000000" w:themeColor="text1"/>
-          <w:sz w:val="28"/>
-          <w:szCs w:val="28"/>
-          <w:lang w:val="en-IN"/>
-        </w:rPr>
-        <w:t>Document.write</w:t>
-      </w:r>
-      <w:proofErr w:type="spellEnd"/>
-      <w:r>
-        <w:rPr>
-          <w:rFonts w:ascii="Times New Roman" w:hAnsi="Times New Roman" w:cs="Times New Roman"/>
-          <w:b/>
-          <w:bCs/>
-          <w:color w:val="000000" w:themeColor="text1"/>
-          <w:sz w:val="28"/>
-          <w:szCs w:val="28"/>
-          <w:lang w:val="en-IN"/>
-        </w:rPr>
-        <w:t>(----)</w:t>
-      </w:r>
-    </w:p>
-    <w:p>
-      <w:pPr>
-        <w:jc w:val="both"/>
-        <w:rPr>
-          <w:rFonts w:ascii="Times New Roman" w:hAnsi="Times New Roman" w:cs="Times New Roman"/>
-          <w:color w:val="000000" w:themeColor="text1"/>
-          <w:sz w:val="24"/>
-          <w:szCs w:val="24"/>
-        </w:rPr>
-      </w:pPr>
-      <w:r>
-        <w:rPr>
-          <w:rFonts w:ascii="Times New Roman" w:hAnsi="Times New Roman" w:cs="Times New Roman"/>
-          <w:color w:val="000000" w:themeColor="text1"/>
-          <w:sz w:val="24"/>
-          <w:szCs w:val="24"/>
-        </w:rPr>
-        <w:t xml:space="preserve">      The </w:t>
-      </w:r>
-      <w:proofErr w:type="spellStart"/>
-      <w:proofErr w:type="gramStart"/>
-      <w:r>
-        <w:rPr>
-          <w:rFonts w:ascii="Times New Roman" w:hAnsi="Times New Roman" w:cs="Times New Roman"/>
-          <w:color w:val="000000" w:themeColor="text1"/>
-          <w:sz w:val="24"/>
-          <w:szCs w:val="24"/>
-        </w:rPr>
-        <w:t>document.write</w:t>
-      </w:r>
-      <w:proofErr w:type="spellEnd"/>
-      <w:proofErr w:type="gramEnd"/>
-      <w:r>
-        <w:rPr>
-          <w:rFonts w:ascii="Times New Roman" w:hAnsi="Times New Roman" w:cs="Times New Roman"/>
-          <w:color w:val="000000" w:themeColor="text1"/>
-          <w:sz w:val="24"/>
-          <w:szCs w:val="24"/>
-        </w:rPr>
-        <w:t>() method in JavaScript is used to write text, HTML, or JavaScript code directly into the HTML document.</w:t>
+      <w:r>
+        <w:rPr>
+          <w:rFonts w:ascii="Times New Roman" w:hAnsi="Times New Roman" w:cs="Times New Roman"/>
+          <w:b/>
+          <w:bCs/>
+          <w:color w:val="000000" w:themeColor="text1"/>
+          <w:sz w:val="28"/>
+          <w:szCs w:val="28"/>
+          <w:lang w:val="en-IN"/>
+        </w:rPr>
+        <w:t>Document.write(----)</w:t>
+      </w:r>
+    </w:p>
+    <w:p>
+      <w:pPr>
+        <w:jc w:val="both"/>
+        <w:rPr>
+          <w:rFonts w:ascii="Times New Roman" w:hAnsi="Times New Roman" w:cs="Times New Roman"/>
+          <w:color w:val="000000" w:themeColor="text1"/>
+          <w:sz w:val="24"/>
+          <w:szCs w:val="24"/>
+        </w:rPr>
+      </w:pPr>
+      <w:r>
+        <w:rPr>
+          <w:rFonts w:ascii="Times New Roman" w:hAnsi="Times New Roman" w:cs="Times New Roman"/>
+          <w:color w:val="000000" w:themeColor="text1"/>
+          <w:sz w:val="24"/>
+          <w:szCs w:val="24"/>
+        </w:rPr>
+        <w:t xml:space="preserve">      The document.write() method in JavaScript is used to write text, HTML, or JavaScript code directly into the HTML document.</w:t>
       </w:r>
     </w:p>
     <w:p>
@@ -816,25 +706,14 @@
           <w:szCs w:val="24"/>
         </w:rPr>
       </w:pPr>
-      <w:proofErr w:type="spellStart"/>
-      <w:r>
-        <w:rPr>
-          <w:rFonts w:ascii="Times New Roman" w:hAnsi="Times New Roman" w:cs="Times New Roman"/>
-          <w:color w:val="000000" w:themeColor="text1"/>
-          <w:sz w:val="24"/>
-          <w:szCs w:val="24"/>
-        </w:rPr>
-        <w:t>Document.write</w:t>
-      </w:r>
-      <w:proofErr w:type="spellEnd"/>
-      <w:r>
-        <w:rPr>
-          <w:rFonts w:ascii="Times New Roman" w:hAnsi="Times New Roman" w:cs="Times New Roman"/>
-          <w:color w:val="000000" w:themeColor="text1"/>
-          <w:sz w:val="24"/>
-          <w:szCs w:val="24"/>
-        </w:rPr>
-        <w:t>(“Hello”);</w:t>
+      <w:r>
+        <w:rPr>
+          <w:rFonts w:ascii="Times New Roman" w:hAnsi="Times New Roman" w:cs="Times New Roman"/>
+          <w:color w:val="000000" w:themeColor="text1"/>
+          <w:sz w:val="24"/>
+          <w:szCs w:val="24"/>
+        </w:rPr>
+        <w:t>Document.write(“Hello”);</w:t>
       </w:r>
     </w:p>
     <w:p>
@@ -1054,29 +933,7 @@
           <w:szCs w:val="24"/>
           <w:lang w:val="en-IN"/>
         </w:rPr>
-        <w:t xml:space="preserve">JavaScript uses var, let, and </w:t>
-      </w:r>
-      <w:proofErr w:type="spellStart"/>
-      <w:r>
-        <w:rPr>
-          <w:rFonts w:ascii="Times New Roman" w:hAnsi="Times New Roman" w:cs="Times New Roman"/>
-          <w:color w:val="000000" w:themeColor="text1"/>
-          <w:sz w:val="24"/>
-          <w:szCs w:val="24"/>
-          <w:lang w:val="en-IN"/>
-        </w:rPr>
-        <w:t>const</w:t>
-      </w:r>
-      <w:proofErr w:type="spellEnd"/>
-      <w:r>
-        <w:rPr>
-          <w:rFonts w:ascii="Times New Roman" w:hAnsi="Times New Roman" w:cs="Times New Roman"/>
-          <w:color w:val="000000" w:themeColor="text1"/>
-          <w:sz w:val="24"/>
-          <w:szCs w:val="24"/>
-          <w:lang w:val="en-IN"/>
-        </w:rPr>
-        <w:t xml:space="preserve"> to declare variables.</w:t>
+        <w:t>JavaScript uses var, let, and const to declare variables.</w:t>
       </w:r>
     </w:p>
     <w:p>
@@ -1103,29 +960,7 @@
           <w:szCs w:val="24"/>
           <w:lang w:val="en-IN"/>
         </w:rPr>
-        <w:t xml:space="preserve">The value of a variable can change (except when declared with </w:t>
-      </w:r>
-      <w:proofErr w:type="spellStart"/>
-      <w:r>
-        <w:rPr>
-          <w:rFonts w:ascii="Times New Roman" w:hAnsi="Times New Roman" w:cs="Times New Roman"/>
-          <w:color w:val="000000" w:themeColor="text1"/>
-          <w:sz w:val="24"/>
-          <w:szCs w:val="24"/>
-          <w:lang w:val="en-IN"/>
-        </w:rPr>
-        <w:t>const</w:t>
-      </w:r>
-      <w:proofErr w:type="spellEnd"/>
-      <w:r>
-        <w:rPr>
-          <w:rFonts w:ascii="Times New Roman" w:hAnsi="Times New Roman" w:cs="Times New Roman"/>
-          <w:color w:val="000000" w:themeColor="text1"/>
-          <w:sz w:val="24"/>
-          <w:szCs w:val="24"/>
-          <w:lang w:val="en-IN"/>
-        </w:rPr>
-        <w:t>).</w:t>
+        <w:t>The value of a variable can change (except when declared with const).</w:t>
       </w:r>
     </w:p>
     <w:p>
@@ -1248,33 +1083,7 @@
           <w:sz w:val="28"/>
           <w:szCs w:val="28"/>
         </w:rPr>
-        <w:t xml:space="preserve">Difference between </w:t>
-      </w:r>
-      <w:proofErr w:type="spellStart"/>
-      <w:proofErr w:type="gramStart"/>
-      <w:r>
-        <w:rPr>
-          <w:rFonts w:ascii="Times New Roman" w:hAnsi="Times New Roman" w:cs="Times New Roman"/>
-          <w:b/>
-          <w:bCs/>
-          <w:color w:val="000000" w:themeColor="text1"/>
-          <w:sz w:val="28"/>
-          <w:szCs w:val="28"/>
-        </w:rPr>
-        <w:t>var,let</w:t>
-      </w:r>
-      <w:proofErr w:type="spellEnd"/>
-      <w:proofErr w:type="gramEnd"/>
-      <w:r>
-        <w:rPr>
-          <w:rFonts w:ascii="Times New Roman" w:hAnsi="Times New Roman" w:cs="Times New Roman"/>
-          <w:b/>
-          <w:bCs/>
-          <w:color w:val="000000" w:themeColor="text1"/>
-          <w:sz w:val="28"/>
-          <w:szCs w:val="28"/>
-        </w:rPr>
-        <w:t>, and const:</w:t>
+        <w:t>Difference between var,let, and const:</w:t>
       </w:r>
     </w:p>
     <w:p>
@@ -2177,29 +1986,7 @@
           <w:szCs w:val="24"/>
           <w:lang w:val="en-IN"/>
         </w:rPr>
-        <w:t>let name = “</w:t>
-      </w:r>
-      <w:proofErr w:type="spellStart"/>
-      <w:r>
-        <w:rPr>
-          <w:rFonts w:ascii="Times New Roman" w:hAnsi="Times New Roman" w:cs="Times New Roman"/>
-          <w:color w:val="000000" w:themeColor="text1"/>
-          <w:sz w:val="24"/>
-          <w:szCs w:val="24"/>
-          <w:lang w:val="en-IN"/>
-        </w:rPr>
-        <w:t>swapna</w:t>
-      </w:r>
-      <w:proofErr w:type="spellEnd"/>
-      <w:r>
-        <w:rPr>
-          <w:rFonts w:ascii="Times New Roman" w:hAnsi="Times New Roman" w:cs="Times New Roman"/>
-          <w:color w:val="000000" w:themeColor="text1"/>
-          <w:sz w:val="24"/>
-          <w:szCs w:val="24"/>
-          <w:lang w:val="en-IN"/>
-        </w:rPr>
-        <w:t>”;</w:t>
+        <w:t>let name = “swapna”;</w:t>
       </w:r>
     </w:p>
     <w:p>
@@ -2316,29 +2103,7 @@
           <w:szCs w:val="24"/>
           <w:lang w:val="en-IN"/>
         </w:rPr>
-        <w:t xml:space="preserve"> let </w:t>
-      </w:r>
-      <w:proofErr w:type="spellStart"/>
-      <w:r>
-        <w:rPr>
-          <w:rFonts w:ascii="Times New Roman" w:hAnsi="Times New Roman" w:cs="Times New Roman"/>
-          <w:color w:val="000000" w:themeColor="text1"/>
-          <w:sz w:val="24"/>
-          <w:szCs w:val="24"/>
-          <w:lang w:val="en-IN"/>
-        </w:rPr>
-        <w:t>isStudent</w:t>
-      </w:r>
-      <w:proofErr w:type="spellEnd"/>
-      <w:r>
-        <w:rPr>
-          <w:rFonts w:ascii="Times New Roman" w:hAnsi="Times New Roman" w:cs="Times New Roman"/>
-          <w:color w:val="000000" w:themeColor="text1"/>
-          <w:sz w:val="24"/>
-          <w:szCs w:val="24"/>
-          <w:lang w:val="en-IN"/>
-        </w:rPr>
-        <w:t xml:space="preserve"> = true;</w:t>
+        <w:t xml:space="preserve"> let isStudent = true;</w:t>
       </w:r>
     </w:p>
     <w:p>
@@ -2361,29 +2126,7 @@
           <w:szCs w:val="24"/>
           <w:lang w:val="en-IN"/>
         </w:rPr>
-        <w:t xml:space="preserve">      Console.log(</w:t>
-      </w:r>
-      <w:proofErr w:type="spellStart"/>
-      <w:r>
-        <w:rPr>
-          <w:rFonts w:ascii="Times New Roman" w:hAnsi="Times New Roman" w:cs="Times New Roman"/>
-          <w:color w:val="000000" w:themeColor="text1"/>
-          <w:sz w:val="24"/>
-          <w:szCs w:val="24"/>
-          <w:lang w:val="en-IN"/>
-        </w:rPr>
-        <w:t>isStudent</w:t>
-      </w:r>
-      <w:proofErr w:type="spellEnd"/>
-      <w:r>
-        <w:rPr>
-          <w:rFonts w:ascii="Times New Roman" w:hAnsi="Times New Roman" w:cs="Times New Roman"/>
-          <w:color w:val="000000" w:themeColor="text1"/>
-          <w:sz w:val="24"/>
-          <w:szCs w:val="24"/>
-          <w:lang w:val="en-IN"/>
-        </w:rPr>
-        <w:t>);</w:t>
+        <w:t xml:space="preserve">      Console.log(isStudent);</w:t>
       </w:r>
     </w:p>
     <w:p>
@@ -3181,29 +2924,7 @@
           <w:szCs w:val="24"/>
           <w:lang w:val="en-IN"/>
         </w:rPr>
-        <w:t xml:space="preserve">Let </w:t>
-      </w:r>
-      <w:proofErr w:type="spellStart"/>
-      <w:r>
-        <w:rPr>
-          <w:rFonts w:ascii="Times New Roman" w:hAnsi="Times New Roman" w:cs="Times New Roman"/>
-          <w:color w:val="000000" w:themeColor="text1"/>
-          <w:sz w:val="24"/>
-          <w:szCs w:val="24"/>
-          <w:lang w:val="en-IN"/>
-        </w:rPr>
-        <w:t>studentNames</w:t>
-      </w:r>
-      <w:proofErr w:type="spellEnd"/>
-      <w:r>
-        <w:rPr>
-          <w:rFonts w:ascii="Times New Roman" w:hAnsi="Times New Roman" w:cs="Times New Roman"/>
-          <w:color w:val="000000" w:themeColor="text1"/>
-          <w:sz w:val="24"/>
-          <w:szCs w:val="24"/>
-          <w:lang w:val="en-IN"/>
-        </w:rPr>
-        <w:t xml:space="preserve"> = [“Swapna”, “Sindhu”, “Sandya”, “Mouni”, “Madhu”];</w:t>
+        <w:t>Let studentNames = [“Swapna”, “Sindhu”, “Sandya”, “Mouni”, “Madhu”];</w:t>
       </w:r>
     </w:p>
     <w:p>
@@ -3226,29 +2947,7 @@
           <w:szCs w:val="24"/>
           <w:lang w:val="en-IN"/>
         </w:rPr>
-        <w:t xml:space="preserve">      Console.log(</w:t>
-      </w:r>
-      <w:proofErr w:type="spellStart"/>
-      <w:r>
-        <w:rPr>
-          <w:rFonts w:ascii="Times New Roman" w:hAnsi="Times New Roman" w:cs="Times New Roman"/>
-          <w:color w:val="000000" w:themeColor="text1"/>
-          <w:sz w:val="24"/>
-          <w:szCs w:val="24"/>
-          <w:lang w:val="en-IN"/>
-        </w:rPr>
-        <w:t>studentNames</w:t>
-      </w:r>
-      <w:proofErr w:type="spellEnd"/>
-      <w:r>
-        <w:rPr>
-          <w:rFonts w:ascii="Times New Roman" w:hAnsi="Times New Roman" w:cs="Times New Roman"/>
-          <w:color w:val="000000" w:themeColor="text1"/>
-          <w:sz w:val="24"/>
-          <w:szCs w:val="24"/>
-          <w:lang w:val="en-IN"/>
-        </w:rPr>
-        <w:t>);</w:t>
+        <w:t xml:space="preserve">      Console.log(studentNames);</w:t>
       </w:r>
     </w:p>
     <w:p>
@@ -3271,41 +2970,7 @@
           <w:szCs w:val="24"/>
           <w:lang w:val="en-IN"/>
         </w:rPr>
-        <w:t xml:space="preserve">      Console.log(</w:t>
-      </w:r>
-      <w:proofErr w:type="spellStart"/>
-      <w:proofErr w:type="gramStart"/>
-      <w:r>
-        <w:rPr>
-          <w:rFonts w:ascii="Times New Roman" w:hAnsi="Times New Roman" w:cs="Times New Roman"/>
-          <w:color w:val="000000" w:themeColor="text1"/>
-          <w:sz w:val="24"/>
-          <w:szCs w:val="24"/>
-          <w:lang w:val="en-IN"/>
-        </w:rPr>
-        <w:t>studentNames</w:t>
-      </w:r>
-      <w:proofErr w:type="spellEnd"/>
-      <w:r>
-        <w:rPr>
-          <w:rFonts w:ascii="Times New Roman" w:hAnsi="Times New Roman" w:cs="Times New Roman"/>
-          <w:color w:val="000000" w:themeColor="text1"/>
-          <w:sz w:val="24"/>
-          <w:szCs w:val="24"/>
-          <w:lang w:val="en-IN"/>
-        </w:rPr>
-        <w:t>[</w:t>
-      </w:r>
-      <w:proofErr w:type="gramEnd"/>
-      <w:r>
-        <w:rPr>
-          <w:rFonts w:ascii="Times New Roman" w:hAnsi="Times New Roman" w:cs="Times New Roman"/>
-          <w:color w:val="000000" w:themeColor="text1"/>
-          <w:sz w:val="24"/>
-          <w:szCs w:val="24"/>
-          <w:lang w:val="en-IN"/>
-        </w:rPr>
-        <w:t>0]);</w:t>
+        <w:t xml:space="preserve">      Console.log(studentNames[0]);</w:t>
       </w:r>
     </w:p>
     <w:p>
@@ -3431,7 +3096,6 @@
         </w:rPr>
         <w:t xml:space="preserve">        let </w:t>
       </w:r>
-      <w:proofErr w:type="spellStart"/>
       <w:r>
         <w:rPr>
           <w:rFonts w:ascii="Times New Roman" w:hAnsi="Times New Roman" w:cs="Times New Roman"/>
@@ -3450,18 +3114,7 @@
           <w:szCs w:val="24"/>
           <w:lang w:val="en-IN"/>
         </w:rPr>
-        <w:t>tudentDetails</w:t>
-      </w:r>
-      <w:proofErr w:type="spellEnd"/>
-      <w:r>
-        <w:rPr>
-          <w:rFonts w:ascii="Times New Roman" w:hAnsi="Times New Roman" w:cs="Times New Roman"/>
-          <w:color w:val="000000" w:themeColor="text1"/>
-          <w:sz w:val="24"/>
-          <w:szCs w:val="24"/>
-          <w:lang w:val="en-IN"/>
-        </w:rPr>
-        <w:t xml:space="preserve"> = {Persion1: {Name: “Swapna”, Age: 22, Course: </w:t>
+        <w:t xml:space="preserve">tudentDetails = {Persion1: {Name: “Swapna”, Age: 22, Course: </w:t>
       </w:r>
       <w:r>
         <w:rPr>
@@ -3660,51 +3313,7 @@
           <w:szCs w:val="24"/>
           <w:lang w:val="en-IN"/>
         </w:rPr>
-        <w:t xml:space="preserve">         Console.log(</w:t>
-      </w:r>
-      <w:proofErr w:type="spellStart"/>
-      <w:r>
-        <w:rPr>
-          <w:rFonts w:ascii="Times New Roman" w:hAnsi="Times New Roman" w:cs="Times New Roman"/>
-          <w:color w:val="000000" w:themeColor="text1"/>
-          <w:sz w:val="24"/>
-          <w:szCs w:val="24"/>
-          <w:lang w:val="en-IN"/>
-        </w:rPr>
-        <w:t>studentDetails</w:t>
-      </w:r>
-      <w:proofErr w:type="spellEnd"/>
-      <w:r>
-        <w:rPr>
-          <w:rFonts w:ascii="Times New Roman" w:hAnsi="Times New Roman" w:cs="Times New Roman"/>
-          <w:color w:val="000000" w:themeColor="text1"/>
-          <w:sz w:val="24"/>
-          <w:szCs w:val="24"/>
-          <w:lang w:val="en-IN"/>
-        </w:rPr>
-        <w:t>[1</w:t>
-      </w:r>
-      <w:proofErr w:type="gramStart"/>
-      <w:r>
-        <w:rPr>
-          <w:rFonts w:ascii="Times New Roman" w:hAnsi="Times New Roman" w:cs="Times New Roman"/>
-          <w:color w:val="000000" w:themeColor="text1"/>
-          <w:sz w:val="24"/>
-          <w:szCs w:val="24"/>
-          <w:lang w:val="en-IN"/>
-        </w:rPr>
-        <w:t>].Name</w:t>
-      </w:r>
-      <w:proofErr w:type="gramEnd"/>
-      <w:r>
-        <w:rPr>
-          <w:rFonts w:ascii="Times New Roman" w:hAnsi="Times New Roman" w:cs="Times New Roman"/>
-          <w:color w:val="000000" w:themeColor="text1"/>
-          <w:sz w:val="24"/>
-          <w:szCs w:val="24"/>
-          <w:lang w:val="en-IN"/>
-        </w:rPr>
-        <w:t>);</w:t>
+        <w:t xml:space="preserve">         Console.log(studentDetails[1].Name);</w:t>
       </w:r>
     </w:p>
     <w:p>
@@ -4141,241 +3750,95 @@
           <w:szCs w:val="28"/>
           <w:lang w:val="en-IN"/>
         </w:rPr>
-        <w:t xml:space="preserve">Function </w:t>
-      </w:r>
-      <w:proofErr w:type="spellStart"/>
-      <w:proofErr w:type="gramStart"/>
-      <w:r>
-        <w:rPr>
-          <w:rFonts w:ascii="Times New Roman" w:hAnsi="Times New Roman" w:cs="Times New Roman"/>
-          <w:color w:val="000000" w:themeColor="text1"/>
-          <w:sz w:val="28"/>
-          <w:szCs w:val="28"/>
-          <w:lang w:val="en-IN"/>
-        </w:rPr>
-        <w:t>studentDetails</w:t>
-      </w:r>
-      <w:proofErr w:type="spellEnd"/>
-      <w:r>
-        <w:rPr>
-          <w:rFonts w:ascii="Times New Roman" w:hAnsi="Times New Roman" w:cs="Times New Roman"/>
-          <w:color w:val="000000" w:themeColor="text1"/>
-          <w:sz w:val="28"/>
-          <w:szCs w:val="28"/>
-          <w:lang w:val="en-IN"/>
-        </w:rPr>
-        <w:t>(</w:t>
-      </w:r>
-      <w:proofErr w:type="gramEnd"/>
-      <w:r>
-        <w:rPr>
-          <w:rFonts w:ascii="Times New Roman" w:hAnsi="Times New Roman" w:cs="Times New Roman"/>
-          <w:color w:val="000000" w:themeColor="text1"/>
-          <w:sz w:val="28"/>
-          <w:szCs w:val="28"/>
-          <w:lang w:val="en-IN"/>
-        </w:rPr>
-        <w:t>) {</w:t>
-      </w:r>
-    </w:p>
-    <w:p>
-      <w:pPr>
-        <w:jc w:val="both"/>
-        <w:rPr>
-          <w:rFonts w:ascii="Times New Roman" w:hAnsi="Times New Roman" w:cs="Times New Roman"/>
-          <w:color w:val="000000" w:themeColor="text1"/>
-          <w:sz w:val="28"/>
-          <w:szCs w:val="28"/>
-          <w:lang w:val="en-IN"/>
-        </w:rPr>
-      </w:pPr>
-      <w:r>
-        <w:rPr>
-          <w:rFonts w:ascii="Times New Roman" w:hAnsi="Times New Roman" w:cs="Times New Roman"/>
-          <w:color w:val="000000" w:themeColor="text1"/>
-          <w:sz w:val="28"/>
-          <w:szCs w:val="28"/>
-          <w:lang w:val="en-IN"/>
-        </w:rPr>
-        <w:t xml:space="preserve">                                       </w:t>
-      </w:r>
-      <w:proofErr w:type="spellStart"/>
-      <w:r>
-        <w:rPr>
-          <w:rFonts w:ascii="Times New Roman" w:hAnsi="Times New Roman" w:cs="Times New Roman"/>
-          <w:color w:val="000000" w:themeColor="text1"/>
-          <w:sz w:val="28"/>
-          <w:szCs w:val="28"/>
-          <w:lang w:val="en-IN"/>
-        </w:rPr>
-        <w:t>studentName</w:t>
-      </w:r>
-      <w:proofErr w:type="spellEnd"/>
-      <w:r>
-        <w:rPr>
-          <w:rFonts w:ascii="Times New Roman" w:hAnsi="Times New Roman" w:cs="Times New Roman"/>
-          <w:color w:val="000000" w:themeColor="text1"/>
-          <w:sz w:val="28"/>
-          <w:szCs w:val="28"/>
-          <w:lang w:val="en-IN"/>
-        </w:rPr>
-        <w:t xml:space="preserve"> = “Swapna”;</w:t>
-      </w:r>
-    </w:p>
-    <w:p>
-      <w:pPr>
-        <w:jc w:val="both"/>
-        <w:rPr>
-          <w:rFonts w:ascii="Times New Roman" w:hAnsi="Times New Roman" w:cs="Times New Roman"/>
-          <w:color w:val="000000" w:themeColor="text1"/>
-          <w:sz w:val="28"/>
-          <w:szCs w:val="28"/>
-          <w:lang w:val="en-IN"/>
-        </w:rPr>
-      </w:pPr>
-      <w:r>
-        <w:rPr>
-          <w:rFonts w:ascii="Times New Roman" w:hAnsi="Times New Roman" w:cs="Times New Roman"/>
-          <w:color w:val="000000" w:themeColor="text1"/>
-          <w:sz w:val="28"/>
-          <w:szCs w:val="28"/>
-          <w:lang w:val="en-IN"/>
-        </w:rPr>
-        <w:t xml:space="preserve">                                       console.log(</w:t>
-      </w:r>
-      <w:proofErr w:type="spellStart"/>
-      <w:r>
-        <w:rPr>
-          <w:rFonts w:ascii="Times New Roman" w:hAnsi="Times New Roman" w:cs="Times New Roman"/>
-          <w:color w:val="000000" w:themeColor="text1"/>
-          <w:sz w:val="28"/>
-          <w:szCs w:val="28"/>
-          <w:lang w:val="en-IN"/>
-        </w:rPr>
-        <w:t>studentName</w:t>
-      </w:r>
-      <w:proofErr w:type="spellEnd"/>
-      <w:r>
-        <w:rPr>
-          <w:rFonts w:ascii="Times New Roman" w:hAnsi="Times New Roman" w:cs="Times New Roman"/>
-          <w:color w:val="000000" w:themeColor="text1"/>
-          <w:sz w:val="28"/>
-          <w:szCs w:val="28"/>
-          <w:lang w:val="en-IN"/>
-        </w:rPr>
-        <w:t>);</w:t>
-      </w:r>
-    </w:p>
-    <w:p>
-      <w:pPr>
-        <w:jc w:val="both"/>
-        <w:rPr>
-          <w:rFonts w:ascii="Times New Roman" w:hAnsi="Times New Roman" w:cs="Times New Roman"/>
-          <w:color w:val="000000" w:themeColor="text1"/>
-          <w:sz w:val="28"/>
-          <w:szCs w:val="28"/>
-          <w:lang w:val="en-IN"/>
-        </w:rPr>
-      </w:pPr>
-      <w:r>
-        <w:rPr>
-          <w:rFonts w:ascii="Times New Roman" w:hAnsi="Times New Roman" w:cs="Times New Roman"/>
-          <w:color w:val="000000" w:themeColor="text1"/>
-          <w:sz w:val="28"/>
-          <w:szCs w:val="28"/>
-          <w:lang w:val="en-IN"/>
-        </w:rPr>
-        <w:t xml:space="preserve">                                       </w:t>
-      </w:r>
-      <w:proofErr w:type="spellStart"/>
-      <w:r>
-        <w:rPr>
-          <w:rFonts w:ascii="Times New Roman" w:hAnsi="Times New Roman" w:cs="Times New Roman"/>
-          <w:color w:val="000000" w:themeColor="text1"/>
-          <w:sz w:val="28"/>
-          <w:szCs w:val="28"/>
-          <w:lang w:val="en-IN"/>
-        </w:rPr>
-        <w:t>studentId</w:t>
-      </w:r>
-      <w:proofErr w:type="spellEnd"/>
-      <w:r>
-        <w:rPr>
-          <w:rFonts w:ascii="Times New Roman" w:hAnsi="Times New Roman" w:cs="Times New Roman"/>
-          <w:color w:val="000000" w:themeColor="text1"/>
-          <w:sz w:val="28"/>
-          <w:szCs w:val="28"/>
-          <w:lang w:val="en-IN"/>
-        </w:rPr>
-        <w:t xml:space="preserve"> = 484;</w:t>
-      </w:r>
-    </w:p>
-    <w:p>
-      <w:pPr>
-        <w:jc w:val="both"/>
-        <w:rPr>
-          <w:rFonts w:ascii="Times New Roman" w:hAnsi="Times New Roman" w:cs="Times New Roman"/>
-          <w:color w:val="000000" w:themeColor="text1"/>
-          <w:sz w:val="28"/>
-          <w:szCs w:val="28"/>
-          <w:lang w:val="en-IN"/>
-        </w:rPr>
-      </w:pPr>
-      <w:r>
-        <w:rPr>
-          <w:rFonts w:ascii="Times New Roman" w:hAnsi="Times New Roman" w:cs="Times New Roman"/>
-          <w:color w:val="000000" w:themeColor="text1"/>
-          <w:sz w:val="28"/>
-          <w:szCs w:val="28"/>
-          <w:lang w:val="en-IN"/>
-        </w:rPr>
-        <w:t xml:space="preserve">                                       </w:t>
-      </w:r>
-      <w:proofErr w:type="spellStart"/>
-      <w:proofErr w:type="gramStart"/>
-      <w:r>
-        <w:rPr>
-          <w:rFonts w:ascii="Times New Roman" w:hAnsi="Times New Roman" w:cs="Times New Roman"/>
-          <w:color w:val="000000" w:themeColor="text1"/>
-          <w:sz w:val="28"/>
-          <w:szCs w:val="28"/>
-          <w:lang w:val="en-IN"/>
-        </w:rPr>
-        <w:t>console.Id</w:t>
-      </w:r>
-      <w:proofErr w:type="spellEnd"/>
-      <w:proofErr w:type="gramEnd"/>
-      <w:r>
-        <w:rPr>
-          <w:rFonts w:ascii="Times New Roman" w:hAnsi="Times New Roman" w:cs="Times New Roman"/>
-          <w:color w:val="000000" w:themeColor="text1"/>
-          <w:sz w:val="28"/>
-          <w:szCs w:val="28"/>
-          <w:lang w:val="en-IN"/>
-        </w:rPr>
-        <w:t>(</w:t>
-      </w:r>
-      <w:proofErr w:type="spellStart"/>
-      <w:r>
-        <w:rPr>
-          <w:rFonts w:ascii="Times New Roman" w:hAnsi="Times New Roman" w:cs="Times New Roman"/>
-          <w:color w:val="000000" w:themeColor="text1"/>
-          <w:sz w:val="28"/>
-          <w:szCs w:val="28"/>
-          <w:lang w:val="en-IN"/>
-        </w:rPr>
-        <w:t>studentId</w:t>
-      </w:r>
-      <w:proofErr w:type="spellEnd"/>
-      <w:r>
-        <w:rPr>
-          <w:rFonts w:ascii="Times New Roman" w:hAnsi="Times New Roman" w:cs="Times New Roman"/>
-          <w:color w:val="000000" w:themeColor="text1"/>
-          <w:sz w:val="28"/>
-          <w:szCs w:val="28"/>
-          <w:lang w:val="en-IN"/>
-        </w:rPr>
-        <w:t>);</w:t>
+        <w:t>Function studentDetails() {</w:t>
+      </w:r>
+    </w:p>
+    <w:p>
+      <w:pPr>
+        <w:jc w:val="both"/>
+        <w:rPr>
+          <w:rFonts w:ascii="Times New Roman" w:hAnsi="Times New Roman" w:cs="Times New Roman"/>
+          <w:color w:val="000000" w:themeColor="text1"/>
+          <w:sz w:val="28"/>
+          <w:szCs w:val="28"/>
+          <w:lang w:val="en-IN"/>
+        </w:rPr>
+      </w:pPr>
+      <w:r>
+        <w:rPr>
+          <w:rFonts w:ascii="Times New Roman" w:hAnsi="Times New Roman" w:cs="Times New Roman"/>
+          <w:color w:val="000000" w:themeColor="text1"/>
+          <w:sz w:val="28"/>
+          <w:szCs w:val="28"/>
+          <w:lang w:val="en-IN"/>
+        </w:rPr>
+        <w:t xml:space="preserve">                                       studentName = “Swapna”;</w:t>
+      </w:r>
+    </w:p>
+    <w:p>
+      <w:pPr>
+        <w:jc w:val="both"/>
+        <w:rPr>
+          <w:rFonts w:ascii="Times New Roman" w:hAnsi="Times New Roman" w:cs="Times New Roman"/>
+          <w:color w:val="000000" w:themeColor="text1"/>
+          <w:sz w:val="28"/>
+          <w:szCs w:val="28"/>
+          <w:lang w:val="en-IN"/>
+        </w:rPr>
+      </w:pPr>
+      <w:r>
+        <w:rPr>
+          <w:rFonts w:ascii="Times New Roman" w:hAnsi="Times New Roman" w:cs="Times New Roman"/>
+          <w:color w:val="000000" w:themeColor="text1"/>
+          <w:sz w:val="28"/>
+          <w:szCs w:val="28"/>
+          <w:lang w:val="en-IN"/>
+        </w:rPr>
+        <w:t xml:space="preserve">                                       console.log(studentName);</w:t>
+      </w:r>
+    </w:p>
+    <w:p>
+      <w:pPr>
+        <w:jc w:val="both"/>
+        <w:rPr>
+          <w:rFonts w:ascii="Times New Roman" w:hAnsi="Times New Roman" w:cs="Times New Roman"/>
+          <w:color w:val="000000" w:themeColor="text1"/>
+          <w:sz w:val="28"/>
+          <w:szCs w:val="28"/>
+          <w:lang w:val="en-IN"/>
+        </w:rPr>
+      </w:pPr>
+      <w:r>
+        <w:rPr>
+          <w:rFonts w:ascii="Times New Roman" w:hAnsi="Times New Roman" w:cs="Times New Roman"/>
+          <w:color w:val="000000" w:themeColor="text1"/>
+          <w:sz w:val="28"/>
+          <w:szCs w:val="28"/>
+          <w:lang w:val="en-IN"/>
+        </w:rPr>
+        <w:t xml:space="preserve">                                       studentId = 484;</w:t>
+      </w:r>
+    </w:p>
+    <w:p>
+      <w:pPr>
+        <w:jc w:val="both"/>
+        <w:rPr>
+          <w:rFonts w:ascii="Times New Roman" w:hAnsi="Times New Roman" w:cs="Times New Roman"/>
+          <w:color w:val="000000" w:themeColor="text1"/>
+          <w:sz w:val="28"/>
+          <w:szCs w:val="28"/>
+          <w:lang w:val="en-IN"/>
+        </w:rPr>
+      </w:pPr>
+      <w:r>
+        <w:rPr>
+          <w:rFonts w:ascii="Times New Roman" w:hAnsi="Times New Roman" w:cs="Times New Roman"/>
+          <w:color w:val="000000" w:themeColor="text1"/>
+          <w:sz w:val="28"/>
+          <w:szCs w:val="28"/>
+          <w:lang w:val="en-IN"/>
+        </w:rPr>
+        <w:t xml:space="preserve">                                       console.Id(studentId);</w:t>
       </w:r>
     </w:p>
     <w:p>
@@ -4419,41 +3882,17 @@
           <w:szCs w:val="28"/>
           <w:lang w:val="en-IN"/>
         </w:rPr>
-        <w:t xml:space="preserve">                         </w:t>
-      </w:r>
-      <w:proofErr w:type="spellStart"/>
-      <w:proofErr w:type="gramStart"/>
-      <w:r>
-        <w:rPr>
-          <w:rFonts w:ascii="Times New Roman" w:hAnsi="Times New Roman" w:cs="Times New Roman"/>
-          <w:color w:val="000000" w:themeColor="text1"/>
-          <w:sz w:val="28"/>
-          <w:szCs w:val="28"/>
-          <w:lang w:val="en-IN"/>
-        </w:rPr>
-        <w:t>studentDetails</w:t>
-      </w:r>
-      <w:proofErr w:type="spellEnd"/>
-      <w:r>
-        <w:rPr>
-          <w:rFonts w:ascii="Times New Roman" w:hAnsi="Times New Roman" w:cs="Times New Roman"/>
-          <w:color w:val="000000" w:themeColor="text1"/>
-          <w:sz w:val="28"/>
-          <w:szCs w:val="28"/>
-          <w:lang w:val="en-IN"/>
-        </w:rPr>
-        <w:t>(</w:t>
-      </w:r>
-      <w:proofErr w:type="gramEnd"/>
-      <w:r>
-        <w:rPr>
-          <w:rFonts w:ascii="Times New Roman" w:hAnsi="Times New Roman" w:cs="Times New Roman"/>
-          <w:color w:val="000000" w:themeColor="text1"/>
-          <w:sz w:val="28"/>
-          <w:szCs w:val="28"/>
-          <w:lang w:val="en-IN"/>
-        </w:rPr>
-        <w:t>);</w:t>
+        <w:t xml:space="preserve">                         studentDetails</w:t>
+      </w:r>
+      <w:r>
+        <w:rPr>
+          <w:rFonts w:ascii="Times New Roman" w:hAnsi="Times New Roman" w:cs="Times New Roman"/>
+          <w:color w:val="000000" w:themeColor="text1"/>
+          <w:sz w:val="28"/>
+          <w:szCs w:val="28"/>
+          <w:lang w:val="en-IN"/>
+        </w:rPr>
+        <w:t>();</w:t>
       </w:r>
     </w:p>
     <w:p>
@@ -4633,138 +4072,36 @@
           <w:sz w:val="24"/>
           <w:szCs w:val="24"/>
         </w:rPr>
-        <w:t xml:space="preserve">Function </w:t>
-      </w:r>
-      <w:proofErr w:type="spellStart"/>
-      <w:proofErr w:type="gramStart"/>
-      <w:r>
-        <w:rPr>
-          <w:rFonts w:ascii="Times New Roman" w:hAnsi="Times New Roman" w:cs="Times New Roman"/>
-          <w:color w:val="000000" w:themeColor="text1"/>
-          <w:sz w:val="24"/>
-          <w:szCs w:val="24"/>
-        </w:rPr>
-        <w:t>redcolour</w:t>
-      </w:r>
-      <w:proofErr w:type="spellEnd"/>
-      <w:r>
-        <w:rPr>
-          <w:rFonts w:ascii="Times New Roman" w:hAnsi="Times New Roman" w:cs="Times New Roman"/>
-          <w:color w:val="000000" w:themeColor="text1"/>
-          <w:sz w:val="24"/>
-          <w:szCs w:val="24"/>
-        </w:rPr>
-        <w:t>(</w:t>
-      </w:r>
-      <w:proofErr w:type="gramEnd"/>
-      <w:r>
-        <w:rPr>
-          <w:rFonts w:ascii="Times New Roman" w:hAnsi="Times New Roman" w:cs="Times New Roman"/>
-          <w:color w:val="000000" w:themeColor="text1"/>
-          <w:sz w:val="24"/>
-          <w:szCs w:val="24"/>
-        </w:rPr>
-        <w:t>) {</w:t>
-      </w:r>
-    </w:p>
-    <w:p>
-      <w:pPr>
-        <w:jc w:val="both"/>
-        <w:rPr>
-          <w:rFonts w:ascii="Times New Roman" w:hAnsi="Times New Roman" w:cs="Times New Roman"/>
-          <w:color w:val="000000" w:themeColor="text1"/>
-          <w:sz w:val="24"/>
-          <w:szCs w:val="24"/>
-        </w:rPr>
-      </w:pPr>
-      <w:r>
-        <w:rPr>
-          <w:rFonts w:ascii="Times New Roman" w:hAnsi="Times New Roman" w:cs="Times New Roman"/>
-          <w:color w:val="000000" w:themeColor="text1"/>
-          <w:sz w:val="24"/>
-          <w:szCs w:val="24"/>
-        </w:rPr>
-        <w:t xml:space="preserve">                           </w:t>
-      </w:r>
-      <w:proofErr w:type="gramStart"/>
-      <w:r>
-        <w:rPr>
-          <w:rFonts w:ascii="Times New Roman" w:hAnsi="Times New Roman" w:cs="Times New Roman"/>
-          <w:color w:val="000000" w:themeColor="text1"/>
-          <w:sz w:val="24"/>
-          <w:szCs w:val="24"/>
-        </w:rPr>
-        <w:t>Console.log(</w:t>
-      </w:r>
-      <w:proofErr w:type="gramEnd"/>
-      <w:r>
-        <w:rPr>
-          <w:rFonts w:ascii="Times New Roman" w:hAnsi="Times New Roman" w:cs="Times New Roman"/>
-          <w:color w:val="000000" w:themeColor="text1"/>
-          <w:sz w:val="24"/>
-          <w:szCs w:val="24"/>
-        </w:rPr>
-        <w:t xml:space="preserve">“%c </w:t>
-      </w:r>
-      <w:proofErr w:type="gramStart"/>
-      <w:r>
-        <w:rPr>
-          <w:rFonts w:ascii="Times New Roman" w:hAnsi="Times New Roman" w:cs="Times New Roman"/>
-          <w:color w:val="000000" w:themeColor="text1"/>
-          <w:sz w:val="24"/>
-          <w:szCs w:val="24"/>
-        </w:rPr>
-        <w:t xml:space="preserve">   “</w:t>
-      </w:r>
-      <w:proofErr w:type="gramEnd"/>
-      <w:r>
-        <w:rPr>
-          <w:rFonts w:ascii="Times New Roman" w:hAnsi="Times New Roman" w:cs="Times New Roman"/>
-          <w:color w:val="000000" w:themeColor="text1"/>
-          <w:sz w:val="24"/>
-          <w:szCs w:val="24"/>
-        </w:rPr>
-        <w:t>,</w:t>
-      </w:r>
-      <w:r>
-        <w:rPr>
-          <w:rFonts w:ascii="Times New Roman" w:hAnsi="Times New Roman" w:cs="Times New Roman"/>
-          <w:color w:val="000000" w:themeColor="text1"/>
-          <w:sz w:val="24"/>
-          <w:szCs w:val="24"/>
-        </w:rPr>
-        <w:t xml:space="preserve"> “</w:t>
-      </w:r>
-      <w:proofErr w:type="spellStart"/>
-      <w:r>
-        <w:rPr>
-          <w:rFonts w:ascii="Times New Roman" w:hAnsi="Times New Roman" w:cs="Times New Roman"/>
-          <w:color w:val="000000" w:themeColor="text1"/>
-          <w:sz w:val="24"/>
-          <w:szCs w:val="24"/>
-        </w:rPr>
-        <w:t>background-</w:t>
-      </w:r>
-      <w:proofErr w:type="gramStart"/>
-      <w:r>
-        <w:rPr>
-          <w:rFonts w:ascii="Times New Roman" w:hAnsi="Times New Roman" w:cs="Times New Roman"/>
-          <w:color w:val="000000" w:themeColor="text1"/>
-          <w:sz w:val="24"/>
-          <w:szCs w:val="24"/>
-        </w:rPr>
-        <w:t>color:red</w:t>
-      </w:r>
-      <w:proofErr w:type="spellEnd"/>
-      <w:proofErr w:type="gramEnd"/>
-      <w:r>
-        <w:rPr>
-          <w:rFonts w:ascii="Times New Roman" w:hAnsi="Times New Roman" w:cs="Times New Roman"/>
-          <w:color w:val="000000" w:themeColor="text1"/>
-          <w:sz w:val="24"/>
-          <w:szCs w:val="24"/>
-        </w:rPr>
-        <w:t>”);</w:t>
+        <w:t>Function redcolour() {</w:t>
+      </w:r>
+    </w:p>
+    <w:p>
+      <w:pPr>
+        <w:jc w:val="both"/>
+        <w:rPr>
+          <w:rFonts w:ascii="Times New Roman" w:hAnsi="Times New Roman" w:cs="Times New Roman"/>
+          <w:color w:val="000000" w:themeColor="text1"/>
+          <w:sz w:val="24"/>
+          <w:szCs w:val="24"/>
+        </w:rPr>
+      </w:pPr>
+      <w:r>
+        <w:rPr>
+          <w:rFonts w:ascii="Times New Roman" w:hAnsi="Times New Roman" w:cs="Times New Roman"/>
+          <w:color w:val="000000" w:themeColor="text1"/>
+          <w:sz w:val="24"/>
+          <w:szCs w:val="24"/>
+        </w:rPr>
+        <w:t xml:space="preserve">                           Console.log(“%c    “,</w:t>
+      </w:r>
+      <w:r>
+        <w:rPr>
+          <w:rFonts w:ascii="Times New Roman" w:hAnsi="Times New Roman" w:cs="Times New Roman"/>
+          <w:color w:val="000000" w:themeColor="text1"/>
+          <w:sz w:val="24"/>
+          <w:szCs w:val="24"/>
+        </w:rPr>
+        <w:t xml:space="preserve"> “background-color:red”);</w:t>
       </w:r>
     </w:p>
     <w:p>
@@ -4797,240 +4134,85 @@
           <w:szCs w:val="24"/>
         </w:rPr>
       </w:pPr>
-      <w:proofErr w:type="spellStart"/>
-      <w:proofErr w:type="gramStart"/>
-      <w:r>
-        <w:rPr>
-          <w:rFonts w:ascii="Times New Roman" w:hAnsi="Times New Roman" w:cs="Times New Roman"/>
-          <w:color w:val="000000" w:themeColor="text1"/>
-          <w:sz w:val="24"/>
-          <w:szCs w:val="24"/>
-        </w:rPr>
-        <w:t>Redcolor</w:t>
-      </w:r>
-      <w:proofErr w:type="spellEnd"/>
-      <w:r>
-        <w:rPr>
-          <w:rFonts w:ascii="Times New Roman" w:hAnsi="Times New Roman" w:cs="Times New Roman"/>
-          <w:color w:val="000000" w:themeColor="text1"/>
-          <w:sz w:val="24"/>
-          <w:szCs w:val="24"/>
-        </w:rPr>
-        <w:t>(</w:t>
-      </w:r>
-      <w:proofErr w:type="gramEnd"/>
-      <w:r>
-        <w:rPr>
-          <w:rFonts w:ascii="Times New Roman" w:hAnsi="Times New Roman" w:cs="Times New Roman"/>
-          <w:color w:val="000000" w:themeColor="text1"/>
-          <w:sz w:val="24"/>
-          <w:szCs w:val="24"/>
-        </w:rPr>
-        <w:t>);</w:t>
-      </w:r>
-    </w:p>
-    <w:p>
-      <w:pPr>
-        <w:jc w:val="both"/>
-        <w:rPr>
-          <w:rFonts w:ascii="Times New Roman" w:hAnsi="Times New Roman" w:cs="Times New Roman"/>
-          <w:color w:val="000000" w:themeColor="text1"/>
-          <w:sz w:val="24"/>
-          <w:szCs w:val="24"/>
-        </w:rPr>
-      </w:pPr>
-    </w:p>
-    <w:p>
-      <w:pPr>
-        <w:jc w:val="both"/>
-        <w:rPr>
-          <w:rFonts w:ascii="Times New Roman" w:hAnsi="Times New Roman" w:cs="Times New Roman"/>
-          <w:color w:val="000000" w:themeColor="text1"/>
-          <w:sz w:val="24"/>
-          <w:szCs w:val="24"/>
-        </w:rPr>
-      </w:pPr>
-      <w:r>
-        <w:rPr>
-          <w:rFonts w:ascii="Times New Roman" w:hAnsi="Times New Roman" w:cs="Times New Roman"/>
-          <w:color w:val="000000" w:themeColor="text1"/>
-          <w:sz w:val="24"/>
-          <w:szCs w:val="24"/>
-        </w:rPr>
-        <w:t xml:space="preserve">Function </w:t>
-      </w:r>
-      <w:proofErr w:type="spellStart"/>
-      <w:proofErr w:type="gramStart"/>
-      <w:r>
-        <w:rPr>
-          <w:rFonts w:ascii="Times New Roman" w:hAnsi="Times New Roman" w:cs="Times New Roman"/>
-          <w:color w:val="000000" w:themeColor="text1"/>
-          <w:sz w:val="24"/>
-          <w:szCs w:val="24"/>
-        </w:rPr>
-        <w:t>firstcolor</w:t>
-      </w:r>
-      <w:proofErr w:type="spellEnd"/>
-      <w:r>
-        <w:rPr>
-          <w:rFonts w:ascii="Times New Roman" w:hAnsi="Times New Roman" w:cs="Times New Roman"/>
-          <w:color w:val="000000" w:themeColor="text1"/>
-          <w:sz w:val="24"/>
-          <w:szCs w:val="24"/>
-        </w:rPr>
-        <w:t>(</w:t>
-      </w:r>
-      <w:proofErr w:type="gramEnd"/>
-      <w:r>
-        <w:rPr>
-          <w:rFonts w:ascii="Times New Roman" w:hAnsi="Times New Roman" w:cs="Times New Roman"/>
-          <w:color w:val="000000" w:themeColor="text1"/>
-          <w:sz w:val="24"/>
-          <w:szCs w:val="24"/>
-        </w:rPr>
-        <w:t>) {</w:t>
-      </w:r>
-    </w:p>
-    <w:p>
-      <w:pPr>
-        <w:jc w:val="both"/>
-        <w:rPr>
-          <w:rFonts w:ascii="Times New Roman" w:hAnsi="Times New Roman" w:cs="Times New Roman"/>
-          <w:color w:val="000000" w:themeColor="text1"/>
-          <w:sz w:val="24"/>
-          <w:szCs w:val="24"/>
-        </w:rPr>
-      </w:pPr>
-      <w:r>
-        <w:rPr>
-          <w:rFonts w:ascii="Times New Roman" w:hAnsi="Times New Roman" w:cs="Times New Roman"/>
-          <w:color w:val="000000" w:themeColor="text1"/>
-          <w:sz w:val="24"/>
-          <w:szCs w:val="24"/>
-        </w:rPr>
-        <w:t xml:space="preserve">                       </w:t>
-      </w:r>
-      <w:proofErr w:type="gramStart"/>
-      <w:r>
-        <w:rPr>
-          <w:rFonts w:ascii="Times New Roman" w:hAnsi="Times New Roman" w:cs="Times New Roman"/>
-          <w:color w:val="000000" w:themeColor="text1"/>
-          <w:sz w:val="24"/>
-          <w:szCs w:val="24"/>
-        </w:rPr>
-        <w:t>Console.log(</w:t>
-      </w:r>
-      <w:proofErr w:type="gramEnd"/>
-      <w:r>
-        <w:rPr>
-          <w:rFonts w:ascii="Times New Roman" w:hAnsi="Times New Roman" w:cs="Times New Roman"/>
-          <w:color w:val="000000" w:themeColor="text1"/>
-          <w:sz w:val="24"/>
-          <w:szCs w:val="24"/>
-        </w:rPr>
-        <w:t xml:space="preserve">“%c     </w:t>
-      </w:r>
-      <w:proofErr w:type="gramStart"/>
-      <w:r>
-        <w:rPr>
-          <w:rFonts w:ascii="Times New Roman" w:hAnsi="Times New Roman" w:cs="Times New Roman"/>
-          <w:color w:val="000000" w:themeColor="text1"/>
-          <w:sz w:val="24"/>
-          <w:szCs w:val="24"/>
-        </w:rPr>
-        <w:t xml:space="preserve">   “</w:t>
-      </w:r>
-      <w:proofErr w:type="gramEnd"/>
-      <w:r>
-        <w:rPr>
-          <w:rFonts w:ascii="Times New Roman" w:hAnsi="Times New Roman" w:cs="Times New Roman"/>
-          <w:color w:val="000000" w:themeColor="text1"/>
-          <w:sz w:val="24"/>
-          <w:szCs w:val="24"/>
-        </w:rPr>
-        <w:t>, “</w:t>
-      </w:r>
-      <w:proofErr w:type="spellStart"/>
-      <w:r>
-        <w:rPr>
-          <w:rFonts w:ascii="Times New Roman" w:hAnsi="Times New Roman" w:cs="Times New Roman"/>
-          <w:color w:val="000000" w:themeColor="text1"/>
-          <w:sz w:val="24"/>
-          <w:szCs w:val="24"/>
-        </w:rPr>
-        <w:t>background-</w:t>
-      </w:r>
-      <w:proofErr w:type="gramStart"/>
-      <w:r>
-        <w:rPr>
-          <w:rFonts w:ascii="Times New Roman" w:hAnsi="Times New Roman" w:cs="Times New Roman"/>
-          <w:color w:val="000000" w:themeColor="text1"/>
-          <w:sz w:val="24"/>
-          <w:szCs w:val="24"/>
-        </w:rPr>
-        <w:t>color:blue</w:t>
-      </w:r>
-      <w:proofErr w:type="spellEnd"/>
-      <w:proofErr w:type="gramEnd"/>
-      <w:r>
-        <w:rPr>
-          <w:rFonts w:ascii="Times New Roman" w:hAnsi="Times New Roman" w:cs="Times New Roman"/>
-          <w:color w:val="000000" w:themeColor="text1"/>
-          <w:sz w:val="24"/>
-          <w:szCs w:val="24"/>
-        </w:rPr>
-        <w:t>”);</w:t>
-      </w:r>
-    </w:p>
-    <w:p>
-      <w:pPr>
-        <w:jc w:val="both"/>
-        <w:rPr>
-          <w:rFonts w:ascii="Times New Roman" w:hAnsi="Times New Roman" w:cs="Times New Roman"/>
-          <w:color w:val="000000" w:themeColor="text1"/>
-          <w:sz w:val="24"/>
-          <w:szCs w:val="24"/>
-        </w:rPr>
-      </w:pPr>
-      <w:r>
-        <w:rPr>
-          <w:rFonts w:ascii="Times New Roman" w:hAnsi="Times New Roman" w:cs="Times New Roman"/>
-          <w:color w:val="000000" w:themeColor="text1"/>
-          <w:sz w:val="24"/>
-          <w:szCs w:val="24"/>
-        </w:rPr>
-        <w:t xml:space="preserve">                        </w:t>
-      </w:r>
-      <w:proofErr w:type="spellStart"/>
-      <w:proofErr w:type="gramStart"/>
-      <w:r>
-        <w:rPr>
-          <w:rFonts w:ascii="Times New Roman" w:hAnsi="Times New Roman" w:cs="Times New Roman"/>
-          <w:color w:val="000000" w:themeColor="text1"/>
-          <w:sz w:val="24"/>
-          <w:szCs w:val="24"/>
-        </w:rPr>
-        <w:t>redcolor</w:t>
-      </w:r>
-      <w:proofErr w:type="spellEnd"/>
-      <w:r>
-        <w:rPr>
-          <w:rFonts w:ascii="Times New Roman" w:hAnsi="Times New Roman" w:cs="Times New Roman"/>
-          <w:color w:val="000000" w:themeColor="text1"/>
-          <w:sz w:val="24"/>
-          <w:szCs w:val="24"/>
-        </w:rPr>
-        <w:t>(</w:t>
-      </w:r>
-      <w:proofErr w:type="gramEnd"/>
-      <w:r>
-        <w:rPr>
-          <w:rFonts w:ascii="Times New Roman" w:hAnsi="Times New Roman" w:cs="Times New Roman"/>
-          <w:color w:val="000000" w:themeColor="text1"/>
-          <w:sz w:val="24"/>
-          <w:szCs w:val="24"/>
-        </w:rPr>
-        <w:t>);</w:t>
+      <w:r>
+        <w:rPr>
+          <w:rFonts w:ascii="Times New Roman" w:hAnsi="Times New Roman" w:cs="Times New Roman"/>
+          <w:color w:val="000000" w:themeColor="text1"/>
+          <w:sz w:val="24"/>
+          <w:szCs w:val="24"/>
+        </w:rPr>
+        <w:t>Redcolor();</w:t>
+      </w:r>
+    </w:p>
+    <w:p>
+      <w:pPr>
+        <w:jc w:val="both"/>
+        <w:rPr>
+          <w:rFonts w:ascii="Times New Roman" w:hAnsi="Times New Roman" w:cs="Times New Roman"/>
+          <w:color w:val="000000" w:themeColor="text1"/>
+          <w:sz w:val="24"/>
+          <w:szCs w:val="24"/>
+        </w:rPr>
+      </w:pPr>
+    </w:p>
+    <w:p>
+      <w:pPr>
+        <w:jc w:val="both"/>
+        <w:rPr>
+          <w:rFonts w:ascii="Times New Roman" w:hAnsi="Times New Roman" w:cs="Times New Roman"/>
+          <w:color w:val="000000" w:themeColor="text1"/>
+          <w:sz w:val="24"/>
+          <w:szCs w:val="24"/>
+        </w:rPr>
+      </w:pPr>
+      <w:r>
+        <w:rPr>
+          <w:rFonts w:ascii="Times New Roman" w:hAnsi="Times New Roman" w:cs="Times New Roman"/>
+          <w:color w:val="000000" w:themeColor="text1"/>
+          <w:sz w:val="24"/>
+          <w:szCs w:val="24"/>
+        </w:rPr>
+        <w:t>Function firstcolor() {</w:t>
+      </w:r>
+    </w:p>
+    <w:p>
+      <w:pPr>
+        <w:jc w:val="both"/>
+        <w:rPr>
+          <w:rFonts w:ascii="Times New Roman" w:hAnsi="Times New Roman" w:cs="Times New Roman"/>
+          <w:color w:val="000000" w:themeColor="text1"/>
+          <w:sz w:val="24"/>
+          <w:szCs w:val="24"/>
+        </w:rPr>
+      </w:pPr>
+      <w:r>
+        <w:rPr>
+          <w:rFonts w:ascii="Times New Roman" w:hAnsi="Times New Roman" w:cs="Times New Roman"/>
+          <w:color w:val="000000" w:themeColor="text1"/>
+          <w:sz w:val="24"/>
+          <w:szCs w:val="24"/>
+        </w:rPr>
+        <w:t xml:space="preserve">                       Console.log(“%c        “, “background-color:blue”);</w:t>
+      </w:r>
+    </w:p>
+    <w:p>
+      <w:pPr>
+        <w:jc w:val="both"/>
+        <w:rPr>
+          <w:rFonts w:ascii="Times New Roman" w:hAnsi="Times New Roman" w:cs="Times New Roman"/>
+          <w:color w:val="000000" w:themeColor="text1"/>
+          <w:sz w:val="24"/>
+          <w:szCs w:val="24"/>
+        </w:rPr>
+      </w:pPr>
+      <w:r>
+        <w:rPr>
+          <w:rFonts w:ascii="Times New Roman" w:hAnsi="Times New Roman" w:cs="Times New Roman"/>
+          <w:color w:val="000000" w:themeColor="text1"/>
+          <w:sz w:val="24"/>
+          <w:szCs w:val="24"/>
+        </w:rPr>
+        <w:t xml:space="preserve">                        redcolor();</w:t>
       </w:r>
     </w:p>
     <w:p>
@@ -5063,36 +4245,14 @@
           <w:szCs w:val="24"/>
         </w:rPr>
       </w:pPr>
-      <w:proofErr w:type="spellStart"/>
-      <w:proofErr w:type="gramStart"/>
-      <w:r>
-        <w:rPr>
-          <w:rFonts w:ascii="Times New Roman" w:hAnsi="Times New Roman" w:cs="Times New Roman"/>
-          <w:color w:val="000000" w:themeColor="text1"/>
-          <w:sz w:val="24"/>
-          <w:szCs w:val="24"/>
-        </w:rPr>
-        <w:t>Firstcolor</w:t>
-      </w:r>
-      <w:proofErr w:type="spellEnd"/>
-      <w:r>
-        <w:rPr>
-          <w:rFonts w:ascii="Times New Roman" w:hAnsi="Times New Roman" w:cs="Times New Roman"/>
-          <w:color w:val="000000" w:themeColor="text1"/>
-          <w:sz w:val="24"/>
-          <w:szCs w:val="24"/>
-        </w:rPr>
-        <w:t>(</w:t>
-      </w:r>
-      <w:proofErr w:type="gramEnd"/>
-      <w:r>
-        <w:rPr>
-          <w:rFonts w:ascii="Times New Roman" w:hAnsi="Times New Roman" w:cs="Times New Roman"/>
-          <w:color w:val="000000" w:themeColor="text1"/>
-          <w:sz w:val="24"/>
-          <w:szCs w:val="24"/>
-        </w:rPr>
-        <w:t>);</w:t>
+      <w:r>
+        <w:rPr>
+          <w:rFonts w:ascii="Times New Roman" w:hAnsi="Times New Roman" w:cs="Times New Roman"/>
+          <w:color w:val="000000" w:themeColor="text1"/>
+          <w:sz w:val="24"/>
+          <w:szCs w:val="24"/>
+        </w:rPr>
+        <w:t>Firstcolor();</w:t>
       </w:r>
     </w:p>
     <w:p>
@@ -5484,35 +4644,7 @@
           <w:u w:val="single"/>
           <w:lang w:val="en-IN"/>
         </w:rPr>
-        <w:t xml:space="preserve">Return and </w:t>
-      </w:r>
-      <w:proofErr w:type="gramStart"/>
-      <w:r>
-        <w:rPr>
-          <w:rFonts w:ascii="Times New Roman" w:hAnsi="Times New Roman" w:cs="Times New Roman"/>
-          <w:b/>
-          <w:bCs/>
-          <w:color w:val="000000" w:themeColor="text1"/>
-          <w:sz w:val="28"/>
-          <w:szCs w:val="28"/>
-          <w:u w:val="single"/>
-          <w:lang w:val="en-IN"/>
-        </w:rPr>
-        <w:t>Non-Return</w:t>
-      </w:r>
-      <w:proofErr w:type="gramEnd"/>
-      <w:r>
-        <w:rPr>
-          <w:rFonts w:ascii="Times New Roman" w:hAnsi="Times New Roman" w:cs="Times New Roman"/>
-          <w:b/>
-          <w:bCs/>
-          <w:color w:val="000000" w:themeColor="text1"/>
-          <w:sz w:val="28"/>
-          <w:szCs w:val="28"/>
-          <w:u w:val="single"/>
-          <w:lang w:val="en-IN"/>
-        </w:rPr>
-        <w:t xml:space="preserve"> functions</w:t>
+        <w:t>Return and Non-Return functions</w:t>
       </w:r>
     </w:p>
     <w:p>
@@ -5838,30 +4970,7 @@
           <w:szCs w:val="24"/>
           <w:lang w:val="en-IN"/>
         </w:rPr>
-        <w:t xml:space="preserve">Function </w:t>
-      </w:r>
-      <w:proofErr w:type="spellStart"/>
-      <w:proofErr w:type="gramStart"/>
-      <w:r>
-        <w:rPr>
-          <w:rFonts w:ascii="Times New Roman" w:hAnsi="Times New Roman" w:cs="Times New Roman"/>
-          <w:color w:val="000000" w:themeColor="text1"/>
-          <w:sz w:val="24"/>
-          <w:szCs w:val="24"/>
-          <w:lang w:val="en-IN"/>
-        </w:rPr>
-        <w:t>showbookDetails</w:t>
-      </w:r>
-      <w:proofErr w:type="spellEnd"/>
-      <w:r>
-        <w:rPr>
-          <w:rFonts w:ascii="Times New Roman" w:hAnsi="Times New Roman" w:cs="Times New Roman"/>
-          <w:color w:val="000000" w:themeColor="text1"/>
-          <w:sz w:val="24"/>
-          <w:szCs w:val="24"/>
-          <w:lang w:val="en-IN"/>
-        </w:rPr>
-        <w:t>(</w:t>
+        <w:t>Function showbookDetails(</w:t>
       </w:r>
       <w:r>
         <w:rPr>
@@ -5881,97 +4990,106 @@
           <w:szCs w:val="24"/>
           <w:lang w:val="en-IN"/>
         </w:rPr>
-        <w:t>)</w:t>
-      </w:r>
-      <w:proofErr w:type="gramEnd"/>
-      <w:r>
-        <w:rPr>
-          <w:rFonts w:ascii="Times New Roman" w:hAnsi="Times New Roman" w:cs="Times New Roman"/>
-          <w:color w:val="000000" w:themeColor="text1"/>
-          <w:sz w:val="24"/>
-          <w:szCs w:val="24"/>
-          <w:lang w:val="en-IN"/>
-        </w:rPr>
-        <w:t xml:space="preserve"> {</w:t>
-      </w:r>
-    </w:p>
-    <w:p>
-      <w:pPr>
-        <w:jc w:val="both"/>
-        <w:rPr>
-          <w:rFonts w:ascii="Times New Roman" w:hAnsi="Times New Roman" w:cs="Times New Roman"/>
-          <w:color w:val="000000" w:themeColor="text1"/>
-          <w:sz w:val="24"/>
-          <w:szCs w:val="24"/>
-          <w:lang w:val="en-IN"/>
-        </w:rPr>
-      </w:pPr>
-      <w:r>
-        <w:rPr>
-          <w:rFonts w:ascii="Times New Roman" w:hAnsi="Times New Roman" w:cs="Times New Roman"/>
-          <w:color w:val="000000" w:themeColor="text1"/>
-          <w:sz w:val="24"/>
-          <w:szCs w:val="24"/>
-          <w:lang w:val="en-IN"/>
-        </w:rPr>
-        <w:t xml:space="preserve">                              Let </w:t>
-      </w:r>
-      <w:proofErr w:type="spellStart"/>
-      <w:r>
-        <w:rPr>
-          <w:rFonts w:ascii="Times New Roman" w:hAnsi="Times New Roman" w:cs="Times New Roman"/>
-          <w:color w:val="000000" w:themeColor="text1"/>
-          <w:sz w:val="24"/>
-          <w:szCs w:val="24"/>
-          <w:lang w:val="en-IN"/>
-        </w:rPr>
-        <w:t>bookName</w:t>
-      </w:r>
-      <w:proofErr w:type="spellEnd"/>
-      <w:r>
-        <w:rPr>
-          <w:rFonts w:ascii="Times New Roman" w:hAnsi="Times New Roman" w:cs="Times New Roman"/>
-          <w:color w:val="000000" w:themeColor="text1"/>
-          <w:sz w:val="24"/>
-          <w:szCs w:val="24"/>
-          <w:lang w:val="en-IN"/>
-        </w:rPr>
-        <w:t xml:space="preserve"> = “Ramayana”;</w:t>
-      </w:r>
-    </w:p>
-    <w:p>
-      <w:pPr>
-        <w:jc w:val="both"/>
-        <w:rPr>
-          <w:rFonts w:ascii="Times New Roman" w:hAnsi="Times New Roman" w:cs="Times New Roman"/>
-          <w:color w:val="000000" w:themeColor="text1"/>
-          <w:sz w:val="24"/>
-          <w:szCs w:val="24"/>
-          <w:lang w:val="en-IN"/>
-        </w:rPr>
-      </w:pPr>
-      <w:r>
-        <w:rPr>
-          <w:rFonts w:ascii="Times New Roman" w:hAnsi="Times New Roman" w:cs="Times New Roman"/>
-          <w:color w:val="000000" w:themeColor="text1"/>
-          <w:sz w:val="24"/>
-          <w:szCs w:val="24"/>
-          <w:lang w:val="en-IN"/>
-        </w:rPr>
-        <w:t xml:space="preserve">                              Console.log(</w:t>
-      </w:r>
-      <w:proofErr w:type="spellStart"/>
-      <w:r>
-        <w:rPr>
-          <w:rFonts w:ascii="Times New Roman" w:hAnsi="Times New Roman" w:cs="Times New Roman"/>
-          <w:color w:val="000000" w:themeColor="text1"/>
-          <w:sz w:val="24"/>
-          <w:szCs w:val="24"/>
-          <w:lang w:val="en-IN"/>
-        </w:rPr>
-        <w:t>bookName</w:t>
-      </w:r>
-      <w:proofErr w:type="spellEnd"/>
+        <w:t>) {</w:t>
+      </w:r>
+    </w:p>
+    <w:p>
+      <w:pPr>
+        <w:jc w:val="both"/>
+        <w:rPr>
+          <w:rFonts w:ascii="Times New Roman" w:hAnsi="Times New Roman" w:cs="Times New Roman"/>
+          <w:color w:val="000000" w:themeColor="text1"/>
+          <w:sz w:val="24"/>
+          <w:szCs w:val="24"/>
+          <w:lang w:val="en-IN"/>
+        </w:rPr>
+      </w:pPr>
+      <w:r>
+        <w:rPr>
+          <w:rFonts w:ascii="Times New Roman" w:hAnsi="Times New Roman" w:cs="Times New Roman"/>
+          <w:color w:val="000000" w:themeColor="text1"/>
+          <w:sz w:val="24"/>
+          <w:szCs w:val="24"/>
+          <w:lang w:val="en-IN"/>
+        </w:rPr>
+        <w:t xml:space="preserve">                              Let bookName = “Ramayana”;</w:t>
+      </w:r>
+    </w:p>
+    <w:p>
+      <w:pPr>
+        <w:jc w:val="both"/>
+        <w:rPr>
+          <w:rFonts w:ascii="Times New Roman" w:hAnsi="Times New Roman" w:cs="Times New Roman"/>
+          <w:color w:val="000000" w:themeColor="text1"/>
+          <w:sz w:val="24"/>
+          <w:szCs w:val="24"/>
+          <w:lang w:val="en-IN"/>
+        </w:rPr>
+      </w:pPr>
+      <w:r>
+        <w:rPr>
+          <w:rFonts w:ascii="Times New Roman" w:hAnsi="Times New Roman" w:cs="Times New Roman"/>
+          <w:color w:val="000000" w:themeColor="text1"/>
+          <w:sz w:val="24"/>
+          <w:szCs w:val="24"/>
+          <w:lang w:val="en-IN"/>
+        </w:rPr>
+        <w:t xml:space="preserve">                              Console.log(bookName);</w:t>
+      </w:r>
+    </w:p>
+    <w:p>
+      <w:pPr>
+        <w:jc w:val="both"/>
+        <w:rPr>
+          <w:rFonts w:ascii="Times New Roman" w:hAnsi="Times New Roman" w:cs="Times New Roman"/>
+          <w:color w:val="000000" w:themeColor="text1"/>
+          <w:sz w:val="24"/>
+          <w:szCs w:val="24"/>
+          <w:lang w:val="en-IN"/>
+        </w:rPr>
+      </w:pPr>
+      <w:r>
+        <w:rPr>
+          <w:rFonts w:ascii="Times New Roman" w:hAnsi="Times New Roman" w:cs="Times New Roman"/>
+          <w:color w:val="000000" w:themeColor="text1"/>
+          <w:sz w:val="24"/>
+          <w:szCs w:val="24"/>
+          <w:lang w:val="en-IN"/>
+        </w:rPr>
+        <w:t xml:space="preserve">             }</w:t>
+      </w:r>
+    </w:p>
+    <w:p>
+      <w:pPr>
+        <w:jc w:val="both"/>
+        <w:rPr>
+          <w:rFonts w:ascii="Times New Roman" w:hAnsi="Times New Roman" w:cs="Times New Roman"/>
+          <w:color w:val="000000" w:themeColor="text1"/>
+          <w:sz w:val="24"/>
+          <w:szCs w:val="24"/>
+          <w:lang w:val="en-IN"/>
+        </w:rPr>
+      </w:pPr>
+      <w:r>
+        <w:rPr>
+          <w:rFonts w:ascii="Times New Roman" w:hAnsi="Times New Roman" w:cs="Times New Roman"/>
+          <w:color w:val="000000" w:themeColor="text1"/>
+          <w:sz w:val="24"/>
+          <w:szCs w:val="24"/>
+          <w:lang w:val="en-IN"/>
+        </w:rPr>
+        <w:t xml:space="preserve">              showbookDetails(</w:t>
+      </w:r>
+      <w:r>
+        <w:rPr>
+          <w:rFonts w:ascii="Times New Roman" w:hAnsi="Times New Roman" w:cs="Times New Roman"/>
+          <w:color w:val="000000" w:themeColor="text1"/>
+          <w:sz w:val="24"/>
+          <w:szCs w:val="24"/>
+          <w:lang w:val="en-IN"/>
+        </w:rPr>
+        <w:t xml:space="preserve"> </w:t>
+      </w:r>
       <w:r>
         <w:rPr>
           <w:rFonts w:ascii="Times New Roman" w:hAnsi="Times New Roman" w:cs="Times New Roman"/>
@@ -5994,104 +5112,6 @@
           <w:lang w:val="en-IN"/>
         </w:rPr>
       </w:pPr>
-      <w:r>
-        <w:rPr>
-          <w:rFonts w:ascii="Times New Roman" w:hAnsi="Times New Roman" w:cs="Times New Roman"/>
-          <w:color w:val="000000" w:themeColor="text1"/>
-          <w:sz w:val="24"/>
-          <w:szCs w:val="24"/>
-          <w:lang w:val="en-IN"/>
-        </w:rPr>
-        <w:t xml:space="preserve">             }</w:t>
-      </w:r>
-    </w:p>
-    <w:p>
-      <w:pPr>
-        <w:jc w:val="both"/>
-        <w:rPr>
-          <w:rFonts w:ascii="Times New Roman" w:hAnsi="Times New Roman" w:cs="Times New Roman"/>
-          <w:color w:val="000000" w:themeColor="text1"/>
-          <w:sz w:val="24"/>
-          <w:szCs w:val="24"/>
-          <w:lang w:val="en-IN"/>
-        </w:rPr>
-      </w:pPr>
-      <w:r>
-        <w:rPr>
-          <w:rFonts w:ascii="Times New Roman" w:hAnsi="Times New Roman" w:cs="Times New Roman"/>
-          <w:color w:val="000000" w:themeColor="text1"/>
-          <w:sz w:val="24"/>
-          <w:szCs w:val="24"/>
-          <w:lang w:val="en-IN"/>
-        </w:rPr>
-        <w:t xml:space="preserve">              </w:t>
-      </w:r>
-      <w:proofErr w:type="spellStart"/>
-      <w:proofErr w:type="gramStart"/>
-      <w:r>
-        <w:rPr>
-          <w:rFonts w:ascii="Times New Roman" w:hAnsi="Times New Roman" w:cs="Times New Roman"/>
-          <w:color w:val="000000" w:themeColor="text1"/>
-          <w:sz w:val="24"/>
-          <w:szCs w:val="24"/>
-          <w:lang w:val="en-IN"/>
-        </w:rPr>
-        <w:t>showbookDetails</w:t>
-      </w:r>
-      <w:proofErr w:type="spellEnd"/>
-      <w:r>
-        <w:rPr>
-          <w:rFonts w:ascii="Times New Roman" w:hAnsi="Times New Roman" w:cs="Times New Roman"/>
-          <w:color w:val="000000" w:themeColor="text1"/>
-          <w:sz w:val="24"/>
-          <w:szCs w:val="24"/>
-          <w:lang w:val="en-IN"/>
-        </w:rPr>
-        <w:t>(</w:t>
-      </w:r>
-      <w:r>
-        <w:rPr>
-          <w:rFonts w:ascii="Times New Roman" w:hAnsi="Times New Roman" w:cs="Times New Roman"/>
-          <w:color w:val="000000" w:themeColor="text1"/>
-          <w:sz w:val="24"/>
-          <w:szCs w:val="24"/>
-          <w:lang w:val="en-IN"/>
-        </w:rPr>
-        <w:t xml:space="preserve"> </w:t>
-      </w:r>
-      <w:r>
-        <w:rPr>
-          <w:rFonts w:ascii="Times New Roman" w:hAnsi="Times New Roman" w:cs="Times New Roman"/>
-          <w:color w:val="000000" w:themeColor="text1"/>
-          <w:sz w:val="24"/>
-          <w:szCs w:val="24"/>
-          <w:lang w:val="en-IN"/>
-        </w:rPr>
-        <w:t>)</w:t>
-      </w:r>
-      <w:proofErr w:type="gramEnd"/>
-      <w:r>
-        <w:rPr>
-          <w:rFonts w:ascii="Times New Roman" w:hAnsi="Times New Roman" w:cs="Times New Roman"/>
-          <w:color w:val="000000" w:themeColor="text1"/>
-          <w:sz w:val="24"/>
-          <w:szCs w:val="24"/>
-          <w:lang w:val="en-IN"/>
-        </w:rPr>
-        <w:t>;</w:t>
-      </w:r>
-    </w:p>
-    <w:p>
-      <w:pPr>
-        <w:jc w:val="both"/>
-        <w:rPr>
-          <w:rFonts w:ascii="Times New Roman" w:hAnsi="Times New Roman" w:cs="Times New Roman"/>
-          <w:color w:val="000000" w:themeColor="text1"/>
-          <w:sz w:val="24"/>
-          <w:szCs w:val="24"/>
-          <w:lang w:val="en-IN"/>
-        </w:rPr>
-      </w:pPr>
     </w:p>
     <w:p>
       <w:pPr>
@@ -6150,183 +5170,51 @@
           <w:szCs w:val="24"/>
           <w:lang w:val="en-IN"/>
         </w:rPr>
-        <w:t xml:space="preserve">var </w:t>
-      </w:r>
-      <w:proofErr w:type="spellStart"/>
-      <w:r>
-        <w:rPr>
-          <w:rFonts w:ascii="Times New Roman" w:hAnsi="Times New Roman" w:cs="Times New Roman"/>
-          <w:color w:val="000000" w:themeColor="text1"/>
-          <w:sz w:val="24"/>
-          <w:szCs w:val="24"/>
-          <w:lang w:val="en-IN"/>
-        </w:rPr>
-        <w:t>showmovieDetails</w:t>
-      </w:r>
-      <w:proofErr w:type="spellEnd"/>
-      <w:r>
-        <w:rPr>
-          <w:rFonts w:ascii="Times New Roman" w:hAnsi="Times New Roman" w:cs="Times New Roman"/>
-          <w:color w:val="000000" w:themeColor="text1"/>
-          <w:sz w:val="24"/>
-          <w:szCs w:val="24"/>
-          <w:lang w:val="en-IN"/>
-        </w:rPr>
-        <w:t xml:space="preserve"> = </w:t>
-      </w:r>
-      <w:proofErr w:type="gramStart"/>
-      <w:r>
-        <w:rPr>
-          <w:rFonts w:ascii="Times New Roman" w:hAnsi="Times New Roman" w:cs="Times New Roman"/>
-          <w:color w:val="000000" w:themeColor="text1"/>
-          <w:sz w:val="24"/>
-          <w:szCs w:val="24"/>
-          <w:lang w:val="en-IN"/>
-        </w:rPr>
-        <w:t>function(</w:t>
-      </w:r>
-      <w:proofErr w:type="gramEnd"/>
-      <w:r>
-        <w:rPr>
-          <w:rFonts w:ascii="Times New Roman" w:hAnsi="Times New Roman" w:cs="Times New Roman"/>
-          <w:color w:val="000000" w:themeColor="text1"/>
-          <w:sz w:val="24"/>
-          <w:szCs w:val="24"/>
-          <w:lang w:val="en-IN"/>
-        </w:rPr>
-        <w:t>movie, Actor) {</w:t>
-      </w:r>
-    </w:p>
-    <w:p>
-      <w:pPr>
-        <w:jc w:val="both"/>
-        <w:rPr>
-          <w:rFonts w:ascii="Times New Roman" w:hAnsi="Times New Roman" w:cs="Times New Roman"/>
-          <w:color w:val="000000" w:themeColor="text1"/>
-          <w:sz w:val="24"/>
-          <w:szCs w:val="24"/>
-          <w:lang w:val="en-IN"/>
-        </w:rPr>
-      </w:pPr>
-      <w:r>
-        <w:rPr>
-          <w:rFonts w:ascii="Times New Roman" w:hAnsi="Times New Roman" w:cs="Times New Roman"/>
-          <w:color w:val="000000" w:themeColor="text1"/>
-          <w:sz w:val="24"/>
-          <w:szCs w:val="24"/>
-          <w:lang w:val="en-IN"/>
-        </w:rPr>
-        <w:t xml:space="preserve">                                </w:t>
-      </w:r>
-      <w:proofErr w:type="gramStart"/>
-      <w:r>
-        <w:rPr>
-          <w:rFonts w:ascii="Times New Roman" w:hAnsi="Times New Roman" w:cs="Times New Roman"/>
-          <w:color w:val="000000" w:themeColor="text1"/>
-          <w:sz w:val="24"/>
-          <w:szCs w:val="24"/>
-          <w:lang w:val="en-IN"/>
-        </w:rPr>
-        <w:t>console.log(</w:t>
-      </w:r>
-      <w:proofErr w:type="gramEnd"/>
-      <w:r>
-        <w:rPr>
-          <w:rFonts w:ascii="Times New Roman" w:hAnsi="Times New Roman" w:cs="Times New Roman"/>
-          <w:color w:val="000000" w:themeColor="text1"/>
-          <w:sz w:val="24"/>
-          <w:szCs w:val="24"/>
-          <w:lang w:val="en-IN"/>
-        </w:rPr>
-        <w:t>“</w:t>
-      </w:r>
-      <w:proofErr w:type="spellStart"/>
-      <w:r>
-        <w:rPr>
-          <w:rFonts w:ascii="Times New Roman" w:hAnsi="Times New Roman" w:cs="Times New Roman"/>
-          <w:color w:val="000000" w:themeColor="text1"/>
-          <w:sz w:val="24"/>
-          <w:szCs w:val="24"/>
-          <w:lang w:val="en-IN"/>
-        </w:rPr>
-        <w:t>movieName</w:t>
-      </w:r>
-      <w:proofErr w:type="spellEnd"/>
-      <w:r>
-        <w:rPr>
-          <w:rFonts w:ascii="Times New Roman" w:hAnsi="Times New Roman" w:cs="Times New Roman"/>
-          <w:color w:val="000000" w:themeColor="text1"/>
-          <w:sz w:val="24"/>
-          <w:szCs w:val="24"/>
-          <w:lang w:val="en-IN"/>
-        </w:rPr>
-        <w:t>:” + movie);</w:t>
-      </w:r>
-    </w:p>
-    <w:p>
-      <w:pPr>
-        <w:jc w:val="both"/>
-        <w:rPr>
-          <w:rFonts w:ascii="Times New Roman" w:hAnsi="Times New Roman" w:cs="Times New Roman"/>
-          <w:color w:val="000000" w:themeColor="text1"/>
-          <w:sz w:val="24"/>
-          <w:szCs w:val="24"/>
-          <w:lang w:val="en-IN"/>
-        </w:rPr>
-      </w:pPr>
-      <w:r>
-        <w:rPr>
-          <w:rFonts w:ascii="Times New Roman" w:hAnsi="Times New Roman" w:cs="Times New Roman"/>
-          <w:color w:val="000000" w:themeColor="text1"/>
-          <w:sz w:val="24"/>
-          <w:szCs w:val="24"/>
-          <w:lang w:val="en-IN"/>
-        </w:rPr>
-        <w:t xml:space="preserve">                                 </w:t>
-      </w:r>
-      <w:proofErr w:type="gramStart"/>
-      <w:r>
-        <w:rPr>
-          <w:rFonts w:ascii="Times New Roman" w:hAnsi="Times New Roman" w:cs="Times New Roman"/>
-          <w:color w:val="000000" w:themeColor="text1"/>
-          <w:sz w:val="24"/>
-          <w:szCs w:val="24"/>
-          <w:lang w:val="en-IN"/>
-        </w:rPr>
-        <w:t>console.log(</w:t>
-      </w:r>
-      <w:proofErr w:type="gramEnd"/>
-      <w:r>
-        <w:rPr>
-          <w:rFonts w:ascii="Times New Roman" w:hAnsi="Times New Roman" w:cs="Times New Roman"/>
-          <w:color w:val="000000" w:themeColor="text1"/>
-          <w:sz w:val="24"/>
-          <w:szCs w:val="24"/>
-          <w:lang w:val="en-IN"/>
-        </w:rPr>
-        <w:t>“</w:t>
-      </w:r>
-      <w:proofErr w:type="spellStart"/>
-      <w:r>
-        <w:rPr>
-          <w:rFonts w:ascii="Times New Roman" w:hAnsi="Times New Roman" w:cs="Times New Roman"/>
-          <w:color w:val="000000" w:themeColor="text1"/>
-          <w:sz w:val="24"/>
-          <w:szCs w:val="24"/>
-          <w:lang w:val="en-IN"/>
-        </w:rPr>
-        <w:t>actorName</w:t>
-      </w:r>
-      <w:proofErr w:type="spellEnd"/>
-      <w:r>
-        <w:rPr>
-          <w:rFonts w:ascii="Times New Roman" w:hAnsi="Times New Roman" w:cs="Times New Roman"/>
-          <w:color w:val="000000" w:themeColor="text1"/>
-          <w:sz w:val="24"/>
-          <w:szCs w:val="24"/>
-          <w:lang w:val="en-IN"/>
-        </w:rPr>
-        <w:t>:” + Actor);</w:t>
+        <w:t>var showmovieDetails = function(movie, Actor) {</w:t>
+      </w:r>
+    </w:p>
+    <w:p>
+      <w:pPr>
+        <w:jc w:val="both"/>
+        <w:rPr>
+          <w:rFonts w:ascii="Times New Roman" w:hAnsi="Times New Roman" w:cs="Times New Roman"/>
+          <w:color w:val="000000" w:themeColor="text1"/>
+          <w:sz w:val="24"/>
+          <w:szCs w:val="24"/>
+          <w:lang w:val="en-IN"/>
+        </w:rPr>
+      </w:pPr>
+      <w:r>
+        <w:rPr>
+          <w:rFonts w:ascii="Times New Roman" w:hAnsi="Times New Roman" w:cs="Times New Roman"/>
+          <w:color w:val="000000" w:themeColor="text1"/>
+          <w:sz w:val="24"/>
+          <w:szCs w:val="24"/>
+          <w:lang w:val="en-IN"/>
+        </w:rPr>
+        <w:t xml:space="preserve">                                console.log(“movieName:” + movie);</w:t>
+      </w:r>
+    </w:p>
+    <w:p>
+      <w:pPr>
+        <w:jc w:val="both"/>
+        <w:rPr>
+          <w:rFonts w:ascii="Times New Roman" w:hAnsi="Times New Roman" w:cs="Times New Roman"/>
+          <w:color w:val="000000" w:themeColor="text1"/>
+          <w:sz w:val="24"/>
+          <w:szCs w:val="24"/>
+          <w:lang w:val="en-IN"/>
+        </w:rPr>
+      </w:pPr>
+      <w:r>
+        <w:rPr>
+          <w:rFonts w:ascii="Times New Roman" w:hAnsi="Times New Roman" w:cs="Times New Roman"/>
+          <w:color w:val="000000" w:themeColor="text1"/>
+          <w:sz w:val="24"/>
+          <w:szCs w:val="24"/>
+          <w:lang w:val="en-IN"/>
+        </w:rPr>
+        <w:t xml:space="preserve">                                 console.log(“actorName:” + Actor);</w:t>
       </w:r>
     </w:p>
     <w:p>
@@ -6370,41 +5258,17 @@
           <w:szCs w:val="24"/>
           <w:lang w:val="en-IN"/>
         </w:rPr>
-        <w:t xml:space="preserve">                 </w:t>
-      </w:r>
-      <w:proofErr w:type="spellStart"/>
-      <w:proofErr w:type="gramStart"/>
-      <w:r>
-        <w:rPr>
-          <w:rFonts w:ascii="Times New Roman" w:hAnsi="Times New Roman" w:cs="Times New Roman"/>
-          <w:color w:val="000000" w:themeColor="text1"/>
-          <w:sz w:val="24"/>
-          <w:szCs w:val="24"/>
-          <w:lang w:val="en-IN"/>
-        </w:rPr>
-        <w:t>showmovieDetails</w:t>
-      </w:r>
-      <w:proofErr w:type="spellEnd"/>
-      <w:r>
-        <w:rPr>
-          <w:rFonts w:ascii="Times New Roman" w:hAnsi="Times New Roman" w:cs="Times New Roman"/>
-          <w:color w:val="000000" w:themeColor="text1"/>
-          <w:sz w:val="24"/>
-          <w:szCs w:val="24"/>
-          <w:lang w:val="en-IN"/>
-        </w:rPr>
-        <w:t>(</w:t>
-      </w:r>
-      <w:proofErr w:type="gramEnd"/>
-      <w:r>
-        <w:rPr>
-          <w:rFonts w:ascii="Times New Roman" w:hAnsi="Times New Roman" w:cs="Times New Roman"/>
-          <w:color w:val="000000" w:themeColor="text1"/>
-          <w:sz w:val="24"/>
-          <w:szCs w:val="24"/>
-          <w:lang w:val="en-IN"/>
-        </w:rPr>
-        <w:t>“RRR”, “NTR”);</w:t>
+        <w:t xml:space="preserve">                 showmovieDetails</w:t>
+      </w:r>
+      <w:r>
+        <w:rPr>
+          <w:rFonts w:ascii="Times New Roman" w:hAnsi="Times New Roman" w:cs="Times New Roman"/>
+          <w:color w:val="000000" w:themeColor="text1"/>
+          <w:sz w:val="24"/>
+          <w:szCs w:val="24"/>
+          <w:lang w:val="en-IN"/>
+        </w:rPr>
+        <w:t>(“RRR”, “NTR”);</w:t>
       </w:r>
     </w:p>
     <w:p>
@@ -6476,227 +5340,51 @@
           <w:szCs w:val="24"/>
           <w:lang w:val="en-IN"/>
         </w:rPr>
-        <w:t xml:space="preserve">let </w:t>
-      </w:r>
-      <w:proofErr w:type="spellStart"/>
-      <w:r>
-        <w:rPr>
-          <w:rFonts w:ascii="Times New Roman" w:hAnsi="Times New Roman" w:cs="Times New Roman"/>
-          <w:color w:val="000000" w:themeColor="text1"/>
-          <w:sz w:val="24"/>
-          <w:szCs w:val="24"/>
-          <w:lang w:val="en-IN"/>
-        </w:rPr>
-        <w:t>showstudentDetails</w:t>
-      </w:r>
-      <w:proofErr w:type="spellEnd"/>
-      <w:r>
-        <w:rPr>
-          <w:rFonts w:ascii="Times New Roman" w:hAnsi="Times New Roman" w:cs="Times New Roman"/>
-          <w:color w:val="000000" w:themeColor="text1"/>
-          <w:sz w:val="24"/>
-          <w:szCs w:val="24"/>
-          <w:lang w:val="en-IN"/>
-        </w:rPr>
-        <w:t xml:space="preserve"> = (</w:t>
-      </w:r>
-      <w:proofErr w:type="spellStart"/>
-      <w:r>
-        <w:rPr>
-          <w:rFonts w:ascii="Times New Roman" w:hAnsi="Times New Roman" w:cs="Times New Roman"/>
-          <w:color w:val="000000" w:themeColor="text1"/>
-          <w:sz w:val="24"/>
-          <w:szCs w:val="24"/>
-          <w:lang w:val="en-IN"/>
-        </w:rPr>
-        <w:t>studentName</w:t>
-      </w:r>
-      <w:proofErr w:type="spellEnd"/>
-      <w:r>
-        <w:rPr>
-          <w:rFonts w:ascii="Times New Roman" w:hAnsi="Times New Roman" w:cs="Times New Roman"/>
-          <w:color w:val="000000" w:themeColor="text1"/>
-          <w:sz w:val="24"/>
-          <w:szCs w:val="24"/>
-          <w:lang w:val="en-IN"/>
-        </w:rPr>
-        <w:t xml:space="preserve">, </w:t>
-      </w:r>
-      <w:proofErr w:type="gramStart"/>
-      <w:r>
-        <w:rPr>
-          <w:rFonts w:ascii="Times New Roman" w:hAnsi="Times New Roman" w:cs="Times New Roman"/>
-          <w:color w:val="000000" w:themeColor="text1"/>
-          <w:sz w:val="24"/>
-          <w:szCs w:val="24"/>
-          <w:lang w:val="en-IN"/>
-        </w:rPr>
-        <w:t>Id )</w:t>
-      </w:r>
-      <w:proofErr w:type="gramEnd"/>
-      <w:r>
-        <w:rPr>
-          <w:rFonts w:ascii="Times New Roman" w:hAnsi="Times New Roman" w:cs="Times New Roman"/>
-          <w:color w:val="000000" w:themeColor="text1"/>
-          <w:sz w:val="24"/>
-          <w:szCs w:val="24"/>
-          <w:lang w:val="en-IN"/>
-        </w:rPr>
-        <w:t xml:space="preserve"> =&gt; {</w:t>
-      </w:r>
-    </w:p>
-    <w:p>
-      <w:pPr>
-        <w:jc w:val="both"/>
-        <w:rPr>
-          <w:rFonts w:ascii="Times New Roman" w:hAnsi="Times New Roman" w:cs="Times New Roman"/>
-          <w:color w:val="000000" w:themeColor="text1"/>
-          <w:sz w:val="24"/>
-          <w:szCs w:val="24"/>
-          <w:lang w:val="en-IN"/>
-        </w:rPr>
-      </w:pPr>
-      <w:r>
-        <w:rPr>
-          <w:rFonts w:ascii="Times New Roman" w:hAnsi="Times New Roman" w:cs="Times New Roman"/>
-          <w:color w:val="000000" w:themeColor="text1"/>
-          <w:sz w:val="24"/>
-          <w:szCs w:val="24"/>
-          <w:lang w:val="en-IN"/>
-        </w:rPr>
-        <w:t xml:space="preserve">                       </w:t>
-      </w:r>
-      <w:proofErr w:type="gramStart"/>
-      <w:r>
-        <w:rPr>
-          <w:rFonts w:ascii="Times New Roman" w:hAnsi="Times New Roman" w:cs="Times New Roman"/>
-          <w:color w:val="000000" w:themeColor="text1"/>
-          <w:sz w:val="24"/>
-          <w:szCs w:val="24"/>
-          <w:lang w:val="en-IN"/>
-        </w:rPr>
-        <w:t>console.log(</w:t>
-      </w:r>
-      <w:proofErr w:type="gramEnd"/>
-      <w:r>
-        <w:rPr>
-          <w:rFonts w:ascii="Times New Roman" w:hAnsi="Times New Roman" w:cs="Times New Roman"/>
-          <w:color w:val="000000" w:themeColor="text1"/>
-          <w:sz w:val="24"/>
-          <w:szCs w:val="24"/>
-          <w:lang w:val="en-IN"/>
-        </w:rPr>
-        <w:t>“</w:t>
-      </w:r>
-      <w:proofErr w:type="spellStart"/>
-      <w:r>
-        <w:rPr>
-          <w:rFonts w:ascii="Times New Roman" w:hAnsi="Times New Roman" w:cs="Times New Roman"/>
-          <w:color w:val="000000" w:themeColor="text1"/>
-          <w:sz w:val="24"/>
-          <w:szCs w:val="24"/>
-          <w:lang w:val="en-IN"/>
-        </w:rPr>
-        <w:t>studentname</w:t>
-      </w:r>
-      <w:proofErr w:type="spellEnd"/>
-      <w:r>
-        <w:rPr>
-          <w:rFonts w:ascii="Times New Roman" w:hAnsi="Times New Roman" w:cs="Times New Roman"/>
-          <w:color w:val="000000" w:themeColor="text1"/>
-          <w:sz w:val="24"/>
-          <w:szCs w:val="24"/>
-          <w:lang w:val="en-IN"/>
-        </w:rPr>
-        <w:t xml:space="preserve">:” + </w:t>
-      </w:r>
-      <w:proofErr w:type="spellStart"/>
-      <w:r>
-        <w:rPr>
-          <w:rFonts w:ascii="Times New Roman" w:hAnsi="Times New Roman" w:cs="Times New Roman"/>
-          <w:color w:val="000000" w:themeColor="text1"/>
-          <w:sz w:val="24"/>
-          <w:szCs w:val="24"/>
-          <w:lang w:val="en-IN"/>
-        </w:rPr>
-        <w:t>studentName</w:t>
-      </w:r>
-      <w:proofErr w:type="spellEnd"/>
-      <w:r>
-        <w:rPr>
-          <w:rFonts w:ascii="Times New Roman" w:hAnsi="Times New Roman" w:cs="Times New Roman"/>
-          <w:color w:val="000000" w:themeColor="text1"/>
-          <w:sz w:val="24"/>
-          <w:szCs w:val="24"/>
-          <w:lang w:val="en-IN"/>
-        </w:rPr>
-        <w:t>);</w:t>
-      </w:r>
-    </w:p>
-    <w:p>
-      <w:pPr>
-        <w:jc w:val="both"/>
-        <w:rPr>
-          <w:rFonts w:ascii="Times New Roman" w:hAnsi="Times New Roman" w:cs="Times New Roman"/>
-          <w:color w:val="000000" w:themeColor="text1"/>
-          <w:sz w:val="24"/>
-          <w:szCs w:val="24"/>
-          <w:lang w:val="en-IN"/>
-        </w:rPr>
-      </w:pPr>
-      <w:r>
-        <w:rPr>
-          <w:rFonts w:ascii="Times New Roman" w:hAnsi="Times New Roman" w:cs="Times New Roman"/>
-          <w:color w:val="000000" w:themeColor="text1"/>
-          <w:sz w:val="24"/>
-          <w:szCs w:val="24"/>
-          <w:lang w:val="en-IN"/>
-        </w:rPr>
-        <w:t xml:space="preserve">                       </w:t>
-      </w:r>
-      <w:proofErr w:type="gramStart"/>
-      <w:r>
-        <w:rPr>
-          <w:rFonts w:ascii="Times New Roman" w:hAnsi="Times New Roman" w:cs="Times New Roman"/>
-          <w:color w:val="000000" w:themeColor="text1"/>
-          <w:sz w:val="24"/>
-          <w:szCs w:val="24"/>
-          <w:lang w:val="en-IN"/>
-        </w:rPr>
-        <w:t>console.log(</w:t>
-      </w:r>
-      <w:proofErr w:type="gramEnd"/>
-      <w:r>
-        <w:rPr>
-          <w:rFonts w:ascii="Times New Roman" w:hAnsi="Times New Roman" w:cs="Times New Roman"/>
-          <w:color w:val="000000" w:themeColor="text1"/>
-          <w:sz w:val="24"/>
-          <w:szCs w:val="24"/>
-          <w:lang w:val="en-IN"/>
-        </w:rPr>
-        <w:t>“</w:t>
-      </w:r>
-      <w:proofErr w:type="spellStart"/>
-      <w:r>
-        <w:rPr>
-          <w:rFonts w:ascii="Times New Roman" w:hAnsi="Times New Roman" w:cs="Times New Roman"/>
-          <w:color w:val="000000" w:themeColor="text1"/>
-          <w:sz w:val="24"/>
-          <w:szCs w:val="24"/>
-          <w:lang w:val="en-IN"/>
-        </w:rPr>
-        <w:t>studentId</w:t>
-      </w:r>
-      <w:proofErr w:type="spellEnd"/>
-      <w:r>
-        <w:rPr>
-          <w:rFonts w:ascii="Times New Roman" w:hAnsi="Times New Roman" w:cs="Times New Roman"/>
-          <w:color w:val="000000" w:themeColor="text1"/>
-          <w:sz w:val="24"/>
-          <w:szCs w:val="24"/>
-          <w:lang w:val="en-IN"/>
-        </w:rPr>
-        <w:t>:” + Id);</w:t>
+        <w:t>let showstudentDetails = (studentName, Id ) =&gt; {</w:t>
+      </w:r>
+    </w:p>
+    <w:p>
+      <w:pPr>
+        <w:jc w:val="both"/>
+        <w:rPr>
+          <w:rFonts w:ascii="Times New Roman" w:hAnsi="Times New Roman" w:cs="Times New Roman"/>
+          <w:color w:val="000000" w:themeColor="text1"/>
+          <w:sz w:val="24"/>
+          <w:szCs w:val="24"/>
+          <w:lang w:val="en-IN"/>
+        </w:rPr>
+      </w:pPr>
+      <w:r>
+        <w:rPr>
+          <w:rFonts w:ascii="Times New Roman" w:hAnsi="Times New Roman" w:cs="Times New Roman"/>
+          <w:color w:val="000000" w:themeColor="text1"/>
+          <w:sz w:val="24"/>
+          <w:szCs w:val="24"/>
+          <w:lang w:val="en-IN"/>
+        </w:rPr>
+        <w:t xml:space="preserve">                       console.log(“studentname:” + studentName);</w:t>
+      </w:r>
+    </w:p>
+    <w:p>
+      <w:pPr>
+        <w:jc w:val="both"/>
+        <w:rPr>
+          <w:rFonts w:ascii="Times New Roman" w:hAnsi="Times New Roman" w:cs="Times New Roman"/>
+          <w:color w:val="000000" w:themeColor="text1"/>
+          <w:sz w:val="24"/>
+          <w:szCs w:val="24"/>
+          <w:lang w:val="en-IN"/>
+        </w:rPr>
+      </w:pPr>
+      <w:r>
+        <w:rPr>
+          <w:rFonts w:ascii="Times New Roman" w:hAnsi="Times New Roman" w:cs="Times New Roman"/>
+          <w:color w:val="000000" w:themeColor="text1"/>
+          <w:sz w:val="24"/>
+          <w:szCs w:val="24"/>
+          <w:lang w:val="en-IN"/>
+        </w:rPr>
+        <w:t xml:space="preserve">                       console.log(“studentId:” + Id);</w:t>
       </w:r>
     </w:p>
     <w:p>
@@ -6740,41 +5428,7 @@
           <w:szCs w:val="24"/>
           <w:lang w:val="en-IN"/>
         </w:rPr>
-        <w:t xml:space="preserve">                  </w:t>
-      </w:r>
-      <w:proofErr w:type="spellStart"/>
-      <w:proofErr w:type="gramStart"/>
-      <w:r>
-        <w:rPr>
-          <w:rFonts w:ascii="Times New Roman" w:hAnsi="Times New Roman" w:cs="Times New Roman"/>
-          <w:color w:val="000000" w:themeColor="text1"/>
-          <w:sz w:val="24"/>
-          <w:szCs w:val="24"/>
-          <w:lang w:val="en-IN"/>
-        </w:rPr>
-        <w:t>showstudentDetails</w:t>
-      </w:r>
-      <w:proofErr w:type="spellEnd"/>
-      <w:r>
-        <w:rPr>
-          <w:rFonts w:ascii="Times New Roman" w:hAnsi="Times New Roman" w:cs="Times New Roman"/>
-          <w:color w:val="000000" w:themeColor="text1"/>
-          <w:sz w:val="24"/>
-          <w:szCs w:val="24"/>
-          <w:lang w:val="en-IN"/>
-        </w:rPr>
-        <w:t>(</w:t>
-      </w:r>
-      <w:proofErr w:type="gramEnd"/>
-      <w:r>
-        <w:rPr>
-          <w:rFonts w:ascii="Times New Roman" w:hAnsi="Times New Roman" w:cs="Times New Roman"/>
-          <w:color w:val="000000" w:themeColor="text1"/>
-          <w:sz w:val="24"/>
-          <w:szCs w:val="24"/>
-          <w:lang w:val="en-IN"/>
-        </w:rPr>
-        <w:t>“Swapna”, “4B4”);</w:t>
+        <w:t xml:space="preserve">                  showstudentDetails(“Swapna”, “4B4”);</w:t>
       </w:r>
     </w:p>
     <w:p>
@@ -6826,47 +5480,7 @@
           <w:szCs w:val="24"/>
           <w:lang w:val="en-IN"/>
         </w:rPr>
-        <w:t xml:space="preserve">              </w:t>
-      </w:r>
-      <w:proofErr w:type="spellStart"/>
-      <w:proofErr w:type="gramStart"/>
-      <w:r>
-        <w:rPr>
-          <w:rFonts w:ascii="Times New Roman" w:hAnsi="Times New Roman" w:cs="Times New Roman"/>
-          <w:b/>
-          <w:bCs/>
-          <w:color w:val="000000" w:themeColor="text1"/>
-          <w:sz w:val="24"/>
-          <w:szCs w:val="24"/>
-          <w:lang w:val="en-IN"/>
-        </w:rPr>
-        <w:t>setTimeout</w:t>
-      </w:r>
-      <w:proofErr w:type="spellEnd"/>
-      <w:r>
-        <w:rPr>
-          <w:rFonts w:ascii="Times New Roman" w:hAnsi="Times New Roman" w:cs="Times New Roman"/>
-          <w:b/>
-          <w:bCs/>
-          <w:color w:val="000000" w:themeColor="text1"/>
-          <w:sz w:val="24"/>
-          <w:szCs w:val="24"/>
-          <w:lang w:val="en-IN"/>
-        </w:rPr>
-        <w:t>(function( )</w:t>
-      </w:r>
-      <w:proofErr w:type="gramEnd"/>
-      <w:r>
-        <w:rPr>
-          <w:rFonts w:ascii="Times New Roman" w:hAnsi="Times New Roman" w:cs="Times New Roman"/>
-          <w:b/>
-          <w:bCs/>
-          <w:color w:val="000000" w:themeColor="text1"/>
-          <w:sz w:val="24"/>
-          <w:szCs w:val="24"/>
-          <w:lang w:val="en-IN"/>
-        </w:rPr>
-        <w:t xml:space="preserve"> {</w:t>
+        <w:t xml:space="preserve">              setTimeout(function( ) {</w:t>
       </w:r>
     </w:p>
     <w:p>
@@ -6985,62 +5599,8 @@
           <w:lang w:val="en-IN"/>
         </w:rPr>
         <w:lastRenderedPageBreak/>
-        <w:t xml:space="preserve">               </w:t>
-      </w:r>
-      <w:proofErr w:type="spellStart"/>
-      <w:proofErr w:type="gramStart"/>
-      <w:r>
-        <w:rPr>
-          <w:rFonts w:ascii="Times New Roman" w:hAnsi="Times New Roman" w:cs="Times New Roman"/>
-          <w:b/>
-          <w:bCs/>
-          <w:color w:val="000000" w:themeColor="text1"/>
-          <w:sz w:val="24"/>
-          <w:szCs w:val="24"/>
-          <w:lang w:val="en-IN"/>
-        </w:rPr>
-        <w:t>setTimeout</w:t>
-      </w:r>
-      <w:proofErr w:type="spellEnd"/>
-      <w:r>
-        <w:rPr>
-          <w:rFonts w:ascii="Times New Roman" w:hAnsi="Times New Roman" w:cs="Times New Roman"/>
-          <w:b/>
-          <w:bCs/>
-          <w:color w:val="000000" w:themeColor="text1"/>
-          <w:sz w:val="24"/>
-          <w:szCs w:val="24"/>
-          <w:lang w:val="en-IN"/>
-        </w:rPr>
-        <w:t>(function( )</w:t>
-      </w:r>
-      <w:proofErr w:type="gramEnd"/>
-      <w:r>
-        <w:rPr>
-          <w:rFonts w:ascii="Times New Roman" w:hAnsi="Times New Roman" w:cs="Times New Roman"/>
-          <w:b/>
-          <w:bCs/>
-          <w:color w:val="000000" w:themeColor="text1"/>
-          <w:sz w:val="24"/>
-          <w:szCs w:val="24"/>
-          <w:lang w:val="en-IN"/>
-        </w:rPr>
-        <w:t xml:space="preserve"> =</w:t>
-      </w:r>
-      <w:proofErr w:type="gramStart"/>
-      <w:r>
-        <w:rPr>
-          <w:rFonts w:ascii="Times New Roman" w:hAnsi="Times New Roman" w:cs="Times New Roman"/>
-          <w:b/>
-          <w:bCs/>
-          <w:color w:val="000000" w:themeColor="text1"/>
-          <w:sz w:val="24"/>
-          <w:szCs w:val="24"/>
-          <w:lang w:val="en-IN"/>
-        </w:rPr>
-        <w:t>&gt;{</w:t>
-      </w:r>
-      <w:proofErr w:type="gramEnd"/>
+        <w:t xml:space="preserve">               setTimeout(function( ) =&gt;{</w:t>
+      </w:r>
     </w:p>
     <w:p>
       <w:pPr>
@@ -9004,6 +7564,347 @@
                     <a:xfrm>
                       <a:off x="0" y="0"/>
                       <a:ext cx="5997575" cy="3869055"/>
+                    </a:xfrm>
+                    <a:prstGeom prst="rect">
+                      <a:avLst/>
+                    </a:prstGeom>
+                    <a:noFill/>
+                    <a:ln>
+                      <a:noFill/>
+                    </a:ln>
+                  </pic:spPr>
+                </pic:pic>
+              </a:graphicData>
+            </a:graphic>
+          </wp:inline>
+        </w:drawing>
+      </w:r>
+    </w:p>
+    <w:p>
+      <w:pPr>
+        <w:jc w:val="both"/>
+        <w:rPr>
+          <w:rFonts w:ascii="Times New Roman" w:hAnsi="Times New Roman" w:cs="Times New Roman"/>
+          <w:b/>
+          <w:bCs/>
+          <w:color w:val="000000" w:themeColor="text1"/>
+          <w:sz w:val="32"/>
+          <w:szCs w:val="32"/>
+          <w:u w:val="single"/>
+          <w:lang w:val="en-IN"/>
+        </w:rPr>
+      </w:pPr>
+    </w:p>
+    <w:p>
+      <w:pPr>
+        <w:jc w:val="both"/>
+        <w:rPr>
+          <w:rFonts w:ascii="Times New Roman" w:hAnsi="Times New Roman" w:cs="Times New Roman"/>
+          <w:b/>
+          <w:bCs/>
+          <w:color w:val="000000" w:themeColor="text1"/>
+          <w:sz w:val="32"/>
+          <w:szCs w:val="32"/>
+          <w:u w:val="single"/>
+          <w:lang w:val="en-IN"/>
+        </w:rPr>
+      </w:pPr>
+    </w:p>
+    <w:p>
+      <w:pPr>
+        <w:jc w:val="both"/>
+        <w:rPr>
+          <w:rFonts w:ascii="Times New Roman" w:hAnsi="Times New Roman" w:cs="Times New Roman"/>
+          <w:b/>
+          <w:bCs/>
+          <w:color w:val="000000" w:themeColor="text1"/>
+          <w:sz w:val="32"/>
+          <w:szCs w:val="32"/>
+          <w:u w:val="single"/>
+          <w:lang w:val="en-IN"/>
+        </w:rPr>
+      </w:pPr>
+      <w:r>
+        <w:rPr>
+          <w:rFonts w:ascii="Times New Roman" w:hAnsi="Times New Roman" w:cs="Times New Roman"/>
+          <w:b/>
+          <w:bCs/>
+          <w:color w:val="000000" w:themeColor="text1"/>
+          <w:sz w:val="32"/>
+          <w:szCs w:val="32"/>
+          <w:u w:val="single"/>
+          <w:lang w:val="en-IN"/>
+        </w:rPr>
+        <w:t>03</w:t>
+      </w:r>
+      <w:r>
+        <w:rPr>
+          <w:rFonts w:ascii="Times New Roman" w:hAnsi="Times New Roman" w:cs="Times New Roman"/>
+          <w:b/>
+          <w:bCs/>
+          <w:color w:val="000000" w:themeColor="text1"/>
+          <w:sz w:val="32"/>
+          <w:szCs w:val="32"/>
+          <w:u w:val="single"/>
+          <w:lang w:val="en-IN"/>
+        </w:rPr>
+        <w:t xml:space="preserve"> </w:t>
+      </w:r>
+      <w:r>
+        <w:rPr>
+          <w:rFonts w:ascii="Times New Roman" w:hAnsi="Times New Roman" w:cs="Times New Roman"/>
+          <w:b/>
+          <w:bCs/>
+          <w:color w:val="000000" w:themeColor="text1"/>
+          <w:sz w:val="32"/>
+          <w:szCs w:val="32"/>
+          <w:u w:val="single"/>
+          <w:lang w:val="en-IN"/>
+        </w:rPr>
+        <w:t>/06/2025</w:t>
+      </w:r>
+    </w:p>
+    <w:p>
+      <w:pPr>
+        <w:jc w:val="both"/>
+        <w:rPr>
+          <w:rFonts w:ascii="Times New Roman" w:hAnsi="Times New Roman" w:cs="Times New Roman"/>
+          <w:b/>
+          <w:bCs/>
+          <w:color w:val="000000" w:themeColor="text1"/>
+          <w:sz w:val="32"/>
+          <w:szCs w:val="32"/>
+          <w:u w:val="single"/>
+          <w:lang w:val="en-IN"/>
+        </w:rPr>
+      </w:pPr>
+    </w:p>
+    <w:p>
+      <w:pPr>
+        <w:jc w:val="both"/>
+        <w:rPr>
+          <w:rFonts w:ascii="Times New Roman" w:hAnsi="Times New Roman" w:cs="Times New Roman"/>
+          <w:b/>
+          <w:bCs/>
+          <w:color w:val="000000" w:themeColor="text1"/>
+          <w:sz w:val="32"/>
+          <w:szCs w:val="32"/>
+          <w:lang w:val="en-IN"/>
+        </w:rPr>
+      </w:pPr>
+      <w:r>
+        <w:rPr>
+          <w:rFonts w:ascii="Times New Roman" w:hAnsi="Times New Roman" w:cs="Times New Roman"/>
+          <w:b/>
+          <w:bCs/>
+          <w:color w:val="000000" w:themeColor="text1"/>
+          <w:sz w:val="32"/>
+          <w:szCs w:val="32"/>
+          <w:lang w:val="en-IN"/>
+        </w:rPr>
+        <w:t>Errors</w:t>
+      </w:r>
+    </w:p>
+    <w:p>
+      <w:pPr>
+        <w:jc w:val="both"/>
+        <w:rPr>
+          <w:rFonts w:ascii="Times New Roman" w:hAnsi="Times New Roman" w:cs="Times New Roman"/>
+          <w:b/>
+          <w:bCs/>
+          <w:color w:val="000000" w:themeColor="text1"/>
+          <w:sz w:val="32"/>
+          <w:szCs w:val="32"/>
+          <w:lang w:val="en-IN"/>
+        </w:rPr>
+      </w:pPr>
+      <w:r>
+        <w:rPr>
+          <w:noProof/>
+        </w:rPr>
+        <w:drawing>
+          <wp:inline distT="0" distB="0" distL="0" distR="0" wp14:anchorId="3F1F7E69" wp14:editId="214A3248">
+            <wp:extent cx="5997575" cy="3178810"/>
+            <wp:effectExtent l="0" t="0" r="3175" b="2540"/>
+            <wp:docPr id="1719762251" name="Picture 1"/>
+            <wp:cNvGraphicFramePr>
+              <a:graphicFrameLocks xmlns:a="http://schemas.openxmlformats.org/drawingml/2006/main" noChangeAspect="1"/>
+            </wp:cNvGraphicFramePr>
+            <a:graphic xmlns:a="http://schemas.openxmlformats.org/drawingml/2006/main">
+              <a:graphicData uri="http://schemas.openxmlformats.org/drawingml/2006/picture">
+                <pic:pic xmlns:pic="http://schemas.openxmlformats.org/drawingml/2006/picture">
+                  <pic:nvPicPr>
+                    <pic:cNvPr id="0" name="Picture 1"/>
+                    <pic:cNvPicPr>
+                      <a:picLocks noChangeAspect="1" noChangeArrowheads="1"/>
+                    </pic:cNvPicPr>
+                  </pic:nvPicPr>
+                  <pic:blipFill>
+                    <a:blip r:embed="rId28">
+                      <a:extLst>
+                        <a:ext uri="{28A0092B-C50C-407E-A947-70E740481C1C}">
+                          <a14:useLocalDpi xmlns:a14="http://schemas.microsoft.com/office/drawing/2010/main" val="0"/>
+                        </a:ext>
+                      </a:extLst>
+                    </a:blip>
+                    <a:srcRect/>
+                    <a:stretch>
+                      <a:fillRect/>
+                    </a:stretch>
+                  </pic:blipFill>
+                  <pic:spPr bwMode="auto">
+                    <a:xfrm>
+                      <a:off x="0" y="0"/>
+                      <a:ext cx="5997575" cy="3178810"/>
+                    </a:xfrm>
+                    <a:prstGeom prst="rect">
+                      <a:avLst/>
+                    </a:prstGeom>
+                    <a:noFill/>
+                    <a:ln>
+                      <a:noFill/>
+                    </a:ln>
+                  </pic:spPr>
+                </pic:pic>
+              </a:graphicData>
+            </a:graphic>
+          </wp:inline>
+        </w:drawing>
+      </w:r>
+    </w:p>
+    <w:p>
+      <w:pPr>
+        <w:jc w:val="both"/>
+        <w:rPr>
+          <w:rFonts w:ascii="Times New Roman" w:hAnsi="Times New Roman" w:cs="Times New Roman"/>
+          <w:b/>
+          <w:bCs/>
+          <w:color w:val="000000" w:themeColor="text1"/>
+          <w:sz w:val="32"/>
+          <w:szCs w:val="32"/>
+          <w:lang w:val="en-IN"/>
+        </w:rPr>
+      </w:pPr>
+      <w:r>
+        <w:rPr>
+          <w:noProof/>
+        </w:rPr>
+        <w:lastRenderedPageBreak/>
+        <w:drawing>
+          <wp:inline distT="0" distB="0" distL="0" distR="0" wp14:anchorId="078FCBBD" wp14:editId="50E164CD">
+            <wp:extent cx="5997575" cy="3619500"/>
+            <wp:effectExtent l="0" t="0" r="3175" b="0"/>
+            <wp:docPr id="775153894" name="Picture 2"/>
+            <wp:cNvGraphicFramePr>
+              <a:graphicFrameLocks xmlns:a="http://schemas.openxmlformats.org/drawingml/2006/main" noChangeAspect="1"/>
+            </wp:cNvGraphicFramePr>
+            <a:graphic xmlns:a="http://schemas.openxmlformats.org/drawingml/2006/main">
+              <a:graphicData uri="http://schemas.openxmlformats.org/drawingml/2006/picture">
+                <pic:pic xmlns:pic="http://schemas.openxmlformats.org/drawingml/2006/picture">
+                  <pic:nvPicPr>
+                    <pic:cNvPr id="0" name="Picture 3"/>
+                    <pic:cNvPicPr>
+                      <a:picLocks noChangeAspect="1" noChangeArrowheads="1"/>
+                    </pic:cNvPicPr>
+                  </pic:nvPicPr>
+                  <pic:blipFill>
+                    <a:blip r:embed="rId29">
+                      <a:extLst>
+                        <a:ext uri="{28A0092B-C50C-407E-A947-70E740481C1C}">
+                          <a14:useLocalDpi xmlns:a14="http://schemas.microsoft.com/office/drawing/2010/main" val="0"/>
+                        </a:ext>
+                      </a:extLst>
+                    </a:blip>
+                    <a:srcRect/>
+                    <a:stretch>
+                      <a:fillRect/>
+                    </a:stretch>
+                  </pic:blipFill>
+                  <pic:spPr bwMode="auto">
+                    <a:xfrm>
+                      <a:off x="0" y="0"/>
+                      <a:ext cx="5997575" cy="3619500"/>
+                    </a:xfrm>
+                    <a:prstGeom prst="rect">
+                      <a:avLst/>
+                    </a:prstGeom>
+                    <a:noFill/>
+                    <a:ln>
+                      <a:noFill/>
+                    </a:ln>
+                  </pic:spPr>
+                </pic:pic>
+              </a:graphicData>
+            </a:graphic>
+          </wp:inline>
+        </w:drawing>
+      </w:r>
+    </w:p>
+    <w:p>
+      <w:pPr>
+        <w:jc w:val="both"/>
+        <w:rPr>
+          <w:rFonts w:ascii="Times New Roman" w:hAnsi="Times New Roman" w:cs="Times New Roman"/>
+          <w:b/>
+          <w:bCs/>
+          <w:color w:val="000000" w:themeColor="text1"/>
+          <w:sz w:val="32"/>
+          <w:szCs w:val="32"/>
+          <w:lang w:val="en-IN"/>
+        </w:rPr>
+      </w:pPr>
+    </w:p>
+    <w:p>
+      <w:pPr>
+        <w:jc w:val="both"/>
+        <w:rPr>
+          <w:rFonts w:ascii="Times New Roman" w:hAnsi="Times New Roman" w:cs="Times New Roman"/>
+          <w:b/>
+          <w:bCs/>
+          <w:color w:val="000000" w:themeColor="text1"/>
+          <w:sz w:val="32"/>
+          <w:szCs w:val="32"/>
+          <w:lang w:val="en-IN"/>
+        </w:rPr>
+      </w:pPr>
+      <w:r>
+        <w:rPr>
+          <w:noProof/>
+        </w:rPr>
+        <w:drawing>
+          <wp:inline distT="0" distB="0" distL="0" distR="0" wp14:anchorId="447623D1" wp14:editId="74A9D585">
+            <wp:extent cx="5997575" cy="3619500"/>
+            <wp:effectExtent l="0" t="0" r="3175" b="0"/>
+            <wp:docPr id="695291447" name="Picture 3"/>
+            <wp:cNvGraphicFramePr>
+              <a:graphicFrameLocks xmlns:a="http://schemas.openxmlformats.org/drawingml/2006/main" noChangeAspect="1"/>
+            </wp:cNvGraphicFramePr>
+            <a:graphic xmlns:a="http://schemas.openxmlformats.org/drawingml/2006/main">
+              <a:graphicData uri="http://schemas.openxmlformats.org/drawingml/2006/picture">
+                <pic:pic xmlns:pic="http://schemas.openxmlformats.org/drawingml/2006/picture">
+                  <pic:nvPicPr>
+                    <pic:cNvPr id="0" name="Picture 5"/>
+                    <pic:cNvPicPr>
+                      <a:picLocks noChangeAspect="1" noChangeArrowheads="1"/>
+                    </pic:cNvPicPr>
+                  </pic:nvPicPr>
+                  <pic:blipFill>
+                    <a:blip r:embed="rId30">
+                      <a:extLst>
+                        <a:ext uri="{28A0092B-C50C-407E-A947-70E740481C1C}">
+                          <a14:useLocalDpi xmlns:a14="http://schemas.microsoft.com/office/drawing/2010/main" val="0"/>
+                        </a:ext>
+                      </a:extLst>
+                    </a:blip>
+                    <a:srcRect/>
+                    <a:stretch>
+                      <a:fillRect/>
+                    </a:stretch>
+                  </pic:blipFill>
+                  <pic:spPr bwMode="auto">
+                    <a:xfrm>
+                      <a:off x="0" y="0"/>
+                      <a:ext cx="5997575" cy="3619500"/>
                     </a:xfrm>
                     <a:prstGeom prst="rect">
                       <a:avLst/>

--- a/Notes1.docx
+++ b/Notes1.docx
@@ -7921,6 +7921,2152 @@
         </w:drawing>
       </w:r>
     </w:p>
+    <w:p>
+      <w:pPr>
+        <w:jc w:val="both"/>
+        <w:rPr>
+          <w:rFonts w:ascii="Times New Roman" w:hAnsi="Times New Roman" w:cs="Times New Roman"/>
+          <w:b/>
+          <w:bCs/>
+          <w:color w:val="000000" w:themeColor="text1"/>
+          <w:sz w:val="32"/>
+          <w:szCs w:val="32"/>
+          <w:lang w:val="en-IN"/>
+        </w:rPr>
+      </w:pPr>
+    </w:p>
+    <w:p>
+      <w:pPr>
+        <w:jc w:val="both"/>
+        <w:rPr>
+          <w:rFonts w:ascii="Times New Roman" w:hAnsi="Times New Roman" w:cs="Times New Roman"/>
+          <w:b/>
+          <w:bCs/>
+          <w:color w:val="000000" w:themeColor="text1"/>
+          <w:sz w:val="32"/>
+          <w:szCs w:val="32"/>
+          <w:lang w:val="en-IN"/>
+        </w:rPr>
+      </w:pPr>
+    </w:p>
+    <w:p>
+      <w:pPr>
+        <w:jc w:val="both"/>
+        <w:rPr>
+          <w:rFonts w:ascii="Times New Roman" w:hAnsi="Times New Roman" w:cs="Times New Roman"/>
+          <w:b/>
+          <w:bCs/>
+          <w:color w:val="000000" w:themeColor="text1"/>
+          <w:sz w:val="32"/>
+          <w:szCs w:val="32"/>
+          <w:lang w:val="en-IN"/>
+        </w:rPr>
+      </w:pPr>
+    </w:p>
+    <w:p>
+      <w:pPr>
+        <w:jc w:val="both"/>
+        <w:rPr>
+          <w:rFonts w:ascii="Times New Roman" w:hAnsi="Times New Roman" w:cs="Times New Roman"/>
+          <w:b/>
+          <w:bCs/>
+          <w:color w:val="000000" w:themeColor="text1"/>
+          <w:sz w:val="32"/>
+          <w:szCs w:val="32"/>
+          <w:lang w:val="en-IN"/>
+        </w:rPr>
+      </w:pPr>
+    </w:p>
+    <w:p>
+      <w:pPr>
+        <w:jc w:val="both"/>
+        <w:rPr>
+          <w:rFonts w:ascii="Times New Roman" w:hAnsi="Times New Roman" w:cs="Times New Roman"/>
+          <w:b/>
+          <w:bCs/>
+          <w:color w:val="000000" w:themeColor="text1"/>
+          <w:sz w:val="32"/>
+          <w:szCs w:val="32"/>
+          <w:lang w:val="en-IN"/>
+        </w:rPr>
+      </w:pPr>
+    </w:p>
+    <w:p>
+      <w:pPr>
+        <w:jc w:val="both"/>
+        <w:rPr>
+          <w:rFonts w:ascii="Times New Roman" w:hAnsi="Times New Roman" w:cs="Times New Roman"/>
+          <w:b/>
+          <w:bCs/>
+          <w:color w:val="000000" w:themeColor="text1"/>
+          <w:sz w:val="32"/>
+          <w:szCs w:val="32"/>
+          <w:lang w:val="en-IN"/>
+        </w:rPr>
+      </w:pPr>
+    </w:p>
+    <w:p>
+      <w:pPr>
+        <w:jc w:val="both"/>
+        <w:rPr>
+          <w:rFonts w:ascii="Times New Roman" w:hAnsi="Times New Roman" w:cs="Times New Roman"/>
+          <w:b/>
+          <w:bCs/>
+          <w:color w:val="000000" w:themeColor="text1"/>
+          <w:sz w:val="32"/>
+          <w:szCs w:val="32"/>
+          <w:lang w:val="en-IN"/>
+        </w:rPr>
+      </w:pPr>
+    </w:p>
+    <w:p>
+      <w:pPr>
+        <w:jc w:val="both"/>
+        <w:rPr>
+          <w:rFonts w:ascii="Times New Roman" w:hAnsi="Times New Roman" w:cs="Times New Roman"/>
+          <w:b/>
+          <w:bCs/>
+          <w:color w:val="000000" w:themeColor="text1"/>
+          <w:sz w:val="32"/>
+          <w:szCs w:val="32"/>
+          <w:lang w:val="en-IN"/>
+        </w:rPr>
+      </w:pPr>
+    </w:p>
+    <w:p>
+      <w:pPr>
+        <w:jc w:val="both"/>
+        <w:rPr>
+          <w:rFonts w:ascii="Times New Roman" w:hAnsi="Times New Roman" w:cs="Times New Roman"/>
+          <w:b/>
+          <w:bCs/>
+          <w:color w:val="000000" w:themeColor="text1"/>
+          <w:sz w:val="32"/>
+          <w:szCs w:val="32"/>
+          <w:u w:val="single"/>
+          <w:lang w:val="en-IN"/>
+        </w:rPr>
+      </w:pPr>
+      <w:r>
+        <w:rPr>
+          <w:rFonts w:ascii="Times New Roman" w:hAnsi="Times New Roman" w:cs="Times New Roman"/>
+          <w:b/>
+          <w:bCs/>
+          <w:color w:val="000000" w:themeColor="text1"/>
+          <w:sz w:val="32"/>
+          <w:szCs w:val="32"/>
+          <w:u w:val="single"/>
+          <w:lang w:val="en-IN"/>
+        </w:rPr>
+        <w:t>04/06/2025</w:t>
+      </w:r>
+    </w:p>
+    <w:p>
+      <w:pPr>
+        <w:jc w:val="both"/>
+        <w:rPr>
+          <w:rFonts w:ascii="Times New Roman" w:hAnsi="Times New Roman" w:cs="Times New Roman"/>
+          <w:b/>
+          <w:bCs/>
+          <w:color w:val="000000" w:themeColor="text1"/>
+          <w:sz w:val="32"/>
+          <w:szCs w:val="32"/>
+          <w:u w:val="single"/>
+          <w:lang w:val="en-IN"/>
+        </w:rPr>
+      </w:pPr>
+    </w:p>
+    <w:p>
+      <w:pPr>
+        <w:jc w:val="both"/>
+        <w:rPr>
+          <w:rFonts w:ascii="Times New Roman" w:hAnsi="Times New Roman" w:cs="Times New Roman"/>
+          <w:b/>
+          <w:bCs/>
+          <w:color w:val="000000" w:themeColor="text1"/>
+          <w:sz w:val="32"/>
+          <w:szCs w:val="32"/>
+          <w:lang w:val="en-IN"/>
+        </w:rPr>
+      </w:pPr>
+      <w:r>
+        <w:rPr>
+          <w:rFonts w:ascii="Times New Roman" w:hAnsi="Times New Roman" w:cs="Times New Roman"/>
+          <w:b/>
+          <w:bCs/>
+          <w:color w:val="000000" w:themeColor="text1"/>
+          <w:sz w:val="32"/>
+          <w:szCs w:val="32"/>
+          <w:lang w:val="en-IN"/>
+        </w:rPr>
+        <w:t>Looping System</w:t>
+      </w:r>
+    </w:p>
+    <w:p>
+      <w:pPr>
+        <w:jc w:val="both"/>
+        <w:rPr>
+          <w:rFonts w:ascii="Times New Roman" w:hAnsi="Times New Roman" w:cs="Times New Roman"/>
+          <w:b/>
+          <w:bCs/>
+          <w:color w:val="000000" w:themeColor="text1"/>
+          <w:sz w:val="32"/>
+          <w:szCs w:val="32"/>
+          <w:lang w:val="en-IN"/>
+        </w:rPr>
+      </w:pPr>
+    </w:p>
+    <w:p>
+      <w:pPr>
+        <w:jc w:val="both"/>
+        <w:rPr>
+          <w:rFonts w:ascii="Times New Roman" w:hAnsi="Times New Roman" w:cs="Times New Roman"/>
+          <w:b/>
+          <w:bCs/>
+          <w:color w:val="000000" w:themeColor="text1"/>
+          <w:sz w:val="32"/>
+          <w:szCs w:val="32"/>
+          <w:u w:val="single"/>
+          <w:lang w:val="en-IN"/>
+        </w:rPr>
+      </w:pPr>
+      <w:r>
+        <w:rPr>
+          <w:noProof/>
+        </w:rPr>
+        <w:drawing>
+          <wp:inline distT="0" distB="0" distL="0" distR="0" wp14:anchorId="366E0299" wp14:editId="1AFBCAAB">
+            <wp:extent cx="5997575" cy="3512820"/>
+            <wp:effectExtent l="0" t="0" r="3175" b="0"/>
+            <wp:docPr id="1889412241" name="Picture 1"/>
+            <wp:cNvGraphicFramePr>
+              <a:graphicFrameLocks xmlns:a="http://schemas.openxmlformats.org/drawingml/2006/main" noChangeAspect="1"/>
+            </wp:cNvGraphicFramePr>
+            <a:graphic xmlns:a="http://schemas.openxmlformats.org/drawingml/2006/main">
+              <a:graphicData uri="http://schemas.openxmlformats.org/drawingml/2006/picture">
+                <pic:pic xmlns:pic="http://schemas.openxmlformats.org/drawingml/2006/picture">
+                  <pic:nvPicPr>
+                    <pic:cNvPr id="0" name="Picture 1"/>
+                    <pic:cNvPicPr>
+                      <a:picLocks noChangeAspect="1" noChangeArrowheads="1"/>
+                    </pic:cNvPicPr>
+                  </pic:nvPicPr>
+                  <pic:blipFill>
+                    <a:blip r:embed="rId31">
+                      <a:extLst>
+                        <a:ext uri="{28A0092B-C50C-407E-A947-70E740481C1C}">
+                          <a14:useLocalDpi xmlns:a14="http://schemas.microsoft.com/office/drawing/2010/main" val="0"/>
+                        </a:ext>
+                      </a:extLst>
+                    </a:blip>
+                    <a:srcRect/>
+                    <a:stretch>
+                      <a:fillRect/>
+                    </a:stretch>
+                  </pic:blipFill>
+                  <pic:spPr bwMode="auto">
+                    <a:xfrm>
+                      <a:off x="0" y="0"/>
+                      <a:ext cx="5997575" cy="3512820"/>
+                    </a:xfrm>
+                    <a:prstGeom prst="rect">
+                      <a:avLst/>
+                    </a:prstGeom>
+                    <a:noFill/>
+                    <a:ln>
+                      <a:noFill/>
+                    </a:ln>
+                  </pic:spPr>
+                </pic:pic>
+              </a:graphicData>
+            </a:graphic>
+          </wp:inline>
+        </w:drawing>
+      </w:r>
+    </w:p>
+    <w:p>
+      <w:pPr>
+        <w:jc w:val="both"/>
+        <w:rPr>
+          <w:rFonts w:ascii="Times New Roman" w:hAnsi="Times New Roman" w:cs="Times New Roman"/>
+          <w:b/>
+          <w:bCs/>
+          <w:color w:val="000000" w:themeColor="text1"/>
+          <w:sz w:val="32"/>
+          <w:szCs w:val="32"/>
+          <w:u w:val="single"/>
+          <w:lang w:val="en-IN"/>
+        </w:rPr>
+      </w:pPr>
+    </w:p>
+    <w:p>
+      <w:pPr>
+        <w:jc w:val="both"/>
+        <w:rPr>
+          <w:rFonts w:ascii="Times New Roman" w:hAnsi="Times New Roman" w:cs="Times New Roman"/>
+          <w:b/>
+          <w:bCs/>
+          <w:color w:val="000000" w:themeColor="text1"/>
+          <w:sz w:val="32"/>
+          <w:szCs w:val="32"/>
+          <w:u w:val="single"/>
+          <w:lang w:val="en-IN"/>
+        </w:rPr>
+      </w:pPr>
+    </w:p>
+    <w:p>
+      <w:pPr>
+        <w:jc w:val="both"/>
+        <w:rPr>
+          <w:rFonts w:ascii="Times New Roman" w:hAnsi="Times New Roman" w:cs="Times New Roman"/>
+          <w:b/>
+          <w:bCs/>
+          <w:color w:val="000000" w:themeColor="text1"/>
+          <w:sz w:val="32"/>
+          <w:szCs w:val="32"/>
+          <w:u w:val="single"/>
+          <w:lang w:val="en-IN"/>
+        </w:rPr>
+      </w:pPr>
+    </w:p>
+    <w:p>
+      <w:pPr>
+        <w:jc w:val="both"/>
+        <w:rPr>
+          <w:rFonts w:ascii="Times New Roman" w:hAnsi="Times New Roman" w:cs="Times New Roman"/>
+          <w:b/>
+          <w:bCs/>
+          <w:color w:val="000000" w:themeColor="text1"/>
+          <w:sz w:val="32"/>
+          <w:szCs w:val="32"/>
+          <w:u w:val="single"/>
+          <w:lang w:val="en-IN"/>
+        </w:rPr>
+      </w:pPr>
+      <w:r>
+        <w:rPr>
+          <w:noProof/>
+        </w:rPr>
+        <w:drawing>
+          <wp:inline distT="0" distB="0" distL="0" distR="0" wp14:anchorId="289A32B1" wp14:editId="62F3ED41">
+            <wp:extent cx="5997575" cy="3512820"/>
+            <wp:effectExtent l="0" t="0" r="3175" b="0"/>
+            <wp:docPr id="1164940113" name="Picture 2"/>
+            <wp:cNvGraphicFramePr>
+              <a:graphicFrameLocks xmlns:a="http://schemas.openxmlformats.org/drawingml/2006/main" noChangeAspect="1"/>
+            </wp:cNvGraphicFramePr>
+            <a:graphic xmlns:a="http://schemas.openxmlformats.org/drawingml/2006/main">
+              <a:graphicData uri="http://schemas.openxmlformats.org/drawingml/2006/picture">
+                <pic:pic xmlns:pic="http://schemas.openxmlformats.org/drawingml/2006/picture">
+                  <pic:nvPicPr>
+                    <pic:cNvPr id="0" name="Picture 3"/>
+                    <pic:cNvPicPr>
+                      <a:picLocks noChangeAspect="1" noChangeArrowheads="1"/>
+                    </pic:cNvPicPr>
+                  </pic:nvPicPr>
+                  <pic:blipFill>
+                    <a:blip r:embed="rId32">
+                      <a:extLst>
+                        <a:ext uri="{28A0092B-C50C-407E-A947-70E740481C1C}">
+                          <a14:useLocalDpi xmlns:a14="http://schemas.microsoft.com/office/drawing/2010/main" val="0"/>
+                        </a:ext>
+                      </a:extLst>
+                    </a:blip>
+                    <a:srcRect/>
+                    <a:stretch>
+                      <a:fillRect/>
+                    </a:stretch>
+                  </pic:blipFill>
+                  <pic:spPr bwMode="auto">
+                    <a:xfrm>
+                      <a:off x="0" y="0"/>
+                      <a:ext cx="5997575" cy="3512820"/>
+                    </a:xfrm>
+                    <a:prstGeom prst="rect">
+                      <a:avLst/>
+                    </a:prstGeom>
+                    <a:noFill/>
+                    <a:ln>
+                      <a:noFill/>
+                    </a:ln>
+                  </pic:spPr>
+                </pic:pic>
+              </a:graphicData>
+            </a:graphic>
+          </wp:inline>
+        </w:drawing>
+      </w:r>
+    </w:p>
+    <w:p>
+      <w:pPr>
+        <w:jc w:val="both"/>
+        <w:rPr>
+          <w:rFonts w:ascii="Times New Roman" w:hAnsi="Times New Roman" w:cs="Times New Roman"/>
+          <w:b/>
+          <w:bCs/>
+          <w:color w:val="000000" w:themeColor="text1"/>
+          <w:sz w:val="32"/>
+          <w:szCs w:val="32"/>
+          <w:u w:val="single"/>
+          <w:lang w:val="en-IN"/>
+        </w:rPr>
+      </w:pPr>
+    </w:p>
+    <w:p>
+      <w:pPr>
+        <w:jc w:val="both"/>
+        <w:rPr>
+          <w:rFonts w:ascii="Times New Roman" w:hAnsi="Times New Roman" w:cs="Times New Roman"/>
+          <w:b/>
+          <w:bCs/>
+          <w:color w:val="000000" w:themeColor="text1"/>
+          <w:sz w:val="32"/>
+          <w:szCs w:val="32"/>
+          <w:lang w:val="en-IN"/>
+        </w:rPr>
+      </w:pPr>
+      <w:r>
+        <w:rPr>
+          <w:rFonts w:ascii="Times New Roman" w:hAnsi="Times New Roman" w:cs="Times New Roman"/>
+          <w:b/>
+          <w:bCs/>
+          <w:color w:val="000000" w:themeColor="text1"/>
+          <w:sz w:val="32"/>
+          <w:szCs w:val="32"/>
+          <w:lang w:val="en-IN"/>
+        </w:rPr>
+        <w:lastRenderedPageBreak/>
+        <w:t>Types of looping system</w:t>
+      </w:r>
+    </w:p>
+    <w:p>
+      <w:pPr>
+        <w:jc w:val="both"/>
+        <w:rPr>
+          <w:rFonts w:ascii="Times New Roman" w:hAnsi="Times New Roman" w:cs="Times New Roman"/>
+          <w:b/>
+          <w:bCs/>
+          <w:color w:val="000000" w:themeColor="text1"/>
+          <w:sz w:val="32"/>
+          <w:szCs w:val="32"/>
+          <w:lang w:val="en-IN"/>
+        </w:rPr>
+      </w:pPr>
+    </w:p>
+    <w:p>
+      <w:pPr>
+        <w:jc w:val="both"/>
+        <w:rPr>
+          <w:rFonts w:ascii="Times New Roman" w:hAnsi="Times New Roman" w:cs="Times New Roman"/>
+          <w:b/>
+          <w:bCs/>
+          <w:color w:val="000000" w:themeColor="text1"/>
+          <w:sz w:val="32"/>
+          <w:szCs w:val="32"/>
+          <w:u w:val="single"/>
+          <w:lang w:val="en-IN"/>
+        </w:rPr>
+      </w:pPr>
+      <w:r>
+        <w:rPr>
+          <w:noProof/>
+        </w:rPr>
+        <w:drawing>
+          <wp:inline distT="0" distB="0" distL="0" distR="0" wp14:anchorId="799F9591" wp14:editId="118FF458">
+            <wp:extent cx="5997575" cy="4366260"/>
+            <wp:effectExtent l="0" t="0" r="3175" b="0"/>
+            <wp:docPr id="647447652" name="Picture 3"/>
+            <wp:cNvGraphicFramePr>
+              <a:graphicFrameLocks xmlns:a="http://schemas.openxmlformats.org/drawingml/2006/main" noChangeAspect="1"/>
+            </wp:cNvGraphicFramePr>
+            <a:graphic xmlns:a="http://schemas.openxmlformats.org/drawingml/2006/main">
+              <a:graphicData uri="http://schemas.openxmlformats.org/drawingml/2006/picture">
+                <pic:pic xmlns:pic="http://schemas.openxmlformats.org/drawingml/2006/picture">
+                  <pic:nvPicPr>
+                    <pic:cNvPr id="0" name="Picture 5"/>
+                    <pic:cNvPicPr>
+                      <a:picLocks noChangeAspect="1" noChangeArrowheads="1"/>
+                    </pic:cNvPicPr>
+                  </pic:nvPicPr>
+                  <pic:blipFill>
+                    <a:blip r:embed="rId33">
+                      <a:extLst>
+                        <a:ext uri="{28A0092B-C50C-407E-A947-70E740481C1C}">
+                          <a14:useLocalDpi xmlns:a14="http://schemas.microsoft.com/office/drawing/2010/main" val="0"/>
+                        </a:ext>
+                      </a:extLst>
+                    </a:blip>
+                    <a:srcRect/>
+                    <a:stretch>
+                      <a:fillRect/>
+                    </a:stretch>
+                  </pic:blipFill>
+                  <pic:spPr bwMode="auto">
+                    <a:xfrm>
+                      <a:off x="0" y="0"/>
+                      <a:ext cx="5997575" cy="4366260"/>
+                    </a:xfrm>
+                    <a:prstGeom prst="rect">
+                      <a:avLst/>
+                    </a:prstGeom>
+                    <a:noFill/>
+                    <a:ln>
+                      <a:noFill/>
+                    </a:ln>
+                  </pic:spPr>
+                </pic:pic>
+              </a:graphicData>
+            </a:graphic>
+          </wp:inline>
+        </w:drawing>
+      </w:r>
+    </w:p>
+    <w:p>
+      <w:pPr>
+        <w:jc w:val="both"/>
+        <w:rPr>
+          <w:rFonts w:ascii="Times New Roman" w:hAnsi="Times New Roman" w:cs="Times New Roman"/>
+          <w:b/>
+          <w:bCs/>
+          <w:color w:val="000000" w:themeColor="text1"/>
+          <w:sz w:val="32"/>
+          <w:szCs w:val="32"/>
+          <w:u w:val="single"/>
+          <w:lang w:val="en-IN"/>
+        </w:rPr>
+      </w:pPr>
+    </w:p>
+    <w:p>
+      <w:pPr>
+        <w:jc w:val="both"/>
+        <w:rPr>
+          <w:rFonts w:ascii="Times New Roman" w:hAnsi="Times New Roman" w:cs="Times New Roman"/>
+          <w:b/>
+          <w:bCs/>
+          <w:color w:val="000000" w:themeColor="text1"/>
+          <w:sz w:val="32"/>
+          <w:szCs w:val="32"/>
+          <w:u w:val="single"/>
+          <w:lang w:val="en-IN"/>
+        </w:rPr>
+      </w:pPr>
+      <w:r>
+        <w:rPr>
+          <w:rFonts w:ascii="Times New Roman" w:hAnsi="Times New Roman" w:cs="Times New Roman"/>
+          <w:b/>
+          <w:bCs/>
+          <w:color w:val="000000" w:themeColor="text1"/>
+          <w:sz w:val="32"/>
+          <w:szCs w:val="32"/>
+          <w:u w:val="single"/>
+          <w:lang w:val="en-IN"/>
+        </w:rPr>
+        <w:t>05/06/2025</w:t>
+      </w:r>
+    </w:p>
+    <w:p>
+      <w:pPr>
+        <w:jc w:val="both"/>
+        <w:rPr>
+          <w:rFonts w:ascii="Times New Roman" w:hAnsi="Times New Roman" w:cs="Times New Roman"/>
+          <w:b/>
+          <w:bCs/>
+          <w:color w:val="000000" w:themeColor="text1"/>
+          <w:sz w:val="32"/>
+          <w:szCs w:val="32"/>
+          <w:u w:val="single"/>
+          <w:lang w:val="en-IN"/>
+        </w:rPr>
+      </w:pPr>
+    </w:p>
+    <w:p>
+      <w:pPr>
+        <w:jc w:val="both"/>
+        <w:rPr>
+          <w:rFonts w:ascii="Times New Roman" w:hAnsi="Times New Roman" w:cs="Times New Roman"/>
+          <w:b/>
+          <w:bCs/>
+          <w:color w:val="000000" w:themeColor="text1"/>
+          <w:sz w:val="32"/>
+          <w:szCs w:val="32"/>
+          <w:lang w:val="en-IN"/>
+        </w:rPr>
+      </w:pPr>
+      <w:r>
+        <w:rPr>
+          <w:rFonts w:ascii="Times New Roman" w:hAnsi="Times New Roman" w:cs="Times New Roman"/>
+          <w:b/>
+          <w:bCs/>
+          <w:color w:val="000000" w:themeColor="text1"/>
+          <w:sz w:val="32"/>
+          <w:szCs w:val="32"/>
+          <w:lang w:val="en-IN"/>
+        </w:rPr>
+        <w:t>Callback Functions</w:t>
+      </w:r>
+    </w:p>
+    <w:p>
+      <w:pPr>
+        <w:jc w:val="both"/>
+        <w:rPr>
+          <w:rFonts w:ascii="Times New Roman" w:hAnsi="Times New Roman" w:cs="Times New Roman"/>
+          <w:b/>
+          <w:bCs/>
+          <w:color w:val="000000" w:themeColor="text1"/>
+          <w:sz w:val="32"/>
+          <w:szCs w:val="32"/>
+          <w:u w:val="single"/>
+          <w:lang w:val="en-IN"/>
+        </w:rPr>
+      </w:pPr>
+      <w:r>
+        <w:rPr>
+          <w:noProof/>
+        </w:rPr>
+        <w:drawing>
+          <wp:inline distT="0" distB="0" distL="0" distR="0" wp14:anchorId="12169F65" wp14:editId="11CE32C9">
+            <wp:extent cx="5997575" cy="3345180"/>
+            <wp:effectExtent l="0" t="0" r="3175" b="7620"/>
+            <wp:docPr id="1252151808" name="Picture 4"/>
+            <wp:cNvGraphicFramePr>
+              <a:graphicFrameLocks xmlns:a="http://schemas.openxmlformats.org/drawingml/2006/main" noChangeAspect="1"/>
+            </wp:cNvGraphicFramePr>
+            <a:graphic xmlns:a="http://schemas.openxmlformats.org/drawingml/2006/main">
+              <a:graphicData uri="http://schemas.openxmlformats.org/drawingml/2006/picture">
+                <pic:pic xmlns:pic="http://schemas.openxmlformats.org/drawingml/2006/picture">
+                  <pic:nvPicPr>
+                    <pic:cNvPr id="0" name="Picture 7"/>
+                    <pic:cNvPicPr>
+                      <a:picLocks noChangeAspect="1" noChangeArrowheads="1"/>
+                    </pic:cNvPicPr>
+                  </pic:nvPicPr>
+                  <pic:blipFill>
+                    <a:blip r:embed="rId34">
+                      <a:extLst>
+                        <a:ext uri="{28A0092B-C50C-407E-A947-70E740481C1C}">
+                          <a14:useLocalDpi xmlns:a14="http://schemas.microsoft.com/office/drawing/2010/main" val="0"/>
+                        </a:ext>
+                      </a:extLst>
+                    </a:blip>
+                    <a:srcRect/>
+                    <a:stretch>
+                      <a:fillRect/>
+                    </a:stretch>
+                  </pic:blipFill>
+                  <pic:spPr bwMode="auto">
+                    <a:xfrm>
+                      <a:off x="0" y="0"/>
+                      <a:ext cx="5997575" cy="3345180"/>
+                    </a:xfrm>
+                    <a:prstGeom prst="rect">
+                      <a:avLst/>
+                    </a:prstGeom>
+                    <a:noFill/>
+                    <a:ln>
+                      <a:noFill/>
+                    </a:ln>
+                  </pic:spPr>
+                </pic:pic>
+              </a:graphicData>
+            </a:graphic>
+          </wp:inline>
+        </w:drawing>
+      </w:r>
+    </w:p>
+    <w:p>
+      <w:pPr>
+        <w:jc w:val="both"/>
+        <w:rPr>
+          <w:rFonts w:ascii="Times New Roman" w:hAnsi="Times New Roman" w:cs="Times New Roman"/>
+          <w:b/>
+          <w:bCs/>
+          <w:color w:val="000000" w:themeColor="text1"/>
+          <w:sz w:val="32"/>
+          <w:szCs w:val="32"/>
+          <w:u w:val="single"/>
+          <w:lang w:val="en-IN"/>
+        </w:rPr>
+      </w:pPr>
+      <w:r>
+        <w:rPr>
+          <w:rFonts w:ascii="Times New Roman" w:hAnsi="Times New Roman" w:cs="Times New Roman"/>
+          <w:b/>
+          <w:bCs/>
+          <w:color w:val="000000" w:themeColor="text1"/>
+          <w:sz w:val="32"/>
+          <w:szCs w:val="32"/>
+          <w:u w:val="single"/>
+          <w:lang w:val="en-IN"/>
+        </w:rPr>
+        <w:lastRenderedPageBreak/>
+        <w:t>CallBack hell</w:t>
+      </w:r>
+    </w:p>
+    <w:p>
+      <w:pPr>
+        <w:jc w:val="both"/>
+        <w:rPr>
+          <w:rFonts w:ascii="Times New Roman" w:hAnsi="Times New Roman" w:cs="Times New Roman"/>
+          <w:b/>
+          <w:bCs/>
+          <w:color w:val="000000" w:themeColor="text1"/>
+          <w:sz w:val="32"/>
+          <w:szCs w:val="32"/>
+          <w:u w:val="single"/>
+          <w:lang w:val="en-IN"/>
+        </w:rPr>
+      </w:pPr>
+      <w:r>
+        <w:rPr>
+          <w:noProof/>
+        </w:rPr>
+        <w:drawing>
+          <wp:inline distT="0" distB="0" distL="0" distR="0" wp14:anchorId="32338520" wp14:editId="769AC0BD">
+            <wp:extent cx="5997575" cy="3394075"/>
+            <wp:effectExtent l="0" t="0" r="3175" b="0"/>
+            <wp:docPr id="551072387" name="Picture 5"/>
+            <wp:cNvGraphicFramePr>
+              <a:graphicFrameLocks xmlns:a="http://schemas.openxmlformats.org/drawingml/2006/main" noChangeAspect="1"/>
+            </wp:cNvGraphicFramePr>
+            <a:graphic xmlns:a="http://schemas.openxmlformats.org/drawingml/2006/main">
+              <a:graphicData uri="http://schemas.openxmlformats.org/drawingml/2006/picture">
+                <pic:pic xmlns:pic="http://schemas.openxmlformats.org/drawingml/2006/picture">
+                  <pic:nvPicPr>
+                    <pic:cNvPr id="0" name="Picture 9"/>
+                    <pic:cNvPicPr>
+                      <a:picLocks noChangeAspect="1" noChangeArrowheads="1"/>
+                    </pic:cNvPicPr>
+                  </pic:nvPicPr>
+                  <pic:blipFill>
+                    <a:blip r:embed="rId35">
+                      <a:extLst>
+                        <a:ext uri="{28A0092B-C50C-407E-A947-70E740481C1C}">
+                          <a14:useLocalDpi xmlns:a14="http://schemas.microsoft.com/office/drawing/2010/main" val="0"/>
+                        </a:ext>
+                      </a:extLst>
+                    </a:blip>
+                    <a:srcRect/>
+                    <a:stretch>
+                      <a:fillRect/>
+                    </a:stretch>
+                  </pic:blipFill>
+                  <pic:spPr bwMode="auto">
+                    <a:xfrm>
+                      <a:off x="0" y="0"/>
+                      <a:ext cx="5997575" cy="3394075"/>
+                    </a:xfrm>
+                    <a:prstGeom prst="rect">
+                      <a:avLst/>
+                    </a:prstGeom>
+                    <a:noFill/>
+                    <a:ln>
+                      <a:noFill/>
+                    </a:ln>
+                  </pic:spPr>
+                </pic:pic>
+              </a:graphicData>
+            </a:graphic>
+          </wp:inline>
+        </w:drawing>
+      </w:r>
+    </w:p>
+    <w:p>
+      <w:pPr>
+        <w:jc w:val="both"/>
+        <w:rPr>
+          <w:rFonts w:ascii="Times New Roman" w:hAnsi="Times New Roman" w:cs="Times New Roman"/>
+          <w:b/>
+          <w:bCs/>
+          <w:color w:val="000000" w:themeColor="text1"/>
+          <w:sz w:val="32"/>
+          <w:szCs w:val="32"/>
+          <w:u w:val="single"/>
+          <w:lang w:val="en-IN"/>
+        </w:rPr>
+      </w:pPr>
+    </w:p>
+    <w:p>
+      <w:pPr>
+        <w:jc w:val="both"/>
+        <w:rPr>
+          <w:rFonts w:ascii="Times New Roman" w:hAnsi="Times New Roman" w:cs="Times New Roman"/>
+          <w:b/>
+          <w:bCs/>
+          <w:color w:val="000000" w:themeColor="text1"/>
+          <w:sz w:val="32"/>
+          <w:szCs w:val="32"/>
+          <w:u w:val="single"/>
+          <w:lang w:val="en-IN"/>
+        </w:rPr>
+      </w:pPr>
+      <w:r>
+        <w:rPr>
+          <w:rFonts w:ascii="Times New Roman" w:hAnsi="Times New Roman" w:cs="Times New Roman"/>
+          <w:b/>
+          <w:bCs/>
+          <w:color w:val="000000" w:themeColor="text1"/>
+          <w:sz w:val="32"/>
+          <w:szCs w:val="32"/>
+          <w:u w:val="single"/>
+          <w:lang w:val="en-IN"/>
+        </w:rPr>
+        <w:t>Synchronous calls</w:t>
+      </w:r>
+    </w:p>
+    <w:p>
+      <w:pPr>
+        <w:jc w:val="both"/>
+        <w:rPr>
+          <w:rFonts w:ascii="Times New Roman" w:hAnsi="Times New Roman" w:cs="Times New Roman"/>
+          <w:b/>
+          <w:bCs/>
+          <w:color w:val="000000" w:themeColor="text1"/>
+          <w:sz w:val="32"/>
+          <w:szCs w:val="32"/>
+          <w:lang w:val="en-IN"/>
+        </w:rPr>
+      </w:pPr>
+      <w:r>
+        <w:rPr>
+          <w:rFonts w:ascii="Times New Roman" w:hAnsi="Times New Roman" w:cs="Times New Roman"/>
+          <w:b/>
+          <w:bCs/>
+          <w:color w:val="000000" w:themeColor="text1"/>
+          <w:sz w:val="32"/>
+          <w:szCs w:val="32"/>
+          <w:lang w:val="en-IN"/>
+        </w:rPr>
+        <w:t xml:space="preserve">              </w:t>
+      </w:r>
+    </w:p>
+    <w:p>
+      <w:pPr>
+        <w:jc w:val="both"/>
+        <w:rPr>
+          <w:rFonts w:ascii="Times New Roman" w:hAnsi="Times New Roman" w:cs="Times New Roman"/>
+          <w:color w:val="000000" w:themeColor="text1"/>
+          <w:sz w:val="24"/>
+          <w:szCs w:val="24"/>
+        </w:rPr>
+      </w:pPr>
+      <w:r>
+        <w:rPr>
+          <w:rFonts w:ascii="Times New Roman" w:hAnsi="Times New Roman" w:cs="Times New Roman"/>
+          <w:b/>
+          <w:bCs/>
+          <w:color w:val="000000" w:themeColor="text1"/>
+          <w:sz w:val="32"/>
+          <w:szCs w:val="32"/>
+          <w:lang w:val="en-IN"/>
+        </w:rPr>
+        <w:t xml:space="preserve">               </w:t>
+      </w:r>
+      <w:r>
+        <w:rPr>
+          <w:rFonts w:ascii="Times New Roman" w:hAnsi="Times New Roman" w:cs="Times New Roman"/>
+          <w:color w:val="000000" w:themeColor="text1"/>
+          <w:sz w:val="24"/>
+          <w:szCs w:val="24"/>
+        </w:rPr>
+        <w:t>In JavaScript, synchronous calls are operations that are executed one after another, in sequence. Each operation waits for the previous one to complete before it runs. This is the default behavior of JavaScript execution.</w:t>
+      </w:r>
+    </w:p>
+    <w:p>
+      <w:pPr>
+        <w:jc w:val="both"/>
+        <w:rPr>
+          <w:rFonts w:ascii="Times New Roman" w:hAnsi="Times New Roman" w:cs="Times New Roman"/>
+          <w:color w:val="000000" w:themeColor="text1"/>
+          <w:sz w:val="24"/>
+          <w:szCs w:val="24"/>
+        </w:rPr>
+      </w:pPr>
+    </w:p>
+    <w:p>
+      <w:pPr>
+        <w:jc w:val="both"/>
+        <w:rPr>
+          <w:rFonts w:ascii="Times New Roman" w:hAnsi="Times New Roman" w:cs="Times New Roman"/>
+          <w:b/>
+          <w:bCs/>
+          <w:color w:val="000000" w:themeColor="text1"/>
+          <w:sz w:val="28"/>
+          <w:szCs w:val="28"/>
+          <w:lang w:val="en-IN"/>
+        </w:rPr>
+      </w:pPr>
+      <w:r>
+        <w:rPr>
+          <w:rFonts w:ascii="Times New Roman" w:hAnsi="Times New Roman" w:cs="Times New Roman"/>
+          <w:b/>
+          <w:bCs/>
+          <w:color w:val="000000" w:themeColor="text1"/>
+          <w:sz w:val="28"/>
+          <w:szCs w:val="28"/>
+          <w:lang w:val="en-IN"/>
+        </w:rPr>
+        <w:t>Advantages of Synchronous Calls</w:t>
+      </w:r>
+    </w:p>
+    <w:p>
+      <w:pPr>
+        <w:jc w:val="both"/>
+        <w:rPr>
+          <w:rFonts w:ascii="Times New Roman" w:hAnsi="Times New Roman" w:cs="Times New Roman"/>
+          <w:b/>
+          <w:bCs/>
+          <w:color w:val="000000" w:themeColor="text1"/>
+          <w:sz w:val="28"/>
+          <w:szCs w:val="28"/>
+          <w:lang w:val="en-IN"/>
+        </w:rPr>
+      </w:pPr>
+    </w:p>
+    <w:p>
+      <w:pPr>
+        <w:numPr>
+          <w:ilvl w:val="0"/>
+          <w:numId w:val="6"/>
+        </w:numPr>
+        <w:jc w:val="both"/>
+        <w:rPr>
+          <w:rFonts w:ascii="Times New Roman" w:hAnsi="Times New Roman" w:cs="Times New Roman"/>
+          <w:b/>
+          <w:bCs/>
+          <w:color w:val="000000" w:themeColor="text1"/>
+          <w:sz w:val="24"/>
+          <w:szCs w:val="24"/>
+          <w:lang w:val="en-IN"/>
+        </w:rPr>
+      </w:pPr>
+      <w:r>
+        <w:rPr>
+          <w:rFonts w:ascii="Times New Roman" w:hAnsi="Times New Roman" w:cs="Times New Roman"/>
+          <w:b/>
+          <w:bCs/>
+          <w:color w:val="000000" w:themeColor="text1"/>
+          <w:sz w:val="24"/>
+          <w:szCs w:val="24"/>
+          <w:lang w:val="en-IN"/>
+        </w:rPr>
+        <w:t>Simplicity &amp; Readability</w:t>
+      </w:r>
+    </w:p>
+    <w:p>
+      <w:pPr>
+        <w:numPr>
+          <w:ilvl w:val="1"/>
+          <w:numId w:val="6"/>
+        </w:numPr>
+        <w:jc w:val="both"/>
+        <w:rPr>
+          <w:rFonts w:ascii="Times New Roman" w:hAnsi="Times New Roman" w:cs="Times New Roman"/>
+          <w:color w:val="000000" w:themeColor="text1"/>
+          <w:sz w:val="24"/>
+          <w:szCs w:val="24"/>
+          <w:lang w:val="en-IN"/>
+        </w:rPr>
+      </w:pPr>
+      <w:r>
+        <w:rPr>
+          <w:rFonts w:ascii="Times New Roman" w:hAnsi="Times New Roman" w:cs="Times New Roman"/>
+          <w:color w:val="000000" w:themeColor="text1"/>
+          <w:sz w:val="24"/>
+          <w:szCs w:val="24"/>
+          <w:lang w:val="en-IN"/>
+        </w:rPr>
+        <w:t>Code runs in a top-to-bottom order, making it easier to read and understand.</w:t>
+      </w:r>
+    </w:p>
+    <w:p>
+      <w:pPr>
+        <w:numPr>
+          <w:ilvl w:val="1"/>
+          <w:numId w:val="6"/>
+        </w:numPr>
+        <w:jc w:val="both"/>
+        <w:rPr>
+          <w:rFonts w:ascii="Times New Roman" w:hAnsi="Times New Roman" w:cs="Times New Roman"/>
+          <w:b/>
+          <w:bCs/>
+          <w:color w:val="000000" w:themeColor="text1"/>
+          <w:sz w:val="24"/>
+          <w:szCs w:val="24"/>
+          <w:lang w:val="en-IN"/>
+        </w:rPr>
+      </w:pPr>
+      <w:r>
+        <w:rPr>
+          <w:rFonts w:ascii="Times New Roman" w:hAnsi="Times New Roman" w:cs="Times New Roman"/>
+          <w:color w:val="000000" w:themeColor="text1"/>
+          <w:sz w:val="24"/>
+          <w:szCs w:val="24"/>
+          <w:lang w:val="en-IN"/>
+        </w:rPr>
+        <w:t>No need to deal with callbacks, promises, or async/await</w:t>
+      </w:r>
+      <w:r>
+        <w:rPr>
+          <w:rFonts w:ascii="Times New Roman" w:hAnsi="Times New Roman" w:cs="Times New Roman"/>
+          <w:b/>
+          <w:bCs/>
+          <w:color w:val="000000" w:themeColor="text1"/>
+          <w:sz w:val="24"/>
+          <w:szCs w:val="24"/>
+          <w:lang w:val="en-IN"/>
+        </w:rPr>
+        <w:t>.</w:t>
+      </w:r>
+    </w:p>
+    <w:p>
+      <w:pPr>
+        <w:numPr>
+          <w:ilvl w:val="0"/>
+          <w:numId w:val="6"/>
+        </w:numPr>
+        <w:jc w:val="both"/>
+        <w:rPr>
+          <w:rFonts w:ascii="Times New Roman" w:hAnsi="Times New Roman" w:cs="Times New Roman"/>
+          <w:b/>
+          <w:bCs/>
+          <w:color w:val="000000" w:themeColor="text1"/>
+          <w:sz w:val="24"/>
+          <w:szCs w:val="24"/>
+          <w:lang w:val="en-IN"/>
+        </w:rPr>
+      </w:pPr>
+      <w:r>
+        <w:rPr>
+          <w:rFonts w:ascii="Times New Roman" w:hAnsi="Times New Roman" w:cs="Times New Roman"/>
+          <w:b/>
+          <w:bCs/>
+          <w:color w:val="000000" w:themeColor="text1"/>
+          <w:sz w:val="24"/>
+          <w:szCs w:val="24"/>
+          <w:lang w:val="en-IN"/>
+        </w:rPr>
+        <w:t>Predictable Execution</w:t>
+      </w:r>
+    </w:p>
+    <w:p>
+      <w:pPr>
+        <w:numPr>
+          <w:ilvl w:val="1"/>
+          <w:numId w:val="6"/>
+        </w:numPr>
+        <w:jc w:val="both"/>
+        <w:rPr>
+          <w:rFonts w:ascii="Times New Roman" w:hAnsi="Times New Roman" w:cs="Times New Roman"/>
+          <w:color w:val="000000" w:themeColor="text1"/>
+          <w:sz w:val="24"/>
+          <w:szCs w:val="24"/>
+          <w:lang w:val="en-IN"/>
+        </w:rPr>
+      </w:pPr>
+      <w:r>
+        <w:rPr>
+          <w:rFonts w:ascii="Times New Roman" w:hAnsi="Times New Roman" w:cs="Times New Roman"/>
+          <w:color w:val="000000" w:themeColor="text1"/>
+          <w:sz w:val="24"/>
+          <w:szCs w:val="24"/>
+          <w:lang w:val="en-IN"/>
+        </w:rPr>
+        <w:t>Execution is deterministic: you always know what runs next.</w:t>
+      </w:r>
+    </w:p>
+    <w:p>
+      <w:pPr>
+        <w:numPr>
+          <w:ilvl w:val="0"/>
+          <w:numId w:val="6"/>
+        </w:numPr>
+        <w:jc w:val="both"/>
+        <w:rPr>
+          <w:rFonts w:ascii="Times New Roman" w:hAnsi="Times New Roman" w:cs="Times New Roman"/>
+          <w:b/>
+          <w:bCs/>
+          <w:color w:val="000000" w:themeColor="text1"/>
+          <w:sz w:val="24"/>
+          <w:szCs w:val="24"/>
+          <w:lang w:val="en-IN"/>
+        </w:rPr>
+      </w:pPr>
+      <w:r>
+        <w:rPr>
+          <w:rFonts w:ascii="Times New Roman" w:hAnsi="Times New Roman" w:cs="Times New Roman"/>
+          <w:b/>
+          <w:bCs/>
+          <w:color w:val="000000" w:themeColor="text1"/>
+          <w:sz w:val="24"/>
+          <w:szCs w:val="24"/>
+          <w:lang w:val="en-IN"/>
+        </w:rPr>
+        <w:t>Good for Small Scripts</w:t>
+      </w:r>
+    </w:p>
+    <w:p>
+      <w:pPr>
+        <w:numPr>
+          <w:ilvl w:val="1"/>
+          <w:numId w:val="6"/>
+        </w:numPr>
+        <w:jc w:val="both"/>
+        <w:rPr>
+          <w:rFonts w:ascii="Times New Roman" w:hAnsi="Times New Roman" w:cs="Times New Roman"/>
+          <w:color w:val="000000" w:themeColor="text1"/>
+          <w:sz w:val="24"/>
+          <w:szCs w:val="24"/>
+          <w:lang w:val="en-IN"/>
+        </w:rPr>
+      </w:pPr>
+      <w:r>
+        <w:rPr>
+          <w:rFonts w:ascii="Times New Roman" w:hAnsi="Times New Roman" w:cs="Times New Roman"/>
+          <w:color w:val="000000" w:themeColor="text1"/>
+          <w:sz w:val="24"/>
+          <w:szCs w:val="24"/>
+          <w:lang w:val="en-IN"/>
+        </w:rPr>
+        <w:t>Works well for short, simple operations where performance isn’t a concern.</w:t>
+      </w:r>
+    </w:p>
+    <w:p>
+      <w:pPr>
+        <w:numPr>
+          <w:ilvl w:val="0"/>
+          <w:numId w:val="6"/>
+        </w:numPr>
+        <w:jc w:val="both"/>
+        <w:rPr>
+          <w:rFonts w:ascii="Times New Roman" w:hAnsi="Times New Roman" w:cs="Times New Roman"/>
+          <w:b/>
+          <w:bCs/>
+          <w:color w:val="000000" w:themeColor="text1"/>
+          <w:sz w:val="24"/>
+          <w:szCs w:val="24"/>
+          <w:lang w:val="en-IN"/>
+        </w:rPr>
+      </w:pPr>
+      <w:r>
+        <w:rPr>
+          <w:rFonts w:ascii="Times New Roman" w:hAnsi="Times New Roman" w:cs="Times New Roman"/>
+          <w:b/>
+          <w:bCs/>
+          <w:color w:val="000000" w:themeColor="text1"/>
+          <w:sz w:val="24"/>
+          <w:szCs w:val="24"/>
+          <w:lang w:val="en-IN"/>
+        </w:rPr>
+        <w:t>Easier Debugging</w:t>
+      </w:r>
+    </w:p>
+    <w:p>
+      <w:pPr>
+        <w:numPr>
+          <w:ilvl w:val="1"/>
+          <w:numId w:val="6"/>
+        </w:numPr>
+        <w:jc w:val="both"/>
+        <w:rPr>
+          <w:rFonts w:ascii="Times New Roman" w:hAnsi="Times New Roman" w:cs="Times New Roman"/>
+          <w:color w:val="000000" w:themeColor="text1"/>
+          <w:sz w:val="24"/>
+          <w:szCs w:val="24"/>
+          <w:lang w:val="en-IN"/>
+        </w:rPr>
+      </w:pPr>
+      <w:r>
+        <w:rPr>
+          <w:rFonts w:ascii="Times New Roman" w:hAnsi="Times New Roman" w:cs="Times New Roman"/>
+          <w:color w:val="000000" w:themeColor="text1"/>
+          <w:sz w:val="24"/>
+          <w:szCs w:val="24"/>
+          <w:lang w:val="en-IN"/>
+        </w:rPr>
+        <w:t>Easier to trace through code during debugging since the flow is linear.</w:t>
+      </w:r>
+    </w:p>
+    <w:p>
+      <w:pPr>
+        <w:jc w:val="both"/>
+        <w:rPr>
+          <w:rFonts w:ascii="Times New Roman" w:hAnsi="Times New Roman" w:cs="Times New Roman"/>
+          <w:b/>
+          <w:bCs/>
+          <w:color w:val="000000" w:themeColor="text1"/>
+          <w:sz w:val="24"/>
+          <w:szCs w:val="24"/>
+          <w:lang w:val="en-IN"/>
+        </w:rPr>
+      </w:pPr>
+    </w:p>
+    <w:p>
+      <w:pPr>
+        <w:jc w:val="both"/>
+        <w:rPr>
+          <w:rFonts w:ascii="Times New Roman" w:hAnsi="Times New Roman" w:cs="Times New Roman"/>
+          <w:b/>
+          <w:bCs/>
+          <w:color w:val="000000" w:themeColor="text1"/>
+          <w:sz w:val="28"/>
+          <w:szCs w:val="28"/>
+          <w:lang w:val="en-IN"/>
+        </w:rPr>
+      </w:pPr>
+      <w:r>
+        <w:rPr>
+          <w:rFonts w:ascii="Times New Roman" w:hAnsi="Times New Roman" w:cs="Times New Roman"/>
+          <w:b/>
+          <w:bCs/>
+          <w:color w:val="000000" w:themeColor="text1"/>
+          <w:sz w:val="28"/>
+          <w:szCs w:val="28"/>
+          <w:lang w:val="en-IN"/>
+        </w:rPr>
+        <w:t>Disadvantages of Synchronous Calls</w:t>
+      </w:r>
+    </w:p>
+    <w:p>
+      <w:pPr>
+        <w:jc w:val="both"/>
+        <w:rPr>
+          <w:rFonts w:ascii="Times New Roman" w:hAnsi="Times New Roman" w:cs="Times New Roman"/>
+          <w:b/>
+          <w:bCs/>
+          <w:color w:val="000000" w:themeColor="text1"/>
+          <w:sz w:val="28"/>
+          <w:szCs w:val="28"/>
+          <w:lang w:val="en-IN"/>
+        </w:rPr>
+      </w:pPr>
+    </w:p>
+    <w:p>
+      <w:pPr>
+        <w:numPr>
+          <w:ilvl w:val="0"/>
+          <w:numId w:val="7"/>
+        </w:numPr>
+        <w:jc w:val="both"/>
+        <w:rPr>
+          <w:rFonts w:ascii="Times New Roman" w:hAnsi="Times New Roman" w:cs="Times New Roman"/>
+          <w:b/>
+          <w:bCs/>
+          <w:color w:val="000000" w:themeColor="text1"/>
+          <w:sz w:val="24"/>
+          <w:szCs w:val="24"/>
+          <w:lang w:val="en-IN"/>
+        </w:rPr>
+      </w:pPr>
+      <w:r>
+        <w:rPr>
+          <w:rFonts w:ascii="Times New Roman" w:hAnsi="Times New Roman" w:cs="Times New Roman"/>
+          <w:b/>
+          <w:bCs/>
+          <w:color w:val="000000" w:themeColor="text1"/>
+          <w:sz w:val="24"/>
+          <w:szCs w:val="24"/>
+          <w:lang w:val="en-IN"/>
+        </w:rPr>
+        <w:t>Blocking Behavior</w:t>
+      </w:r>
+    </w:p>
+    <w:p>
+      <w:pPr>
+        <w:numPr>
+          <w:ilvl w:val="1"/>
+          <w:numId w:val="7"/>
+        </w:numPr>
+        <w:jc w:val="both"/>
+        <w:rPr>
+          <w:rFonts w:ascii="Times New Roman" w:hAnsi="Times New Roman" w:cs="Times New Roman"/>
+          <w:color w:val="000000" w:themeColor="text1"/>
+          <w:sz w:val="24"/>
+          <w:szCs w:val="24"/>
+          <w:lang w:val="en-IN"/>
+        </w:rPr>
+      </w:pPr>
+      <w:r>
+        <w:rPr>
+          <w:rFonts w:ascii="Times New Roman" w:hAnsi="Times New Roman" w:cs="Times New Roman"/>
+          <w:color w:val="000000" w:themeColor="text1"/>
+          <w:sz w:val="24"/>
+          <w:szCs w:val="24"/>
+          <w:lang w:val="en-IN"/>
+        </w:rPr>
+        <w:t>If a synchronous task takes a long time (e.g. a loop or computation), it blocks the entire JavaScript thread, freezing the UI in browsers or delaying other tasks.</w:t>
+      </w:r>
+    </w:p>
+    <w:p>
+      <w:pPr>
+        <w:numPr>
+          <w:ilvl w:val="0"/>
+          <w:numId w:val="7"/>
+        </w:numPr>
+        <w:jc w:val="both"/>
+        <w:rPr>
+          <w:rFonts w:ascii="Times New Roman" w:hAnsi="Times New Roman" w:cs="Times New Roman"/>
+          <w:b/>
+          <w:bCs/>
+          <w:color w:val="000000" w:themeColor="text1"/>
+          <w:sz w:val="24"/>
+          <w:szCs w:val="24"/>
+          <w:lang w:val="en-IN"/>
+        </w:rPr>
+      </w:pPr>
+      <w:r>
+        <w:rPr>
+          <w:rFonts w:ascii="Times New Roman" w:hAnsi="Times New Roman" w:cs="Times New Roman"/>
+          <w:b/>
+          <w:bCs/>
+          <w:color w:val="000000" w:themeColor="text1"/>
+          <w:sz w:val="24"/>
+          <w:szCs w:val="24"/>
+          <w:lang w:val="en-IN"/>
+        </w:rPr>
+        <w:t>Poor User Experience</w:t>
+      </w:r>
+    </w:p>
+    <w:p>
+      <w:pPr>
+        <w:numPr>
+          <w:ilvl w:val="1"/>
+          <w:numId w:val="7"/>
+        </w:numPr>
+        <w:jc w:val="both"/>
+        <w:rPr>
+          <w:rFonts w:ascii="Times New Roman" w:hAnsi="Times New Roman" w:cs="Times New Roman"/>
+          <w:color w:val="000000" w:themeColor="text1"/>
+          <w:sz w:val="24"/>
+          <w:szCs w:val="24"/>
+          <w:lang w:val="en-IN"/>
+        </w:rPr>
+      </w:pPr>
+      <w:r>
+        <w:rPr>
+          <w:rFonts w:ascii="Times New Roman" w:hAnsi="Times New Roman" w:cs="Times New Roman"/>
+          <w:color w:val="000000" w:themeColor="text1"/>
+          <w:sz w:val="24"/>
+          <w:szCs w:val="24"/>
+          <w:lang w:val="en-IN"/>
+        </w:rPr>
+        <w:t>In the browser, long-running synchronous code can make the UI unresponsive, leading to a bad UX (e.g., browser "freezing").</w:t>
+      </w:r>
+    </w:p>
+    <w:p>
+      <w:pPr>
+        <w:numPr>
+          <w:ilvl w:val="0"/>
+          <w:numId w:val="7"/>
+        </w:numPr>
+        <w:jc w:val="both"/>
+        <w:rPr>
+          <w:rFonts w:ascii="Times New Roman" w:hAnsi="Times New Roman" w:cs="Times New Roman"/>
+          <w:b/>
+          <w:bCs/>
+          <w:color w:val="000000" w:themeColor="text1"/>
+          <w:sz w:val="24"/>
+          <w:szCs w:val="24"/>
+          <w:lang w:val="en-IN"/>
+        </w:rPr>
+      </w:pPr>
+      <w:r>
+        <w:rPr>
+          <w:rFonts w:ascii="Times New Roman" w:hAnsi="Times New Roman" w:cs="Times New Roman"/>
+          <w:b/>
+          <w:bCs/>
+          <w:color w:val="000000" w:themeColor="text1"/>
+          <w:sz w:val="24"/>
+          <w:szCs w:val="24"/>
+          <w:lang w:val="en-IN"/>
+        </w:rPr>
+        <w:t>Not Scalable</w:t>
+      </w:r>
+    </w:p>
+    <w:p>
+      <w:pPr>
+        <w:numPr>
+          <w:ilvl w:val="1"/>
+          <w:numId w:val="7"/>
+        </w:numPr>
+        <w:jc w:val="both"/>
+        <w:rPr>
+          <w:rFonts w:ascii="Times New Roman" w:hAnsi="Times New Roman" w:cs="Times New Roman"/>
+          <w:color w:val="000000" w:themeColor="text1"/>
+          <w:sz w:val="24"/>
+          <w:szCs w:val="24"/>
+          <w:lang w:val="en-IN"/>
+        </w:rPr>
+      </w:pPr>
+      <w:r>
+        <w:rPr>
+          <w:rFonts w:ascii="Times New Roman" w:hAnsi="Times New Roman" w:cs="Times New Roman"/>
+          <w:color w:val="000000" w:themeColor="text1"/>
+          <w:sz w:val="24"/>
+          <w:szCs w:val="24"/>
+          <w:lang w:val="en-IN"/>
+        </w:rPr>
+        <w:t>Synchronous models struggle in applications that require high I/O (like network or file operations), making the app slower and less efficient.</w:t>
+      </w:r>
+    </w:p>
+    <w:p>
+      <w:pPr>
+        <w:numPr>
+          <w:ilvl w:val="0"/>
+          <w:numId w:val="7"/>
+        </w:numPr>
+        <w:jc w:val="both"/>
+        <w:rPr>
+          <w:rFonts w:ascii="Times New Roman" w:hAnsi="Times New Roman" w:cs="Times New Roman"/>
+          <w:b/>
+          <w:bCs/>
+          <w:color w:val="000000" w:themeColor="text1"/>
+          <w:sz w:val="24"/>
+          <w:szCs w:val="24"/>
+          <w:lang w:val="en-IN"/>
+        </w:rPr>
+      </w:pPr>
+      <w:r>
+        <w:rPr>
+          <w:rFonts w:ascii="Times New Roman" w:hAnsi="Times New Roman" w:cs="Times New Roman"/>
+          <w:b/>
+          <w:bCs/>
+          <w:color w:val="000000" w:themeColor="text1"/>
+          <w:sz w:val="24"/>
+          <w:szCs w:val="24"/>
+          <w:lang w:val="en-IN"/>
+        </w:rPr>
+        <w:lastRenderedPageBreak/>
+        <w:t>No Parallelism</w:t>
+      </w:r>
+    </w:p>
+    <w:p>
+      <w:pPr>
+        <w:numPr>
+          <w:ilvl w:val="1"/>
+          <w:numId w:val="7"/>
+        </w:numPr>
+        <w:jc w:val="both"/>
+        <w:rPr>
+          <w:rFonts w:ascii="Times New Roman" w:hAnsi="Times New Roman" w:cs="Times New Roman"/>
+          <w:color w:val="000000" w:themeColor="text1"/>
+          <w:sz w:val="24"/>
+          <w:szCs w:val="24"/>
+          <w:lang w:val="en-IN"/>
+        </w:rPr>
+      </w:pPr>
+      <w:r>
+        <w:rPr>
+          <w:rFonts w:ascii="Times New Roman" w:hAnsi="Times New Roman" w:cs="Times New Roman"/>
+          <w:color w:val="000000" w:themeColor="text1"/>
+          <w:sz w:val="24"/>
+          <w:szCs w:val="24"/>
+          <w:lang w:val="en-IN"/>
+        </w:rPr>
+        <w:t>JavaScript is single-threaded (in most cases), so synchronous code prevents taking advantage of concurrent or non-blocking patterns.</w:t>
+      </w:r>
+    </w:p>
+    <w:p>
+      <w:pPr>
+        <w:ind w:left="1440"/>
+        <w:jc w:val="both"/>
+        <w:rPr>
+          <w:rFonts w:ascii="Times New Roman" w:hAnsi="Times New Roman" w:cs="Times New Roman"/>
+          <w:color w:val="000000" w:themeColor="text1"/>
+          <w:sz w:val="24"/>
+          <w:szCs w:val="24"/>
+          <w:lang w:val="en-IN"/>
+        </w:rPr>
+      </w:pPr>
+    </w:p>
+    <w:p>
+      <w:pPr>
+        <w:jc w:val="both"/>
+        <w:rPr>
+          <w:rFonts w:ascii="Times New Roman" w:hAnsi="Times New Roman" w:cs="Times New Roman"/>
+          <w:b/>
+          <w:bCs/>
+          <w:color w:val="000000" w:themeColor="text1"/>
+          <w:sz w:val="32"/>
+          <w:szCs w:val="32"/>
+          <w:u w:val="single"/>
+          <w:lang w:val="en-IN"/>
+        </w:rPr>
+      </w:pPr>
+      <w:r>
+        <w:rPr>
+          <w:rFonts w:ascii="Times New Roman" w:hAnsi="Times New Roman" w:cs="Times New Roman"/>
+          <w:b/>
+          <w:bCs/>
+          <w:color w:val="000000" w:themeColor="text1"/>
+          <w:sz w:val="32"/>
+          <w:szCs w:val="32"/>
+          <w:u w:val="single"/>
+          <w:lang w:val="en-IN"/>
+        </w:rPr>
+        <w:t>Async</w:t>
+      </w:r>
+      <w:r>
+        <w:rPr>
+          <w:rFonts w:ascii="Times New Roman" w:hAnsi="Times New Roman" w:cs="Times New Roman"/>
+          <w:b/>
+          <w:bCs/>
+          <w:color w:val="000000" w:themeColor="text1"/>
+          <w:sz w:val="32"/>
+          <w:szCs w:val="32"/>
+          <w:u w:val="single"/>
+          <w:lang w:val="en-IN"/>
+        </w:rPr>
+        <w:t>h</w:t>
+      </w:r>
+      <w:r>
+        <w:rPr>
+          <w:rFonts w:ascii="Times New Roman" w:hAnsi="Times New Roman" w:cs="Times New Roman"/>
+          <w:b/>
+          <w:bCs/>
+          <w:color w:val="000000" w:themeColor="text1"/>
+          <w:sz w:val="32"/>
+          <w:szCs w:val="32"/>
+          <w:u w:val="single"/>
+          <w:lang w:val="en-IN"/>
+        </w:rPr>
+        <w:t>ronous calls</w:t>
+      </w:r>
+    </w:p>
+    <w:p>
+      <w:pPr>
+        <w:jc w:val="both"/>
+        <w:rPr>
+          <w:rFonts w:ascii="Times New Roman" w:hAnsi="Times New Roman" w:cs="Times New Roman"/>
+          <w:b/>
+          <w:bCs/>
+          <w:color w:val="000000" w:themeColor="text1"/>
+          <w:sz w:val="32"/>
+          <w:szCs w:val="32"/>
+          <w:u w:val="single"/>
+          <w:lang w:val="en-IN"/>
+        </w:rPr>
+      </w:pPr>
+    </w:p>
+    <w:p>
+      <w:pPr>
+        <w:jc w:val="both"/>
+        <w:rPr>
+          <w:rFonts w:ascii="Times New Roman" w:hAnsi="Times New Roman" w:cs="Times New Roman"/>
+          <w:color w:val="000000" w:themeColor="text1"/>
+          <w:sz w:val="24"/>
+          <w:szCs w:val="24"/>
+          <w:lang w:val="en-IN"/>
+        </w:rPr>
+      </w:pPr>
+      <w:r>
+        <w:rPr>
+          <w:rFonts w:ascii="Times New Roman" w:hAnsi="Times New Roman" w:cs="Times New Roman"/>
+          <w:color w:val="000000" w:themeColor="text1"/>
+          <w:sz w:val="24"/>
+          <w:szCs w:val="24"/>
+          <w:lang w:val="en-IN"/>
+        </w:rPr>
+        <w:t xml:space="preserve">                 </w:t>
+      </w:r>
+      <w:r>
+        <w:rPr>
+          <w:rFonts w:ascii="Times New Roman" w:hAnsi="Times New Roman" w:cs="Times New Roman"/>
+          <w:color w:val="000000" w:themeColor="text1"/>
+          <w:sz w:val="24"/>
+          <w:szCs w:val="24"/>
+          <w:lang w:val="en-IN"/>
+        </w:rPr>
+        <w:t>Asynchronous calls allow JavaScript to initiate a task and move on to other operations without waiting for the task to complete. Once the task finishes (e.g., a network request), the result is handled using callbacks, promises, or async/await.</w:t>
+      </w:r>
+    </w:p>
+    <w:p>
+      <w:pPr>
+        <w:jc w:val="both"/>
+        <w:rPr>
+          <w:rFonts w:ascii="Times New Roman" w:hAnsi="Times New Roman" w:cs="Times New Roman"/>
+          <w:color w:val="000000" w:themeColor="text1"/>
+          <w:sz w:val="24"/>
+          <w:szCs w:val="24"/>
+          <w:lang w:val="en-IN"/>
+        </w:rPr>
+      </w:pPr>
+      <w:r>
+        <w:rPr>
+          <w:rFonts w:ascii="Times New Roman" w:hAnsi="Times New Roman" w:cs="Times New Roman"/>
+          <w:color w:val="000000" w:themeColor="text1"/>
+          <w:sz w:val="24"/>
+          <w:szCs w:val="24"/>
+          <w:lang w:val="en-IN"/>
+        </w:rPr>
+        <w:t xml:space="preserve">                          </w:t>
+      </w:r>
+      <w:r>
+        <w:rPr>
+          <w:rFonts w:ascii="Times New Roman" w:hAnsi="Times New Roman" w:cs="Times New Roman"/>
+          <w:color w:val="000000" w:themeColor="text1"/>
+          <w:sz w:val="24"/>
+          <w:szCs w:val="24"/>
+          <w:lang w:val="en-IN"/>
+        </w:rPr>
+        <w:t>JavaScript achieves this through its event loop and callback queue, even though it is single-threaded.</w:t>
+      </w:r>
+    </w:p>
+    <w:p>
+      <w:pPr>
+        <w:jc w:val="both"/>
+        <w:rPr>
+          <w:rFonts w:ascii="Times New Roman" w:hAnsi="Times New Roman" w:cs="Times New Roman"/>
+          <w:color w:val="000000" w:themeColor="text1"/>
+          <w:sz w:val="24"/>
+          <w:szCs w:val="24"/>
+          <w:lang w:val="en-IN"/>
+        </w:rPr>
+      </w:pPr>
+    </w:p>
+    <w:p>
+      <w:pPr>
+        <w:jc w:val="both"/>
+        <w:rPr>
+          <w:rFonts w:ascii="Times New Roman" w:hAnsi="Times New Roman" w:cs="Times New Roman"/>
+          <w:b/>
+          <w:bCs/>
+          <w:color w:val="000000" w:themeColor="text1"/>
+          <w:sz w:val="28"/>
+          <w:szCs w:val="28"/>
+          <w:lang w:val="en-IN"/>
+        </w:rPr>
+      </w:pPr>
+      <w:r>
+        <w:rPr>
+          <w:rFonts w:ascii="Times New Roman" w:hAnsi="Times New Roman" w:cs="Times New Roman"/>
+          <w:b/>
+          <w:bCs/>
+          <w:color w:val="000000" w:themeColor="text1"/>
+          <w:sz w:val="24"/>
+          <w:szCs w:val="24"/>
+          <w:lang w:val="en-IN"/>
+        </w:rPr>
+        <w:t xml:space="preserve"> </w:t>
+      </w:r>
+      <w:r>
+        <w:rPr>
+          <w:rFonts w:ascii="Times New Roman" w:hAnsi="Times New Roman" w:cs="Times New Roman"/>
+          <w:b/>
+          <w:bCs/>
+          <w:color w:val="000000" w:themeColor="text1"/>
+          <w:sz w:val="28"/>
+          <w:szCs w:val="28"/>
+          <w:lang w:val="en-IN"/>
+        </w:rPr>
+        <w:t>Advantages of Asynchronous Calls</w:t>
+      </w:r>
+    </w:p>
+    <w:p>
+      <w:pPr>
+        <w:numPr>
+          <w:ilvl w:val="0"/>
+          <w:numId w:val="8"/>
+        </w:numPr>
+        <w:jc w:val="both"/>
+        <w:rPr>
+          <w:rFonts w:ascii="Times New Roman" w:hAnsi="Times New Roman" w:cs="Times New Roman"/>
+          <w:color w:val="000000" w:themeColor="text1"/>
+          <w:sz w:val="24"/>
+          <w:szCs w:val="24"/>
+          <w:lang w:val="en-IN"/>
+        </w:rPr>
+      </w:pPr>
+      <w:r>
+        <w:rPr>
+          <w:rFonts w:ascii="Times New Roman" w:hAnsi="Times New Roman" w:cs="Times New Roman"/>
+          <w:b/>
+          <w:bCs/>
+          <w:color w:val="000000" w:themeColor="text1"/>
+          <w:sz w:val="24"/>
+          <w:szCs w:val="24"/>
+          <w:lang w:val="en-IN"/>
+        </w:rPr>
+        <w:t>Non-blocking</w:t>
+      </w:r>
+    </w:p>
+    <w:p>
+      <w:pPr>
+        <w:numPr>
+          <w:ilvl w:val="1"/>
+          <w:numId w:val="8"/>
+        </w:numPr>
+        <w:jc w:val="both"/>
+        <w:rPr>
+          <w:rFonts w:ascii="Times New Roman" w:hAnsi="Times New Roman" w:cs="Times New Roman"/>
+          <w:color w:val="000000" w:themeColor="text1"/>
+          <w:sz w:val="24"/>
+          <w:szCs w:val="24"/>
+          <w:lang w:val="en-IN"/>
+        </w:rPr>
+      </w:pPr>
+      <w:r>
+        <w:rPr>
+          <w:rFonts w:ascii="Times New Roman" w:hAnsi="Times New Roman" w:cs="Times New Roman"/>
+          <w:color w:val="000000" w:themeColor="text1"/>
+          <w:sz w:val="24"/>
+          <w:szCs w:val="24"/>
+          <w:lang w:val="en-IN"/>
+        </w:rPr>
+        <w:t>Asynchronous code doesn't freeze the main thread; the app can continue running other code.</w:t>
+      </w:r>
+    </w:p>
+    <w:p>
+      <w:pPr>
+        <w:numPr>
+          <w:ilvl w:val="0"/>
+          <w:numId w:val="8"/>
+        </w:numPr>
+        <w:jc w:val="both"/>
+        <w:rPr>
+          <w:rFonts w:ascii="Times New Roman" w:hAnsi="Times New Roman" w:cs="Times New Roman"/>
+          <w:color w:val="000000" w:themeColor="text1"/>
+          <w:sz w:val="24"/>
+          <w:szCs w:val="24"/>
+          <w:lang w:val="en-IN"/>
+        </w:rPr>
+      </w:pPr>
+      <w:r>
+        <w:rPr>
+          <w:rFonts w:ascii="Times New Roman" w:hAnsi="Times New Roman" w:cs="Times New Roman"/>
+          <w:b/>
+          <w:bCs/>
+          <w:color w:val="000000" w:themeColor="text1"/>
+          <w:sz w:val="24"/>
+          <w:szCs w:val="24"/>
+          <w:lang w:val="en-IN"/>
+        </w:rPr>
+        <w:t>Better Performance for I/O</w:t>
+      </w:r>
+    </w:p>
+    <w:p>
+      <w:pPr>
+        <w:numPr>
+          <w:ilvl w:val="1"/>
+          <w:numId w:val="8"/>
+        </w:numPr>
+        <w:jc w:val="both"/>
+        <w:rPr>
+          <w:rFonts w:ascii="Times New Roman" w:hAnsi="Times New Roman" w:cs="Times New Roman"/>
+          <w:color w:val="000000" w:themeColor="text1"/>
+          <w:sz w:val="24"/>
+          <w:szCs w:val="24"/>
+          <w:lang w:val="en-IN"/>
+        </w:rPr>
+      </w:pPr>
+      <w:r>
+        <w:rPr>
+          <w:rFonts w:ascii="Times New Roman" w:hAnsi="Times New Roman" w:cs="Times New Roman"/>
+          <w:color w:val="000000" w:themeColor="text1"/>
+          <w:sz w:val="24"/>
+          <w:szCs w:val="24"/>
+          <w:lang w:val="en-IN"/>
+        </w:rPr>
+        <w:t>Ideal for tasks like API calls, database queries, file reading, etc.</w:t>
+      </w:r>
+    </w:p>
+    <w:p>
+      <w:pPr>
+        <w:numPr>
+          <w:ilvl w:val="0"/>
+          <w:numId w:val="8"/>
+        </w:numPr>
+        <w:jc w:val="both"/>
+        <w:rPr>
+          <w:rFonts w:ascii="Times New Roman" w:hAnsi="Times New Roman" w:cs="Times New Roman"/>
+          <w:color w:val="000000" w:themeColor="text1"/>
+          <w:sz w:val="24"/>
+          <w:szCs w:val="24"/>
+          <w:lang w:val="en-IN"/>
+        </w:rPr>
+      </w:pPr>
+      <w:r>
+        <w:rPr>
+          <w:rFonts w:ascii="Times New Roman" w:hAnsi="Times New Roman" w:cs="Times New Roman"/>
+          <w:b/>
+          <w:bCs/>
+          <w:color w:val="000000" w:themeColor="text1"/>
+          <w:sz w:val="24"/>
+          <w:szCs w:val="24"/>
+          <w:lang w:val="en-IN"/>
+        </w:rPr>
+        <w:t>Improved User Experience</w:t>
+      </w:r>
+    </w:p>
+    <w:p>
+      <w:pPr>
+        <w:numPr>
+          <w:ilvl w:val="1"/>
+          <w:numId w:val="8"/>
+        </w:numPr>
+        <w:jc w:val="both"/>
+        <w:rPr>
+          <w:rFonts w:ascii="Times New Roman" w:hAnsi="Times New Roman" w:cs="Times New Roman"/>
+          <w:color w:val="000000" w:themeColor="text1"/>
+          <w:sz w:val="24"/>
+          <w:szCs w:val="24"/>
+          <w:lang w:val="en-IN"/>
+        </w:rPr>
+      </w:pPr>
+      <w:r>
+        <w:rPr>
+          <w:rFonts w:ascii="Times New Roman" w:hAnsi="Times New Roman" w:cs="Times New Roman"/>
+          <w:color w:val="000000" w:themeColor="text1"/>
+          <w:sz w:val="24"/>
+          <w:szCs w:val="24"/>
+          <w:lang w:val="en-IN"/>
+        </w:rPr>
+        <w:t>Prevents UI freezing in browsers or delays in Node.js apps.</w:t>
+      </w:r>
+    </w:p>
+    <w:p>
+      <w:pPr>
+        <w:numPr>
+          <w:ilvl w:val="0"/>
+          <w:numId w:val="8"/>
+        </w:numPr>
+        <w:jc w:val="both"/>
+        <w:rPr>
+          <w:rFonts w:ascii="Times New Roman" w:hAnsi="Times New Roman" w:cs="Times New Roman"/>
+          <w:color w:val="000000" w:themeColor="text1"/>
+          <w:sz w:val="24"/>
+          <w:szCs w:val="24"/>
+          <w:lang w:val="en-IN"/>
+        </w:rPr>
+      </w:pPr>
+      <w:r>
+        <w:rPr>
+          <w:rFonts w:ascii="Times New Roman" w:hAnsi="Times New Roman" w:cs="Times New Roman"/>
+          <w:b/>
+          <w:bCs/>
+          <w:color w:val="000000" w:themeColor="text1"/>
+          <w:sz w:val="24"/>
+          <w:szCs w:val="24"/>
+          <w:lang w:val="en-IN"/>
+        </w:rPr>
+        <w:t>Scalability</w:t>
+      </w:r>
+    </w:p>
+    <w:p>
+      <w:pPr>
+        <w:numPr>
+          <w:ilvl w:val="1"/>
+          <w:numId w:val="8"/>
+        </w:numPr>
+        <w:jc w:val="both"/>
+        <w:rPr>
+          <w:rFonts w:ascii="Times New Roman" w:hAnsi="Times New Roman" w:cs="Times New Roman"/>
+          <w:color w:val="000000" w:themeColor="text1"/>
+          <w:sz w:val="24"/>
+          <w:szCs w:val="24"/>
+          <w:lang w:val="en-IN"/>
+        </w:rPr>
+      </w:pPr>
+      <w:r>
+        <w:rPr>
+          <w:rFonts w:ascii="Times New Roman" w:hAnsi="Times New Roman" w:cs="Times New Roman"/>
+          <w:color w:val="000000" w:themeColor="text1"/>
+          <w:sz w:val="24"/>
+          <w:szCs w:val="24"/>
+          <w:lang w:val="en-IN"/>
+        </w:rPr>
+        <w:t>Better suited for applications with many concurrent operations (e.g. chat apps, real-time systems).</w:t>
+      </w:r>
+    </w:p>
+    <w:p>
+      <w:pPr>
+        <w:jc w:val="both"/>
+        <w:rPr>
+          <w:rFonts w:ascii="Times New Roman" w:hAnsi="Times New Roman" w:cs="Times New Roman"/>
+          <w:color w:val="000000" w:themeColor="text1"/>
+          <w:sz w:val="24"/>
+          <w:szCs w:val="24"/>
+          <w:lang w:val="en-IN"/>
+        </w:rPr>
+      </w:pPr>
+    </w:p>
+    <w:p>
+      <w:pPr>
+        <w:jc w:val="both"/>
+        <w:rPr>
+          <w:rFonts w:ascii="Times New Roman" w:hAnsi="Times New Roman" w:cs="Times New Roman"/>
+          <w:b/>
+          <w:bCs/>
+          <w:color w:val="000000" w:themeColor="text1"/>
+          <w:sz w:val="28"/>
+          <w:szCs w:val="28"/>
+          <w:lang w:val="en-IN"/>
+        </w:rPr>
+      </w:pPr>
+      <w:r>
+        <w:rPr>
+          <w:rFonts w:ascii="Times New Roman" w:hAnsi="Times New Roman" w:cs="Times New Roman"/>
+          <w:b/>
+          <w:bCs/>
+          <w:color w:val="000000" w:themeColor="text1"/>
+          <w:sz w:val="28"/>
+          <w:szCs w:val="28"/>
+          <w:lang w:val="en-IN"/>
+        </w:rPr>
+        <w:t>Disadvantages of Asynchronous Calls</w:t>
+      </w:r>
+    </w:p>
+    <w:p>
+      <w:pPr>
+        <w:numPr>
+          <w:ilvl w:val="0"/>
+          <w:numId w:val="9"/>
+        </w:numPr>
+        <w:jc w:val="both"/>
+        <w:rPr>
+          <w:rFonts w:ascii="Times New Roman" w:hAnsi="Times New Roman" w:cs="Times New Roman"/>
+          <w:color w:val="000000" w:themeColor="text1"/>
+          <w:sz w:val="24"/>
+          <w:szCs w:val="24"/>
+          <w:lang w:val="en-IN"/>
+        </w:rPr>
+      </w:pPr>
+      <w:r>
+        <w:rPr>
+          <w:rFonts w:ascii="Times New Roman" w:hAnsi="Times New Roman" w:cs="Times New Roman"/>
+          <w:b/>
+          <w:bCs/>
+          <w:color w:val="000000" w:themeColor="text1"/>
+          <w:sz w:val="24"/>
+          <w:szCs w:val="24"/>
+          <w:lang w:val="en-IN"/>
+        </w:rPr>
+        <w:t>Complexity</w:t>
+      </w:r>
+    </w:p>
+    <w:p>
+      <w:pPr>
+        <w:numPr>
+          <w:ilvl w:val="1"/>
+          <w:numId w:val="9"/>
+        </w:numPr>
+        <w:jc w:val="both"/>
+        <w:rPr>
+          <w:rFonts w:ascii="Times New Roman" w:hAnsi="Times New Roman" w:cs="Times New Roman"/>
+          <w:color w:val="000000" w:themeColor="text1"/>
+          <w:sz w:val="24"/>
+          <w:szCs w:val="24"/>
+          <w:lang w:val="en-IN"/>
+        </w:rPr>
+      </w:pPr>
+      <w:r>
+        <w:rPr>
+          <w:rFonts w:ascii="Times New Roman" w:hAnsi="Times New Roman" w:cs="Times New Roman"/>
+          <w:color w:val="000000" w:themeColor="text1"/>
+          <w:sz w:val="24"/>
+          <w:szCs w:val="24"/>
+          <w:lang w:val="en-IN"/>
+        </w:rPr>
+        <w:t>More difficult to reason about compared to synchronous code.</w:t>
+      </w:r>
+    </w:p>
+    <w:p>
+      <w:pPr>
+        <w:numPr>
+          <w:ilvl w:val="0"/>
+          <w:numId w:val="9"/>
+        </w:numPr>
+        <w:jc w:val="both"/>
+        <w:rPr>
+          <w:rFonts w:ascii="Times New Roman" w:hAnsi="Times New Roman" w:cs="Times New Roman"/>
+          <w:color w:val="000000" w:themeColor="text1"/>
+          <w:sz w:val="24"/>
+          <w:szCs w:val="24"/>
+          <w:lang w:val="en-IN"/>
+        </w:rPr>
+      </w:pPr>
+      <w:r>
+        <w:rPr>
+          <w:rFonts w:ascii="Times New Roman" w:hAnsi="Times New Roman" w:cs="Times New Roman"/>
+          <w:b/>
+          <w:bCs/>
+          <w:color w:val="000000" w:themeColor="text1"/>
+          <w:sz w:val="24"/>
+          <w:szCs w:val="24"/>
+          <w:lang w:val="en-IN"/>
+        </w:rPr>
+        <w:t>Callback Hell</w:t>
+      </w:r>
+    </w:p>
+    <w:p>
+      <w:pPr>
+        <w:numPr>
+          <w:ilvl w:val="1"/>
+          <w:numId w:val="9"/>
+        </w:numPr>
+        <w:jc w:val="both"/>
+        <w:rPr>
+          <w:rFonts w:ascii="Times New Roman" w:hAnsi="Times New Roman" w:cs="Times New Roman"/>
+          <w:color w:val="000000" w:themeColor="text1"/>
+          <w:sz w:val="24"/>
+          <w:szCs w:val="24"/>
+          <w:lang w:val="en-IN"/>
+        </w:rPr>
+      </w:pPr>
+      <w:r>
+        <w:rPr>
+          <w:rFonts w:ascii="Times New Roman" w:hAnsi="Times New Roman" w:cs="Times New Roman"/>
+          <w:color w:val="000000" w:themeColor="text1"/>
+          <w:sz w:val="24"/>
+          <w:szCs w:val="24"/>
+          <w:lang w:val="en-IN"/>
+        </w:rPr>
+        <w:t>Nested callbacks (before promises/async/await) can make code messy and hard to maintain.</w:t>
+      </w:r>
+    </w:p>
+    <w:p>
+      <w:pPr>
+        <w:numPr>
+          <w:ilvl w:val="0"/>
+          <w:numId w:val="9"/>
+        </w:numPr>
+        <w:jc w:val="both"/>
+        <w:rPr>
+          <w:rFonts w:ascii="Times New Roman" w:hAnsi="Times New Roman" w:cs="Times New Roman"/>
+          <w:color w:val="000000" w:themeColor="text1"/>
+          <w:sz w:val="24"/>
+          <w:szCs w:val="24"/>
+          <w:lang w:val="en-IN"/>
+        </w:rPr>
+      </w:pPr>
+      <w:r>
+        <w:rPr>
+          <w:rFonts w:ascii="Times New Roman" w:hAnsi="Times New Roman" w:cs="Times New Roman"/>
+          <w:b/>
+          <w:bCs/>
+          <w:color w:val="000000" w:themeColor="text1"/>
+          <w:sz w:val="24"/>
+          <w:szCs w:val="24"/>
+          <w:lang w:val="en-IN"/>
+        </w:rPr>
+        <w:t>Error Handling Can Be Tricky</w:t>
+      </w:r>
+    </w:p>
+    <w:p>
+      <w:pPr>
+        <w:numPr>
+          <w:ilvl w:val="1"/>
+          <w:numId w:val="9"/>
+        </w:numPr>
+        <w:jc w:val="both"/>
+        <w:rPr>
+          <w:rFonts w:ascii="Times New Roman" w:hAnsi="Times New Roman" w:cs="Times New Roman"/>
+          <w:color w:val="000000" w:themeColor="text1"/>
+          <w:sz w:val="24"/>
+          <w:szCs w:val="24"/>
+          <w:lang w:val="en-IN"/>
+        </w:rPr>
+      </w:pPr>
+      <w:r>
+        <w:rPr>
+          <w:rFonts w:ascii="Times New Roman" w:hAnsi="Times New Roman" w:cs="Times New Roman"/>
+          <w:color w:val="000000" w:themeColor="text1"/>
+          <w:sz w:val="24"/>
+          <w:szCs w:val="24"/>
+          <w:lang w:val="en-IN"/>
+        </w:rPr>
+        <w:t>Especially when using older callback-style async code.</w:t>
+      </w:r>
+    </w:p>
+    <w:p>
+      <w:pPr>
+        <w:numPr>
+          <w:ilvl w:val="0"/>
+          <w:numId w:val="9"/>
+        </w:numPr>
+        <w:jc w:val="both"/>
+        <w:rPr>
+          <w:rFonts w:ascii="Times New Roman" w:hAnsi="Times New Roman" w:cs="Times New Roman"/>
+          <w:color w:val="000000" w:themeColor="text1"/>
+          <w:sz w:val="24"/>
+          <w:szCs w:val="24"/>
+          <w:lang w:val="en-IN"/>
+        </w:rPr>
+      </w:pPr>
+      <w:r>
+        <w:rPr>
+          <w:rFonts w:ascii="Times New Roman" w:hAnsi="Times New Roman" w:cs="Times New Roman"/>
+          <w:b/>
+          <w:bCs/>
+          <w:color w:val="000000" w:themeColor="text1"/>
+          <w:sz w:val="24"/>
+          <w:szCs w:val="24"/>
+          <w:lang w:val="en-IN"/>
+        </w:rPr>
+        <w:t>Difficult Debugging</w:t>
+      </w:r>
+    </w:p>
+    <w:p>
+      <w:pPr>
+        <w:numPr>
+          <w:ilvl w:val="1"/>
+          <w:numId w:val="9"/>
+        </w:numPr>
+        <w:jc w:val="both"/>
+        <w:rPr>
+          <w:rFonts w:ascii="Times New Roman" w:hAnsi="Times New Roman" w:cs="Times New Roman"/>
+          <w:color w:val="000000" w:themeColor="text1"/>
+          <w:sz w:val="24"/>
+          <w:szCs w:val="24"/>
+          <w:lang w:val="en-IN"/>
+        </w:rPr>
+      </w:pPr>
+      <w:r>
+        <w:rPr>
+          <w:rFonts w:ascii="Times New Roman" w:hAnsi="Times New Roman" w:cs="Times New Roman"/>
+          <w:color w:val="000000" w:themeColor="text1"/>
+          <w:sz w:val="24"/>
+          <w:szCs w:val="24"/>
+          <w:lang w:val="en-IN"/>
+        </w:rPr>
+        <w:t>Async stack traces are harder to follow than synchronous ones.</w:t>
+      </w:r>
+    </w:p>
+    <w:p>
+      <w:pPr>
+        <w:jc w:val="both"/>
+        <w:rPr>
+          <w:rFonts w:ascii="Times New Roman" w:hAnsi="Times New Roman" w:cs="Times New Roman"/>
+          <w:color w:val="000000" w:themeColor="text1"/>
+          <w:sz w:val="24"/>
+          <w:szCs w:val="24"/>
+          <w:lang w:val="en-IN"/>
+        </w:rPr>
+      </w:pPr>
+    </w:p>
+    <w:p>
+      <w:pPr>
+        <w:jc w:val="both"/>
+        <w:rPr>
+          <w:rFonts w:ascii="Times New Roman" w:hAnsi="Times New Roman" w:cs="Times New Roman"/>
+          <w:color w:val="000000" w:themeColor="text1"/>
+          <w:sz w:val="24"/>
+          <w:szCs w:val="24"/>
+          <w:lang w:val="en-IN"/>
+        </w:rPr>
+      </w:pPr>
+    </w:p>
+    <w:p>
+      <w:pPr>
+        <w:jc w:val="both"/>
+        <w:rPr>
+          <w:rFonts w:ascii="Times New Roman" w:hAnsi="Times New Roman" w:cs="Times New Roman"/>
+          <w:color w:val="000000" w:themeColor="text1"/>
+          <w:sz w:val="24"/>
+          <w:szCs w:val="24"/>
+          <w:lang w:val="en-IN"/>
+        </w:rPr>
+      </w:pPr>
+    </w:p>
     <w:sectPr>
       <w:pgSz w:w="11906" w:h="16838"/>
       <w:pgMar w:top="720" w:right="1021" w:bottom="1440" w:left="1440" w:header="720" w:footer="720" w:gutter="0"/>
@@ -7934,6 +10080,123 @@
 <file path=word/numbering.xml><?xml version="1.0" encoding="utf-8"?>
 <w:numbering xmlns:wpc="http://schemas.microsoft.com/office/word/2010/wordprocessingCanvas" xmlns:cx="http://schemas.microsoft.com/office/drawing/2014/chartex" xmlns:cx1="http://schemas.microsoft.com/office/drawing/2015/9/8/chartex" xmlns:cx2="http://schemas.microsoft.com/office/drawing/2015/10/21/chartex" xmlns:cx3="http://schemas.microsoft.com/office/drawing/2016/5/9/chartex" xmlns:cx4="http://schemas.microsoft.com/office/drawing/2016/5/10/chartex" xmlns:cx5="http://schemas.microsoft.com/office/drawing/2016/5/11/chartex" xmlns:cx6="http://schemas.microsoft.com/office/drawing/2016/5/12/chartex" xmlns:cx7="http://schemas.microsoft.com/office/drawing/2016/5/13/chartex" xmlns:cx8="http://schemas.microsoft.com/office/drawing/2016/5/14/chartex" xmlns:mc="http://schemas.openxmlformats.org/markup-compatibility/2006" xmlns:aink="http://schemas.microsoft.com/office/drawing/2016/ink" xmlns:am3d="http://schemas.microsoft.com/office/drawing/2017/model3d" xmlns:o="urn:schemas-microsoft-com:office:office" xmlns:oel="http://schemas.microsoft.com/office/2019/extlst" xmlns:r="http://schemas.openxmlformats.org/officeDocument/2006/relationships" xmlns:m="http://schemas.openxmlformats.org/officeDocument/2006/math" xmlns:v="urn:schemas-microsoft-com:vml" xmlns:wp14="http://schemas.microsoft.com/office/word/2010/wordprocessingDrawing" xmlns:wp="http://schemas.openxmlformats.org/drawingml/2006/wordprocessingDrawing" xmlns:w10="urn:schemas-microsoft-com:office:word" xmlns:w="http://schemas.openxmlformats.org/wordprocessingml/2006/main" xmlns:w14="http://schemas.microsoft.com/office/word/2010/wordml" xmlns:w15="http://schemas.microsoft.com/office/word/2012/wordml" xmlns:w16cex="http://schemas.microsoft.com/office/word/2018/wordml/cex" xmlns:w16cid="http://schemas.microsoft.com/office/word/2016/wordml/cid" xmlns:w16="http://schemas.microsoft.com/office/word/2018/wordml" xmlns:w16du="http://schemas.microsoft.com/office/word/2023/wordml/word16du" xmlns:w16sdtdh="http://schemas.microsoft.com/office/word/2020/wordml/sdtdatahash" xmlns:w16sdtfl="http://schemas.microsoft.com/office/word/2024/wordml/sdtformatlock" xmlns:w16se="http://schemas.microsoft.com/office/word/2015/wordml/symex" xmlns:wpg="http://schemas.microsoft.com/office/word/2010/wordprocessingGroup" xmlns:wpi="http://schemas.microsoft.com/office/word/2010/wordprocessingInk" xmlns:wne="http://schemas.microsoft.com/office/word/2006/wordml" xmlns:wps="http://schemas.microsoft.com/office/word/2010/wordprocessingShape" mc:Ignorable="w14 w15 w16se w16cid w16 w16cex w16sdtdh w16sdtfl w16du wp14">
   <w:abstractNum w:abstractNumId="0" w15:restartNumberingAfterBreak="0">
+    <w:nsid w:val="0902538F"/>
+    <w:multiLevelType w:val="multilevel"/>
+    <w:tmpl w:val="9CBA0036"/>
+    <w:lvl w:ilvl="0">
+      <w:start w:val="1"/>
+      <w:numFmt w:val="decimal"/>
+      <w:lvlText w:val="%1."/>
+      <w:lvlJc w:val="left"/>
+      <w:pPr>
+        <w:tabs>
+          <w:tab w:val="num" w:pos="720"/>
+        </w:tabs>
+        <w:ind w:left="720" w:hanging="360"/>
+      </w:pPr>
+    </w:lvl>
+    <w:lvl w:ilvl="1">
+      <w:start w:val="1"/>
+      <w:numFmt w:val="bullet"/>
+      <w:lvlText w:val="o"/>
+      <w:lvlJc w:val="left"/>
+      <w:pPr>
+        <w:tabs>
+          <w:tab w:val="num" w:pos="1440"/>
+        </w:tabs>
+        <w:ind w:left="1440" w:hanging="360"/>
+      </w:pPr>
+      <w:rPr>
+        <w:rFonts w:ascii="Courier New" w:hAnsi="Courier New" w:hint="default"/>
+        <w:sz w:val="20"/>
+      </w:rPr>
+    </w:lvl>
+    <w:lvl w:ilvl="2" w:tentative="1">
+      <w:start w:val="1"/>
+      <w:numFmt w:val="decimal"/>
+      <w:lvlText w:val="%3."/>
+      <w:lvlJc w:val="left"/>
+      <w:pPr>
+        <w:tabs>
+          <w:tab w:val="num" w:pos="2160"/>
+        </w:tabs>
+        <w:ind w:left="2160" w:hanging="360"/>
+      </w:pPr>
+    </w:lvl>
+    <w:lvl w:ilvl="3" w:tentative="1">
+      <w:start w:val="1"/>
+      <w:numFmt w:val="decimal"/>
+      <w:lvlText w:val="%4."/>
+      <w:lvlJc w:val="left"/>
+      <w:pPr>
+        <w:tabs>
+          <w:tab w:val="num" w:pos="2880"/>
+        </w:tabs>
+        <w:ind w:left="2880" w:hanging="360"/>
+      </w:pPr>
+    </w:lvl>
+    <w:lvl w:ilvl="4" w:tentative="1">
+      <w:start w:val="1"/>
+      <w:numFmt w:val="decimal"/>
+      <w:lvlText w:val="%5."/>
+      <w:lvlJc w:val="left"/>
+      <w:pPr>
+        <w:tabs>
+          <w:tab w:val="num" w:pos="3600"/>
+        </w:tabs>
+        <w:ind w:left="3600" w:hanging="360"/>
+      </w:pPr>
+    </w:lvl>
+    <w:lvl w:ilvl="5" w:tentative="1">
+      <w:start w:val="1"/>
+      <w:numFmt w:val="decimal"/>
+      <w:lvlText w:val="%6."/>
+      <w:lvlJc w:val="left"/>
+      <w:pPr>
+        <w:tabs>
+          <w:tab w:val="num" w:pos="4320"/>
+        </w:tabs>
+        <w:ind w:left="4320" w:hanging="360"/>
+      </w:pPr>
+    </w:lvl>
+    <w:lvl w:ilvl="6" w:tentative="1">
+      <w:start w:val="1"/>
+      <w:numFmt w:val="decimal"/>
+      <w:lvlText w:val="%7."/>
+      <w:lvlJc w:val="left"/>
+      <w:pPr>
+        <w:tabs>
+          <w:tab w:val="num" w:pos="5040"/>
+        </w:tabs>
+        <w:ind w:left="5040" w:hanging="360"/>
+      </w:pPr>
+    </w:lvl>
+    <w:lvl w:ilvl="7" w:tentative="1">
+      <w:start w:val="1"/>
+      <w:numFmt w:val="decimal"/>
+      <w:lvlText w:val="%8."/>
+      <w:lvlJc w:val="left"/>
+      <w:pPr>
+        <w:tabs>
+          <w:tab w:val="num" w:pos="5760"/>
+        </w:tabs>
+        <w:ind w:left="5760" w:hanging="360"/>
+      </w:pPr>
+    </w:lvl>
+    <w:lvl w:ilvl="8" w:tentative="1">
+      <w:start w:val="1"/>
+      <w:numFmt w:val="decimal"/>
+      <w:lvlText w:val="%9."/>
+      <w:lvlJc w:val="left"/>
+      <w:pPr>
+        <w:tabs>
+          <w:tab w:val="num" w:pos="6480"/>
+        </w:tabs>
+        <w:ind w:left="6480" w:hanging="360"/>
+      </w:pPr>
+    </w:lvl>
+  </w:abstractNum>
+  <w:abstractNum w:abstractNumId="1" w15:restartNumberingAfterBreak="0">
     <w:nsid w:val="0C042187"/>
     <w:multiLevelType w:val="hybridMultilevel"/>
     <w:tmpl w:val="2B3AC95A"/>
@@ -8023,7 +10286,124 @@
       </w:pPr>
     </w:lvl>
   </w:abstractNum>
-  <w:abstractNum w:abstractNumId="1" w15:restartNumberingAfterBreak="0">
+  <w:abstractNum w:abstractNumId="2" w15:restartNumberingAfterBreak="0">
+    <w:nsid w:val="0CF7231E"/>
+    <w:multiLevelType w:val="multilevel"/>
+    <w:tmpl w:val="DE38A096"/>
+    <w:lvl w:ilvl="0">
+      <w:start w:val="1"/>
+      <w:numFmt w:val="decimal"/>
+      <w:lvlText w:val="%1."/>
+      <w:lvlJc w:val="left"/>
+      <w:pPr>
+        <w:tabs>
+          <w:tab w:val="num" w:pos="720"/>
+        </w:tabs>
+        <w:ind w:left="720" w:hanging="360"/>
+      </w:pPr>
+    </w:lvl>
+    <w:lvl w:ilvl="1">
+      <w:start w:val="1"/>
+      <w:numFmt w:val="bullet"/>
+      <w:lvlText w:val="o"/>
+      <w:lvlJc w:val="left"/>
+      <w:pPr>
+        <w:tabs>
+          <w:tab w:val="num" w:pos="1440"/>
+        </w:tabs>
+        <w:ind w:left="1440" w:hanging="360"/>
+      </w:pPr>
+      <w:rPr>
+        <w:rFonts w:ascii="Courier New" w:hAnsi="Courier New" w:hint="default"/>
+        <w:sz w:val="20"/>
+      </w:rPr>
+    </w:lvl>
+    <w:lvl w:ilvl="2" w:tentative="1">
+      <w:start w:val="1"/>
+      <w:numFmt w:val="decimal"/>
+      <w:lvlText w:val="%3."/>
+      <w:lvlJc w:val="left"/>
+      <w:pPr>
+        <w:tabs>
+          <w:tab w:val="num" w:pos="2160"/>
+        </w:tabs>
+        <w:ind w:left="2160" w:hanging="360"/>
+      </w:pPr>
+    </w:lvl>
+    <w:lvl w:ilvl="3" w:tentative="1">
+      <w:start w:val="1"/>
+      <w:numFmt w:val="decimal"/>
+      <w:lvlText w:val="%4."/>
+      <w:lvlJc w:val="left"/>
+      <w:pPr>
+        <w:tabs>
+          <w:tab w:val="num" w:pos="2880"/>
+        </w:tabs>
+        <w:ind w:left="2880" w:hanging="360"/>
+      </w:pPr>
+    </w:lvl>
+    <w:lvl w:ilvl="4" w:tentative="1">
+      <w:start w:val="1"/>
+      <w:numFmt w:val="decimal"/>
+      <w:lvlText w:val="%5."/>
+      <w:lvlJc w:val="left"/>
+      <w:pPr>
+        <w:tabs>
+          <w:tab w:val="num" w:pos="3600"/>
+        </w:tabs>
+        <w:ind w:left="3600" w:hanging="360"/>
+      </w:pPr>
+    </w:lvl>
+    <w:lvl w:ilvl="5" w:tentative="1">
+      <w:start w:val="1"/>
+      <w:numFmt w:val="decimal"/>
+      <w:lvlText w:val="%6."/>
+      <w:lvlJc w:val="left"/>
+      <w:pPr>
+        <w:tabs>
+          <w:tab w:val="num" w:pos="4320"/>
+        </w:tabs>
+        <w:ind w:left="4320" w:hanging="360"/>
+      </w:pPr>
+    </w:lvl>
+    <w:lvl w:ilvl="6" w:tentative="1">
+      <w:start w:val="1"/>
+      <w:numFmt w:val="decimal"/>
+      <w:lvlText w:val="%7."/>
+      <w:lvlJc w:val="left"/>
+      <w:pPr>
+        <w:tabs>
+          <w:tab w:val="num" w:pos="5040"/>
+        </w:tabs>
+        <w:ind w:left="5040" w:hanging="360"/>
+      </w:pPr>
+    </w:lvl>
+    <w:lvl w:ilvl="7" w:tentative="1">
+      <w:start w:val="1"/>
+      <w:numFmt w:val="decimal"/>
+      <w:lvlText w:val="%8."/>
+      <w:lvlJc w:val="left"/>
+      <w:pPr>
+        <w:tabs>
+          <w:tab w:val="num" w:pos="5760"/>
+        </w:tabs>
+        <w:ind w:left="5760" w:hanging="360"/>
+      </w:pPr>
+    </w:lvl>
+    <w:lvl w:ilvl="8" w:tentative="1">
+      <w:start w:val="1"/>
+      <w:numFmt w:val="decimal"/>
+      <w:lvlText w:val="%9."/>
+      <w:lvlJc w:val="left"/>
+      <w:pPr>
+        <w:tabs>
+          <w:tab w:val="num" w:pos="6480"/>
+        </w:tabs>
+        <w:ind w:left="6480" w:hanging="360"/>
+      </w:pPr>
+    </w:lvl>
+  </w:abstractNum>
+  <w:abstractNum w:abstractNumId="3" w15:restartNumberingAfterBreak="0">
     <w:nsid w:val="152C636B"/>
     <w:multiLevelType w:val="multilevel"/>
     <w:tmpl w:val="81FAD14E"/>
@@ -8136,7 +10516,7 @@
       </w:pPr>
     </w:lvl>
   </w:abstractNum>
-  <w:abstractNum w:abstractNumId="2" w15:restartNumberingAfterBreak="0">
+  <w:abstractNum w:abstractNumId="4" w15:restartNumberingAfterBreak="0">
     <w:nsid w:val="3A2B4B83"/>
     <w:multiLevelType w:val="hybridMultilevel"/>
     <w:tmpl w:val="4B3A57FA"/>
@@ -8222,7 +10602,7 @@
       </w:pPr>
     </w:lvl>
   </w:abstractNum>
-  <w:abstractNum w:abstractNumId="3" w15:restartNumberingAfterBreak="0">
+  <w:abstractNum w:abstractNumId="5" w15:restartNumberingAfterBreak="0">
     <w:nsid w:val="43EE34FA"/>
     <w:multiLevelType w:val="hybridMultilevel"/>
     <w:tmpl w:val="4AA2943C"/>
@@ -8308,7 +10688,241 @@
       </w:pPr>
     </w:lvl>
   </w:abstractNum>
-  <w:abstractNum w:abstractNumId="4" w15:restartNumberingAfterBreak="0">
+  <w:abstractNum w:abstractNumId="6" w15:restartNumberingAfterBreak="0">
+    <w:nsid w:val="55FB33A9"/>
+    <w:multiLevelType w:val="multilevel"/>
+    <w:tmpl w:val="43267050"/>
+    <w:lvl w:ilvl="0">
+      <w:start w:val="1"/>
+      <w:numFmt w:val="decimal"/>
+      <w:lvlText w:val="%1."/>
+      <w:lvlJc w:val="left"/>
+      <w:pPr>
+        <w:tabs>
+          <w:tab w:val="num" w:pos="720"/>
+        </w:tabs>
+        <w:ind w:left="720" w:hanging="360"/>
+      </w:pPr>
+    </w:lvl>
+    <w:lvl w:ilvl="1">
+      <w:start w:val="1"/>
+      <w:numFmt w:val="bullet"/>
+      <w:lvlText w:val="o"/>
+      <w:lvlJc w:val="left"/>
+      <w:pPr>
+        <w:tabs>
+          <w:tab w:val="num" w:pos="1440"/>
+        </w:tabs>
+        <w:ind w:left="1440" w:hanging="360"/>
+      </w:pPr>
+      <w:rPr>
+        <w:rFonts w:ascii="Courier New" w:hAnsi="Courier New" w:hint="default"/>
+        <w:sz w:val="20"/>
+      </w:rPr>
+    </w:lvl>
+    <w:lvl w:ilvl="2" w:tentative="1">
+      <w:start w:val="1"/>
+      <w:numFmt w:val="decimal"/>
+      <w:lvlText w:val="%3."/>
+      <w:lvlJc w:val="left"/>
+      <w:pPr>
+        <w:tabs>
+          <w:tab w:val="num" w:pos="2160"/>
+        </w:tabs>
+        <w:ind w:left="2160" w:hanging="360"/>
+      </w:pPr>
+    </w:lvl>
+    <w:lvl w:ilvl="3" w:tentative="1">
+      <w:start w:val="1"/>
+      <w:numFmt w:val="decimal"/>
+      <w:lvlText w:val="%4."/>
+      <w:lvlJc w:val="left"/>
+      <w:pPr>
+        <w:tabs>
+          <w:tab w:val="num" w:pos="2880"/>
+        </w:tabs>
+        <w:ind w:left="2880" w:hanging="360"/>
+      </w:pPr>
+    </w:lvl>
+    <w:lvl w:ilvl="4" w:tentative="1">
+      <w:start w:val="1"/>
+      <w:numFmt w:val="decimal"/>
+      <w:lvlText w:val="%5."/>
+      <w:lvlJc w:val="left"/>
+      <w:pPr>
+        <w:tabs>
+          <w:tab w:val="num" w:pos="3600"/>
+        </w:tabs>
+        <w:ind w:left="3600" w:hanging="360"/>
+      </w:pPr>
+    </w:lvl>
+    <w:lvl w:ilvl="5" w:tentative="1">
+      <w:start w:val="1"/>
+      <w:numFmt w:val="decimal"/>
+      <w:lvlText w:val="%6."/>
+      <w:lvlJc w:val="left"/>
+      <w:pPr>
+        <w:tabs>
+          <w:tab w:val="num" w:pos="4320"/>
+        </w:tabs>
+        <w:ind w:left="4320" w:hanging="360"/>
+      </w:pPr>
+    </w:lvl>
+    <w:lvl w:ilvl="6" w:tentative="1">
+      <w:start w:val="1"/>
+      <w:numFmt w:val="decimal"/>
+      <w:lvlText w:val="%7."/>
+      <w:lvlJc w:val="left"/>
+      <w:pPr>
+        <w:tabs>
+          <w:tab w:val="num" w:pos="5040"/>
+        </w:tabs>
+        <w:ind w:left="5040" w:hanging="360"/>
+      </w:pPr>
+    </w:lvl>
+    <w:lvl w:ilvl="7" w:tentative="1">
+      <w:start w:val="1"/>
+      <w:numFmt w:val="decimal"/>
+      <w:lvlText w:val="%8."/>
+      <w:lvlJc w:val="left"/>
+      <w:pPr>
+        <w:tabs>
+          <w:tab w:val="num" w:pos="5760"/>
+        </w:tabs>
+        <w:ind w:left="5760" w:hanging="360"/>
+      </w:pPr>
+    </w:lvl>
+    <w:lvl w:ilvl="8" w:tentative="1">
+      <w:start w:val="1"/>
+      <w:numFmt w:val="decimal"/>
+      <w:lvlText w:val="%9."/>
+      <w:lvlJc w:val="left"/>
+      <w:pPr>
+        <w:tabs>
+          <w:tab w:val="num" w:pos="6480"/>
+        </w:tabs>
+        <w:ind w:left="6480" w:hanging="360"/>
+      </w:pPr>
+    </w:lvl>
+  </w:abstractNum>
+  <w:abstractNum w:abstractNumId="7" w15:restartNumberingAfterBreak="0">
+    <w:nsid w:val="74EC4533"/>
+    <w:multiLevelType w:val="multilevel"/>
+    <w:tmpl w:val="E69210DA"/>
+    <w:lvl w:ilvl="0">
+      <w:start w:val="1"/>
+      <w:numFmt w:val="decimal"/>
+      <w:lvlText w:val="%1."/>
+      <w:lvlJc w:val="left"/>
+      <w:pPr>
+        <w:tabs>
+          <w:tab w:val="num" w:pos="720"/>
+        </w:tabs>
+        <w:ind w:left="720" w:hanging="360"/>
+      </w:pPr>
+    </w:lvl>
+    <w:lvl w:ilvl="1">
+      <w:start w:val="1"/>
+      <w:numFmt w:val="bullet"/>
+      <w:lvlText w:val="o"/>
+      <w:lvlJc w:val="left"/>
+      <w:pPr>
+        <w:tabs>
+          <w:tab w:val="num" w:pos="1440"/>
+        </w:tabs>
+        <w:ind w:left="1440" w:hanging="360"/>
+      </w:pPr>
+      <w:rPr>
+        <w:rFonts w:ascii="Courier New" w:hAnsi="Courier New" w:hint="default"/>
+        <w:sz w:val="20"/>
+      </w:rPr>
+    </w:lvl>
+    <w:lvl w:ilvl="2" w:tentative="1">
+      <w:start w:val="1"/>
+      <w:numFmt w:val="decimal"/>
+      <w:lvlText w:val="%3."/>
+      <w:lvlJc w:val="left"/>
+      <w:pPr>
+        <w:tabs>
+          <w:tab w:val="num" w:pos="2160"/>
+        </w:tabs>
+        <w:ind w:left="2160" w:hanging="360"/>
+      </w:pPr>
+    </w:lvl>
+    <w:lvl w:ilvl="3" w:tentative="1">
+      <w:start w:val="1"/>
+      <w:numFmt w:val="decimal"/>
+      <w:lvlText w:val="%4."/>
+      <w:lvlJc w:val="left"/>
+      <w:pPr>
+        <w:tabs>
+          <w:tab w:val="num" w:pos="2880"/>
+        </w:tabs>
+        <w:ind w:left="2880" w:hanging="360"/>
+      </w:pPr>
+    </w:lvl>
+    <w:lvl w:ilvl="4" w:tentative="1">
+      <w:start w:val="1"/>
+      <w:numFmt w:val="decimal"/>
+      <w:lvlText w:val="%5."/>
+      <w:lvlJc w:val="left"/>
+      <w:pPr>
+        <w:tabs>
+          <w:tab w:val="num" w:pos="3600"/>
+        </w:tabs>
+        <w:ind w:left="3600" w:hanging="360"/>
+      </w:pPr>
+    </w:lvl>
+    <w:lvl w:ilvl="5" w:tentative="1">
+      <w:start w:val="1"/>
+      <w:numFmt w:val="decimal"/>
+      <w:lvlText w:val="%6."/>
+      <w:lvlJc w:val="left"/>
+      <w:pPr>
+        <w:tabs>
+          <w:tab w:val="num" w:pos="4320"/>
+        </w:tabs>
+        <w:ind w:left="4320" w:hanging="360"/>
+      </w:pPr>
+    </w:lvl>
+    <w:lvl w:ilvl="6" w:tentative="1">
+      <w:start w:val="1"/>
+      <w:numFmt w:val="decimal"/>
+      <w:lvlText w:val="%7."/>
+      <w:lvlJc w:val="left"/>
+      <w:pPr>
+        <w:tabs>
+          <w:tab w:val="num" w:pos="5040"/>
+        </w:tabs>
+        <w:ind w:left="5040" w:hanging="360"/>
+      </w:pPr>
+    </w:lvl>
+    <w:lvl w:ilvl="7" w:tentative="1">
+      <w:start w:val="1"/>
+      <w:numFmt w:val="decimal"/>
+      <w:lvlText w:val="%8."/>
+      <w:lvlJc w:val="left"/>
+      <w:pPr>
+        <w:tabs>
+          <w:tab w:val="num" w:pos="5760"/>
+        </w:tabs>
+        <w:ind w:left="5760" w:hanging="360"/>
+      </w:pPr>
+    </w:lvl>
+    <w:lvl w:ilvl="8" w:tentative="1">
+      <w:start w:val="1"/>
+      <w:numFmt w:val="decimal"/>
+      <w:lvlText w:val="%9."/>
+      <w:lvlJc w:val="left"/>
+      <w:pPr>
+        <w:tabs>
+          <w:tab w:val="num" w:pos="6480"/>
+        </w:tabs>
+        <w:ind w:left="6480" w:hanging="360"/>
+      </w:pPr>
+    </w:lvl>
+  </w:abstractNum>
+  <w:abstractNum w:abstractNumId="8" w15:restartNumberingAfterBreak="0">
     <w:nsid w:val="78D72059"/>
     <w:multiLevelType w:val="hybridMultilevel"/>
     <w:tmpl w:val="8294D3EE"/>
@@ -8422,19 +11036,31 @@
     </w:lvl>
   </w:abstractNum>
   <w:num w:numId="1" w16cid:durableId="1594627564">
+    <w:abstractNumId w:val="4"/>
+  </w:num>
+  <w:num w:numId="2" w16cid:durableId="478621089">
+    <w:abstractNumId w:val="5"/>
+  </w:num>
+  <w:num w:numId="3" w16cid:durableId="789472959">
+    <w:abstractNumId w:val="3"/>
+  </w:num>
+  <w:num w:numId="4" w16cid:durableId="1887058366">
+    <w:abstractNumId w:val="8"/>
+  </w:num>
+  <w:num w:numId="5" w16cid:durableId="1708263368">
+    <w:abstractNumId w:val="1"/>
+  </w:num>
+  <w:num w:numId="6" w16cid:durableId="679819898">
+    <w:abstractNumId w:val="6"/>
+  </w:num>
+  <w:num w:numId="7" w16cid:durableId="110902754">
     <w:abstractNumId w:val="2"/>
   </w:num>
-  <w:num w:numId="2" w16cid:durableId="478621089">
-    <w:abstractNumId w:val="3"/>
+  <w:num w:numId="8" w16cid:durableId="1243568463">
+    <w:abstractNumId w:val="0"/>
   </w:num>
-  <w:num w:numId="3" w16cid:durableId="789472959">
-    <w:abstractNumId w:val="1"/>
-  </w:num>
-  <w:num w:numId="4" w16cid:durableId="1887058366">
-    <w:abstractNumId w:val="4"/>
-  </w:num>
-  <w:num w:numId="5" w16cid:durableId="1708263368">
-    <w:abstractNumId w:val="0"/>
+  <w:num w:numId="9" w16cid:durableId="1951474569">
+    <w:abstractNumId w:val="7"/>
   </w:num>
 </w:numbering>
 </file>
@@ -8752,7 +11378,6 @@
   <w:style w:type="character" w:default="1" w:styleId="DefaultParagraphFont">
     <w:name w:val="Default Paragraph Font"/>
     <w:uiPriority w:val="1"/>
-    <w:semiHidden/>
     <w:unhideWhenUsed/>
   </w:style>
   <w:style w:type="table" w:default="1" w:styleId="TableNormal">
